--- a/sample_protocols/Jeden zaměstnanec/LSZ_jeden_MUŽ.DOCX
+++ b/sample_protocols/Jeden zaměstnanec/LSZ_jeden_MUŽ.DOCX
@@ -301,9 +301,8 @@
           <w:highlight w:val="magenta"/>
           <w:lang w:eastAsia="cs-CZ"/>
         </w:rPr>
-        <w:t>LSZ {{section2_</w:t>
-      </w:r>
-      <w:proofErr w:type="gramStart"/>
+        <w:t>LSZ {{section2_firma.evidence_number</w:t>
+      </w:r>
       <w:r>
         <w:rPr>
           <w:rFonts w:asciiTheme="majorHAnsi" w:eastAsia="Times New Roman" w:hAnsiTheme="majorHAnsi" w:cs="Arial"/>
@@ -314,9 +313,8 @@
           <w:highlight w:val="magenta"/>
           <w:lang w:eastAsia="cs-CZ"/>
         </w:rPr>
-        <w:t>firma.evidence</w:t>
-      </w:r>
-      <w:proofErr w:type="gramEnd"/>
+        <w:t>}}</w:t>
+      </w:r>
       <w:r>
         <w:rPr>
           <w:rFonts w:asciiTheme="majorHAnsi" w:eastAsia="Times New Roman" w:hAnsiTheme="majorHAnsi" w:cs="Arial"/>
@@ -327,55 +325,17 @@
           <w:highlight w:val="magenta"/>
           <w:lang w:eastAsia="cs-CZ"/>
         </w:rPr>
-        <w:t>_number</w:t>
-      </w:r>
-      <w:proofErr w:type="gramStart"/>
-      <w:r>
+        <w:t>/2025</w:t>
+      </w:r>
+    </w:p>
+    <w:p>
+      <w:pPr>
         <w:rPr>
           <w:rFonts w:asciiTheme="majorHAnsi" w:eastAsia="Times New Roman" w:hAnsiTheme="majorHAnsi" w:cs="Arial"/>
           <w:b/>
           <w:bCs/>
           <w:sz w:val="28"/>
           <w:szCs w:val="28"/>
-          <w:highlight w:val="magenta"/>
-          <w:lang w:eastAsia="cs-CZ"/>
-        </w:rPr>
-        <w:t>}}</w:t>
-      </w:r>
-      <w:r>
-        <w:rPr>
-          <w:rFonts w:asciiTheme="majorHAnsi" w:eastAsia="Times New Roman" w:hAnsiTheme="majorHAnsi" w:cs="Arial"/>
-          <w:b/>
-          <w:bCs/>
-          <w:sz w:val="28"/>
-          <w:szCs w:val="28"/>
-          <w:highlight w:val="magenta"/>
-          <w:lang w:eastAsia="cs-CZ"/>
-        </w:rPr>
-        <w:t>/</w:t>
-      </w:r>
-      <w:proofErr w:type="gramEnd"/>
-      <w:r>
-        <w:rPr>
-          <w:rFonts w:asciiTheme="majorHAnsi" w:eastAsia="Times New Roman" w:hAnsiTheme="majorHAnsi" w:cs="Arial"/>
-          <w:b/>
-          <w:bCs/>
-          <w:sz w:val="28"/>
-          <w:szCs w:val="28"/>
-          <w:highlight w:val="magenta"/>
-          <w:lang w:eastAsia="cs-CZ"/>
-        </w:rPr>
-        <w:t>2025</w:t>
-      </w:r>
-    </w:p>
-    <w:p>
-      <w:pPr>
-        <w:rPr>
-          <w:rFonts w:asciiTheme="majorHAnsi" w:eastAsia="Times New Roman" w:hAnsiTheme="majorHAnsi" w:cs="Arial"/>
-          <w:b/>
-          <w:bCs/>
-          <w:sz w:val="28"/>
-          <w:szCs w:val="28"/>
           <w:lang w:eastAsia="cs-CZ"/>
         </w:rPr>
       </w:pPr>
@@ -417,9 +377,8 @@
           <w:highlight w:val="magenta"/>
           <w:lang w:eastAsia="cs-CZ"/>
         </w:rPr>
-        <w:t>{{section2_</w:t>
-      </w:r>
-      <w:proofErr w:type="gramStart"/>
+        <w:t>{{section2_firma.company</w:t>
+      </w:r>
       <w:r>
         <w:rPr>
           <w:rFonts w:ascii="Cambria" w:eastAsia="Times New Roman" w:hAnsi="Cambria" w:cs="Arial CE"/>
@@ -429,9 +388,29 @@
           <w:highlight w:val="magenta"/>
           <w:lang w:eastAsia="cs-CZ"/>
         </w:rPr>
-        <w:t>firma.company</w:t>
-      </w:r>
-      <w:proofErr w:type="gramEnd"/>
+        <w:t>}}</w:t>
+      </w:r>
+    </w:p>
+    <w:p>
+      <w:pPr>
+        <w:ind w:left="3540" w:hanging="3540"/>
+        <w:rPr>
+          <w:rFonts w:ascii="Cambria" w:eastAsia="Times New Roman" w:hAnsi="Cambria" w:cs="Arial CE"/>
+          <w:b/>
+          <w:sz w:val="24"/>
+          <w:szCs w:val="23"/>
+          <w:lang w:eastAsia="cs-CZ"/>
+        </w:rPr>
+      </w:pPr>
+      <w:r>
+        <w:rPr>
+          <w:rFonts w:asciiTheme="majorHAnsi" w:hAnsiTheme="majorHAnsi"/>
+          <w:sz w:val="24"/>
+          <w:szCs w:val="24"/>
+          <w:lang w:eastAsia="cs-CZ"/>
+        </w:rPr>
+        <w:tab/>
+      </w:r>
       <w:r>
         <w:rPr>
           <w:rFonts w:ascii="Cambria" w:eastAsia="Times New Roman" w:hAnsi="Cambria" w:cs="Arial CE"/>
@@ -441,28 +420,7 @@
           <w:highlight w:val="magenta"/>
           <w:lang w:eastAsia="cs-CZ"/>
         </w:rPr>
-        <w:t>}}</w:t>
-      </w:r>
-    </w:p>
-    <w:p>
-      <w:pPr>
-        <w:ind w:left="3540" w:hanging="3540"/>
-        <w:rPr>
-          <w:rFonts w:ascii="Cambria" w:eastAsia="Times New Roman" w:hAnsi="Cambria" w:cs="Arial CE"/>
-          <w:b/>
-          <w:sz w:val="24"/>
-          <w:szCs w:val="23"/>
-          <w:lang w:eastAsia="cs-CZ"/>
-        </w:rPr>
-      </w:pPr>
-      <w:r>
-        <w:rPr>
-          <w:rFonts w:asciiTheme="majorHAnsi" w:hAnsiTheme="majorHAnsi"/>
-          <w:sz w:val="24"/>
-          <w:szCs w:val="24"/>
-          <w:lang w:eastAsia="cs-CZ"/>
-        </w:rPr>
-        <w:tab/>
+        <w:t>{{section2_firma.address</w:t>
       </w:r>
       <w:r>
         <w:rPr>
@@ -473,9 +431,18 @@
           <w:highlight w:val="magenta"/>
           <w:lang w:eastAsia="cs-CZ"/>
         </w:rPr>
-        <w:t>{{section2_</w:t>
-      </w:r>
-      <w:proofErr w:type="gramStart"/>
+        <w:t>}}</w:t>
+      </w:r>
+      <w:r>
+        <w:rPr>
+          <w:rFonts w:ascii="Cambria" w:eastAsia="Times New Roman" w:hAnsi="Cambria" w:cs="Arial CE"/>
+          <w:b/>
+          <w:sz w:val="24"/>
+          <w:szCs w:val="23"/>
+          <w:lang w:eastAsia="cs-CZ"/>
+        </w:rPr>
+        <w:t xml:space="preserve"> </w:t>
+      </w:r>
       <w:r>
         <w:rPr>
           <w:rFonts w:ascii="Cambria" w:eastAsia="Times New Roman" w:hAnsi="Cambria" w:cs="Arial CE"/>
@@ -485,9 +452,8 @@
           <w:highlight w:val="magenta"/>
           <w:lang w:eastAsia="cs-CZ"/>
         </w:rPr>
-        <w:t>firma.address</w:t>
-      </w:r>
-      <w:proofErr w:type="gramEnd"/>
+        <w:t>{{section2_firma.house_number</w:t>
+      </w:r>
       <w:r>
         <w:rPr>
           <w:rFonts w:ascii="Cambria" w:eastAsia="Times New Roman" w:hAnsi="Cambria" w:cs="Arial CE"/>
@@ -501,14 +467,34 @@
       </w:r>
       <w:r>
         <w:rPr>
+          <w:rFonts w:asciiTheme="majorHAnsi" w:hAnsiTheme="majorHAnsi"/>
+          <w:sz w:val="24"/>
+          <w:szCs w:val="24"/>
+          <w:lang w:eastAsia="cs-CZ"/>
+        </w:rPr>
+        <w:tab/>
+      </w:r>
+      <w:r>
+        <w:rPr>
+          <w:rFonts w:asciiTheme="majorHAnsi" w:hAnsiTheme="majorHAnsi"/>
+          <w:sz w:val="24"/>
+          <w:szCs w:val="24"/>
+          <w:lang w:eastAsia="cs-CZ"/>
+        </w:rPr>
+        <w:tab/>
+      </w:r>
+    </w:p>
+    <w:p>
+      <w:pPr>
+        <w:ind w:left="3540"/>
+        <w:rPr>
           <w:rFonts w:ascii="Cambria" w:eastAsia="Times New Roman" w:hAnsi="Cambria" w:cs="Arial CE"/>
           <w:b/>
           <w:sz w:val="24"/>
           <w:szCs w:val="23"/>
           <w:lang w:eastAsia="cs-CZ"/>
         </w:rPr>
-        <w:t xml:space="preserve"> </w:t>
-      </w:r>
+      </w:pPr>
       <w:r>
         <w:rPr>
           <w:rFonts w:ascii="Cambria" w:eastAsia="Times New Roman" w:hAnsi="Cambria" w:cs="Arial CE"/>
@@ -518,9 +504,8 @@
           <w:highlight w:val="magenta"/>
           <w:lang w:eastAsia="cs-CZ"/>
         </w:rPr>
-        <w:t>{{section2_</w:t>
-      </w:r>
-      <w:proofErr w:type="gramStart"/>
+        <w:t>{{section2_firma.city</w:t>
+      </w:r>
       <w:r>
         <w:rPr>
           <w:rFonts w:ascii="Cambria" w:eastAsia="Times New Roman" w:hAnsi="Cambria" w:cs="Arial CE"/>
@@ -530,9 +515,18 @@
           <w:highlight w:val="magenta"/>
           <w:lang w:eastAsia="cs-CZ"/>
         </w:rPr>
-        <w:t>firma.house</w:t>
-      </w:r>
-      <w:proofErr w:type="gramEnd"/>
+        <w:t>}}</w:t>
+      </w:r>
+      <w:r>
+        <w:rPr>
+          <w:rFonts w:ascii="Cambria" w:eastAsia="Times New Roman" w:hAnsi="Cambria" w:cs="Arial CE"/>
+          <w:b/>
+          <w:sz w:val="24"/>
+          <w:szCs w:val="23"/>
+          <w:lang w:eastAsia="cs-CZ"/>
+        </w:rPr>
+        <w:t xml:space="preserve"> </w:t>
+      </w:r>
       <w:r>
         <w:rPr>
           <w:rFonts w:ascii="Cambria" w:eastAsia="Times New Roman" w:hAnsi="Cambria" w:cs="Arial CE"/>
@@ -542,7 +536,7 @@
           <w:highlight w:val="magenta"/>
           <w:lang w:eastAsia="cs-CZ"/>
         </w:rPr>
-        <w:t>_number</w:t>
+        <w:t>{{section2_firma.city_district</w:t>
       </w:r>
       <w:r>
         <w:rPr>
@@ -557,34 +551,14 @@
       </w:r>
       <w:r>
         <w:rPr>
-          <w:rFonts w:asciiTheme="majorHAnsi" w:hAnsiTheme="majorHAnsi"/>
-          <w:sz w:val="24"/>
-          <w:szCs w:val="24"/>
-          <w:lang w:eastAsia="cs-CZ"/>
-        </w:rPr>
-        <w:tab/>
-      </w:r>
-      <w:r>
-        <w:rPr>
-          <w:rFonts w:asciiTheme="majorHAnsi" w:hAnsiTheme="majorHAnsi"/>
-          <w:sz w:val="24"/>
-          <w:szCs w:val="24"/>
-          <w:lang w:eastAsia="cs-CZ"/>
-        </w:rPr>
-        <w:tab/>
-      </w:r>
-    </w:p>
-    <w:p>
-      <w:pPr>
-        <w:ind w:left="3540"/>
-        <w:rPr>
           <w:rFonts w:ascii="Cambria" w:eastAsia="Times New Roman" w:hAnsi="Cambria" w:cs="Arial CE"/>
           <w:b/>
           <w:sz w:val="24"/>
           <w:szCs w:val="23"/>
           <w:lang w:eastAsia="cs-CZ"/>
         </w:rPr>
-      </w:pPr>
+        <w:t xml:space="preserve"> </w:t>
+      </w:r>
       <w:r>
         <w:rPr>
           <w:rFonts w:ascii="Cambria" w:eastAsia="Times New Roman" w:hAnsi="Cambria" w:cs="Arial CE"/>
@@ -594,9 +568,8 @@
           <w:highlight w:val="magenta"/>
           <w:lang w:eastAsia="cs-CZ"/>
         </w:rPr>
-        <w:t>{{section2_</w:t>
-      </w:r>
-      <w:proofErr w:type="gramStart"/>
+        <w:t>{{section2_firma.postal_code</w:t>
+      </w:r>
       <w:r>
         <w:rPr>
           <w:rFonts w:ascii="Cambria" w:eastAsia="Times New Roman" w:hAnsi="Cambria" w:cs="Arial CE"/>
@@ -606,9 +579,39 @@
           <w:highlight w:val="magenta"/>
           <w:lang w:eastAsia="cs-CZ"/>
         </w:rPr>
-        <w:t>firma.city</w:t>
-      </w:r>
-      <w:proofErr w:type="gramEnd"/>
+        <w:t>}}</w:t>
+      </w:r>
+    </w:p>
+    <w:p>
+      <w:pPr>
+        <w:ind w:left="3540" w:hanging="3540"/>
+        <w:rPr>
+          <w:rFonts w:asciiTheme="majorHAnsi" w:hAnsiTheme="majorHAnsi"/>
+          <w:b/>
+          <w:bCs/>
+          <w:sz w:val="24"/>
+          <w:szCs w:val="24"/>
+          <w:lang w:eastAsia="cs-CZ"/>
+        </w:rPr>
+      </w:pPr>
+      <w:r>
+        <w:rPr>
+          <w:rFonts w:asciiTheme="majorHAnsi" w:hAnsiTheme="majorHAnsi"/>
+          <w:sz w:val="24"/>
+          <w:szCs w:val="24"/>
+          <w:lang w:eastAsia="cs-CZ"/>
+        </w:rPr>
+        <w:t>IČO:</w:t>
+      </w:r>
+      <w:r>
+        <w:rPr>
+          <w:rFonts w:asciiTheme="majorHAnsi" w:hAnsiTheme="majorHAnsi"/>
+          <w:sz w:val="24"/>
+          <w:szCs w:val="24"/>
+          <w:lang w:eastAsia="cs-CZ"/>
+        </w:rPr>
+        <w:tab/>
+      </w:r>
       <w:r>
         <w:rPr>
           <w:rFonts w:ascii="Cambria" w:eastAsia="Times New Roman" w:hAnsi="Cambria" w:cs="Arial CE"/>
@@ -618,17 +621,7 @@
           <w:highlight w:val="magenta"/>
           <w:lang w:eastAsia="cs-CZ"/>
         </w:rPr>
-        <w:t>}}</w:t>
-      </w:r>
-      <w:r>
-        <w:rPr>
-          <w:rFonts w:ascii="Cambria" w:eastAsia="Times New Roman" w:hAnsi="Cambria" w:cs="Arial CE"/>
-          <w:b/>
-          <w:sz w:val="24"/>
-          <w:szCs w:val="23"/>
-          <w:lang w:eastAsia="cs-CZ"/>
-        </w:rPr>
-        <w:t xml:space="preserve"> </w:t>
+        <w:t>{{section2_firma.ico</w:t>
       </w:r>
       <w:r>
         <w:rPr>
@@ -639,150 +632,6 @@
           <w:highlight w:val="magenta"/>
           <w:lang w:eastAsia="cs-CZ"/>
         </w:rPr>
-        <w:t>{{section2_</w:t>
-      </w:r>
-      <w:proofErr w:type="gramStart"/>
-      <w:r>
-        <w:rPr>
-          <w:rFonts w:ascii="Cambria" w:eastAsia="Times New Roman" w:hAnsi="Cambria" w:cs="Arial CE"/>
-          <w:b/>
-          <w:sz w:val="24"/>
-          <w:szCs w:val="23"/>
-          <w:highlight w:val="magenta"/>
-          <w:lang w:eastAsia="cs-CZ"/>
-        </w:rPr>
-        <w:t>firma.city</w:t>
-      </w:r>
-      <w:proofErr w:type="gramEnd"/>
-      <w:r>
-        <w:rPr>
-          <w:rFonts w:ascii="Cambria" w:eastAsia="Times New Roman" w:hAnsi="Cambria" w:cs="Arial CE"/>
-          <w:b/>
-          <w:sz w:val="24"/>
-          <w:szCs w:val="23"/>
-          <w:highlight w:val="magenta"/>
-          <w:lang w:eastAsia="cs-CZ"/>
-        </w:rPr>
-        <w:t>_district</w:t>
-      </w:r>
-      <w:r>
-        <w:rPr>
-          <w:rFonts w:ascii="Cambria" w:eastAsia="Times New Roman" w:hAnsi="Cambria" w:cs="Arial CE"/>
-          <w:b/>
-          <w:sz w:val="24"/>
-          <w:szCs w:val="23"/>
-          <w:highlight w:val="magenta"/>
-          <w:lang w:eastAsia="cs-CZ"/>
-        </w:rPr>
-        <w:t>}}</w:t>
-      </w:r>
-      <w:r>
-        <w:rPr>
-          <w:rFonts w:ascii="Cambria" w:eastAsia="Times New Roman" w:hAnsi="Cambria" w:cs="Arial CE"/>
-          <w:b/>
-          <w:sz w:val="24"/>
-          <w:szCs w:val="23"/>
-          <w:lang w:eastAsia="cs-CZ"/>
-        </w:rPr>
-        <w:t xml:space="preserve"> </w:t>
-      </w:r>
-      <w:r>
-        <w:rPr>
-          <w:rFonts w:ascii="Cambria" w:eastAsia="Times New Roman" w:hAnsi="Cambria" w:cs="Arial CE"/>
-          <w:b/>
-          <w:sz w:val="24"/>
-          <w:szCs w:val="23"/>
-          <w:highlight w:val="magenta"/>
-          <w:lang w:eastAsia="cs-CZ"/>
-        </w:rPr>
-        <w:t>{{section2_</w:t>
-      </w:r>
-      <w:proofErr w:type="gramStart"/>
-      <w:r>
-        <w:rPr>
-          <w:rFonts w:ascii="Cambria" w:eastAsia="Times New Roman" w:hAnsi="Cambria" w:cs="Arial CE"/>
-          <w:b/>
-          <w:sz w:val="24"/>
-          <w:szCs w:val="23"/>
-          <w:highlight w:val="magenta"/>
-          <w:lang w:eastAsia="cs-CZ"/>
-        </w:rPr>
-        <w:t>firma.postal</w:t>
-      </w:r>
-      <w:proofErr w:type="gramEnd"/>
-      <w:r>
-        <w:rPr>
-          <w:rFonts w:ascii="Cambria" w:eastAsia="Times New Roman" w:hAnsi="Cambria" w:cs="Arial CE"/>
-          <w:b/>
-          <w:sz w:val="24"/>
-          <w:szCs w:val="23"/>
-          <w:highlight w:val="magenta"/>
-          <w:lang w:eastAsia="cs-CZ"/>
-        </w:rPr>
-        <w:t>_code</w:t>
-      </w:r>
-      <w:r>
-        <w:rPr>
-          <w:rFonts w:ascii="Cambria" w:eastAsia="Times New Roman" w:hAnsi="Cambria" w:cs="Arial CE"/>
-          <w:b/>
-          <w:sz w:val="24"/>
-          <w:szCs w:val="23"/>
-          <w:highlight w:val="magenta"/>
-          <w:lang w:eastAsia="cs-CZ"/>
-        </w:rPr>
-        <w:t>}}</w:t>
-      </w:r>
-    </w:p>
-    <w:p>
-      <w:pPr>
-        <w:ind w:left="3540" w:hanging="3540"/>
-        <w:rPr>
-          <w:rFonts w:asciiTheme="majorHAnsi" w:hAnsiTheme="majorHAnsi"/>
-          <w:b/>
-          <w:bCs/>
-          <w:sz w:val="24"/>
-          <w:szCs w:val="24"/>
-          <w:lang w:eastAsia="cs-CZ"/>
-        </w:rPr>
-      </w:pPr>
-      <w:r>
-        <w:rPr>
-          <w:rFonts w:asciiTheme="majorHAnsi" w:hAnsiTheme="majorHAnsi"/>
-          <w:sz w:val="24"/>
-          <w:szCs w:val="24"/>
-          <w:lang w:eastAsia="cs-CZ"/>
-        </w:rPr>
-        <w:t>IČO:</w:t>
-      </w:r>
-      <w:r>
-        <w:rPr>
-          <w:rFonts w:asciiTheme="majorHAnsi" w:hAnsiTheme="majorHAnsi"/>
-          <w:sz w:val="24"/>
-          <w:szCs w:val="24"/>
-          <w:lang w:eastAsia="cs-CZ"/>
-        </w:rPr>
-        <w:tab/>
-      </w:r>
-      <w:r>
-        <w:rPr>
-          <w:rFonts w:ascii="Cambria" w:eastAsia="Times New Roman" w:hAnsi="Cambria" w:cs="Arial CE"/>
-          <w:b/>
-          <w:sz w:val="24"/>
-          <w:szCs w:val="23"/>
-          <w:highlight w:val="magenta"/>
-          <w:lang w:eastAsia="cs-CZ"/>
-        </w:rPr>
-        <w:t>{{section2_firma.ico</w:t>
-      </w:r>
-      <w:r>
-        <w:rPr>
-          <w:rFonts w:ascii="Cambria" w:eastAsia="Times New Roman" w:hAnsi="Cambria" w:cs="Arial CE"/>
-          <w:b/>
-          <w:sz w:val="24"/>
-          <w:szCs w:val="23"/>
-          <w:highlight w:val="magenta"/>
-          <w:lang w:eastAsia="cs-CZ"/>
-        </w:rPr>
         <w:t>}}</w:t>
       </w:r>
     </w:p>
@@ -861,9 +710,8 @@
           <w:szCs w:val="24"/>
           <w:lang w:eastAsia="cs-CZ"/>
         </w:rPr>
-        <w:t>{{section2_</w:t>
-      </w:r>
-      <w:proofErr w:type="gramStart"/>
+        <w:t>{{section2_firma.profession_name}}</w:t>
+      </w:r>
       <w:r>
         <w:rPr>
           <w:rFonts w:ascii="Cambria" w:eastAsia="Times New Roman" w:hAnsi="Cambria" w:cs="Arial CE"/>
@@ -872,10 +720,11 @@
           <w:szCs w:val="24"/>
           <w:lang w:eastAsia="cs-CZ"/>
         </w:rPr>
-        <w:t>firma.profession</w:t>
-      </w:r>
-      <w:proofErr w:type="gramEnd"/>
-      <w:r>
+        <w:t xml:space="preserve"> - muž</w:t>
+      </w:r>
+    </w:p>
+    <w:p>
+      <w:pPr>
         <w:rPr>
           <w:rFonts w:ascii="Cambria" w:eastAsia="Times New Roman" w:hAnsi="Cambria" w:cs="Arial CE"/>
           <w:b/>
@@ -883,11 +732,35 @@
           <w:szCs w:val="24"/>
           <w:lang w:eastAsia="cs-CZ"/>
         </w:rPr>
-        <w:t>_name}}</w:t>
-      </w:r>
-    </w:p>
-    <w:p>
-      <w:pPr>
+      </w:pPr>
+      <w:r>
+        <w:rPr>
+          <w:rFonts w:asciiTheme="majorHAnsi" w:hAnsiTheme="majorHAnsi"/>
+          <w:sz w:val="24"/>
+          <w:szCs w:val="24"/>
+          <w:lang w:eastAsia="cs-CZ"/>
+        </w:rPr>
+        <w:t>Pracoviště:</w:t>
+      </w:r>
+      <w:r>
+        <w:rPr>
+          <w:rFonts w:asciiTheme="majorHAnsi" w:hAnsiTheme="majorHAnsi"/>
+          <w:sz w:val="24"/>
+          <w:szCs w:val="24"/>
+          <w:lang w:eastAsia="cs-CZ"/>
+        </w:rPr>
+        <w:tab/>
+      </w:r>
+      <w:r>
+        <w:rPr>
+          <w:rFonts w:asciiTheme="majorHAnsi" w:hAnsiTheme="majorHAnsi"/>
+          <w:sz w:val="24"/>
+          <w:szCs w:val="24"/>
+          <w:lang w:eastAsia="cs-CZ"/>
+        </w:rPr>
+        <w:tab/>
+      </w:r>
+      <w:r>
         <w:rPr>
           <w:rFonts w:ascii="Cambria" w:eastAsia="Times New Roman" w:hAnsi="Cambria" w:cs="Arial CE"/>
           <w:b/>
@@ -895,65 +768,7 @@
           <w:szCs w:val="24"/>
           <w:lang w:eastAsia="cs-CZ"/>
         </w:rPr>
-      </w:pPr>
-      <w:r>
-        <w:rPr>
-          <w:rFonts w:asciiTheme="majorHAnsi" w:hAnsiTheme="majorHAnsi"/>
-          <w:sz w:val="24"/>
-          <w:szCs w:val="24"/>
-          <w:lang w:eastAsia="cs-CZ"/>
-        </w:rPr>
-        <w:t>Pracoviště:</w:t>
-      </w:r>
-      <w:r>
-        <w:rPr>
-          <w:rFonts w:asciiTheme="majorHAnsi" w:hAnsiTheme="majorHAnsi"/>
-          <w:sz w:val="24"/>
-          <w:szCs w:val="24"/>
-          <w:lang w:eastAsia="cs-CZ"/>
-        </w:rPr>
-        <w:tab/>
-      </w:r>
-      <w:r>
-        <w:rPr>
-          <w:rFonts w:asciiTheme="majorHAnsi" w:hAnsiTheme="majorHAnsi"/>
-          <w:sz w:val="24"/>
-          <w:szCs w:val="24"/>
-          <w:lang w:eastAsia="cs-CZ"/>
-        </w:rPr>
-        <w:tab/>
-      </w:r>
-      <w:r>
-        <w:rPr>
-          <w:rFonts w:ascii="Cambria" w:eastAsia="Times New Roman" w:hAnsi="Cambria" w:cs="Arial CE"/>
-          <w:b/>
-          <w:sz w:val="24"/>
-          <w:szCs w:val="24"/>
-          <w:lang w:eastAsia="cs-CZ"/>
-        </w:rPr>
-        <w:t>{{section2_</w:t>
-      </w:r>
-      <w:proofErr w:type="gramStart"/>
-      <w:r>
-        <w:rPr>
-          <w:rFonts w:ascii="Cambria" w:eastAsia="Times New Roman" w:hAnsi="Cambria" w:cs="Arial CE"/>
-          <w:b/>
-          <w:sz w:val="24"/>
-          <w:szCs w:val="24"/>
-          <w:lang w:eastAsia="cs-CZ"/>
-        </w:rPr>
-        <w:t>firma.workplace</w:t>
-      </w:r>
-      <w:proofErr w:type="gramEnd"/>
-      <w:r>
-        <w:rPr>
-          <w:rFonts w:ascii="Cambria" w:eastAsia="Times New Roman" w:hAnsi="Cambria" w:cs="Arial CE"/>
-          <w:b/>
-          <w:sz w:val="24"/>
-          <w:szCs w:val="24"/>
-          <w:lang w:eastAsia="cs-CZ"/>
-        </w:rPr>
-        <w:t>}}</w:t>
+        <w:t>{{section2_firma.workplace}}</w:t>
       </w:r>
     </w:p>
     <w:p>
@@ -1156,31 +971,7 @@
           <w:highlight w:val="magenta"/>
           <w:lang w:eastAsia="cs-CZ"/>
         </w:rPr>
-        <w:t>{{</w:t>
-      </w:r>
-      <w:proofErr w:type="spellStart"/>
-      <w:r>
-        <w:rPr>
-          <w:rFonts w:ascii="Cambria" w:eastAsia="Times New Roman" w:hAnsi="Cambria" w:cs="Arial CE"/>
-          <w:b/>
-          <w:sz w:val="24"/>
-          <w:szCs w:val="24"/>
-          <w:highlight w:val="magenta"/>
-          <w:lang w:eastAsia="cs-CZ"/>
-        </w:rPr>
-        <w:t>today_date</w:t>
-      </w:r>
-      <w:proofErr w:type="spellEnd"/>
-      <w:r>
-        <w:rPr>
-          <w:rFonts w:ascii="Cambria" w:eastAsia="Times New Roman" w:hAnsi="Cambria" w:cs="Arial CE"/>
-          <w:b/>
-          <w:sz w:val="24"/>
-          <w:szCs w:val="24"/>
-          <w:highlight w:val="magenta"/>
-          <w:lang w:eastAsia="cs-CZ"/>
-        </w:rPr>
-        <w:t>}}</w:t>
+        <w:t>{{today_date}}</w:t>
       </w:r>
       <w:r>
         <w:rPr>
@@ -1245,9 +1036,8 @@
           <w:highlight w:val="magenta"/>
           <w:lang w:eastAsia="cs-CZ"/>
         </w:rPr>
-        <w:t>LSZ {{section2_</w:t>
-      </w:r>
-      <w:proofErr w:type="gramStart"/>
+        <w:t>LSZ {{section2_firma.evidence_number</w:t>
+      </w:r>
       <w:r>
         <w:rPr>
           <w:sz w:val="20"/>
@@ -1255,9 +1045,8 @@
           <w:highlight w:val="magenta"/>
           <w:lang w:eastAsia="cs-CZ"/>
         </w:rPr>
-        <w:t>firma.evidence</w:t>
-      </w:r>
-      <w:proofErr w:type="gramEnd"/>
+        <w:t>}}</w:t>
+      </w:r>
       <w:r>
         <w:rPr>
           <w:sz w:val="20"/>
@@ -1265,36 +1054,7 @@
           <w:highlight w:val="magenta"/>
           <w:lang w:eastAsia="cs-CZ"/>
         </w:rPr>
-        <w:t>_number</w:t>
-      </w:r>
-      <w:proofErr w:type="gramStart"/>
-      <w:r>
-        <w:rPr>
-          <w:sz w:val="20"/>
-          <w:szCs w:val="20"/>
-          <w:highlight w:val="magenta"/>
-          <w:lang w:eastAsia="cs-CZ"/>
-        </w:rPr>
-        <w:t>}}</w:t>
-      </w:r>
-      <w:r>
-        <w:rPr>
-          <w:sz w:val="20"/>
-          <w:szCs w:val="20"/>
-          <w:highlight w:val="magenta"/>
-          <w:lang w:eastAsia="cs-CZ"/>
-        </w:rPr>
-        <w:t>/</w:t>
-      </w:r>
-      <w:proofErr w:type="gramEnd"/>
-      <w:r>
-        <w:rPr>
-          <w:sz w:val="20"/>
-          <w:szCs w:val="20"/>
-          <w:highlight w:val="magenta"/>
-          <w:lang w:eastAsia="cs-CZ"/>
-        </w:rPr>
-        <w:t>2025</w:t>
+        <w:t>/2025</w:t>
       </w:r>
     </w:p>
     <w:p>
@@ -1351,10 +1111,14 @@
           <w:szCs w:val="20"/>
           <w:lang w:eastAsia="cs-CZ"/>
         </w:rPr>
-        <w:t xml:space="preserve">Měření lokální svalové zátěže bylo provedeno metodou integrované elektromyografie přístrojem EMG </w:t>
-      </w:r>
-      <w:proofErr w:type="spellStart"/>
-      <w:r>
+        <w:t xml:space="preserve">Měření lokální svalové zátěže bylo provedeno metodou integrované elektromyografie přístrojem EMG Holter. Integrace je matematický proces, který vypočítává plochu opsanou křivkou. Pro integraci EMG signálu je použit celovlnný usměrňovač a elektrický integrátor. Integrovaný elektromyogram představuje celkovou svalovou aktivitu a je funkcí amplitudy, trvání a frekvence v průběhu jednotlivých EMG potenciálů. EMG potenciály jsou snímány speciálními povrchovými elektrodami. Snímaný signál je zesílen diferenciálním zesilovačem, filtrován, celovlnně usměrňován, integrován, digitalizován a průběžně ukládán do paměti, EMG signály jsou vzorkovány 20x za sekundu. Následně je vypočtena jejich průměrná hodnota, která je ukládána do paměti přístroje. </w:t>
+      </w:r>
+    </w:p>
+    <w:p>
+      <w:pPr>
+        <w:pStyle w:val="Nadpis2"/>
+        <w:spacing w:before="0" w:after="120" w:line="276" w:lineRule="auto"/>
+        <w:jc w:val="both"/>
         <w:rPr>
           <w:rFonts w:asciiTheme="minorHAnsi" w:eastAsia="Times New Roman" w:hAnsiTheme="minorHAnsi" w:cstheme="minorHAnsi"/>
           <w:b w:val="0"/>
@@ -1363,9 +1127,7 @@
           <w:szCs w:val="20"/>
           <w:lang w:eastAsia="cs-CZ"/>
         </w:rPr>
-        <w:t>Holter</w:t>
-      </w:r>
-      <w:proofErr w:type="spellEnd"/>
+      </w:pPr>
       <w:r>
         <w:rPr>
           <w:rFonts w:asciiTheme="minorHAnsi" w:eastAsia="Times New Roman" w:hAnsiTheme="minorHAnsi" w:cstheme="minorHAnsi"/>
@@ -1375,129 +1137,7 @@
           <w:szCs w:val="20"/>
           <w:lang w:eastAsia="cs-CZ"/>
         </w:rPr>
-        <w:t xml:space="preserve">. Integrace je matematický proces, který vypočítává plochu opsanou křivkou. Pro integraci EMG signálu je použit </w:t>
-      </w:r>
-      <w:proofErr w:type="spellStart"/>
-      <w:r>
-        <w:rPr>
-          <w:rFonts w:asciiTheme="minorHAnsi" w:eastAsia="Times New Roman" w:hAnsiTheme="minorHAnsi" w:cstheme="minorHAnsi"/>
-          <w:b w:val="0"/>
-          <w:bCs w:val="0"/>
-          <w:sz w:val="20"/>
-          <w:szCs w:val="20"/>
-          <w:lang w:eastAsia="cs-CZ"/>
-        </w:rPr>
-        <w:t>celovlnný</w:t>
-      </w:r>
-      <w:proofErr w:type="spellEnd"/>
-      <w:r>
-        <w:rPr>
-          <w:rFonts w:asciiTheme="minorHAnsi" w:eastAsia="Times New Roman" w:hAnsiTheme="minorHAnsi" w:cstheme="minorHAnsi"/>
-          <w:b w:val="0"/>
-          <w:bCs w:val="0"/>
-          <w:sz w:val="20"/>
-          <w:szCs w:val="20"/>
-          <w:lang w:eastAsia="cs-CZ"/>
-        </w:rPr>
-        <w:t xml:space="preserve"> usměrňovač a elektrický integrátor. Integrovaný elektromyogram představuje celkovou svalovou aktivitu a je funkcí amplitudy, trvání a frekvence v průběhu jednotlivých EMG potenciálů. EMG potenciály jsou snímány speciálními povrchovými elektrodami. Snímaný signál je zesílen diferenciálním zesilovačem, filtrován, </w:t>
-      </w:r>
-      <w:proofErr w:type="spellStart"/>
-      <w:r>
-        <w:rPr>
-          <w:rFonts w:asciiTheme="minorHAnsi" w:eastAsia="Times New Roman" w:hAnsiTheme="minorHAnsi" w:cstheme="minorHAnsi"/>
-          <w:b w:val="0"/>
-          <w:bCs w:val="0"/>
-          <w:sz w:val="20"/>
-          <w:szCs w:val="20"/>
-          <w:lang w:eastAsia="cs-CZ"/>
-        </w:rPr>
-        <w:t>celovlnně</w:t>
-      </w:r>
-      <w:proofErr w:type="spellEnd"/>
-      <w:r>
-        <w:rPr>
-          <w:rFonts w:asciiTheme="minorHAnsi" w:eastAsia="Times New Roman" w:hAnsiTheme="minorHAnsi" w:cstheme="minorHAnsi"/>
-          <w:b w:val="0"/>
-          <w:bCs w:val="0"/>
-          <w:sz w:val="20"/>
-          <w:szCs w:val="20"/>
-          <w:lang w:eastAsia="cs-CZ"/>
-        </w:rPr>
-        <w:t xml:space="preserve"> usměrňován, integrován, digitalizován a průběžně ukládán do paměti, EMG signály jsou vzorkovány 20x za sekundu. Následně je vypočtena jejich průměrná hodnota, která je ukládána do paměti přístroje. </w:t>
-      </w:r>
-    </w:p>
-    <w:p>
-      <w:pPr>
-        <w:pStyle w:val="Nadpis2"/>
-        <w:spacing w:before="0" w:after="120" w:line="276" w:lineRule="auto"/>
-        <w:jc w:val="both"/>
-        <w:rPr>
-          <w:rFonts w:asciiTheme="minorHAnsi" w:eastAsia="Times New Roman" w:hAnsiTheme="minorHAnsi" w:cstheme="minorHAnsi"/>
-          <w:b w:val="0"/>
-          <w:bCs w:val="0"/>
-          <w:sz w:val="20"/>
-          <w:szCs w:val="20"/>
-          <w:lang w:eastAsia="cs-CZ"/>
-        </w:rPr>
-      </w:pPr>
-      <w:r>
-        <w:rPr>
-          <w:rFonts w:asciiTheme="minorHAnsi" w:eastAsia="Times New Roman" w:hAnsiTheme="minorHAnsi" w:cstheme="minorHAnsi"/>
-          <w:b w:val="0"/>
-          <w:bCs w:val="0"/>
-          <w:sz w:val="20"/>
-          <w:szCs w:val="20"/>
-          <w:lang w:eastAsia="cs-CZ"/>
-        </w:rPr>
-        <w:t xml:space="preserve">Pomocí programu je pak vypočtena časově vážená průměrná celosměnová hodnota vynakládané svalové síly, vyjádřená v procentech z maxima (referenční hodnoty) – při výpočtu je odečten posun křivky od nulové linie. Tyto hodnoty jsou rovněž vypočteny pro jednotlivé pracovní operace. V případě bezpečnostních přestávek, technologických prostojů apod., činí použitá hodnota pro všechny měřené svalové skupiny 3,00 % </w:t>
-      </w:r>
-      <w:proofErr w:type="spellStart"/>
-      <w:r>
-        <w:rPr>
-          <w:rFonts w:asciiTheme="minorHAnsi" w:eastAsia="Times New Roman" w:hAnsiTheme="minorHAnsi" w:cstheme="minorHAnsi"/>
-          <w:b w:val="0"/>
-          <w:bCs w:val="0"/>
-          <w:sz w:val="20"/>
-          <w:szCs w:val="20"/>
-          <w:lang w:eastAsia="cs-CZ"/>
-        </w:rPr>
-        <w:t>Fmax</w:t>
-      </w:r>
-      <w:proofErr w:type="spellEnd"/>
-      <w:r>
-        <w:rPr>
-          <w:rFonts w:asciiTheme="minorHAnsi" w:eastAsia="Times New Roman" w:hAnsiTheme="minorHAnsi" w:cstheme="minorHAnsi"/>
-          <w:b w:val="0"/>
-          <w:bCs w:val="0"/>
-          <w:sz w:val="20"/>
-          <w:szCs w:val="20"/>
-          <w:lang w:eastAsia="cs-CZ"/>
-        </w:rPr>
-        <w:t xml:space="preserve">. U činností jako jsou příprava a úklid pracoviště, jsou pro časové vážení užity hodnoty 5,00–8,00 % </w:t>
-      </w:r>
-      <w:proofErr w:type="spellStart"/>
-      <w:r>
-        <w:rPr>
-          <w:rFonts w:asciiTheme="minorHAnsi" w:eastAsia="Times New Roman" w:hAnsiTheme="minorHAnsi" w:cstheme="minorHAnsi"/>
-          <w:b w:val="0"/>
-          <w:bCs w:val="0"/>
-          <w:sz w:val="20"/>
-          <w:szCs w:val="20"/>
-          <w:lang w:eastAsia="cs-CZ"/>
-        </w:rPr>
-        <w:t>Fmax</w:t>
-      </w:r>
-      <w:proofErr w:type="spellEnd"/>
-      <w:r>
-        <w:rPr>
-          <w:rFonts w:asciiTheme="minorHAnsi" w:eastAsia="Times New Roman" w:hAnsiTheme="minorHAnsi" w:cstheme="minorHAnsi"/>
-          <w:b w:val="0"/>
-          <w:bCs w:val="0"/>
-          <w:sz w:val="20"/>
-          <w:szCs w:val="20"/>
-          <w:lang w:eastAsia="cs-CZ"/>
-        </w:rPr>
-        <w:t xml:space="preserve"> pro všechny měřené svalové skupiny (pokud tyto činnosti nebyly měřeny). Hodnoceny byly změny EMG potenciálů flexorů a extenzorů rukou a předloktí obou horních končetin (EMG 1 – svalové skupiny extenzorů pravé ruky a předloktí, EMG 2 – svalové skupiny flexorů pravé ruky a předloktí, EMG 3 – svalové skupiny extenzorů levé ruky a předloktí, EMG 4 – svalové skupiny flexorů levé ruky a předloktí). Četnost pracovních pohybů byla kalkulována na základě videozáznamu měřených pracovních činností v kombinaci s přímým odečtem při měření na pracovišti. </w:t>
+        <w:t xml:space="preserve">Pomocí programu je pak vypočtena časově vážená průměrná celosměnová hodnota vynakládané svalové síly, vyjádřená v procentech z maxima (referenční hodnoty) – při výpočtu je odečten posun křivky od nulové linie. Tyto hodnoty jsou rovněž vypočteny pro jednotlivé pracovní operace. V případě bezpečnostních přestávek, technologických prostojů apod., činí použitá hodnota pro všechny měřené svalové skupiny 3,00 % Fmax. U činností jako jsou příprava a úklid pracoviště, jsou pro časové vážení užity hodnoty 5,00–8,00 % Fmax pro všechny měřené svalové skupiny (pokud tyto činnosti nebyly měřeny). Hodnoceny byly změny EMG potenciálů flexorů a extenzorů rukou a předloktí obou horních končetin (EMG 1 – svalové skupiny extenzorů pravé ruky a předloktí, EMG 2 – svalové skupiny flexorů pravé ruky a předloktí, EMG 3 – svalové skupiny extenzorů levé ruky a předloktí, EMG 4 – svalové skupiny flexorů levé ruky a předloktí). Četnost pracovních pohybů byla kalkulována na základě videozáznamu měřených pracovních činností v kombinaci s přímým odečtem při měření na pracovišti. </w:t>
       </w:r>
     </w:p>
     <w:p>
@@ -1746,25 +1386,7 @@
                 <w:color w:val="000000"/>
                 <w:szCs w:val="20"/>
               </w:rPr>
-              <w:t xml:space="preserve">EMG </w:t>
-            </w:r>
-            <w:proofErr w:type="spellStart"/>
-            <w:r>
-              <w:rPr>
-                <w:rFonts w:ascii="Calibri" w:hAnsi="Calibri" w:cs="Calibri"/>
-                <w:color w:val="000000"/>
-                <w:szCs w:val="20"/>
-              </w:rPr>
-              <w:t>Holter</w:t>
-            </w:r>
-            <w:proofErr w:type="spellEnd"/>
-            <w:r>
-              <w:rPr>
-                <w:rFonts w:ascii="Calibri" w:hAnsi="Calibri" w:cs="Calibri"/>
-                <w:color w:val="000000"/>
-                <w:szCs w:val="20"/>
-              </w:rPr>
-              <w:t xml:space="preserve"> č. 60/16 + příslušenství</w:t>
+              <w:t>EMG Holter č. 60/16 + příslušenství</w:t>
             </w:r>
           </w:p>
         </w:tc>
@@ -1817,25 +1439,7 @@
                 <w:color w:val="000000"/>
                 <w:szCs w:val="20"/>
               </w:rPr>
-              <w:t xml:space="preserve">EMG </w:t>
-            </w:r>
-            <w:proofErr w:type="spellStart"/>
-            <w:r>
-              <w:rPr>
-                <w:rFonts w:ascii="Calibri" w:hAnsi="Calibri" w:cs="Calibri"/>
-                <w:color w:val="000000"/>
-                <w:szCs w:val="20"/>
-              </w:rPr>
-              <w:t>Holter</w:t>
-            </w:r>
-            <w:proofErr w:type="spellEnd"/>
-            <w:r>
-              <w:rPr>
-                <w:rFonts w:ascii="Calibri" w:hAnsi="Calibri" w:cs="Calibri"/>
-                <w:color w:val="000000"/>
-                <w:szCs w:val="20"/>
-              </w:rPr>
-              <w:t xml:space="preserve"> č. 65/17 + příslušenství</w:t>
+              <w:t>EMG Holter č. 65/17 + příslušenství</w:t>
             </w:r>
           </w:p>
         </w:tc>
@@ -1887,23 +1491,7 @@
                 <w:rFonts w:ascii="Calibri" w:hAnsi="Calibri" w:cs="Calibri"/>
                 <w:szCs w:val="20"/>
               </w:rPr>
-              <w:t xml:space="preserve">EMG </w:t>
-            </w:r>
-            <w:proofErr w:type="spellStart"/>
-            <w:r>
-              <w:rPr>
-                <w:rFonts w:ascii="Calibri" w:hAnsi="Calibri" w:cs="Calibri"/>
-                <w:szCs w:val="20"/>
-              </w:rPr>
-              <w:t>Holter</w:t>
-            </w:r>
-            <w:proofErr w:type="spellEnd"/>
-            <w:r>
-              <w:rPr>
-                <w:rFonts w:ascii="Calibri" w:hAnsi="Calibri" w:cs="Calibri"/>
-                <w:szCs w:val="20"/>
-              </w:rPr>
-              <w:t xml:space="preserve"> č. 84/19 + příslušenství</w:t>
+              <w:t>EMG Holter č. 84/19 + příslušenství</w:t>
             </w:r>
           </w:p>
         </w:tc>
@@ -1955,23 +1543,7 @@
                 <w:rFonts w:ascii="Calibri" w:hAnsi="Calibri" w:cs="Calibri"/>
                 <w:szCs w:val="20"/>
               </w:rPr>
-              <w:t xml:space="preserve">EMG </w:t>
-            </w:r>
-            <w:proofErr w:type="spellStart"/>
-            <w:r>
-              <w:rPr>
-                <w:rFonts w:ascii="Calibri" w:hAnsi="Calibri" w:cs="Calibri"/>
-                <w:szCs w:val="20"/>
-              </w:rPr>
-              <w:t>Holter</w:t>
-            </w:r>
-            <w:proofErr w:type="spellEnd"/>
-            <w:r>
-              <w:rPr>
-                <w:rFonts w:ascii="Calibri" w:hAnsi="Calibri" w:cs="Calibri"/>
-                <w:szCs w:val="20"/>
-              </w:rPr>
-              <w:t xml:space="preserve"> č. 85/19 + příslušenství</w:t>
+              <w:t>EMG Holter č. 85/19 + příslušenství</w:t>
             </w:r>
           </w:p>
         </w:tc>
@@ -2024,25 +1596,7 @@
                 <w:color w:val="000000"/>
                 <w:szCs w:val="20"/>
               </w:rPr>
-              <w:t xml:space="preserve">EMG </w:t>
-            </w:r>
-            <w:proofErr w:type="spellStart"/>
-            <w:r>
-              <w:rPr>
-                <w:rFonts w:ascii="Calibri" w:hAnsi="Calibri" w:cs="Calibri"/>
-                <w:color w:val="000000"/>
-                <w:szCs w:val="20"/>
-              </w:rPr>
-              <w:t>Holter</w:t>
-            </w:r>
-            <w:proofErr w:type="spellEnd"/>
-            <w:r>
-              <w:rPr>
-                <w:rFonts w:ascii="Calibri" w:hAnsi="Calibri" w:cs="Calibri"/>
-                <w:color w:val="000000"/>
-                <w:szCs w:val="20"/>
-              </w:rPr>
-              <w:t xml:space="preserve"> č. 86/20 + příslušenství</w:t>
+              <w:t>EMG Holter č. 86/20 + příslušenství</w:t>
             </w:r>
           </w:p>
         </w:tc>
@@ -2096,25 +1650,7 @@
                 <w:color w:val="000000"/>
                 <w:szCs w:val="20"/>
               </w:rPr>
-              <w:t xml:space="preserve">EMG </w:t>
-            </w:r>
-            <w:proofErr w:type="spellStart"/>
-            <w:r>
-              <w:rPr>
-                <w:rFonts w:ascii="Calibri" w:hAnsi="Calibri" w:cs="Calibri"/>
-                <w:color w:val="000000"/>
-                <w:szCs w:val="20"/>
-              </w:rPr>
-              <w:t>Holter</w:t>
-            </w:r>
-            <w:proofErr w:type="spellEnd"/>
-            <w:r>
-              <w:rPr>
-                <w:rFonts w:ascii="Calibri" w:hAnsi="Calibri" w:cs="Calibri"/>
-                <w:color w:val="000000"/>
-                <w:szCs w:val="20"/>
-              </w:rPr>
-              <w:t xml:space="preserve"> č. 87/20 + příslušenství</w:t>
+              <w:t>EMG Holter č. 87/20 + příslušenství</w:t>
             </w:r>
           </w:p>
         </w:tc>
@@ -2378,21 +1914,7 @@
         <w:rPr>
           <w:sz w:val="22"/>
         </w:rPr>
-        <w:t>{{</w:t>
-      </w:r>
-      <w:proofErr w:type="spellStart"/>
-      <w:r>
-        <w:rPr>
-          <w:sz w:val="22"/>
-        </w:rPr>
-        <w:t>popisprace</w:t>
-      </w:r>
-      <w:proofErr w:type="spellEnd"/>
-      <w:r>
-        <w:rPr>
-          <w:sz w:val="22"/>
-        </w:rPr>
-        <w:t>}}</w:t>
+        <w:t>{{popisprace}}</w:t>
       </w:r>
     </w:p>
     <w:p>
@@ -2596,17 +2118,8 @@
           <w:highlight w:val="magenta"/>
           <w:lang w:eastAsia="cs-CZ"/>
         </w:rPr>
-        <w:t>{{section4_worker_</w:t>
-      </w:r>
-      <w:proofErr w:type="gramStart"/>
-      <w:r>
-        <w:rPr>
-          <w:highlight w:val="magenta"/>
-          <w:lang w:eastAsia="cs-CZ"/>
-        </w:rPr>
-        <w:t>a.initials</w:t>
-      </w:r>
-      <w:proofErr w:type="gramEnd"/>
+        <w:t>{{section4_worker_a.initials</w:t>
+      </w:r>
       <w:r>
         <w:rPr>
           <w:highlight w:val="magenta"/>
@@ -2663,25 +2176,7 @@
           <w:szCs w:val="20"/>
           <w:lang w:eastAsia="cs-CZ"/>
         </w:rPr>
-        <w:t>{{section2_</w:t>
-      </w:r>
-      <w:proofErr w:type="gramStart"/>
-      <w:r>
-        <w:rPr>
-          <w:i/>
-          <w:szCs w:val="20"/>
-          <w:lang w:eastAsia="cs-CZ"/>
-        </w:rPr>
-        <w:t>firma.workplace</w:t>
-      </w:r>
-      <w:proofErr w:type="gramEnd"/>
-      <w:r>
-        <w:rPr>
-          <w:i/>
-          <w:szCs w:val="20"/>
-          <w:lang w:eastAsia="cs-CZ"/>
-        </w:rPr>
-        <w:t>}}</w:t>
+        <w:t>{{section2_firma.workplace}}</w:t>
       </w:r>
       <w:r>
         <w:rPr>
@@ -2705,9 +2200,8 @@
           <w:szCs w:val="20"/>
           <w:lang w:eastAsia="cs-CZ"/>
         </w:rPr>
-        <w:t>{{section2_</w:t>
-      </w:r>
-      <w:proofErr w:type="gramStart"/>
+        <w:t>{{section2_firma.profession_name}}</w:t>
+      </w:r>
       <w:r>
         <w:rPr>
           <w:rFonts w:cstheme="minorHAnsi"/>
@@ -2715,9 +2209,8 @@
           <w:szCs w:val="20"/>
           <w:lang w:eastAsia="cs-CZ"/>
         </w:rPr>
-        <w:t>firma.profession</w:t>
-      </w:r>
-      <w:proofErr w:type="gramEnd"/>
+        <w:t xml:space="preserve"> - muž</w:t>
+      </w:r>
       <w:r>
         <w:rPr>
           <w:rFonts w:cstheme="minorHAnsi"/>
@@ -2725,24 +2218,6 @@
           <w:szCs w:val="20"/>
           <w:lang w:eastAsia="cs-CZ"/>
         </w:rPr>
-        <w:t>_name}}</w:t>
-      </w:r>
-      <w:r>
-        <w:rPr>
-          <w:rFonts w:cstheme="minorHAnsi"/>
-          <w:i/>
-          <w:szCs w:val="20"/>
-          <w:lang w:eastAsia="cs-CZ"/>
-        </w:rPr>
-        <w:t xml:space="preserve"> - muž</w:t>
-      </w:r>
-      <w:r>
-        <w:rPr>
-          <w:rFonts w:cstheme="minorHAnsi"/>
-          <w:i/>
-          <w:szCs w:val="20"/>
-          <w:lang w:eastAsia="cs-CZ"/>
-        </w:rPr>
         <w:t>.</w:t>
       </w:r>
       <w:r>
@@ -2768,28 +2243,13 @@
         <w:rPr>
           <w:lang w:eastAsia="cs-CZ"/>
         </w:rPr>
-        <w:t>{{section4_worker_</w:t>
-      </w:r>
-      <w:proofErr w:type="gramStart"/>
-      <w:r>
-        <w:rPr>
-          <w:lang w:eastAsia="cs-CZ"/>
-        </w:rPr>
-        <w:t>a.breaks</w:t>
-      </w:r>
-      <w:proofErr w:type="gramEnd"/>
-      <w:r>
-        <w:rPr>
-          <w:lang w:eastAsia="cs-CZ"/>
-        </w:rPr>
-        <w:t>|czech</w:t>
-      </w:r>
-      <w:proofErr w:type="gramStart"/>
-      <w:r>
-        <w:rPr>
-          <w:lang w:eastAsia="cs-CZ"/>
-        </w:rPr>
-        <w:t>}}</w:t>
+        <w:t>{{section4_worker_a.breaks</w:t>
+      </w:r>
+      <w:r>
+        <w:rPr>
+          <w:lang w:eastAsia="cs-CZ"/>
+        </w:rPr>
+        <w:t>|czech}}</w:t>
       </w:r>
       <w:r>
         <w:rPr>
@@ -2801,14 +2261,7 @@
         <w:rPr>
           <w:lang w:eastAsia="cs-CZ"/>
         </w:rPr>
-        <w:t> minut</w:t>
-      </w:r>
-      <w:proofErr w:type="gramEnd"/>
-      <w:r>
-        <w:rPr>
-          <w:lang w:eastAsia="cs-CZ"/>
-        </w:rPr>
-        <w:t>.</w:t>
+        <w:t> minut.</w:t>
       </w:r>
     </w:p>
     <w:bookmarkEnd w:id="7"/>
@@ -3251,25 +2704,7 @@
                 <w:szCs w:val="20"/>
                 <w:highlight w:val="magenta"/>
               </w:rPr>
-              <w:t>{{section2_</w:t>
-            </w:r>
-            <w:proofErr w:type="gramStart"/>
-            <w:r>
-              <w:rPr>
-                <w:rFonts w:ascii="Calibri" w:hAnsi="Calibri" w:cs="Calibri"/>
-                <w:szCs w:val="20"/>
-                <w:highlight w:val="magenta"/>
-              </w:rPr>
-              <w:t>firma.measurement</w:t>
-            </w:r>
-            <w:proofErr w:type="gramEnd"/>
-            <w:r>
-              <w:rPr>
-                <w:rFonts w:ascii="Calibri" w:hAnsi="Calibri" w:cs="Calibri"/>
-                <w:szCs w:val="20"/>
-                <w:highlight w:val="magenta"/>
-              </w:rPr>
-              <w:t>_date</w:t>
+              <w:t>{{section2_firma.measurement_date</w:t>
             </w:r>
             <w:r>
               <w:rPr>
@@ -3682,9 +3117,8 @@
           <w:highlight w:val="magenta"/>
           <w:lang w:eastAsia="cs-CZ"/>
         </w:rPr>
-        <w:t>{{section4_worker_</w:t>
-      </w:r>
-      <w:proofErr w:type="gramStart"/>
+        <w:t>{{section4_worker_a.work_duration</w:t>
+      </w:r>
       <w:r>
         <w:rPr>
           <w:rFonts w:cstheme="minorHAnsi"/>
@@ -3693,9 +3127,133 @@
           <w:highlight w:val="magenta"/>
           <w:lang w:eastAsia="cs-CZ"/>
         </w:rPr>
-        <w:t>a.work</w:t>
-      </w:r>
-      <w:proofErr w:type="gramEnd"/>
+        <w:t>|czech}}</w:t>
+      </w:r>
+      <w:r>
+        <w:rPr>
+          <w:rFonts w:cstheme="minorHAnsi"/>
+          <w:bCs/>
+          <w:szCs w:val="20"/>
+          <w:lang w:eastAsia="cs-CZ"/>
+        </w:rPr>
+        <w:t xml:space="preserve"> </w:t>
+      </w:r>
+      <w:r>
+        <w:rPr>
+          <w:rFonts w:cstheme="minorHAnsi"/>
+          <w:bCs/>
+          <w:szCs w:val="20"/>
+          <w:lang w:eastAsia="cs-CZ"/>
+        </w:rPr>
+        <w:t xml:space="preserve"> min</w:t>
+      </w:r>
+    </w:p>
+    <w:p>
+      <w:pPr>
+        <w:spacing w:line="276" w:lineRule="auto"/>
+        <w:jc w:val="both"/>
+        <w:rPr>
+          <w:rFonts w:cstheme="minorHAnsi"/>
+          <w:b/>
+          <w:szCs w:val="20"/>
+          <w:lang w:eastAsia="cs-CZ"/>
+        </w:rPr>
+      </w:pPr>
+      <w:r>
+        <w:rPr>
+          <w:rFonts w:cstheme="minorHAnsi"/>
+          <w:b/>
+          <w:szCs w:val="20"/>
+          <w:lang w:eastAsia="cs-CZ"/>
+        </w:rPr>
+        <w:t>Přestávka na jídlo a oddech:</w:t>
+      </w:r>
+      <w:r>
+        <w:rPr>
+          <w:rFonts w:cstheme="minorHAnsi"/>
+          <w:b/>
+          <w:szCs w:val="20"/>
+          <w:lang w:eastAsia="cs-CZ"/>
+        </w:rPr>
+        <w:tab/>
+      </w:r>
+      <w:r>
+        <w:rPr>
+          <w:rFonts w:cstheme="minorHAnsi"/>
+          <w:b/>
+          <w:szCs w:val="20"/>
+          <w:highlight w:val="magenta"/>
+          <w:lang w:eastAsia="cs-CZ"/>
+        </w:rPr>
+        <w:t>{{section4_worker_a.breaks</w:t>
+      </w:r>
+      <w:r>
+        <w:rPr>
+          <w:rFonts w:cstheme="minorHAnsi"/>
+          <w:b/>
+          <w:szCs w:val="20"/>
+          <w:highlight w:val="magenta"/>
+          <w:lang w:eastAsia="cs-CZ"/>
+        </w:rPr>
+        <w:t>|czech}}</w:t>
+      </w:r>
+      <w:r>
+        <w:rPr>
+          <w:rFonts w:cstheme="minorHAnsi"/>
+          <w:bCs/>
+          <w:szCs w:val="20"/>
+          <w:lang w:eastAsia="cs-CZ"/>
+        </w:rPr>
+        <w:t xml:space="preserve"> </w:t>
+      </w:r>
+      <w:r>
+        <w:rPr>
+          <w:rFonts w:cstheme="minorHAnsi"/>
+          <w:bCs/>
+          <w:szCs w:val="20"/>
+          <w:lang w:eastAsia="cs-CZ"/>
+        </w:rPr>
+        <w:t xml:space="preserve"> min</w:t>
+      </w:r>
+    </w:p>
+    <w:p>
+      <w:pPr>
+        <w:spacing w:line="276" w:lineRule="auto"/>
+        <w:rPr>
+          <w:rFonts w:cstheme="minorHAnsi"/>
+          <w:bCs/>
+          <w:szCs w:val="20"/>
+          <w:lang w:eastAsia="cs-CZ"/>
+        </w:rPr>
+      </w:pPr>
+      <w:r>
+        <w:rPr>
+          <w:rFonts w:cstheme="minorHAnsi"/>
+          <w:b/>
+          <w:szCs w:val="20"/>
+          <w:lang w:eastAsia="cs-CZ"/>
+        </w:rPr>
+        <w:t xml:space="preserve">Doba výkonu práce: </w:t>
+      </w:r>
+      <w:r>
+        <w:rPr>
+          <w:rFonts w:cstheme="minorHAnsi"/>
+          <w:b/>
+          <w:szCs w:val="20"/>
+          <w:lang w:eastAsia="cs-CZ"/>
+        </w:rPr>
+        <w:tab/>
+      </w:r>
+      <w:r>
+        <w:rPr>
+          <w:rFonts w:cstheme="minorHAnsi"/>
+          <w:b/>
+          <w:szCs w:val="20"/>
+          <w:lang w:eastAsia="cs-CZ"/>
+        </w:rPr>
+        <w:tab/>
+      </w:r>
+      <w:bookmarkEnd w:id="10"/>
       <w:r>
         <w:rPr>
           <w:rFonts w:cstheme="minorHAnsi"/>
@@ -3704,7 +3262,7 @@
           <w:highlight w:val="magenta"/>
           <w:lang w:eastAsia="cs-CZ"/>
         </w:rPr>
-        <w:t>_duration</w:t>
+        <w:t>{{section4_worker_a.work_duration_min</w:t>
       </w:r>
       <w:r>
         <w:rPr>
@@ -3714,9 +3272,35 @@
           <w:highlight w:val="magenta"/>
           <w:lang w:eastAsia="cs-CZ"/>
         </w:rPr>
-        <w:t>|czech</w:t>
-      </w:r>
-      <w:proofErr w:type="gramStart"/>
+        <w:t>|czech}}</w:t>
+      </w:r>
+      <w:r>
+        <w:rPr>
+          <w:rFonts w:cstheme="minorHAnsi"/>
+          <w:bCs/>
+          <w:szCs w:val="20"/>
+          <w:lang w:eastAsia="cs-CZ"/>
+        </w:rPr>
+        <w:t xml:space="preserve"> </w:t>
+      </w:r>
+      <w:r>
+        <w:rPr>
+          <w:rFonts w:cstheme="minorHAnsi"/>
+          <w:bCs/>
+          <w:szCs w:val="20"/>
+          <w:lang w:eastAsia="cs-CZ"/>
+        </w:rPr>
+        <w:t xml:space="preserve"> min</w:t>
+      </w:r>
+      <w:r>
+        <w:rPr>
+          <w:rFonts w:cstheme="minorHAnsi"/>
+          <w:bCs/>
+          <w:szCs w:val="20"/>
+          <w:lang w:eastAsia="cs-CZ"/>
+        </w:rPr>
+        <w:t xml:space="preserve"> + </w:t>
+      </w:r>
       <w:r>
         <w:rPr>
           <w:rFonts w:cstheme="minorHAnsi"/>
@@ -3725,270 +3309,7 @@
           <w:highlight w:val="magenta"/>
           <w:lang w:eastAsia="cs-CZ"/>
         </w:rPr>
-        <w:t>}}</w:t>
-      </w:r>
-      <w:r>
-        <w:rPr>
-          <w:rFonts w:cstheme="minorHAnsi"/>
-          <w:bCs/>
-          <w:szCs w:val="20"/>
-          <w:lang w:eastAsia="cs-CZ"/>
-        </w:rPr>
-        <w:t xml:space="preserve"> </w:t>
-      </w:r>
-      <w:r>
-        <w:rPr>
-          <w:rFonts w:cstheme="minorHAnsi"/>
-          <w:bCs/>
-          <w:szCs w:val="20"/>
-          <w:lang w:eastAsia="cs-CZ"/>
-        </w:rPr>
-        <w:t xml:space="preserve"> min</w:t>
-      </w:r>
-      <w:proofErr w:type="gramEnd"/>
-    </w:p>
-    <w:p>
-      <w:pPr>
-        <w:spacing w:line="276" w:lineRule="auto"/>
-        <w:jc w:val="both"/>
-        <w:rPr>
-          <w:rFonts w:cstheme="minorHAnsi"/>
-          <w:b/>
-          <w:szCs w:val="20"/>
-          <w:lang w:eastAsia="cs-CZ"/>
-        </w:rPr>
-      </w:pPr>
-      <w:r>
-        <w:rPr>
-          <w:rFonts w:cstheme="minorHAnsi"/>
-          <w:b/>
-          <w:szCs w:val="20"/>
-          <w:lang w:eastAsia="cs-CZ"/>
-        </w:rPr>
-        <w:t>Přestávka na jídlo a oddech:</w:t>
-      </w:r>
-      <w:r>
-        <w:rPr>
-          <w:rFonts w:cstheme="minorHAnsi"/>
-          <w:b/>
-          <w:szCs w:val="20"/>
-          <w:lang w:eastAsia="cs-CZ"/>
-        </w:rPr>
-        <w:tab/>
-      </w:r>
-      <w:r>
-        <w:rPr>
-          <w:rFonts w:cstheme="minorHAnsi"/>
-          <w:b/>
-          <w:szCs w:val="20"/>
-          <w:highlight w:val="magenta"/>
-          <w:lang w:eastAsia="cs-CZ"/>
-        </w:rPr>
-        <w:t>{{section4_worker_</w:t>
-      </w:r>
-      <w:proofErr w:type="gramStart"/>
-      <w:r>
-        <w:rPr>
-          <w:rFonts w:cstheme="minorHAnsi"/>
-          <w:b/>
-          <w:szCs w:val="20"/>
-          <w:highlight w:val="magenta"/>
-          <w:lang w:eastAsia="cs-CZ"/>
-        </w:rPr>
-        <w:t>a.breaks</w:t>
-      </w:r>
-      <w:proofErr w:type="gramEnd"/>
-      <w:r>
-        <w:rPr>
-          <w:rFonts w:cstheme="minorHAnsi"/>
-          <w:b/>
-          <w:szCs w:val="20"/>
-          <w:highlight w:val="magenta"/>
-          <w:lang w:eastAsia="cs-CZ"/>
-        </w:rPr>
-        <w:t>|czech</w:t>
-      </w:r>
-      <w:proofErr w:type="gramStart"/>
-      <w:r>
-        <w:rPr>
-          <w:rFonts w:cstheme="minorHAnsi"/>
-          <w:b/>
-          <w:szCs w:val="20"/>
-          <w:highlight w:val="magenta"/>
-          <w:lang w:eastAsia="cs-CZ"/>
-        </w:rPr>
-        <w:t>}}</w:t>
-      </w:r>
-      <w:r>
-        <w:rPr>
-          <w:rFonts w:cstheme="minorHAnsi"/>
-          <w:bCs/>
-          <w:szCs w:val="20"/>
-          <w:lang w:eastAsia="cs-CZ"/>
-        </w:rPr>
-        <w:t xml:space="preserve"> </w:t>
-      </w:r>
-      <w:r>
-        <w:rPr>
-          <w:rFonts w:cstheme="minorHAnsi"/>
-          <w:bCs/>
-          <w:szCs w:val="20"/>
-          <w:lang w:eastAsia="cs-CZ"/>
-        </w:rPr>
-        <w:t xml:space="preserve"> min</w:t>
-      </w:r>
-      <w:proofErr w:type="gramEnd"/>
-    </w:p>
-    <w:p>
-      <w:pPr>
-        <w:spacing w:line="276" w:lineRule="auto"/>
-        <w:rPr>
-          <w:rFonts w:cstheme="minorHAnsi"/>
-          <w:bCs/>
-          <w:szCs w:val="20"/>
-          <w:lang w:eastAsia="cs-CZ"/>
-        </w:rPr>
-      </w:pPr>
-      <w:r>
-        <w:rPr>
-          <w:rFonts w:cstheme="minorHAnsi"/>
-          <w:b/>
-          <w:szCs w:val="20"/>
-          <w:lang w:eastAsia="cs-CZ"/>
-        </w:rPr>
-        <w:t xml:space="preserve">Doba výkonu práce: </w:t>
-      </w:r>
-      <w:r>
-        <w:rPr>
-          <w:rFonts w:cstheme="minorHAnsi"/>
-          <w:b/>
-          <w:szCs w:val="20"/>
-          <w:lang w:eastAsia="cs-CZ"/>
-        </w:rPr>
-        <w:tab/>
-      </w:r>
-      <w:r>
-        <w:rPr>
-          <w:rFonts w:cstheme="minorHAnsi"/>
-          <w:b/>
-          <w:szCs w:val="20"/>
-          <w:lang w:eastAsia="cs-CZ"/>
-        </w:rPr>
-        <w:tab/>
-      </w:r>
-      <w:bookmarkEnd w:id="10"/>
-      <w:r>
-        <w:rPr>
-          <w:rFonts w:cstheme="minorHAnsi"/>
-          <w:bCs/>
-          <w:szCs w:val="20"/>
-          <w:highlight w:val="magenta"/>
-          <w:lang w:eastAsia="cs-CZ"/>
-        </w:rPr>
-        <w:t>{{section4_worker_</w:t>
-      </w:r>
-      <w:proofErr w:type="gramStart"/>
-      <w:r>
-        <w:rPr>
-          <w:rFonts w:cstheme="minorHAnsi"/>
-          <w:bCs/>
-          <w:szCs w:val="20"/>
-          <w:highlight w:val="magenta"/>
-          <w:lang w:eastAsia="cs-CZ"/>
-        </w:rPr>
-        <w:t>a.work</w:t>
-      </w:r>
-      <w:proofErr w:type="gramEnd"/>
-      <w:r>
-        <w:rPr>
-          <w:rFonts w:cstheme="minorHAnsi"/>
-          <w:bCs/>
-          <w:szCs w:val="20"/>
-          <w:highlight w:val="magenta"/>
-          <w:lang w:eastAsia="cs-CZ"/>
-        </w:rPr>
-        <w:t>_duration_min</w:t>
-      </w:r>
-      <w:r>
-        <w:rPr>
-          <w:rFonts w:cstheme="minorHAnsi"/>
-          <w:bCs/>
-          <w:szCs w:val="20"/>
-          <w:highlight w:val="magenta"/>
-          <w:lang w:eastAsia="cs-CZ"/>
-        </w:rPr>
-        <w:t>|czech</w:t>
-      </w:r>
-      <w:proofErr w:type="gramStart"/>
-      <w:r>
-        <w:rPr>
-          <w:rFonts w:cstheme="minorHAnsi"/>
-          <w:bCs/>
-          <w:szCs w:val="20"/>
-          <w:highlight w:val="magenta"/>
-          <w:lang w:eastAsia="cs-CZ"/>
-        </w:rPr>
-        <w:t>}}</w:t>
-      </w:r>
-      <w:r>
-        <w:rPr>
-          <w:rFonts w:cstheme="minorHAnsi"/>
-          <w:bCs/>
-          <w:szCs w:val="20"/>
-          <w:lang w:eastAsia="cs-CZ"/>
-        </w:rPr>
-        <w:t xml:space="preserve"> </w:t>
-      </w:r>
-      <w:r>
-        <w:rPr>
-          <w:rFonts w:cstheme="minorHAnsi"/>
-          <w:bCs/>
-          <w:szCs w:val="20"/>
-          <w:lang w:eastAsia="cs-CZ"/>
-        </w:rPr>
-        <w:t xml:space="preserve"> min</w:t>
-      </w:r>
-      <w:proofErr w:type="gramEnd"/>
-      <w:r>
-        <w:rPr>
-          <w:rFonts w:cstheme="minorHAnsi"/>
-          <w:bCs/>
-          <w:szCs w:val="20"/>
-          <w:lang w:eastAsia="cs-CZ"/>
-        </w:rPr>
-        <w:t xml:space="preserve"> + </w:t>
-      </w:r>
-      <w:r>
-        <w:rPr>
-          <w:rFonts w:cstheme="minorHAnsi"/>
-          <w:bCs/>
-          <w:szCs w:val="20"/>
-          <w:highlight w:val="magenta"/>
-          <w:lang w:eastAsia="cs-CZ"/>
-        </w:rPr>
-        <w:t>{{section4_worker_</w:t>
-      </w:r>
-      <w:proofErr w:type="gramStart"/>
-      <w:r>
-        <w:rPr>
-          <w:rFonts w:cstheme="minorHAnsi"/>
-          <w:bCs/>
-          <w:szCs w:val="20"/>
-          <w:highlight w:val="magenta"/>
-          <w:lang w:eastAsia="cs-CZ"/>
-        </w:rPr>
-        <w:t>a.safety</w:t>
-      </w:r>
-      <w:proofErr w:type="gramEnd"/>
-      <w:r>
-        <w:rPr>
-          <w:rFonts w:cstheme="minorHAnsi"/>
-          <w:bCs/>
-          <w:szCs w:val="20"/>
-          <w:highlight w:val="magenta"/>
-          <w:lang w:eastAsia="cs-CZ"/>
-        </w:rPr>
-        <w:t>_break_min</w:t>
+        <w:t>{{section4_worker_a.safety_break_min</w:t>
       </w:r>
       <w:r>
         <w:rPr>
@@ -4155,25 +3476,7 @@
                 <w:szCs w:val="20"/>
                 <w:highlight w:val="magenta"/>
               </w:rPr>
-              <w:t>{{section2_</w:t>
-            </w:r>
-            <w:proofErr w:type="gramStart"/>
-            <w:r>
-              <w:rPr>
-                <w:rFonts w:ascii="Calibri" w:hAnsi="Calibri" w:cs="Calibri"/>
-                <w:szCs w:val="20"/>
-                <w:highlight w:val="magenta"/>
-              </w:rPr>
-              <w:t>firma.measurement</w:t>
-            </w:r>
-            <w:proofErr w:type="gramEnd"/>
-            <w:r>
-              <w:rPr>
-                <w:rFonts w:ascii="Calibri" w:hAnsi="Calibri" w:cs="Calibri"/>
-                <w:szCs w:val="20"/>
-                <w:highlight w:val="magenta"/>
-              </w:rPr>
-              <w:t>_date</w:t>
+              <w:t>{{section2_firma.measurement_date</w:t>
             </w:r>
             <w:r>
               <w:rPr>
@@ -4204,18 +3507,8 @@
                 <w:szCs w:val="20"/>
                 <w:highlight w:val="magenta"/>
               </w:rPr>
-              <w:t>{{section4_worker_</w:t>
-            </w:r>
-            <w:proofErr w:type="gramStart"/>
-            <w:r>
-              <w:rPr>
-                <w:rFonts w:ascii="Calibri" w:hAnsi="Calibri" w:cs="Calibri"/>
-                <w:szCs w:val="20"/>
-                <w:highlight w:val="magenta"/>
-              </w:rPr>
-              <w:t>a.initials</w:t>
-            </w:r>
-            <w:proofErr w:type="gramEnd"/>
+              <w:t>{{section4_worker_a.initials</w:t>
+            </w:r>
             <w:r>
               <w:rPr>
                 <w:rFonts w:ascii="Calibri" w:hAnsi="Calibri" w:cs="Calibri"/>
@@ -4246,27 +3539,7 @@
                 <w:highlight w:val="magenta"/>
                 <w:lang w:eastAsia="cs-CZ"/>
               </w:rPr>
-              <w:t>{{section2_</w:t>
-            </w:r>
-            <w:proofErr w:type="gramStart"/>
-            <w:r>
-              <w:rPr>
-                <w:rFonts w:cstheme="minorHAnsi"/>
-                <w:szCs w:val="20"/>
-                <w:highlight w:val="magenta"/>
-                <w:lang w:eastAsia="cs-CZ"/>
-              </w:rPr>
-              <w:t>firma.measurement</w:t>
-            </w:r>
-            <w:proofErr w:type="gramEnd"/>
-            <w:r>
-              <w:rPr>
-                <w:rFonts w:cstheme="minorHAnsi"/>
-                <w:szCs w:val="20"/>
-                <w:highlight w:val="magenta"/>
-                <w:lang w:eastAsia="cs-CZ"/>
-              </w:rPr>
-              <w:t>_duration}}</w:t>
+              <w:t>{{section2_firma.measurement_duration}}</w:t>
             </w:r>
           </w:p>
         </w:tc>
@@ -4336,19 +3609,8 @@
           <w:szCs w:val="24"/>
           <w:lang w:eastAsia="cs-CZ"/>
         </w:rPr>
-        <w:t xml:space="preserve">íla % </w:t>
-      </w:r>
-      <w:proofErr w:type="spellStart"/>
-      <w:r>
-        <w:rPr>
-          <w:b/>
-          <w:sz w:val="24"/>
-          <w:szCs w:val="24"/>
-          <w:lang w:eastAsia="cs-CZ"/>
-        </w:rPr>
-        <w:t>Fmax</w:t>
-      </w:r>
-      <w:proofErr w:type="spellEnd"/>
+        <w:t>íla % Fmax</w:t>
+      </w:r>
       <w:r>
         <w:rPr>
           <w:b/>
@@ -4580,25 +3842,7 @@
                 <w:szCs w:val="20"/>
                 <w:lang w:eastAsia="cs-CZ"/>
               </w:rPr>
-              <w:t xml:space="preserve">PHK [% </w:t>
-            </w:r>
-            <w:proofErr w:type="spellStart"/>
-            <w:r>
-              <w:rPr>
-                <w:rFonts w:ascii="Calibri" w:eastAsia="Times New Roman" w:hAnsi="Calibri" w:cs="Calibri"/>
-                <w:szCs w:val="20"/>
-                <w:lang w:eastAsia="cs-CZ"/>
-              </w:rPr>
-              <w:t>Fmax</w:t>
-            </w:r>
-            <w:proofErr w:type="spellEnd"/>
-            <w:r>
-              <w:rPr>
-                <w:rFonts w:ascii="Calibri" w:eastAsia="Times New Roman" w:hAnsi="Calibri" w:cs="Calibri"/>
-                <w:szCs w:val="20"/>
-                <w:lang w:eastAsia="cs-CZ"/>
-              </w:rPr>
-              <w:t>]</w:t>
+              <w:t>PHK [% Fmax]</w:t>
             </w:r>
           </w:p>
         </w:tc>
@@ -4631,25 +3875,7 @@
                 <w:szCs w:val="20"/>
                 <w:lang w:eastAsia="cs-CZ"/>
               </w:rPr>
-              <w:t xml:space="preserve">LHK [% </w:t>
-            </w:r>
-            <w:proofErr w:type="spellStart"/>
-            <w:r>
-              <w:rPr>
-                <w:rFonts w:ascii="Calibri" w:eastAsia="Times New Roman" w:hAnsi="Calibri" w:cs="Calibri"/>
-                <w:szCs w:val="20"/>
-                <w:lang w:eastAsia="cs-CZ"/>
-              </w:rPr>
-              <w:t>Fmax</w:t>
-            </w:r>
-            <w:proofErr w:type="spellEnd"/>
-            <w:r>
-              <w:rPr>
-                <w:rFonts w:ascii="Calibri" w:eastAsia="Times New Roman" w:hAnsi="Calibri" w:cs="Calibri"/>
-                <w:szCs w:val="20"/>
-                <w:lang w:eastAsia="cs-CZ"/>
-              </w:rPr>
-              <w:t>]</w:t>
+              <w:t>LHK [% Fmax]</w:t>
             </w:r>
           </w:p>
         </w:tc>
@@ -7058,25 +6284,7 @@
           <w:sz w:val="18"/>
           <w:szCs w:val="18"/>
         </w:rPr>
-        <w:t xml:space="preserve">% </w:t>
-      </w:r>
-      <w:proofErr w:type="spellStart"/>
-      <w:r>
-        <w:rPr>
-          <w:i/>
-          <w:sz w:val="18"/>
-          <w:szCs w:val="18"/>
-        </w:rPr>
-        <w:t>Fmax</w:t>
-      </w:r>
-      <w:proofErr w:type="spellEnd"/>
-      <w:r>
-        <w:rPr>
-          <w:i/>
-          <w:sz w:val="18"/>
-          <w:szCs w:val="18"/>
-        </w:rPr>
-        <w:t>.</w:t>
+        <w:t>% Fmax.</w:t>
       </w:r>
     </w:p>
     <w:p>
@@ -7859,7 +7067,6 @@
               </w:rPr>
               <w:t xml:space="preserve"> </w:t>
             </w:r>
-            <w:proofErr w:type="spellStart"/>
             <w:r>
               <w:rPr>
                 <w:rFonts w:ascii="Calibri" w:eastAsia="Times New Roman" w:hAnsi="Calibri" w:cs="Calibri"/>
@@ -7869,7 +7076,6 @@
               </w:rPr>
               <w:t>movements_per_unit_phk</w:t>
             </w:r>
-            <w:proofErr w:type="spellEnd"/>
           </w:p>
           <w:p>
             <w:pPr>
@@ -7887,27 +7093,7 @@
                 <w:highlight w:val="magenta"/>
                 <w:lang w:eastAsia="cs-CZ"/>
               </w:rPr>
-              <w:t>|</w:t>
-            </w:r>
-            <w:proofErr w:type="spellStart"/>
-            <w:r>
-              <w:rPr>
-                <w:rFonts w:ascii="Calibri" w:eastAsia="Times New Roman" w:hAnsi="Calibri" w:cs="Calibri"/>
-                <w:szCs w:val="20"/>
-                <w:highlight w:val="magenta"/>
-                <w:lang w:eastAsia="cs-CZ"/>
-              </w:rPr>
-              <w:t>czech</w:t>
-            </w:r>
-            <w:proofErr w:type="spellEnd"/>
-            <w:r>
-              <w:rPr>
-                <w:rFonts w:ascii="Calibri" w:eastAsia="Times New Roman" w:hAnsi="Calibri" w:cs="Calibri"/>
-                <w:szCs w:val="20"/>
-                <w:highlight w:val="magenta"/>
-                <w:lang w:eastAsia="cs-CZ"/>
-              </w:rPr>
-              <w:t>}}</w:t>
+              <w:t>|czech}}</w:t>
             </w:r>
           </w:p>
         </w:tc>
@@ -7952,7 +7138,6 @@
               </w:rPr>
               <w:t xml:space="preserve"> </w:t>
             </w:r>
-            <w:proofErr w:type="spellStart"/>
             <w:r>
               <w:rPr>
                 <w:rFonts w:ascii="Calibri" w:eastAsia="Times New Roman" w:hAnsi="Calibri" w:cs="Calibri"/>
@@ -7962,7 +7147,6 @@
               </w:rPr>
               <w:t>movements_per_unit_lhk</w:t>
             </w:r>
-            <w:proofErr w:type="spellEnd"/>
           </w:p>
           <w:p>
             <w:pPr>
@@ -7980,27 +7164,7 @@
                 <w:highlight w:val="magenta"/>
                 <w:lang w:eastAsia="cs-CZ"/>
               </w:rPr>
-              <w:t>|</w:t>
-            </w:r>
-            <w:proofErr w:type="spellStart"/>
-            <w:r>
-              <w:rPr>
-                <w:rFonts w:ascii="Calibri" w:eastAsia="Times New Roman" w:hAnsi="Calibri" w:cs="Calibri"/>
-                <w:szCs w:val="20"/>
-                <w:highlight w:val="magenta"/>
-                <w:lang w:eastAsia="cs-CZ"/>
-              </w:rPr>
-              <w:t>czech</w:t>
-            </w:r>
-            <w:proofErr w:type="spellEnd"/>
-            <w:r>
-              <w:rPr>
-                <w:rFonts w:ascii="Calibri" w:eastAsia="Times New Roman" w:hAnsi="Calibri" w:cs="Calibri"/>
-                <w:szCs w:val="20"/>
-                <w:highlight w:val="magenta"/>
-                <w:lang w:eastAsia="cs-CZ"/>
-              </w:rPr>
-              <w:t>}}</w:t>
+              <w:t>|czech}}</w:t>
             </w:r>
           </w:p>
         </w:tc>
@@ -8253,7 +7417,6 @@
               </w:rPr>
               <w:t xml:space="preserve"> </w:t>
             </w:r>
-            <w:proofErr w:type="spellStart"/>
             <w:r>
               <w:rPr>
                 <w:rFonts w:ascii="Calibri" w:eastAsia="Times New Roman" w:hAnsi="Calibri" w:cs="Calibri"/>
@@ -8263,7 +7426,6 @@
               </w:rPr>
               <w:t>movements_per_unit_phk</w:t>
             </w:r>
-            <w:proofErr w:type="spellEnd"/>
           </w:p>
           <w:p>
             <w:pPr>
@@ -8282,27 +7444,7 @@
                 <w:highlight w:val="magenta"/>
                 <w:lang w:eastAsia="cs-CZ"/>
               </w:rPr>
-              <w:t>|</w:t>
-            </w:r>
-            <w:proofErr w:type="spellStart"/>
-            <w:r>
-              <w:rPr>
-                <w:rFonts w:ascii="Calibri" w:eastAsia="Times New Roman" w:hAnsi="Calibri" w:cs="Calibri"/>
-                <w:szCs w:val="20"/>
-                <w:highlight w:val="magenta"/>
-                <w:lang w:eastAsia="cs-CZ"/>
-              </w:rPr>
-              <w:t>czech</w:t>
-            </w:r>
-            <w:proofErr w:type="spellEnd"/>
-            <w:r>
-              <w:rPr>
-                <w:rFonts w:ascii="Calibri" w:eastAsia="Times New Roman" w:hAnsi="Calibri" w:cs="Calibri"/>
-                <w:szCs w:val="20"/>
-                <w:highlight w:val="magenta"/>
-                <w:lang w:eastAsia="cs-CZ"/>
-              </w:rPr>
-              <w:t>}}</w:t>
+              <w:t>|czech}}</w:t>
             </w:r>
           </w:p>
         </w:tc>
@@ -8347,7 +7489,6 @@
               </w:rPr>
               <w:t xml:space="preserve"> </w:t>
             </w:r>
-            <w:proofErr w:type="spellStart"/>
             <w:r>
               <w:rPr>
                 <w:rFonts w:ascii="Calibri" w:eastAsia="Times New Roman" w:hAnsi="Calibri" w:cs="Calibri"/>
@@ -8357,7 +7498,6 @@
               </w:rPr>
               <w:t>movements_per_unit_lhk</w:t>
             </w:r>
-            <w:proofErr w:type="spellEnd"/>
           </w:p>
           <w:p>
             <w:pPr>
@@ -8376,27 +7516,7 @@
                 <w:highlight w:val="magenta"/>
                 <w:lang w:eastAsia="cs-CZ"/>
               </w:rPr>
-              <w:t>|</w:t>
-            </w:r>
-            <w:proofErr w:type="spellStart"/>
-            <w:r>
-              <w:rPr>
-                <w:rFonts w:ascii="Calibri" w:eastAsia="Times New Roman" w:hAnsi="Calibri" w:cs="Calibri"/>
-                <w:szCs w:val="20"/>
-                <w:highlight w:val="magenta"/>
-                <w:lang w:eastAsia="cs-CZ"/>
-              </w:rPr>
-              <w:t>czech</w:t>
-            </w:r>
-            <w:proofErr w:type="spellEnd"/>
-            <w:r>
-              <w:rPr>
-                <w:rFonts w:ascii="Calibri" w:eastAsia="Times New Roman" w:hAnsi="Calibri" w:cs="Calibri"/>
-                <w:szCs w:val="20"/>
-                <w:highlight w:val="magenta"/>
-                <w:lang w:eastAsia="cs-CZ"/>
-              </w:rPr>
-              <w:t>}}</w:t>
+              <w:t>|czech}}</w:t>
             </w:r>
           </w:p>
         </w:tc>
@@ -8653,7 +7773,6 @@
               </w:rPr>
               <w:t xml:space="preserve"> </w:t>
             </w:r>
-            <w:proofErr w:type="spellStart"/>
             <w:r>
               <w:rPr>
                 <w:rFonts w:ascii="Calibri" w:eastAsia="Times New Roman" w:hAnsi="Calibri" w:cs="Calibri"/>
@@ -8663,7 +7782,6 @@
               </w:rPr>
               <w:t>movements_per_unit_phk</w:t>
             </w:r>
-            <w:proofErr w:type="spellEnd"/>
           </w:p>
           <w:p>
             <w:pPr>
@@ -8682,27 +7800,7 @@
                 <w:highlight w:val="magenta"/>
                 <w:lang w:eastAsia="cs-CZ"/>
               </w:rPr>
-              <w:t>|</w:t>
-            </w:r>
-            <w:proofErr w:type="spellStart"/>
-            <w:r>
-              <w:rPr>
-                <w:rFonts w:ascii="Calibri" w:eastAsia="Times New Roman" w:hAnsi="Calibri" w:cs="Calibri"/>
-                <w:szCs w:val="20"/>
-                <w:highlight w:val="magenta"/>
-                <w:lang w:eastAsia="cs-CZ"/>
-              </w:rPr>
-              <w:t>czech</w:t>
-            </w:r>
-            <w:proofErr w:type="spellEnd"/>
-            <w:r>
-              <w:rPr>
-                <w:rFonts w:ascii="Calibri" w:eastAsia="Times New Roman" w:hAnsi="Calibri" w:cs="Calibri"/>
-                <w:szCs w:val="20"/>
-                <w:highlight w:val="magenta"/>
-                <w:lang w:eastAsia="cs-CZ"/>
-              </w:rPr>
-              <w:t>}}</w:t>
+              <w:t>|czech}}</w:t>
             </w:r>
           </w:p>
         </w:tc>
@@ -8747,7 +7845,6 @@
               </w:rPr>
               <w:t xml:space="preserve"> </w:t>
             </w:r>
-            <w:proofErr w:type="spellStart"/>
             <w:r>
               <w:rPr>
                 <w:rFonts w:ascii="Calibri" w:eastAsia="Times New Roman" w:hAnsi="Calibri" w:cs="Calibri"/>
@@ -8757,7 +7854,6 @@
               </w:rPr>
               <w:t>movements_per_unit_lhk</w:t>
             </w:r>
-            <w:proofErr w:type="spellEnd"/>
           </w:p>
           <w:p>
             <w:pPr>
@@ -8776,27 +7872,7 @@
                 <w:highlight w:val="magenta"/>
                 <w:lang w:eastAsia="cs-CZ"/>
               </w:rPr>
-              <w:t>|</w:t>
-            </w:r>
-            <w:proofErr w:type="spellStart"/>
-            <w:r>
-              <w:rPr>
-                <w:rFonts w:ascii="Calibri" w:eastAsia="Times New Roman" w:hAnsi="Calibri" w:cs="Calibri"/>
-                <w:szCs w:val="20"/>
-                <w:highlight w:val="magenta"/>
-                <w:lang w:eastAsia="cs-CZ"/>
-              </w:rPr>
-              <w:t>czech</w:t>
-            </w:r>
-            <w:proofErr w:type="spellEnd"/>
-            <w:r>
-              <w:rPr>
-                <w:rFonts w:ascii="Calibri" w:eastAsia="Times New Roman" w:hAnsi="Calibri" w:cs="Calibri"/>
-                <w:szCs w:val="20"/>
-                <w:highlight w:val="magenta"/>
-                <w:lang w:eastAsia="cs-CZ"/>
-              </w:rPr>
-              <w:t>}}</w:t>
+              <w:t>|czech}}</w:t>
             </w:r>
           </w:p>
         </w:tc>
@@ -9052,7 +8128,6 @@
               </w:rPr>
               <w:t xml:space="preserve"> </w:t>
             </w:r>
-            <w:proofErr w:type="spellStart"/>
             <w:r>
               <w:rPr>
                 <w:rFonts w:ascii="Calibri" w:eastAsia="Times New Roman" w:hAnsi="Calibri" w:cs="Calibri"/>
@@ -9062,7 +8137,6 @@
               </w:rPr>
               <w:t>movements_per_unit_phk</w:t>
             </w:r>
-            <w:proofErr w:type="spellEnd"/>
           </w:p>
           <w:p>
             <w:pPr>
@@ -9081,27 +8155,7 @@
                 <w:highlight w:val="magenta"/>
                 <w:lang w:eastAsia="cs-CZ"/>
               </w:rPr>
-              <w:t>|</w:t>
-            </w:r>
-            <w:proofErr w:type="spellStart"/>
-            <w:r>
-              <w:rPr>
-                <w:rFonts w:ascii="Calibri" w:eastAsia="Times New Roman" w:hAnsi="Calibri" w:cs="Calibri"/>
-                <w:szCs w:val="20"/>
-                <w:highlight w:val="magenta"/>
-                <w:lang w:eastAsia="cs-CZ"/>
-              </w:rPr>
-              <w:t>czech</w:t>
-            </w:r>
-            <w:proofErr w:type="spellEnd"/>
-            <w:r>
-              <w:rPr>
-                <w:rFonts w:ascii="Calibri" w:eastAsia="Times New Roman" w:hAnsi="Calibri" w:cs="Calibri"/>
-                <w:szCs w:val="20"/>
-                <w:highlight w:val="magenta"/>
-                <w:lang w:eastAsia="cs-CZ"/>
-              </w:rPr>
-              <w:t>}}</w:t>
+              <w:t>|czech}}</w:t>
             </w:r>
           </w:p>
         </w:tc>
@@ -9146,7 +8200,6 @@
               </w:rPr>
               <w:t xml:space="preserve"> </w:t>
             </w:r>
-            <w:proofErr w:type="spellStart"/>
             <w:r>
               <w:rPr>
                 <w:rFonts w:ascii="Calibri" w:eastAsia="Times New Roman" w:hAnsi="Calibri" w:cs="Calibri"/>
@@ -9156,7 +8209,6 @@
               </w:rPr>
               <w:t>movements_per_unit_lhk</w:t>
             </w:r>
-            <w:proofErr w:type="spellEnd"/>
           </w:p>
           <w:p>
             <w:pPr>
@@ -9175,27 +8227,7 @@
                 <w:highlight w:val="magenta"/>
                 <w:lang w:eastAsia="cs-CZ"/>
               </w:rPr>
-              <w:t>|</w:t>
-            </w:r>
-            <w:proofErr w:type="spellStart"/>
-            <w:r>
-              <w:rPr>
-                <w:rFonts w:ascii="Calibri" w:eastAsia="Times New Roman" w:hAnsi="Calibri" w:cs="Calibri"/>
-                <w:szCs w:val="20"/>
-                <w:highlight w:val="magenta"/>
-                <w:lang w:eastAsia="cs-CZ"/>
-              </w:rPr>
-              <w:t>czech</w:t>
-            </w:r>
-            <w:proofErr w:type="spellEnd"/>
-            <w:r>
-              <w:rPr>
-                <w:rFonts w:ascii="Calibri" w:eastAsia="Times New Roman" w:hAnsi="Calibri" w:cs="Calibri"/>
-                <w:szCs w:val="20"/>
-                <w:highlight w:val="magenta"/>
-                <w:lang w:eastAsia="cs-CZ"/>
-              </w:rPr>
-              <w:t>}}</w:t>
+              <w:t>|czech}}</w:t>
             </w:r>
           </w:p>
         </w:tc>
@@ -9451,7 +8483,6 @@
               </w:rPr>
               <w:t xml:space="preserve"> </w:t>
             </w:r>
-            <w:proofErr w:type="spellStart"/>
             <w:r>
               <w:rPr>
                 <w:rFonts w:ascii="Calibri" w:eastAsia="Times New Roman" w:hAnsi="Calibri" w:cs="Calibri"/>
@@ -9461,7 +8492,6 @@
               </w:rPr>
               <w:t>movements_per_unit_phk</w:t>
             </w:r>
-            <w:proofErr w:type="spellEnd"/>
           </w:p>
           <w:p>
             <w:pPr>
@@ -9480,27 +8510,7 @@
                 <w:highlight w:val="magenta"/>
                 <w:lang w:eastAsia="cs-CZ"/>
               </w:rPr>
-              <w:t>|</w:t>
-            </w:r>
-            <w:proofErr w:type="spellStart"/>
-            <w:r>
-              <w:rPr>
-                <w:rFonts w:ascii="Calibri" w:eastAsia="Times New Roman" w:hAnsi="Calibri" w:cs="Calibri"/>
-                <w:szCs w:val="20"/>
-                <w:highlight w:val="magenta"/>
-                <w:lang w:eastAsia="cs-CZ"/>
-              </w:rPr>
-              <w:t>czech</w:t>
-            </w:r>
-            <w:proofErr w:type="spellEnd"/>
-            <w:r>
-              <w:rPr>
-                <w:rFonts w:ascii="Calibri" w:eastAsia="Times New Roman" w:hAnsi="Calibri" w:cs="Calibri"/>
-                <w:szCs w:val="20"/>
-                <w:highlight w:val="magenta"/>
-                <w:lang w:eastAsia="cs-CZ"/>
-              </w:rPr>
-              <w:t>}}</w:t>
+              <w:t>|czech}}</w:t>
             </w:r>
           </w:p>
         </w:tc>
@@ -9545,7 +8555,6 @@
               </w:rPr>
               <w:t xml:space="preserve"> </w:t>
             </w:r>
-            <w:proofErr w:type="spellStart"/>
             <w:r>
               <w:rPr>
                 <w:rFonts w:ascii="Calibri" w:eastAsia="Times New Roman" w:hAnsi="Calibri" w:cs="Calibri"/>
@@ -9555,7 +8564,6 @@
               </w:rPr>
               <w:t>movements_per_unit_lhk</w:t>
             </w:r>
-            <w:proofErr w:type="spellEnd"/>
           </w:p>
           <w:p>
             <w:pPr>
@@ -9574,27 +8582,7 @@
                 <w:highlight w:val="magenta"/>
                 <w:lang w:eastAsia="cs-CZ"/>
               </w:rPr>
-              <w:t>|</w:t>
-            </w:r>
-            <w:proofErr w:type="spellStart"/>
-            <w:r>
-              <w:rPr>
-                <w:rFonts w:ascii="Calibri" w:eastAsia="Times New Roman" w:hAnsi="Calibri" w:cs="Calibri"/>
-                <w:szCs w:val="20"/>
-                <w:highlight w:val="magenta"/>
-                <w:lang w:eastAsia="cs-CZ"/>
-              </w:rPr>
-              <w:t>czech</w:t>
-            </w:r>
-            <w:proofErr w:type="spellEnd"/>
-            <w:r>
-              <w:rPr>
-                <w:rFonts w:ascii="Calibri" w:eastAsia="Times New Roman" w:hAnsi="Calibri" w:cs="Calibri"/>
-                <w:szCs w:val="20"/>
-                <w:highlight w:val="magenta"/>
-                <w:lang w:eastAsia="cs-CZ"/>
-              </w:rPr>
-              <w:t>}}</w:t>
+              <w:t>|czech}}</w:t>
             </w:r>
           </w:p>
         </w:tc>
@@ -9850,7 +8838,6 @@
               </w:rPr>
               <w:t xml:space="preserve"> </w:t>
             </w:r>
-            <w:proofErr w:type="spellStart"/>
             <w:r>
               <w:rPr>
                 <w:rFonts w:ascii="Calibri" w:eastAsia="Times New Roman" w:hAnsi="Calibri" w:cs="Calibri"/>
@@ -9870,7 +8857,6 @@
               <w:lastRenderedPageBreak/>
               <w:t>s_per_unit_phk</w:t>
             </w:r>
-            <w:proofErr w:type="spellEnd"/>
           </w:p>
           <w:p>
             <w:pPr>
@@ -9889,27 +8875,7 @@
                 <w:highlight w:val="magenta"/>
                 <w:lang w:eastAsia="cs-CZ"/>
               </w:rPr>
-              <w:t>|</w:t>
-            </w:r>
-            <w:proofErr w:type="spellStart"/>
-            <w:r>
-              <w:rPr>
-                <w:rFonts w:ascii="Calibri" w:eastAsia="Times New Roman" w:hAnsi="Calibri" w:cs="Calibri"/>
-                <w:szCs w:val="20"/>
-                <w:highlight w:val="magenta"/>
-                <w:lang w:eastAsia="cs-CZ"/>
-              </w:rPr>
-              <w:t>czech</w:t>
-            </w:r>
-            <w:proofErr w:type="spellEnd"/>
-            <w:r>
-              <w:rPr>
-                <w:rFonts w:ascii="Calibri" w:eastAsia="Times New Roman" w:hAnsi="Calibri" w:cs="Calibri"/>
-                <w:szCs w:val="20"/>
-                <w:highlight w:val="magenta"/>
-                <w:lang w:eastAsia="cs-CZ"/>
-              </w:rPr>
-              <w:t>}}</w:t>
+              <w:t>|czech}}</w:t>
             </w:r>
           </w:p>
         </w:tc>
@@ -9955,7 +8921,6 @@
               </w:rPr>
               <w:t xml:space="preserve"> </w:t>
             </w:r>
-            <w:proofErr w:type="spellStart"/>
             <w:r>
               <w:rPr>
                 <w:rFonts w:ascii="Calibri" w:eastAsia="Times New Roman" w:hAnsi="Calibri" w:cs="Calibri"/>
@@ -9975,7 +8940,6 @@
               <w:lastRenderedPageBreak/>
               <w:t>s_per_unit_lhk</w:t>
             </w:r>
-            <w:proofErr w:type="spellEnd"/>
           </w:p>
           <w:p>
             <w:pPr>
@@ -9994,27 +8958,7 @@
                 <w:highlight w:val="magenta"/>
                 <w:lang w:eastAsia="cs-CZ"/>
               </w:rPr>
-              <w:t>|</w:t>
-            </w:r>
-            <w:proofErr w:type="spellStart"/>
-            <w:r>
-              <w:rPr>
-                <w:rFonts w:ascii="Calibri" w:eastAsia="Times New Roman" w:hAnsi="Calibri" w:cs="Calibri"/>
-                <w:szCs w:val="20"/>
-                <w:highlight w:val="magenta"/>
-                <w:lang w:eastAsia="cs-CZ"/>
-              </w:rPr>
-              <w:t>czech</w:t>
-            </w:r>
-            <w:proofErr w:type="spellEnd"/>
-            <w:r>
-              <w:rPr>
-                <w:rFonts w:ascii="Calibri" w:eastAsia="Times New Roman" w:hAnsi="Calibri" w:cs="Calibri"/>
-                <w:szCs w:val="20"/>
-                <w:highlight w:val="magenta"/>
-                <w:lang w:eastAsia="cs-CZ"/>
-              </w:rPr>
-              <w:t>}}</w:t>
+              <w:t>|czech}}</w:t>
             </w:r>
           </w:p>
         </w:tc>
@@ -10554,15 +9498,7 @@
                 <w:b/>
                 <w:lang w:eastAsia="cs-CZ"/>
               </w:rPr>
-              <w:t xml:space="preserve"> </w:t>
-            </w:r>
-            <w:proofErr w:type="spellStart"/>
-            <w:r>
-              <w:rPr>
-                <w:b/>
-                <w:lang w:eastAsia="cs-CZ"/>
-              </w:rPr>
-              <w:t>F</w:t>
+              <w:t xml:space="preserve"> F</w:t>
             </w:r>
             <w:r>
               <w:rPr>
@@ -10572,7 +9508,6 @@
               </w:rPr>
               <w:t>max</w:t>
             </w:r>
-            <w:proofErr w:type="spellEnd"/>
           </w:p>
         </w:tc>
         <w:tc>
@@ -10655,15 +9590,7 @@
                 <w:b/>
                 <w:lang w:eastAsia="cs-CZ"/>
               </w:rPr>
-              <w:t xml:space="preserve"> </w:t>
-            </w:r>
-            <w:proofErr w:type="spellStart"/>
-            <w:r>
-              <w:rPr>
-                <w:b/>
-                <w:lang w:eastAsia="cs-CZ"/>
-              </w:rPr>
-              <w:t>F</w:t>
+              <w:t xml:space="preserve"> F</w:t>
             </w:r>
             <w:r>
               <w:rPr>
@@ -10673,7 +9600,6 @@
               </w:rPr>
               <w:t>max</w:t>
             </w:r>
-            <w:proofErr w:type="spellEnd"/>
           </w:p>
         </w:tc>
         <w:tc>
@@ -10955,25 +9881,7 @@
                 <w:szCs w:val="20"/>
                 <w:highlight w:val="magenta"/>
               </w:rPr>
-              <w:t>{{section2_</w:t>
-            </w:r>
-            <w:proofErr w:type="gramStart"/>
-            <w:r>
-              <w:rPr>
-                <w:rFonts w:ascii="Calibri" w:hAnsi="Calibri" w:cs="Calibri"/>
-                <w:szCs w:val="20"/>
-                <w:highlight w:val="magenta"/>
-              </w:rPr>
-              <w:t>firma.measurement</w:t>
-            </w:r>
-            <w:proofErr w:type="gramEnd"/>
-            <w:r>
-              <w:rPr>
-                <w:rFonts w:ascii="Calibri" w:hAnsi="Calibri" w:cs="Calibri"/>
-                <w:szCs w:val="20"/>
-                <w:highlight w:val="magenta"/>
-              </w:rPr>
-              <w:t>_date</w:t>
+              <w:t>{{section2_firma.measurement_date</w:t>
             </w:r>
             <w:r>
               <w:rPr>
@@ -11012,18 +9920,8 @@
                 <w:szCs w:val="20"/>
                 <w:highlight w:val="magenta"/>
               </w:rPr>
-              <w:t>{{section4_worker_</w:t>
-            </w:r>
-            <w:proofErr w:type="gramStart"/>
-            <w:r>
-              <w:rPr>
-                <w:rFonts w:ascii="Calibri" w:hAnsi="Calibri" w:cs="Calibri"/>
-                <w:szCs w:val="20"/>
-                <w:highlight w:val="magenta"/>
-              </w:rPr>
-              <w:t>a.initials</w:t>
-            </w:r>
-            <w:proofErr w:type="gramEnd"/>
+              <w:t>{{section4_worker_a.initials</w:t>
+            </w:r>
             <w:r>
               <w:rPr>
                 <w:rFonts w:ascii="Calibri" w:hAnsi="Calibri" w:cs="Calibri"/>
@@ -11063,18 +9961,8 @@
                 <w:szCs w:val="20"/>
                 <w:highlight w:val="magenta"/>
               </w:rPr>
-              <w:t>{{</w:t>
-            </w:r>
-            <w:proofErr w:type="spellStart"/>
-            <w:r>
-              <w:rPr>
-                <w:rFonts w:ascii="Calibri" w:hAnsi="Calibri" w:cs="Calibri"/>
-                <w:szCs w:val="20"/>
-                <w:highlight w:val="magenta"/>
-              </w:rPr>
-              <w:t>table_time_weighted_average</w:t>
-            </w:r>
-            <w:proofErr w:type="spellEnd"/>
+              <w:t>{{table_time_weighted_average</w:t>
+            </w:r>
           </w:p>
           <w:p>
             <w:pPr>
@@ -11086,23 +9974,13 @@
                 <w:highlight w:val="magenta"/>
               </w:rPr>
             </w:pPr>
-            <w:proofErr w:type="gramStart"/>
             <w:r>
               <w:rPr>
                 <w:rFonts w:ascii="Calibri" w:hAnsi="Calibri" w:cs="Calibri"/>
                 <w:szCs w:val="20"/>
                 <w:highlight w:val="magenta"/>
               </w:rPr>
-              <w:t>.1.phk</w:t>
-            </w:r>
-            <w:proofErr w:type="gramEnd"/>
-            <w:r>
-              <w:rPr>
-                <w:rFonts w:ascii="Calibri" w:hAnsi="Calibri" w:cs="Calibri"/>
-                <w:szCs w:val="20"/>
-                <w:highlight w:val="magenta"/>
-              </w:rPr>
-              <w:t>_extenzory</w:t>
+              <w:t>.1.phk_extenzory</w:t>
             </w:r>
             <w:r>
               <w:rPr>
@@ -11142,18 +10020,8 @@
                 <w:szCs w:val="20"/>
                 <w:highlight w:val="magenta"/>
               </w:rPr>
-              <w:t>{{</w:t>
-            </w:r>
-            <w:proofErr w:type="spellStart"/>
-            <w:r>
-              <w:rPr>
-                <w:rFonts w:ascii="Calibri" w:hAnsi="Calibri" w:cs="Calibri"/>
-                <w:szCs w:val="20"/>
-                <w:highlight w:val="magenta"/>
-              </w:rPr>
-              <w:t>table_time_weighted_average</w:t>
-            </w:r>
-            <w:proofErr w:type="spellEnd"/>
+              <w:t>{{table_time_weighted_average</w:t>
+            </w:r>
           </w:p>
           <w:p>
             <w:pPr>
@@ -11165,23 +10033,13 @@
                 <w:highlight w:val="magenta"/>
               </w:rPr>
             </w:pPr>
-            <w:proofErr w:type="gramStart"/>
             <w:r>
               <w:rPr>
                 <w:rFonts w:ascii="Calibri" w:hAnsi="Calibri" w:cs="Calibri"/>
                 <w:szCs w:val="20"/>
                 <w:highlight w:val="magenta"/>
               </w:rPr>
-              <w:t>.1.phk</w:t>
-            </w:r>
-            <w:proofErr w:type="gramEnd"/>
-            <w:r>
-              <w:rPr>
-                <w:rFonts w:ascii="Calibri" w:hAnsi="Calibri" w:cs="Calibri"/>
-                <w:szCs w:val="20"/>
-                <w:highlight w:val="magenta"/>
-              </w:rPr>
-              <w:t>_flexory</w:t>
+              <w:t>.1.phk_flexory</w:t>
             </w:r>
             <w:r>
               <w:rPr>
@@ -11221,18 +10079,8 @@
                 <w:szCs w:val="20"/>
                 <w:highlight w:val="magenta"/>
               </w:rPr>
-              <w:t>{{</w:t>
-            </w:r>
-            <w:proofErr w:type="spellStart"/>
-            <w:r>
-              <w:rPr>
-                <w:rFonts w:ascii="Calibri" w:hAnsi="Calibri" w:cs="Calibri"/>
-                <w:szCs w:val="20"/>
-                <w:highlight w:val="magenta"/>
-              </w:rPr>
-              <w:t>table_time_weighted_average</w:t>
-            </w:r>
-            <w:proofErr w:type="spellEnd"/>
+              <w:t>{{table_time_weighted_average</w:t>
+            </w:r>
           </w:p>
           <w:p>
             <w:pPr>
@@ -11244,23 +10092,13 @@
                 <w:highlight w:val="magenta"/>
               </w:rPr>
             </w:pPr>
-            <w:proofErr w:type="gramStart"/>
             <w:r>
               <w:rPr>
                 <w:rFonts w:ascii="Calibri" w:hAnsi="Calibri" w:cs="Calibri"/>
                 <w:szCs w:val="20"/>
                 <w:highlight w:val="magenta"/>
               </w:rPr>
-              <w:t>.1.phk</w:t>
-            </w:r>
-            <w:proofErr w:type="gramEnd"/>
-            <w:r>
-              <w:rPr>
-                <w:rFonts w:ascii="Calibri" w:hAnsi="Calibri" w:cs="Calibri"/>
-                <w:szCs w:val="20"/>
-                <w:highlight w:val="magenta"/>
-              </w:rPr>
-              <w:t>_movements</w:t>
+              <w:t>.1.phk_movements</w:t>
             </w:r>
             <w:r>
               <w:rPr>
@@ -11300,18 +10138,8 @@
                 <w:szCs w:val="20"/>
                 <w:highlight w:val="magenta"/>
               </w:rPr>
-              <w:t>{{</w:t>
-            </w:r>
-            <w:proofErr w:type="spellStart"/>
-            <w:r>
-              <w:rPr>
-                <w:rFonts w:ascii="Calibri" w:hAnsi="Calibri" w:cs="Calibri"/>
-                <w:szCs w:val="20"/>
-                <w:highlight w:val="magenta"/>
-              </w:rPr>
-              <w:t>table_time_weighted_average</w:t>
-            </w:r>
-            <w:proofErr w:type="spellEnd"/>
+              <w:t>{{table_time_weighted_average</w:t>
+            </w:r>
           </w:p>
           <w:p>
             <w:pPr>
@@ -11323,23 +10151,13 @@
                 <w:highlight w:val="magenta"/>
               </w:rPr>
             </w:pPr>
-            <w:proofErr w:type="gramStart"/>
             <w:r>
               <w:rPr>
                 <w:rFonts w:ascii="Calibri" w:hAnsi="Calibri" w:cs="Calibri"/>
                 <w:szCs w:val="20"/>
                 <w:highlight w:val="magenta"/>
               </w:rPr>
-              <w:t>.1.lhk</w:t>
-            </w:r>
-            <w:proofErr w:type="gramEnd"/>
-            <w:r>
-              <w:rPr>
-                <w:rFonts w:ascii="Calibri" w:hAnsi="Calibri" w:cs="Calibri"/>
-                <w:szCs w:val="20"/>
-                <w:highlight w:val="magenta"/>
-              </w:rPr>
-              <w:t>_extenzory</w:t>
+              <w:t>.1.lhk_extenzory</w:t>
             </w:r>
             <w:r>
               <w:rPr>
@@ -11379,18 +10197,8 @@
                 <w:szCs w:val="20"/>
                 <w:highlight w:val="magenta"/>
               </w:rPr>
-              <w:t>{{</w:t>
-            </w:r>
-            <w:proofErr w:type="spellStart"/>
-            <w:r>
-              <w:rPr>
-                <w:rFonts w:ascii="Calibri" w:hAnsi="Calibri" w:cs="Calibri"/>
-                <w:szCs w:val="20"/>
-                <w:highlight w:val="magenta"/>
-              </w:rPr>
-              <w:t>table_time_weighted_average</w:t>
-            </w:r>
-            <w:proofErr w:type="spellEnd"/>
+              <w:t>{{table_time_weighted_average</w:t>
+            </w:r>
           </w:p>
           <w:p>
             <w:pPr>
@@ -11402,23 +10210,13 @@
                 <w:highlight w:val="magenta"/>
               </w:rPr>
             </w:pPr>
-            <w:proofErr w:type="gramStart"/>
             <w:r>
               <w:rPr>
                 <w:rFonts w:ascii="Calibri" w:hAnsi="Calibri" w:cs="Calibri"/>
                 <w:szCs w:val="20"/>
                 <w:highlight w:val="magenta"/>
               </w:rPr>
-              <w:t>.1.lhk</w:t>
-            </w:r>
-            <w:proofErr w:type="gramEnd"/>
-            <w:r>
-              <w:rPr>
-                <w:rFonts w:ascii="Calibri" w:hAnsi="Calibri" w:cs="Calibri"/>
-                <w:szCs w:val="20"/>
-                <w:highlight w:val="magenta"/>
-              </w:rPr>
-              <w:t>_flexory</w:t>
+              <w:t>.1.lhk_flexory</w:t>
             </w:r>
             <w:r>
               <w:rPr>
@@ -11458,18 +10256,8 @@
                 <w:szCs w:val="20"/>
                 <w:highlight w:val="magenta"/>
               </w:rPr>
-              <w:t>{{</w:t>
-            </w:r>
-            <w:proofErr w:type="spellStart"/>
-            <w:r>
-              <w:rPr>
-                <w:rFonts w:ascii="Calibri" w:hAnsi="Calibri" w:cs="Calibri"/>
-                <w:szCs w:val="20"/>
-                <w:highlight w:val="magenta"/>
-              </w:rPr>
-              <w:t>table_time_weighted_average</w:t>
-            </w:r>
-            <w:proofErr w:type="spellEnd"/>
+              <w:t>{{table_time_weighted_average</w:t>
+            </w:r>
           </w:p>
           <w:p>
             <w:pPr>
@@ -11481,23 +10269,13 @@
                 <w:highlight w:val="magenta"/>
               </w:rPr>
             </w:pPr>
-            <w:proofErr w:type="gramStart"/>
             <w:r>
               <w:rPr>
                 <w:rFonts w:ascii="Calibri" w:hAnsi="Calibri" w:cs="Calibri"/>
                 <w:szCs w:val="20"/>
                 <w:highlight w:val="magenta"/>
               </w:rPr>
-              <w:t>.1.lhk</w:t>
-            </w:r>
-            <w:proofErr w:type="gramEnd"/>
-            <w:r>
-              <w:rPr>
-                <w:rFonts w:ascii="Calibri" w:hAnsi="Calibri" w:cs="Calibri"/>
-                <w:szCs w:val="20"/>
-                <w:highlight w:val="magenta"/>
-              </w:rPr>
-              <w:t>_movements</w:t>
+              <w:t>.1.lhk_movements</w:t>
             </w:r>
             <w:r>
               <w:rPr>
@@ -11580,67 +10358,9 @@
                 <w:b/>
                 <w:bCs/>
                 <w:color w:val="FF0000"/>
-                <w:sz w:val="12"/>
-                <w:szCs w:val="12"/>
-              </w:rPr>
-              <w:t>{{</w:t>
-            </w:r>
-            <w:proofErr w:type="spellStart"/>
-            <w:r>
-              <w:rPr>
-                <w:rFonts w:ascii="Calibri" w:hAnsi="Calibri" w:cs="Calibri"/>
-                <w:b/>
-                <w:bCs/>
-                <w:color w:val="FF0000"/>
-                <w:sz w:val="12"/>
-                <w:szCs w:val="12"/>
-              </w:rPr>
-              <w:t>section_generated_texts.hygiene_limits.</w:t>
-            </w:r>
-            <w:r>
-              <w:rPr>
-                <w:rFonts w:ascii="Calibri" w:hAnsi="Calibri" w:cs="Calibri"/>
-                <w:b/>
-                <w:bCs/>
-                <w:color w:val="FF0000"/>
-                <w:sz w:val="12"/>
-                <w:szCs w:val="12"/>
-              </w:rPr>
-              <w:t>phk</w:t>
-            </w:r>
-            <w:r>
-              <w:rPr>
-                <w:rFonts w:ascii="Calibri" w:hAnsi="Calibri" w:cs="Calibri"/>
-                <w:b/>
-                <w:bCs/>
-                <w:color w:val="FF0000"/>
-                <w:sz w:val="12"/>
-                <w:szCs w:val="12"/>
-              </w:rPr>
-              <w:t>_</w:t>
-            </w:r>
-            <w:r>
-              <w:rPr>
-                <w:rFonts w:ascii="Calibri" w:hAnsi="Calibri" w:cs="Calibri"/>
-                <w:b/>
-                <w:bCs/>
-                <w:color w:val="FF0000"/>
-                <w:sz w:val="12"/>
-                <w:szCs w:val="12"/>
-              </w:rPr>
-              <w:t>extenzor</w:t>
-            </w:r>
-            <w:proofErr w:type="spellEnd"/>
-            <w:r>
-              <w:rPr>
-                <w:rFonts w:ascii="Calibri" w:hAnsi="Calibri" w:cs="Calibri"/>
-                <w:b/>
-                <w:bCs/>
-                <w:color w:val="FF0000"/>
-                <w:sz w:val="12"/>
-                <w:szCs w:val="12"/>
-              </w:rPr>
-              <w:t>}}</w:t>
+                <w:szCs w:val="20"/>
+              </w:rPr>
+              <w:t>{{section_generated_texts.hygiene_limits.phk_extenzor}}</w:t>
             </w:r>
           </w:p>
         </w:tc>
@@ -11673,67 +10393,9 @@
                 <w:b/>
                 <w:bCs/>
                 <w:color w:val="FF0000"/>
-                <w:sz w:val="12"/>
-                <w:szCs w:val="12"/>
-              </w:rPr>
-              <w:t>{{</w:t>
-            </w:r>
-            <w:proofErr w:type="spellStart"/>
-            <w:r>
-              <w:rPr>
-                <w:rFonts w:ascii="Calibri" w:hAnsi="Calibri" w:cs="Calibri"/>
-                <w:b/>
-                <w:bCs/>
-                <w:color w:val="FF0000"/>
-                <w:sz w:val="12"/>
-                <w:szCs w:val="12"/>
-              </w:rPr>
-              <w:t>section_generated_texts.hygiene_limits.</w:t>
-            </w:r>
-            <w:r>
-              <w:rPr>
-                <w:rFonts w:ascii="Calibri" w:hAnsi="Calibri" w:cs="Calibri"/>
-                <w:b/>
-                <w:bCs/>
-                <w:color w:val="FF0000"/>
-                <w:sz w:val="12"/>
-                <w:szCs w:val="12"/>
-              </w:rPr>
-              <w:t>phk</w:t>
-            </w:r>
-            <w:r>
-              <w:rPr>
-                <w:rFonts w:ascii="Calibri" w:hAnsi="Calibri" w:cs="Calibri"/>
-                <w:b/>
-                <w:bCs/>
-                <w:color w:val="FF0000"/>
-                <w:sz w:val="12"/>
-                <w:szCs w:val="12"/>
-              </w:rPr>
-              <w:t>_</w:t>
-            </w:r>
-            <w:r>
-              <w:rPr>
-                <w:rFonts w:ascii="Calibri" w:hAnsi="Calibri" w:cs="Calibri"/>
-                <w:b/>
-                <w:bCs/>
-                <w:color w:val="FF0000"/>
-                <w:sz w:val="12"/>
-                <w:szCs w:val="12"/>
-              </w:rPr>
-              <w:t>flexor</w:t>
-            </w:r>
-            <w:proofErr w:type="spellEnd"/>
-            <w:r>
-              <w:rPr>
-                <w:rFonts w:ascii="Calibri" w:hAnsi="Calibri" w:cs="Calibri"/>
-                <w:b/>
-                <w:bCs/>
-                <w:color w:val="FF0000"/>
-                <w:sz w:val="12"/>
-                <w:szCs w:val="12"/>
-              </w:rPr>
-              <w:t>}}</w:t>
+                <w:szCs w:val="20"/>
+              </w:rPr>
+              <w:t>{{section_generated_texts.hygiene_limits.phk_flexor}}</w:t>
             </w:r>
           </w:p>
         </w:tc>
@@ -11766,8 +10428,7 @@
                 <w:b/>
                 <w:bCs/>
                 <w:color w:val="000000" w:themeColor="text1"/>
-                <w:sz w:val="12"/>
-                <w:szCs w:val="12"/>
+                <w:szCs w:val="20"/>
               </w:rPr>
               <w:t>-</w:t>
             </w:r>
@@ -11802,45 +10463,9 @@
                 <w:b/>
                 <w:bCs/>
                 <w:color w:val="FF0000"/>
-                <w:sz w:val="12"/>
-                <w:szCs w:val="12"/>
-              </w:rPr>
-              <w:t>{{</w:t>
-            </w:r>
-            <w:proofErr w:type="spellStart"/>
-            <w:r>
-              <w:rPr>
-                <w:rFonts w:ascii="Calibri" w:hAnsi="Calibri" w:cs="Calibri"/>
-                <w:b/>
-                <w:bCs/>
-                <w:color w:val="FF0000"/>
-                <w:sz w:val="12"/>
-                <w:szCs w:val="12"/>
-              </w:rPr>
-              <w:t>section_generated_texts.hygiene_limits.lhk_</w:t>
-            </w:r>
-            <w:r>
-              <w:rPr>
-                <w:rFonts w:ascii="Calibri" w:hAnsi="Calibri" w:cs="Calibri"/>
-                <w:b/>
-                <w:bCs/>
-                <w:color w:val="FF0000"/>
-                <w:sz w:val="12"/>
-                <w:szCs w:val="12"/>
-              </w:rPr>
-              <w:t>extenzor</w:t>
-            </w:r>
-            <w:proofErr w:type="spellEnd"/>
-            <w:r>
-              <w:rPr>
-                <w:rFonts w:ascii="Calibri" w:hAnsi="Calibri" w:cs="Calibri"/>
-                <w:b/>
-                <w:bCs/>
-                <w:color w:val="FF0000"/>
-                <w:sz w:val="12"/>
-                <w:szCs w:val="12"/>
-              </w:rPr>
-              <w:t>}}</w:t>
+                <w:szCs w:val="20"/>
+              </w:rPr>
+              <w:t>{{section_generated_texts.hygiene_limits.lhk_extenzor}}</w:t>
             </w:r>
           </w:p>
         </w:tc>
@@ -11872,34 +10497,9 @@
                 <w:b/>
                 <w:bCs/>
                 <w:color w:val="FF0000"/>
-                <w:sz w:val="12"/>
-                <w:szCs w:val="12"/>
-              </w:rPr>
-              <w:t>{{</w:t>
-            </w:r>
-            <w:proofErr w:type="spellStart"/>
-            <w:r>
-              <w:rPr>
-                <w:rFonts w:ascii="Calibri" w:hAnsi="Calibri" w:cs="Calibri"/>
-                <w:b/>
-                <w:bCs/>
-                <w:color w:val="FF0000"/>
-                <w:sz w:val="12"/>
-                <w:szCs w:val="12"/>
-              </w:rPr>
-              <w:t>section_generated_texts.hygiene_limits.lhk_flexor</w:t>
-            </w:r>
-            <w:proofErr w:type="spellEnd"/>
-            <w:r>
-              <w:rPr>
-                <w:rFonts w:ascii="Calibri" w:hAnsi="Calibri" w:cs="Calibri"/>
-                <w:b/>
-                <w:bCs/>
-                <w:color w:val="FF0000"/>
-                <w:sz w:val="12"/>
-                <w:szCs w:val="12"/>
-              </w:rPr>
-              <w:t>}}</w:t>
+                <w:szCs w:val="20"/>
+              </w:rPr>
+              <w:t>{{section_generated_texts.hygiene_limits.lhk_flexor}}</w:t>
             </w:r>
           </w:p>
         </w:tc>
@@ -12083,21 +10683,8 @@
                 <w:szCs w:val="20"/>
                 <w:lang w:eastAsia="cs-CZ"/>
               </w:rPr>
-              <w:t xml:space="preserve">Výskyt sil 55-70 % </w:t>
-            </w:r>
-            <w:proofErr w:type="spellStart"/>
-            <w:r>
-              <w:rPr>
-                <w:rFonts w:ascii="Calibri" w:eastAsia="Times New Roman" w:hAnsi="Calibri" w:cs="Calibri"/>
-                <w:b/>
-                <w:bCs/>
-                <w:color w:val="000000"/>
-                <w:szCs w:val="20"/>
-                <w:lang w:eastAsia="cs-CZ"/>
-              </w:rPr>
-              <w:t>Fmax</w:t>
-            </w:r>
-            <w:proofErr w:type="spellEnd"/>
+              <w:t>Výskyt sil 55-70 % Fmax</w:t>
+            </w:r>
           </w:p>
         </w:tc>
         <w:tc>
@@ -12135,45 +10722,8 @@
                 <w:szCs w:val="20"/>
                 <w:lang w:eastAsia="cs-CZ"/>
               </w:rPr>
-              <w:t xml:space="preserve">Výskyt </w:t>
-            </w:r>
-            <w:proofErr w:type="gramStart"/>
-            <w:r>
-              <w:rPr>
-                <w:rFonts w:ascii="Calibri" w:eastAsia="Times New Roman" w:hAnsi="Calibri" w:cs="Calibri"/>
-                <w:b/>
-                <w:bCs/>
-                <w:color w:val="000000"/>
-                <w:szCs w:val="20"/>
-                <w:lang w:eastAsia="cs-CZ"/>
-              </w:rPr>
-              <w:t>sil &gt;</w:t>
-            </w:r>
-            <w:proofErr w:type="gramEnd"/>
-            <w:r>
-              <w:rPr>
-                <w:rFonts w:ascii="Calibri" w:eastAsia="Times New Roman" w:hAnsi="Calibri" w:cs="Calibri"/>
-                <w:b/>
-                <w:bCs/>
-                <w:color w:val="000000"/>
-                <w:szCs w:val="20"/>
-                <w:lang w:eastAsia="cs-CZ"/>
-              </w:rPr>
-              <w:t xml:space="preserve"> 70 % </w:t>
-            </w:r>
-            <w:proofErr w:type="spellStart"/>
-            <w:r>
-              <w:rPr>
-                <w:rFonts w:ascii="Calibri" w:eastAsia="Times New Roman" w:hAnsi="Calibri" w:cs="Calibri"/>
-                <w:b/>
-                <w:bCs/>
-                <w:color w:val="000000"/>
-                <w:szCs w:val="20"/>
-                <w:lang w:eastAsia="cs-CZ"/>
-              </w:rPr>
-              <w:t>Fmax</w:t>
-            </w:r>
-            <w:proofErr w:type="spellEnd"/>
+              <w:t>Výskyt sil &gt; 70 % Fmax</w:t>
+            </w:r>
           </w:p>
         </w:tc>
       </w:tr>
@@ -12555,21 +11105,8 @@
                 <w:highlight w:val="magenta"/>
                 <w:lang w:eastAsia="cs-CZ"/>
               </w:rPr>
-              <w:t>{{</w:t>
-            </w:r>
-            <w:proofErr w:type="spellStart"/>
-            <w:r>
-              <w:rPr>
-                <w:rFonts w:ascii="Calibri" w:eastAsia="Times New Roman" w:hAnsi="Calibri" w:cs="Calibri"/>
-                <w:bCs/>
-                <w:color w:val="000000"/>
-                <w:szCs w:val="20"/>
-                <w:highlight w:val="magenta"/>
-                <w:lang w:eastAsia="cs-CZ"/>
-              </w:rPr>
-              <w:t>table_force_distribution</w:t>
-            </w:r>
-            <w:proofErr w:type="spellEnd"/>
+              <w:t>{{table_force_distribution</w:t>
+            </w:r>
           </w:p>
           <w:p>
             <w:pPr>
@@ -12644,21 +11181,8 @@
                 <w:highlight w:val="magenta"/>
                 <w:lang w:eastAsia="cs-CZ"/>
               </w:rPr>
-              <w:t>{{</w:t>
-            </w:r>
-            <w:proofErr w:type="spellStart"/>
-            <w:r>
-              <w:rPr>
-                <w:rFonts w:ascii="Calibri" w:eastAsia="Times New Roman" w:hAnsi="Calibri" w:cs="Calibri"/>
-                <w:bCs/>
-                <w:color w:val="000000"/>
-                <w:szCs w:val="20"/>
-                <w:highlight w:val="magenta"/>
-                <w:lang w:eastAsia="cs-CZ"/>
-              </w:rPr>
-              <w:t>table_force_distribution</w:t>
-            </w:r>
-            <w:proofErr w:type="spellEnd"/>
+              <w:t>{{table_force_distribution</w:t>
+            </w:r>
           </w:p>
           <w:p>
             <w:pPr>
@@ -12728,21 +11252,8 @@
                 <w:highlight w:val="magenta"/>
                 <w:lang w:eastAsia="cs-CZ"/>
               </w:rPr>
-              <w:t>{{</w:t>
-            </w:r>
-            <w:proofErr w:type="spellStart"/>
-            <w:r>
-              <w:rPr>
-                <w:rFonts w:ascii="Calibri" w:eastAsia="Times New Roman" w:hAnsi="Calibri" w:cs="Calibri"/>
-                <w:bCs/>
-                <w:color w:val="000000"/>
-                <w:szCs w:val="20"/>
-                <w:highlight w:val="magenta"/>
-                <w:lang w:eastAsia="cs-CZ"/>
-              </w:rPr>
-              <w:t>table_force_distribution</w:t>
-            </w:r>
-            <w:proofErr w:type="spellEnd"/>
+              <w:t>{{table_force_distribution</w:t>
+            </w:r>
           </w:p>
           <w:p>
             <w:pPr>
@@ -12830,21 +11341,8 @@
                 <w:highlight w:val="magenta"/>
                 <w:lang w:eastAsia="cs-CZ"/>
               </w:rPr>
-              <w:t>{{</w:t>
-            </w:r>
-            <w:proofErr w:type="spellStart"/>
-            <w:r>
-              <w:rPr>
-                <w:rFonts w:ascii="Calibri" w:eastAsia="Times New Roman" w:hAnsi="Calibri" w:cs="Calibri"/>
-                <w:bCs/>
-                <w:color w:val="000000"/>
-                <w:szCs w:val="20"/>
-                <w:highlight w:val="magenta"/>
-                <w:lang w:eastAsia="cs-CZ"/>
-              </w:rPr>
-              <w:t>table_force_distribution</w:t>
-            </w:r>
-            <w:proofErr w:type="spellEnd"/>
+              <w:t>{{table_force_distribution</w:t>
+            </w:r>
           </w:p>
           <w:p>
             <w:pPr>
@@ -12932,21 +11430,8 @@
                 <w:highlight w:val="magenta"/>
                 <w:lang w:eastAsia="cs-CZ"/>
               </w:rPr>
-              <w:t>{{</w:t>
-            </w:r>
-            <w:proofErr w:type="spellStart"/>
-            <w:r>
-              <w:rPr>
-                <w:rFonts w:ascii="Calibri" w:eastAsia="Times New Roman" w:hAnsi="Calibri" w:cs="Calibri"/>
-                <w:bCs/>
-                <w:color w:val="000000"/>
-                <w:szCs w:val="20"/>
-                <w:highlight w:val="magenta"/>
-                <w:lang w:eastAsia="cs-CZ"/>
-              </w:rPr>
-              <w:t>table_force_distribution</w:t>
-            </w:r>
-            <w:proofErr w:type="spellEnd"/>
+              <w:t>{{table_force_distribution</w:t>
+            </w:r>
           </w:p>
           <w:p>
             <w:pPr>
@@ -13034,21 +11519,8 @@
                 <w:highlight w:val="magenta"/>
                 <w:lang w:eastAsia="cs-CZ"/>
               </w:rPr>
-              <w:t>{{</w:t>
-            </w:r>
-            <w:proofErr w:type="spellStart"/>
-            <w:r>
-              <w:rPr>
-                <w:rFonts w:ascii="Calibri" w:eastAsia="Times New Roman" w:hAnsi="Calibri" w:cs="Calibri"/>
-                <w:bCs/>
-                <w:color w:val="000000"/>
-                <w:szCs w:val="20"/>
-                <w:highlight w:val="magenta"/>
-                <w:lang w:eastAsia="cs-CZ"/>
-              </w:rPr>
-              <w:t>table_force_distribution</w:t>
-            </w:r>
-            <w:proofErr w:type="spellEnd"/>
+              <w:t>{{table_force_distribution</w:t>
+            </w:r>
           </w:p>
           <w:p>
             <w:pPr>
@@ -13136,21 +11608,8 @@
                 <w:highlight w:val="magenta"/>
                 <w:lang w:eastAsia="cs-CZ"/>
               </w:rPr>
-              <w:t>{{</w:t>
-            </w:r>
-            <w:proofErr w:type="spellStart"/>
-            <w:r>
-              <w:rPr>
-                <w:rFonts w:ascii="Calibri" w:eastAsia="Times New Roman" w:hAnsi="Calibri" w:cs="Calibri"/>
-                <w:bCs/>
-                <w:color w:val="000000"/>
-                <w:szCs w:val="20"/>
-                <w:highlight w:val="magenta"/>
-                <w:lang w:eastAsia="cs-CZ"/>
-              </w:rPr>
-              <w:t>table_force_distribution</w:t>
-            </w:r>
-            <w:proofErr w:type="spellEnd"/>
+              <w:t>{{table_force_distribution</w:t>
+            </w:r>
           </w:p>
           <w:p>
             <w:pPr>
@@ -13238,21 +11697,8 @@
                 <w:highlight w:val="magenta"/>
                 <w:lang w:eastAsia="cs-CZ"/>
               </w:rPr>
-              <w:t>{{</w:t>
-            </w:r>
-            <w:proofErr w:type="spellStart"/>
-            <w:r>
-              <w:rPr>
-                <w:rFonts w:ascii="Calibri" w:eastAsia="Times New Roman" w:hAnsi="Calibri" w:cs="Calibri"/>
-                <w:bCs/>
-                <w:color w:val="000000"/>
-                <w:szCs w:val="20"/>
-                <w:highlight w:val="magenta"/>
-                <w:lang w:eastAsia="cs-CZ"/>
-              </w:rPr>
-              <w:t>table_force_distribution</w:t>
-            </w:r>
-            <w:proofErr w:type="spellEnd"/>
+              <w:t>{{table_force_distribution</w:t>
+            </w:r>
           </w:p>
           <w:p>
             <w:pPr>
@@ -13340,21 +11786,8 @@
                 <w:highlight w:val="magenta"/>
                 <w:lang w:eastAsia="cs-CZ"/>
               </w:rPr>
-              <w:t>{{</w:t>
-            </w:r>
-            <w:proofErr w:type="spellStart"/>
-            <w:r>
-              <w:rPr>
-                <w:rFonts w:ascii="Calibri" w:eastAsia="Times New Roman" w:hAnsi="Calibri" w:cs="Calibri"/>
-                <w:bCs/>
-                <w:color w:val="000000"/>
-                <w:szCs w:val="20"/>
-                <w:highlight w:val="magenta"/>
-                <w:lang w:eastAsia="cs-CZ"/>
-              </w:rPr>
-              <w:t>table_force_distribution</w:t>
-            </w:r>
-            <w:proofErr w:type="spellEnd"/>
+              <w:t>{{table_force_distribution</w:t>
+            </w:r>
           </w:p>
           <w:p>
             <w:pPr>
@@ -13442,21 +11875,8 @@
                 <w:highlight w:val="magenta"/>
                 <w:lang w:eastAsia="cs-CZ"/>
               </w:rPr>
-              <w:t>{{</w:t>
-            </w:r>
-            <w:proofErr w:type="spellStart"/>
-            <w:r>
-              <w:rPr>
-                <w:rFonts w:ascii="Calibri" w:eastAsia="Times New Roman" w:hAnsi="Calibri" w:cs="Calibri"/>
-                <w:bCs/>
-                <w:color w:val="000000"/>
-                <w:szCs w:val="20"/>
-                <w:highlight w:val="magenta"/>
-                <w:lang w:eastAsia="cs-CZ"/>
-              </w:rPr>
-              <w:t>table_force_distribution</w:t>
-            </w:r>
-            <w:proofErr w:type="spellEnd"/>
+              <w:t>{{table_force_distribution</w:t>
+            </w:r>
           </w:p>
           <w:p>
             <w:pPr>
@@ -13549,42 +11969,30 @@
                 <w:highlight w:val="magenta"/>
                 <w:lang w:eastAsia="cs-CZ"/>
               </w:rPr>
-              <w:t>{{</w:t>
-            </w:r>
-            <w:proofErr w:type="spellStart"/>
-            <w:r>
-              <w:rPr>
-                <w:rFonts w:ascii="Calibri" w:eastAsia="Times New Roman" w:hAnsi="Calibri" w:cs="Calibri"/>
-                <w:bCs/>
-                <w:color w:val="000000"/>
-                <w:szCs w:val="20"/>
-                <w:highlight w:val="magenta"/>
-                <w:lang w:eastAsia="cs-CZ"/>
-              </w:rPr>
-              <w:t>table_force_distribution</w:t>
-            </w:r>
-            <w:proofErr w:type="spellEnd"/>
-          </w:p>
-          <w:p>
-            <w:pPr>
-              <w:rPr>
-                <w:rFonts w:ascii="Calibri" w:eastAsia="Times New Roman" w:hAnsi="Calibri" w:cs="Calibri"/>
-                <w:bCs/>
-                <w:color w:val="000000"/>
-                <w:szCs w:val="20"/>
-                <w:highlight w:val="magenta"/>
-                <w:lang w:eastAsia="cs-CZ"/>
-              </w:rPr>
-            </w:pPr>
-            <w:r>
-              <w:rPr>
-                <w:rFonts w:ascii="Calibri" w:eastAsia="Times New Roman" w:hAnsi="Calibri" w:cs="Calibri"/>
-                <w:bCs/>
-                <w:color w:val="000000"/>
-                <w:szCs w:val="20"/>
-                <w:highlight w:val="magenta"/>
-                <w:lang w:eastAsia="cs-CZ"/>
-              </w:rPr>
+              <w:t>{{table_force_distribution</w:t>
+            </w:r>
+          </w:p>
+          <w:p>
+            <w:pPr>
+              <w:rPr>
+                <w:rFonts w:ascii="Calibri" w:eastAsia="Times New Roman" w:hAnsi="Calibri" w:cs="Calibri"/>
+                <w:bCs/>
+                <w:color w:val="000000"/>
+                <w:szCs w:val="20"/>
+                <w:highlight w:val="magenta"/>
+                <w:lang w:eastAsia="cs-CZ"/>
+              </w:rPr>
+            </w:pPr>
+            <w:r>
+              <w:rPr>
+                <w:rFonts w:ascii="Calibri" w:eastAsia="Times New Roman" w:hAnsi="Calibri" w:cs="Calibri"/>
+                <w:bCs/>
+                <w:color w:val="000000"/>
+                <w:szCs w:val="20"/>
+                <w:highlight w:val="magenta"/>
+                <w:lang w:eastAsia="cs-CZ"/>
+              </w:rPr>
+              <w:lastRenderedPageBreak/>
               <w:t>.3.activity</w:t>
             </w:r>
             <w:r>
@@ -13633,21 +12041,9 @@
                 <w:highlight w:val="magenta"/>
                 <w:lang w:eastAsia="cs-CZ"/>
               </w:rPr>
-              <w:t>{{</w:t>
-            </w:r>
-            <w:proofErr w:type="spellStart"/>
-            <w:r>
-              <w:rPr>
-                <w:rFonts w:ascii="Calibri" w:eastAsia="Times New Roman" w:hAnsi="Calibri" w:cs="Calibri"/>
-                <w:bCs/>
-                <w:color w:val="000000"/>
-                <w:szCs w:val="20"/>
-                <w:highlight w:val="magenta"/>
-                <w:lang w:eastAsia="cs-CZ"/>
-              </w:rPr>
-              <w:t>table_force_distribution</w:t>
-            </w:r>
-            <w:proofErr w:type="spellEnd"/>
+              <w:lastRenderedPageBreak/>
+              <w:t>{{table_force_distribution</w:t>
+            </w:r>
           </w:p>
           <w:p>
             <w:pPr>
@@ -13687,6 +12083,7 @@
                 <w:highlight w:val="magenta"/>
                 <w:lang w:eastAsia="cs-CZ"/>
               </w:rPr>
+              <w:lastRenderedPageBreak/>
               <w:t>force_55_70_phk_extenzory</w:t>
             </w:r>
             <w:r>
@@ -13735,21 +12132,9 @@
                 <w:highlight w:val="magenta"/>
                 <w:lang w:eastAsia="cs-CZ"/>
               </w:rPr>
-              <w:t>{{</w:t>
-            </w:r>
-            <w:proofErr w:type="spellStart"/>
-            <w:r>
-              <w:rPr>
-                <w:rFonts w:ascii="Calibri" w:eastAsia="Times New Roman" w:hAnsi="Calibri" w:cs="Calibri"/>
-                <w:bCs/>
-                <w:color w:val="000000"/>
-                <w:szCs w:val="20"/>
-                <w:highlight w:val="magenta"/>
-                <w:lang w:eastAsia="cs-CZ"/>
-              </w:rPr>
-              <w:t>table_force_distribution</w:t>
-            </w:r>
-            <w:proofErr w:type="spellEnd"/>
+              <w:lastRenderedPageBreak/>
+              <w:t>{{table_force_distribution</w:t>
+            </w:r>
           </w:p>
           <w:p>
             <w:pPr>
@@ -13789,6 +12174,7 @@
                 <w:highlight w:val="magenta"/>
                 <w:lang w:eastAsia="cs-CZ"/>
               </w:rPr>
+              <w:lastRenderedPageBreak/>
               <w:t>force_55_70_phk_flexory</w:t>
             </w:r>
             <w:r>
@@ -13837,21 +12223,9 @@
                 <w:highlight w:val="magenta"/>
                 <w:lang w:eastAsia="cs-CZ"/>
               </w:rPr>
-              <w:t>{{</w:t>
-            </w:r>
-            <w:proofErr w:type="spellStart"/>
-            <w:r>
-              <w:rPr>
-                <w:rFonts w:ascii="Calibri" w:eastAsia="Times New Roman" w:hAnsi="Calibri" w:cs="Calibri"/>
-                <w:bCs/>
-                <w:color w:val="000000"/>
-                <w:szCs w:val="20"/>
-                <w:highlight w:val="magenta"/>
-                <w:lang w:eastAsia="cs-CZ"/>
-              </w:rPr>
-              <w:t>table_force_distribution</w:t>
-            </w:r>
-            <w:proofErr w:type="spellEnd"/>
+              <w:lastRenderedPageBreak/>
+              <w:t>{{table_force_distribution</w:t>
+            </w:r>
           </w:p>
           <w:p>
             <w:pPr>
@@ -13891,6 +12265,7 @@
                 <w:highlight w:val="magenta"/>
                 <w:lang w:eastAsia="cs-CZ"/>
               </w:rPr>
+              <w:lastRenderedPageBreak/>
               <w:t>force_55_70_lhk_extenzory</w:t>
             </w:r>
             <w:r>
@@ -13939,21 +12314,9 @@
                 <w:highlight w:val="magenta"/>
                 <w:lang w:eastAsia="cs-CZ"/>
               </w:rPr>
-              <w:t>{{</w:t>
-            </w:r>
-            <w:proofErr w:type="spellStart"/>
-            <w:r>
-              <w:rPr>
-                <w:rFonts w:ascii="Calibri" w:eastAsia="Times New Roman" w:hAnsi="Calibri" w:cs="Calibri"/>
-                <w:bCs/>
-                <w:color w:val="000000"/>
-                <w:szCs w:val="20"/>
-                <w:highlight w:val="magenta"/>
-                <w:lang w:eastAsia="cs-CZ"/>
-              </w:rPr>
-              <w:t>table_force_distribution</w:t>
-            </w:r>
-            <w:proofErr w:type="spellEnd"/>
+              <w:lastRenderedPageBreak/>
+              <w:t>{{table_force_distribution</w:t>
+            </w:r>
           </w:p>
           <w:p>
             <w:pPr>
@@ -13993,6 +12356,7 @@
                 <w:highlight w:val="magenta"/>
                 <w:lang w:eastAsia="cs-CZ"/>
               </w:rPr>
+              <w:lastRenderedPageBreak/>
               <w:t>force_55_70_lhk_flexory</w:t>
             </w:r>
             <w:r>
@@ -14041,21 +12405,9 @@
                 <w:highlight w:val="magenta"/>
                 <w:lang w:eastAsia="cs-CZ"/>
               </w:rPr>
-              <w:t>{{</w:t>
-            </w:r>
-            <w:proofErr w:type="spellStart"/>
-            <w:r>
-              <w:rPr>
-                <w:rFonts w:ascii="Calibri" w:eastAsia="Times New Roman" w:hAnsi="Calibri" w:cs="Calibri"/>
-                <w:bCs/>
-                <w:color w:val="000000"/>
-                <w:szCs w:val="20"/>
-                <w:highlight w:val="magenta"/>
-                <w:lang w:eastAsia="cs-CZ"/>
-              </w:rPr>
-              <w:t>table_force_distribution</w:t>
-            </w:r>
-            <w:proofErr w:type="spellEnd"/>
+              <w:lastRenderedPageBreak/>
+              <w:t>{{table_force_distribution</w:t>
+            </w:r>
           </w:p>
           <w:p>
             <w:pPr>
@@ -14095,6 +12447,7 @@
                 <w:highlight w:val="magenta"/>
                 <w:lang w:eastAsia="cs-CZ"/>
               </w:rPr>
+              <w:lastRenderedPageBreak/>
               <w:t>force_over_70_phk_extenzory</w:t>
             </w:r>
             <w:r>
@@ -14143,21 +12496,9 @@
                 <w:highlight w:val="magenta"/>
                 <w:lang w:eastAsia="cs-CZ"/>
               </w:rPr>
-              <w:t>{{</w:t>
-            </w:r>
-            <w:proofErr w:type="spellStart"/>
-            <w:r>
-              <w:rPr>
-                <w:rFonts w:ascii="Calibri" w:eastAsia="Times New Roman" w:hAnsi="Calibri" w:cs="Calibri"/>
-                <w:bCs/>
-                <w:color w:val="000000"/>
-                <w:szCs w:val="20"/>
-                <w:highlight w:val="magenta"/>
-                <w:lang w:eastAsia="cs-CZ"/>
-              </w:rPr>
-              <w:t>table_force_distribution</w:t>
-            </w:r>
-            <w:proofErr w:type="spellEnd"/>
+              <w:lastRenderedPageBreak/>
+              <w:t>{{table_force_distribution</w:t>
+            </w:r>
           </w:p>
           <w:p>
             <w:pPr>
@@ -14197,6 +12538,7 @@
                 <w:highlight w:val="magenta"/>
                 <w:lang w:eastAsia="cs-CZ"/>
               </w:rPr>
+              <w:lastRenderedPageBreak/>
               <w:t>force_over_70_phk_flexory</w:t>
             </w:r>
             <w:r>
@@ -14245,21 +12587,9 @@
                 <w:highlight w:val="magenta"/>
                 <w:lang w:eastAsia="cs-CZ"/>
               </w:rPr>
-              <w:t>{{</w:t>
-            </w:r>
-            <w:proofErr w:type="spellStart"/>
-            <w:r>
-              <w:rPr>
-                <w:rFonts w:ascii="Calibri" w:eastAsia="Times New Roman" w:hAnsi="Calibri" w:cs="Calibri"/>
-                <w:bCs/>
-                <w:color w:val="000000"/>
-                <w:szCs w:val="20"/>
-                <w:highlight w:val="magenta"/>
-                <w:lang w:eastAsia="cs-CZ"/>
-              </w:rPr>
-              <w:t>table_force_distribution</w:t>
-            </w:r>
-            <w:proofErr w:type="spellEnd"/>
+              <w:lastRenderedPageBreak/>
+              <w:t>{{table_force_distribution</w:t>
+            </w:r>
           </w:p>
           <w:p>
             <w:pPr>
@@ -14299,6 +12629,7 @@
                 <w:highlight w:val="magenta"/>
                 <w:lang w:eastAsia="cs-CZ"/>
               </w:rPr>
+              <w:lastRenderedPageBreak/>
               <w:t>force_over_70_lhk_extenzory</w:t>
             </w:r>
             <w:r>
@@ -14347,21 +12678,9 @@
                 <w:highlight w:val="magenta"/>
                 <w:lang w:eastAsia="cs-CZ"/>
               </w:rPr>
-              <w:t>{{</w:t>
-            </w:r>
-            <w:proofErr w:type="spellStart"/>
-            <w:r>
-              <w:rPr>
-                <w:rFonts w:ascii="Calibri" w:eastAsia="Times New Roman" w:hAnsi="Calibri" w:cs="Calibri"/>
-                <w:bCs/>
-                <w:color w:val="000000"/>
-                <w:szCs w:val="20"/>
-                <w:highlight w:val="magenta"/>
-                <w:lang w:eastAsia="cs-CZ"/>
-              </w:rPr>
-              <w:t>table_force_distribution</w:t>
-            </w:r>
-            <w:proofErr w:type="spellEnd"/>
+              <w:lastRenderedPageBreak/>
+              <w:t>{{table_force_distribution</w:t>
+            </w:r>
           </w:p>
           <w:p>
             <w:pPr>
@@ -14401,6 +12720,7 @@
                 <w:highlight w:val="magenta"/>
                 <w:lang w:eastAsia="cs-CZ"/>
               </w:rPr>
+              <w:lastRenderedPageBreak/>
               <w:t>force_over_70_lhk_flexory</w:t>
             </w:r>
             <w:r>
@@ -14454,21 +12774,8 @@
                 <w:lang w:eastAsia="cs-CZ"/>
               </w:rPr>
               <w:lastRenderedPageBreak/>
-              <w:t>{{</w:t>
-            </w:r>
-            <w:proofErr w:type="spellStart"/>
-            <w:r>
-              <w:rPr>
-                <w:rFonts w:ascii="Calibri" w:eastAsia="Times New Roman" w:hAnsi="Calibri" w:cs="Calibri"/>
-                <w:bCs/>
-                <w:color w:val="000000"/>
-                <w:szCs w:val="20"/>
-                <w:highlight w:val="magenta"/>
-                <w:lang w:eastAsia="cs-CZ"/>
-              </w:rPr>
-              <w:t>table_force_distribution</w:t>
-            </w:r>
-            <w:proofErr w:type="spellEnd"/>
+              <w:t>{{table_force_distribution</w:t>
+            </w:r>
           </w:p>
           <w:p>
             <w:pPr>
@@ -14537,21 +12844,8 @@
                 <w:highlight w:val="magenta"/>
                 <w:lang w:eastAsia="cs-CZ"/>
               </w:rPr>
-              <w:t>{{</w:t>
-            </w:r>
-            <w:proofErr w:type="spellStart"/>
-            <w:r>
-              <w:rPr>
-                <w:rFonts w:ascii="Calibri" w:eastAsia="Times New Roman" w:hAnsi="Calibri" w:cs="Calibri"/>
-                <w:bCs/>
-                <w:color w:val="000000"/>
-                <w:szCs w:val="20"/>
-                <w:highlight w:val="magenta"/>
-                <w:lang w:eastAsia="cs-CZ"/>
-              </w:rPr>
-              <w:t>table_force_distribution</w:t>
-            </w:r>
-            <w:proofErr w:type="spellEnd"/>
+              <w:t>{{table_force_distribution</w:t>
+            </w:r>
           </w:p>
           <w:p>
             <w:pPr>
@@ -14638,21 +12932,8 @@
                 <w:highlight w:val="magenta"/>
                 <w:lang w:eastAsia="cs-CZ"/>
               </w:rPr>
-              <w:t>{{</w:t>
-            </w:r>
-            <w:proofErr w:type="spellStart"/>
-            <w:r>
-              <w:rPr>
-                <w:rFonts w:ascii="Calibri" w:eastAsia="Times New Roman" w:hAnsi="Calibri" w:cs="Calibri"/>
-                <w:bCs/>
-                <w:color w:val="000000"/>
-                <w:szCs w:val="20"/>
-                <w:highlight w:val="magenta"/>
-                <w:lang w:eastAsia="cs-CZ"/>
-              </w:rPr>
-              <w:t>table_force_distribution</w:t>
-            </w:r>
-            <w:proofErr w:type="spellEnd"/>
+              <w:t>{{table_force_distribution</w:t>
+            </w:r>
           </w:p>
           <w:p>
             <w:pPr>
@@ -14739,21 +13020,8 @@
                 <w:highlight w:val="magenta"/>
                 <w:lang w:eastAsia="cs-CZ"/>
               </w:rPr>
-              <w:t>{{</w:t>
-            </w:r>
-            <w:proofErr w:type="spellStart"/>
-            <w:r>
-              <w:rPr>
-                <w:rFonts w:ascii="Calibri" w:eastAsia="Times New Roman" w:hAnsi="Calibri" w:cs="Calibri"/>
-                <w:bCs/>
-                <w:color w:val="000000"/>
-                <w:szCs w:val="20"/>
-                <w:highlight w:val="magenta"/>
-                <w:lang w:eastAsia="cs-CZ"/>
-              </w:rPr>
-              <w:t>table_force_distribution</w:t>
-            </w:r>
-            <w:proofErr w:type="spellEnd"/>
+              <w:t>{{table_force_distribution</w:t>
+            </w:r>
           </w:p>
           <w:p>
             <w:pPr>
@@ -14840,21 +13108,8 @@
                 <w:highlight w:val="magenta"/>
                 <w:lang w:eastAsia="cs-CZ"/>
               </w:rPr>
-              <w:t>{{</w:t>
-            </w:r>
-            <w:proofErr w:type="spellStart"/>
-            <w:r>
-              <w:rPr>
-                <w:rFonts w:ascii="Calibri" w:eastAsia="Times New Roman" w:hAnsi="Calibri" w:cs="Calibri"/>
-                <w:bCs/>
-                <w:color w:val="000000"/>
-                <w:szCs w:val="20"/>
-                <w:highlight w:val="magenta"/>
-                <w:lang w:eastAsia="cs-CZ"/>
-              </w:rPr>
-              <w:t>table_force_distribution</w:t>
-            </w:r>
-            <w:proofErr w:type="spellEnd"/>
+              <w:t>{{table_force_distribution</w:t>
+            </w:r>
           </w:p>
           <w:p>
             <w:pPr>
@@ -14941,21 +13196,8 @@
                 <w:highlight w:val="magenta"/>
                 <w:lang w:eastAsia="cs-CZ"/>
               </w:rPr>
-              <w:t>{{</w:t>
-            </w:r>
-            <w:proofErr w:type="spellStart"/>
-            <w:r>
-              <w:rPr>
-                <w:rFonts w:ascii="Calibri" w:eastAsia="Times New Roman" w:hAnsi="Calibri" w:cs="Calibri"/>
-                <w:bCs/>
-                <w:color w:val="000000"/>
-                <w:szCs w:val="20"/>
-                <w:highlight w:val="magenta"/>
-                <w:lang w:eastAsia="cs-CZ"/>
-              </w:rPr>
-              <w:t>table_force_distribution</w:t>
-            </w:r>
-            <w:proofErr w:type="spellEnd"/>
+              <w:t>{{table_force_distribution</w:t>
+            </w:r>
           </w:p>
           <w:p>
             <w:pPr>
@@ -15042,21 +13284,8 @@
                 <w:highlight w:val="magenta"/>
                 <w:lang w:eastAsia="cs-CZ"/>
               </w:rPr>
-              <w:t>{{</w:t>
-            </w:r>
-            <w:proofErr w:type="spellStart"/>
-            <w:r>
-              <w:rPr>
-                <w:rFonts w:ascii="Calibri" w:eastAsia="Times New Roman" w:hAnsi="Calibri" w:cs="Calibri"/>
-                <w:bCs/>
-                <w:color w:val="000000"/>
-                <w:szCs w:val="20"/>
-                <w:highlight w:val="magenta"/>
-                <w:lang w:eastAsia="cs-CZ"/>
-              </w:rPr>
-              <w:t>table_force_distribution</w:t>
-            </w:r>
-            <w:proofErr w:type="spellEnd"/>
+              <w:t>{{table_force_distribution</w:t>
+            </w:r>
           </w:p>
           <w:p>
             <w:pPr>
@@ -15143,21 +13372,8 @@
                 <w:highlight w:val="magenta"/>
                 <w:lang w:eastAsia="cs-CZ"/>
               </w:rPr>
-              <w:t>{{</w:t>
-            </w:r>
-            <w:proofErr w:type="spellStart"/>
-            <w:r>
-              <w:rPr>
-                <w:rFonts w:ascii="Calibri" w:eastAsia="Times New Roman" w:hAnsi="Calibri" w:cs="Calibri"/>
-                <w:bCs/>
-                <w:color w:val="000000"/>
-                <w:szCs w:val="20"/>
-                <w:highlight w:val="magenta"/>
-                <w:lang w:eastAsia="cs-CZ"/>
-              </w:rPr>
-              <w:t>table_force_distribution</w:t>
-            </w:r>
-            <w:proofErr w:type="spellEnd"/>
+              <w:t>{{table_force_distribution</w:t>
+            </w:r>
           </w:p>
           <w:p>
             <w:pPr>
@@ -15244,21 +13460,8 @@
                 <w:highlight w:val="magenta"/>
                 <w:lang w:eastAsia="cs-CZ"/>
               </w:rPr>
-              <w:t>{{</w:t>
-            </w:r>
-            <w:proofErr w:type="spellStart"/>
-            <w:r>
-              <w:rPr>
-                <w:rFonts w:ascii="Calibri" w:eastAsia="Times New Roman" w:hAnsi="Calibri" w:cs="Calibri"/>
-                <w:bCs/>
-                <w:color w:val="000000"/>
-                <w:szCs w:val="20"/>
-                <w:highlight w:val="magenta"/>
-                <w:lang w:eastAsia="cs-CZ"/>
-              </w:rPr>
-              <w:t>table_force_distribution</w:t>
-            </w:r>
-            <w:proofErr w:type="spellEnd"/>
+              <w:t>{{table_force_distribution</w:t>
+            </w:r>
           </w:p>
           <w:p>
             <w:pPr>
@@ -15350,21 +13553,8 @@
                 <w:highlight w:val="magenta"/>
                 <w:lang w:eastAsia="cs-CZ"/>
               </w:rPr>
-              <w:t>{{</w:t>
-            </w:r>
-            <w:proofErr w:type="spellStart"/>
-            <w:r>
-              <w:rPr>
-                <w:rFonts w:ascii="Calibri" w:eastAsia="Times New Roman" w:hAnsi="Calibri" w:cs="Calibri"/>
-                <w:bCs/>
-                <w:color w:val="000000"/>
-                <w:szCs w:val="20"/>
-                <w:highlight w:val="magenta"/>
-                <w:lang w:eastAsia="cs-CZ"/>
-              </w:rPr>
-              <w:t>table_force_distribution</w:t>
-            </w:r>
-            <w:proofErr w:type="spellEnd"/>
+              <w:t>{{table_force_distribution</w:t>
+            </w:r>
           </w:p>
           <w:p>
             <w:pPr>
@@ -15431,21 +13621,8 @@
                 <w:highlight w:val="magenta"/>
                 <w:lang w:eastAsia="cs-CZ"/>
               </w:rPr>
-              <w:t>{{</w:t>
-            </w:r>
-            <w:proofErr w:type="spellStart"/>
-            <w:r>
-              <w:rPr>
-                <w:rFonts w:ascii="Calibri" w:eastAsia="Times New Roman" w:hAnsi="Calibri" w:cs="Calibri"/>
-                <w:bCs/>
-                <w:color w:val="000000"/>
-                <w:szCs w:val="20"/>
-                <w:highlight w:val="magenta"/>
-                <w:lang w:eastAsia="cs-CZ"/>
-              </w:rPr>
-              <w:t>table_force_distribution</w:t>
-            </w:r>
-            <w:proofErr w:type="spellEnd"/>
+              <w:t>{{table_force_distribution</w:t>
+            </w:r>
           </w:p>
           <w:p>
             <w:pPr>
@@ -15532,21 +13709,8 @@
                 <w:highlight w:val="magenta"/>
                 <w:lang w:eastAsia="cs-CZ"/>
               </w:rPr>
-              <w:t>{{</w:t>
-            </w:r>
-            <w:proofErr w:type="spellStart"/>
-            <w:r>
-              <w:rPr>
-                <w:rFonts w:ascii="Calibri" w:eastAsia="Times New Roman" w:hAnsi="Calibri" w:cs="Calibri"/>
-                <w:bCs/>
-                <w:color w:val="000000"/>
-                <w:szCs w:val="20"/>
-                <w:highlight w:val="magenta"/>
-                <w:lang w:eastAsia="cs-CZ"/>
-              </w:rPr>
-              <w:t>table_force_distribution</w:t>
-            </w:r>
-            <w:proofErr w:type="spellEnd"/>
+              <w:t>{{table_force_distribution</w:t>
+            </w:r>
           </w:p>
           <w:p>
             <w:pPr>
@@ -15633,21 +13797,8 @@
                 <w:highlight w:val="magenta"/>
                 <w:lang w:eastAsia="cs-CZ"/>
               </w:rPr>
-              <w:t>{{</w:t>
-            </w:r>
-            <w:proofErr w:type="spellStart"/>
-            <w:r>
-              <w:rPr>
-                <w:rFonts w:ascii="Calibri" w:eastAsia="Times New Roman" w:hAnsi="Calibri" w:cs="Calibri"/>
-                <w:bCs/>
-                <w:color w:val="000000"/>
-                <w:szCs w:val="20"/>
-                <w:highlight w:val="magenta"/>
-                <w:lang w:eastAsia="cs-CZ"/>
-              </w:rPr>
-              <w:t>table_force_distribution</w:t>
-            </w:r>
-            <w:proofErr w:type="spellEnd"/>
+              <w:t>{{table_force_distribution</w:t>
+            </w:r>
           </w:p>
           <w:p>
             <w:pPr>
@@ -15734,21 +13885,8 @@
                 <w:highlight w:val="magenta"/>
                 <w:lang w:eastAsia="cs-CZ"/>
               </w:rPr>
-              <w:t>{{</w:t>
-            </w:r>
-            <w:proofErr w:type="spellStart"/>
-            <w:r>
-              <w:rPr>
-                <w:rFonts w:ascii="Calibri" w:eastAsia="Times New Roman" w:hAnsi="Calibri" w:cs="Calibri"/>
-                <w:bCs/>
-                <w:color w:val="000000"/>
-                <w:szCs w:val="20"/>
-                <w:highlight w:val="magenta"/>
-                <w:lang w:eastAsia="cs-CZ"/>
-              </w:rPr>
-              <w:t>table_force_distribution</w:t>
-            </w:r>
-            <w:proofErr w:type="spellEnd"/>
+              <w:t>{{table_force_distribution</w:t>
+            </w:r>
           </w:p>
           <w:p>
             <w:pPr>
@@ -15835,21 +13973,8 @@
                 <w:highlight w:val="magenta"/>
                 <w:lang w:eastAsia="cs-CZ"/>
               </w:rPr>
-              <w:t>{{</w:t>
-            </w:r>
-            <w:proofErr w:type="spellStart"/>
-            <w:r>
-              <w:rPr>
-                <w:rFonts w:ascii="Calibri" w:eastAsia="Times New Roman" w:hAnsi="Calibri" w:cs="Calibri"/>
-                <w:bCs/>
-                <w:color w:val="000000"/>
-                <w:szCs w:val="20"/>
-                <w:highlight w:val="magenta"/>
-                <w:lang w:eastAsia="cs-CZ"/>
-              </w:rPr>
-              <w:t>table_force_distribution</w:t>
-            </w:r>
-            <w:proofErr w:type="spellEnd"/>
+              <w:t>{{table_force_distribution</w:t>
+            </w:r>
           </w:p>
           <w:p>
             <w:pPr>
@@ -15936,21 +14061,8 @@
                 <w:highlight w:val="magenta"/>
                 <w:lang w:eastAsia="cs-CZ"/>
               </w:rPr>
-              <w:t>{{</w:t>
-            </w:r>
-            <w:proofErr w:type="spellStart"/>
-            <w:r>
-              <w:rPr>
-                <w:rFonts w:ascii="Calibri" w:eastAsia="Times New Roman" w:hAnsi="Calibri" w:cs="Calibri"/>
-                <w:bCs/>
-                <w:color w:val="000000"/>
-                <w:szCs w:val="20"/>
-                <w:highlight w:val="magenta"/>
-                <w:lang w:eastAsia="cs-CZ"/>
-              </w:rPr>
-              <w:t>table_force_distribution</w:t>
-            </w:r>
-            <w:proofErr w:type="spellEnd"/>
+              <w:t>{{table_force_distribution</w:t>
+            </w:r>
           </w:p>
           <w:p>
             <w:pPr>
@@ -16037,21 +14149,8 @@
                 <w:highlight w:val="magenta"/>
                 <w:lang w:eastAsia="cs-CZ"/>
               </w:rPr>
-              <w:t>{{</w:t>
-            </w:r>
-            <w:proofErr w:type="spellStart"/>
-            <w:r>
-              <w:rPr>
-                <w:rFonts w:ascii="Calibri" w:eastAsia="Times New Roman" w:hAnsi="Calibri" w:cs="Calibri"/>
-                <w:bCs/>
-                <w:color w:val="000000"/>
-                <w:szCs w:val="20"/>
-                <w:highlight w:val="magenta"/>
-                <w:lang w:eastAsia="cs-CZ"/>
-              </w:rPr>
-              <w:t>table_force_distribution</w:t>
-            </w:r>
-            <w:proofErr w:type="spellEnd"/>
+              <w:t>{{table_force_distribution</w:t>
+            </w:r>
           </w:p>
           <w:p>
             <w:pPr>
@@ -16138,21 +14237,8 @@
                 <w:highlight w:val="magenta"/>
                 <w:lang w:eastAsia="cs-CZ"/>
               </w:rPr>
-              <w:t>{{</w:t>
-            </w:r>
-            <w:proofErr w:type="spellStart"/>
-            <w:r>
-              <w:rPr>
-                <w:rFonts w:ascii="Calibri" w:eastAsia="Times New Roman" w:hAnsi="Calibri" w:cs="Calibri"/>
-                <w:bCs/>
-                <w:color w:val="000000"/>
-                <w:szCs w:val="20"/>
-                <w:highlight w:val="magenta"/>
-                <w:lang w:eastAsia="cs-CZ"/>
-              </w:rPr>
-              <w:t>table_force_distribution</w:t>
-            </w:r>
-            <w:proofErr w:type="spellEnd"/>
+              <w:t>{{table_force_distribution</w:t>
+            </w:r>
           </w:p>
           <w:p>
             <w:pPr>
@@ -16244,21 +14330,8 @@
                 <w:highlight w:val="magenta"/>
                 <w:lang w:eastAsia="cs-CZ"/>
               </w:rPr>
-              <w:t>{{</w:t>
-            </w:r>
-            <w:proofErr w:type="spellStart"/>
-            <w:r>
-              <w:rPr>
-                <w:rFonts w:ascii="Calibri" w:eastAsia="Times New Roman" w:hAnsi="Calibri" w:cs="Calibri"/>
-                <w:bCs/>
-                <w:color w:val="000000"/>
-                <w:szCs w:val="20"/>
-                <w:highlight w:val="magenta"/>
-                <w:lang w:eastAsia="cs-CZ"/>
-              </w:rPr>
-              <w:t>table_force_distribution</w:t>
-            </w:r>
-            <w:proofErr w:type="spellEnd"/>
+              <w:t>{{table_force_distribution</w:t>
+            </w:r>
           </w:p>
           <w:p>
             <w:pPr>
@@ -16325,21 +14398,8 @@
                 <w:highlight w:val="magenta"/>
                 <w:lang w:eastAsia="cs-CZ"/>
               </w:rPr>
-              <w:t>{{</w:t>
-            </w:r>
-            <w:proofErr w:type="spellStart"/>
-            <w:r>
-              <w:rPr>
-                <w:rFonts w:ascii="Calibri" w:eastAsia="Times New Roman" w:hAnsi="Calibri" w:cs="Calibri"/>
-                <w:bCs/>
-                <w:color w:val="000000"/>
-                <w:szCs w:val="20"/>
-                <w:highlight w:val="magenta"/>
-                <w:lang w:eastAsia="cs-CZ"/>
-              </w:rPr>
-              <w:t>table_force_distribution</w:t>
-            </w:r>
-            <w:proofErr w:type="spellEnd"/>
+              <w:t>{{table_force_distribution</w:t>
+            </w:r>
           </w:p>
           <w:p>
             <w:pPr>
@@ -16426,21 +14486,8 @@
                 <w:highlight w:val="magenta"/>
                 <w:lang w:eastAsia="cs-CZ"/>
               </w:rPr>
-              <w:t>{{</w:t>
-            </w:r>
-            <w:proofErr w:type="spellStart"/>
-            <w:r>
-              <w:rPr>
-                <w:rFonts w:ascii="Calibri" w:eastAsia="Times New Roman" w:hAnsi="Calibri" w:cs="Calibri"/>
-                <w:bCs/>
-                <w:color w:val="000000"/>
-                <w:szCs w:val="20"/>
-                <w:highlight w:val="magenta"/>
-                <w:lang w:eastAsia="cs-CZ"/>
-              </w:rPr>
-              <w:t>table_force_distribution</w:t>
-            </w:r>
-            <w:proofErr w:type="spellEnd"/>
+              <w:t>{{table_force_distribution</w:t>
+            </w:r>
           </w:p>
           <w:p>
             <w:pPr>
@@ -16527,21 +14574,8 @@
                 <w:highlight w:val="magenta"/>
                 <w:lang w:eastAsia="cs-CZ"/>
               </w:rPr>
-              <w:t>{{</w:t>
-            </w:r>
-            <w:proofErr w:type="spellStart"/>
-            <w:r>
-              <w:rPr>
-                <w:rFonts w:ascii="Calibri" w:eastAsia="Times New Roman" w:hAnsi="Calibri" w:cs="Calibri"/>
-                <w:bCs/>
-                <w:color w:val="000000"/>
-                <w:szCs w:val="20"/>
-                <w:highlight w:val="magenta"/>
-                <w:lang w:eastAsia="cs-CZ"/>
-              </w:rPr>
-              <w:t>table_force_distribution</w:t>
-            </w:r>
-            <w:proofErr w:type="spellEnd"/>
+              <w:t>{{table_force_distribution</w:t>
+            </w:r>
           </w:p>
           <w:p>
             <w:pPr>
@@ -16628,21 +14662,8 @@
                 <w:highlight w:val="magenta"/>
                 <w:lang w:eastAsia="cs-CZ"/>
               </w:rPr>
-              <w:t>{{</w:t>
-            </w:r>
-            <w:proofErr w:type="spellStart"/>
-            <w:r>
-              <w:rPr>
-                <w:rFonts w:ascii="Calibri" w:eastAsia="Times New Roman" w:hAnsi="Calibri" w:cs="Calibri"/>
-                <w:bCs/>
-                <w:color w:val="000000"/>
-                <w:szCs w:val="20"/>
-                <w:highlight w:val="magenta"/>
-                <w:lang w:eastAsia="cs-CZ"/>
-              </w:rPr>
-              <w:t>table_force_distribution</w:t>
-            </w:r>
-            <w:proofErr w:type="spellEnd"/>
+              <w:t>{{table_force_distribution</w:t>
+            </w:r>
           </w:p>
           <w:p>
             <w:pPr>
@@ -16729,21 +14750,8 @@
                 <w:highlight w:val="magenta"/>
                 <w:lang w:eastAsia="cs-CZ"/>
               </w:rPr>
-              <w:t>{{</w:t>
-            </w:r>
-            <w:proofErr w:type="spellStart"/>
-            <w:r>
-              <w:rPr>
-                <w:rFonts w:ascii="Calibri" w:eastAsia="Times New Roman" w:hAnsi="Calibri" w:cs="Calibri"/>
-                <w:bCs/>
-                <w:color w:val="000000"/>
-                <w:szCs w:val="20"/>
-                <w:highlight w:val="magenta"/>
-                <w:lang w:eastAsia="cs-CZ"/>
-              </w:rPr>
-              <w:t>table_force_distribution</w:t>
-            </w:r>
-            <w:proofErr w:type="spellEnd"/>
+              <w:t>{{table_force_distribution</w:t>
+            </w:r>
           </w:p>
           <w:p>
             <w:pPr>
@@ -16830,21 +14838,8 @@
                 <w:highlight w:val="magenta"/>
                 <w:lang w:eastAsia="cs-CZ"/>
               </w:rPr>
-              <w:t>{{</w:t>
-            </w:r>
-            <w:proofErr w:type="spellStart"/>
-            <w:r>
-              <w:rPr>
-                <w:rFonts w:ascii="Calibri" w:eastAsia="Times New Roman" w:hAnsi="Calibri" w:cs="Calibri"/>
-                <w:bCs/>
-                <w:color w:val="000000"/>
-                <w:szCs w:val="20"/>
-                <w:highlight w:val="magenta"/>
-                <w:lang w:eastAsia="cs-CZ"/>
-              </w:rPr>
-              <w:t>table_force_distribution</w:t>
-            </w:r>
-            <w:proofErr w:type="spellEnd"/>
+              <w:t>{{table_force_distribution</w:t>
+            </w:r>
           </w:p>
           <w:p>
             <w:pPr>
@@ -16931,21 +14926,8 @@
                 <w:highlight w:val="magenta"/>
                 <w:lang w:eastAsia="cs-CZ"/>
               </w:rPr>
-              <w:t>{{</w:t>
-            </w:r>
-            <w:proofErr w:type="spellStart"/>
-            <w:r>
-              <w:rPr>
-                <w:rFonts w:ascii="Calibri" w:eastAsia="Times New Roman" w:hAnsi="Calibri" w:cs="Calibri"/>
-                <w:bCs/>
-                <w:color w:val="000000"/>
-                <w:szCs w:val="20"/>
-                <w:highlight w:val="magenta"/>
-                <w:lang w:eastAsia="cs-CZ"/>
-              </w:rPr>
-              <w:t>table_force_distribution</w:t>
-            </w:r>
-            <w:proofErr w:type="spellEnd"/>
+              <w:t>{{table_force_distribution</w:t>
+            </w:r>
           </w:p>
           <w:p>
             <w:pPr>
@@ -17032,21 +15014,8 @@
                 <w:highlight w:val="magenta"/>
                 <w:lang w:eastAsia="cs-CZ"/>
               </w:rPr>
-              <w:t>{{</w:t>
-            </w:r>
-            <w:proofErr w:type="spellStart"/>
-            <w:r>
-              <w:rPr>
-                <w:rFonts w:ascii="Calibri" w:eastAsia="Times New Roman" w:hAnsi="Calibri" w:cs="Calibri"/>
-                <w:bCs/>
-                <w:color w:val="000000"/>
-                <w:szCs w:val="20"/>
-                <w:highlight w:val="magenta"/>
-                <w:lang w:eastAsia="cs-CZ"/>
-              </w:rPr>
-              <w:t>table_force_distribution</w:t>
-            </w:r>
-            <w:proofErr w:type="spellEnd"/>
+              <w:t>{{table_force_distribution</w:t>
+            </w:r>
           </w:p>
           <w:p>
             <w:pPr>
@@ -17138,21 +15107,8 @@
                 <w:highlight w:val="magenta"/>
                 <w:lang w:eastAsia="cs-CZ"/>
               </w:rPr>
-              <w:t>{{</w:t>
-            </w:r>
-            <w:proofErr w:type="spellStart"/>
-            <w:r>
-              <w:rPr>
-                <w:rFonts w:ascii="Calibri" w:eastAsia="Times New Roman" w:hAnsi="Calibri" w:cs="Calibri"/>
-                <w:bCs/>
-                <w:color w:val="000000"/>
-                <w:szCs w:val="20"/>
-                <w:highlight w:val="magenta"/>
-                <w:lang w:eastAsia="cs-CZ"/>
-              </w:rPr>
-              <w:t>table_force_distribution</w:t>
-            </w:r>
-            <w:proofErr w:type="spellEnd"/>
+              <w:t>{{table_force_distribution</w:t>
+            </w:r>
           </w:p>
           <w:p>
             <w:pPr>
@@ -17221,21 +15177,8 @@
                 <w:highlight w:val="magenta"/>
                 <w:lang w:eastAsia="cs-CZ"/>
               </w:rPr>
-              <w:t>{{</w:t>
-            </w:r>
-            <w:proofErr w:type="spellStart"/>
-            <w:r>
-              <w:rPr>
-                <w:rFonts w:ascii="Calibri" w:eastAsia="Times New Roman" w:hAnsi="Calibri" w:cs="Calibri"/>
-                <w:bCs/>
-                <w:color w:val="000000"/>
-                <w:szCs w:val="20"/>
-                <w:highlight w:val="magenta"/>
-                <w:lang w:eastAsia="cs-CZ"/>
-              </w:rPr>
-              <w:t>table_force_distribution</w:t>
-            </w:r>
-            <w:proofErr w:type="spellEnd"/>
+              <w:t>{{table_force_distribution</w:t>
+            </w:r>
           </w:p>
           <w:p>
             <w:pPr>
@@ -17322,21 +15265,8 @@
                 <w:highlight w:val="magenta"/>
                 <w:lang w:eastAsia="cs-CZ"/>
               </w:rPr>
-              <w:t>{{</w:t>
-            </w:r>
-            <w:proofErr w:type="spellStart"/>
-            <w:r>
-              <w:rPr>
-                <w:rFonts w:ascii="Calibri" w:eastAsia="Times New Roman" w:hAnsi="Calibri" w:cs="Calibri"/>
-                <w:bCs/>
-                <w:color w:val="000000"/>
-                <w:szCs w:val="20"/>
-                <w:highlight w:val="magenta"/>
-                <w:lang w:eastAsia="cs-CZ"/>
-              </w:rPr>
-              <w:t>table_force_distribution</w:t>
-            </w:r>
-            <w:proofErr w:type="spellEnd"/>
+              <w:t>{{table_force_distribution</w:t>
+            </w:r>
           </w:p>
           <w:p>
             <w:pPr>
@@ -17423,21 +15353,8 @@
                 <w:highlight w:val="magenta"/>
                 <w:lang w:eastAsia="cs-CZ"/>
               </w:rPr>
-              <w:t>{{</w:t>
-            </w:r>
-            <w:proofErr w:type="spellStart"/>
-            <w:r>
-              <w:rPr>
-                <w:rFonts w:ascii="Calibri" w:eastAsia="Times New Roman" w:hAnsi="Calibri" w:cs="Calibri"/>
-                <w:bCs/>
-                <w:color w:val="000000"/>
-                <w:szCs w:val="20"/>
-                <w:highlight w:val="magenta"/>
-                <w:lang w:eastAsia="cs-CZ"/>
-              </w:rPr>
-              <w:t>table_force_distribution</w:t>
-            </w:r>
-            <w:proofErr w:type="spellEnd"/>
+              <w:t>{{table_force_distribution</w:t>
+            </w:r>
           </w:p>
           <w:p>
             <w:pPr>
@@ -17524,21 +15441,8 @@
                 <w:highlight w:val="magenta"/>
                 <w:lang w:eastAsia="cs-CZ"/>
               </w:rPr>
-              <w:t>{{</w:t>
-            </w:r>
-            <w:proofErr w:type="spellStart"/>
-            <w:r>
-              <w:rPr>
-                <w:rFonts w:ascii="Calibri" w:eastAsia="Times New Roman" w:hAnsi="Calibri" w:cs="Calibri"/>
-                <w:bCs/>
-                <w:color w:val="000000"/>
-                <w:szCs w:val="20"/>
-                <w:highlight w:val="magenta"/>
-                <w:lang w:eastAsia="cs-CZ"/>
-              </w:rPr>
-              <w:t>table_force_distribution</w:t>
-            </w:r>
-            <w:proofErr w:type="spellEnd"/>
+              <w:t>{{table_force_distribution</w:t>
+            </w:r>
           </w:p>
           <w:p>
             <w:pPr>
@@ -17625,21 +15529,8 @@
                 <w:highlight w:val="magenta"/>
                 <w:lang w:eastAsia="cs-CZ"/>
               </w:rPr>
-              <w:t>{{</w:t>
-            </w:r>
-            <w:proofErr w:type="spellStart"/>
-            <w:r>
-              <w:rPr>
-                <w:rFonts w:ascii="Calibri" w:eastAsia="Times New Roman" w:hAnsi="Calibri" w:cs="Calibri"/>
-                <w:bCs/>
-                <w:color w:val="000000"/>
-                <w:szCs w:val="20"/>
-                <w:highlight w:val="magenta"/>
-                <w:lang w:eastAsia="cs-CZ"/>
-              </w:rPr>
-              <w:t>table_force_distribution</w:t>
-            </w:r>
-            <w:proofErr w:type="spellEnd"/>
+              <w:t>{{table_force_distribution</w:t>
+            </w:r>
           </w:p>
           <w:p>
             <w:pPr>
@@ -17726,21 +15617,8 @@
                 <w:highlight w:val="magenta"/>
                 <w:lang w:eastAsia="cs-CZ"/>
               </w:rPr>
-              <w:t>{{</w:t>
-            </w:r>
-            <w:proofErr w:type="spellStart"/>
-            <w:r>
-              <w:rPr>
-                <w:rFonts w:ascii="Calibri" w:eastAsia="Times New Roman" w:hAnsi="Calibri" w:cs="Calibri"/>
-                <w:bCs/>
-                <w:color w:val="000000"/>
-                <w:szCs w:val="20"/>
-                <w:highlight w:val="magenta"/>
-                <w:lang w:eastAsia="cs-CZ"/>
-              </w:rPr>
-              <w:t>table_force_distribution</w:t>
-            </w:r>
-            <w:proofErr w:type="spellEnd"/>
+              <w:t>{{table_force_distribution</w:t>
+            </w:r>
           </w:p>
           <w:p>
             <w:pPr>
@@ -17827,21 +15705,8 @@
                 <w:highlight w:val="magenta"/>
                 <w:lang w:eastAsia="cs-CZ"/>
               </w:rPr>
-              <w:t>{{</w:t>
-            </w:r>
-            <w:proofErr w:type="spellStart"/>
-            <w:r>
-              <w:rPr>
-                <w:rFonts w:ascii="Calibri" w:eastAsia="Times New Roman" w:hAnsi="Calibri" w:cs="Calibri"/>
-                <w:bCs/>
-                <w:color w:val="000000"/>
-                <w:szCs w:val="20"/>
-                <w:highlight w:val="magenta"/>
-                <w:lang w:eastAsia="cs-CZ"/>
-              </w:rPr>
-              <w:t>table_force_distribution</w:t>
-            </w:r>
-            <w:proofErr w:type="spellEnd"/>
+              <w:t>{{table_force_distribution</w:t>
+            </w:r>
           </w:p>
           <w:p>
             <w:pPr>
@@ -17928,21 +15793,8 @@
                 <w:highlight w:val="magenta"/>
                 <w:lang w:eastAsia="cs-CZ"/>
               </w:rPr>
-              <w:t>{{</w:t>
-            </w:r>
-            <w:proofErr w:type="spellStart"/>
-            <w:r>
-              <w:rPr>
-                <w:rFonts w:ascii="Calibri" w:eastAsia="Times New Roman" w:hAnsi="Calibri" w:cs="Calibri"/>
-                <w:bCs/>
-                <w:color w:val="000000"/>
-                <w:szCs w:val="20"/>
-                <w:highlight w:val="magenta"/>
-                <w:lang w:eastAsia="cs-CZ"/>
-              </w:rPr>
-              <w:t>table_force_distribution</w:t>
-            </w:r>
-            <w:proofErr w:type="spellEnd"/>
+              <w:t>{{table_force_distribution</w:t>
+            </w:r>
           </w:p>
           <w:p>
             <w:pPr>
@@ -18018,25 +15870,7 @@
           <w:sz w:val="18"/>
           <w:szCs w:val="18"/>
         </w:rPr>
-        <w:t xml:space="preserve">Pozn.: Průměrný hygienický limit pro počet vynakládaných svalových sil v rozmezí 55 až 70 % </w:t>
-      </w:r>
-      <w:proofErr w:type="spellStart"/>
-      <w:r>
-        <w:rPr>
-          <w:i/>
-          <w:sz w:val="18"/>
-          <w:szCs w:val="18"/>
-        </w:rPr>
-        <w:t>Fmax</w:t>
-      </w:r>
-      <w:proofErr w:type="spellEnd"/>
-      <w:r>
-        <w:rPr>
-          <w:i/>
-          <w:sz w:val="18"/>
-          <w:szCs w:val="18"/>
-        </w:rPr>
-        <w:t xml:space="preserve"> u práce s převahou    </w:t>
+        <w:t xml:space="preserve">Pozn.: Průměrný hygienický limit pro počet vynakládaných svalových sil v rozmezí 55 až 70 % Fmax u práce s převahou    </w:t>
       </w:r>
     </w:p>
     <w:p>
@@ -18068,9 +15902,16 @@
           <w:szCs w:val="18"/>
           <w:highlight w:val="magenta"/>
         </w:rPr>
-        <w:t>{{section_generated_</w:t>
-      </w:r>
-      <w:proofErr w:type="gramStart"/>
+        <w:t>{{section_generated_texts.hygiene_limit_55_70}}</w:t>
+      </w:r>
+      <w:r>
+        <w:rPr>
+          <w:i/>
+          <w:sz w:val="18"/>
+          <w:szCs w:val="18"/>
+        </w:rPr>
+        <w:t xml:space="preserve">krát za průměrnou </w:t>
+      </w:r>
       <w:r>
         <w:rPr>
           <w:i/>
@@ -18078,93 +15919,7 @@
           <w:szCs w:val="18"/>
           <w:highlight w:val="magenta"/>
         </w:rPr>
-        <w:t>texts.hygiene</w:t>
-      </w:r>
-      <w:proofErr w:type="gramEnd"/>
-      <w:r>
-        <w:rPr>
-          <w:i/>
-          <w:sz w:val="18"/>
-          <w:szCs w:val="18"/>
-          <w:highlight w:val="magenta"/>
-        </w:rPr>
-        <w:t>_limit_55_70</w:t>
-      </w:r>
-      <w:proofErr w:type="gramStart"/>
-      <w:r>
-        <w:rPr>
-          <w:i/>
-          <w:sz w:val="18"/>
-          <w:szCs w:val="18"/>
-          <w:highlight w:val="magenta"/>
-        </w:rPr>
-        <w:t>}}</w:t>
-      </w:r>
-      <w:r>
-        <w:rPr>
-          <w:i/>
-          <w:sz w:val="18"/>
-          <w:szCs w:val="18"/>
-        </w:rPr>
-        <w:t>krát</w:t>
-      </w:r>
-      <w:proofErr w:type="gramEnd"/>
-      <w:r>
-        <w:rPr>
-          <w:i/>
-          <w:sz w:val="18"/>
-          <w:szCs w:val="18"/>
-        </w:rPr>
-        <w:t xml:space="preserve"> za průměrnou </w:t>
-      </w:r>
-      <w:r>
-        <w:rPr>
-          <w:i/>
-          <w:sz w:val="18"/>
-          <w:szCs w:val="18"/>
-          <w:highlight w:val="magenta"/>
-        </w:rPr>
-        <w:t>{{</w:t>
-      </w:r>
-      <w:proofErr w:type="spellStart"/>
-      <w:r>
-        <w:rPr>
-          <w:i/>
-          <w:sz w:val="18"/>
-          <w:szCs w:val="18"/>
-          <w:highlight w:val="magenta"/>
-        </w:rPr>
-        <w:t>section_generated_</w:t>
-      </w:r>
-      <w:proofErr w:type="gramStart"/>
-      <w:r>
-        <w:rPr>
-          <w:i/>
-          <w:sz w:val="18"/>
-          <w:szCs w:val="18"/>
-          <w:highlight w:val="magenta"/>
-        </w:rPr>
-        <w:t>texts.shift</w:t>
-      </w:r>
-      <w:proofErr w:type="gramEnd"/>
-      <w:r>
-        <w:rPr>
-          <w:i/>
-          <w:sz w:val="18"/>
-          <w:szCs w:val="18"/>
-          <w:highlight w:val="magenta"/>
-        </w:rPr>
-        <w:t>_duration_text</w:t>
-      </w:r>
-      <w:proofErr w:type="spellEnd"/>
-      <w:r>
-        <w:rPr>
-          <w:i/>
-          <w:sz w:val="18"/>
-          <w:szCs w:val="18"/>
-          <w:highlight w:val="magenta"/>
-        </w:rPr>
-        <w:t>}}</w:t>
+        <w:t>{{section_generated_texts.shift_duration_text}}</w:t>
       </w:r>
       <w:r>
         <w:rPr>
@@ -18456,27 +16211,7 @@
                 <w:szCs w:val="20"/>
                 <w:lang w:eastAsia="cs-CZ"/>
               </w:rPr>
-              <w:t>{{section2_</w:t>
-            </w:r>
-            <w:proofErr w:type="gramStart"/>
-            <w:r>
-              <w:rPr>
-                <w:rFonts w:cstheme="minorHAnsi"/>
-                <w:bCs/>
-                <w:szCs w:val="20"/>
-                <w:lang w:eastAsia="cs-CZ"/>
-              </w:rPr>
-              <w:t>firma.profession</w:t>
-            </w:r>
-            <w:proofErr w:type="gramEnd"/>
-            <w:r>
-              <w:rPr>
-                <w:rFonts w:cstheme="minorHAnsi"/>
-                <w:bCs/>
-                <w:szCs w:val="20"/>
-                <w:lang w:eastAsia="cs-CZ"/>
-              </w:rPr>
-              <w:t>_name}}</w:t>
+              <w:t>{{section2_firma.profession_name}}</w:t>
             </w:r>
             <w:r>
               <w:rPr>
@@ -18555,27 +16290,7 @@
                 <w:szCs w:val="20"/>
                 <w:lang w:eastAsia="cs-CZ"/>
               </w:rPr>
-              <w:t>{{section2_</w:t>
-            </w:r>
-            <w:proofErr w:type="gramStart"/>
-            <w:r>
-              <w:rPr>
-                <w:rFonts w:cstheme="minorHAnsi"/>
-                <w:bCs/>
-                <w:szCs w:val="20"/>
-                <w:lang w:eastAsia="cs-CZ"/>
-              </w:rPr>
-              <w:t>firma.workplace</w:t>
-            </w:r>
-            <w:proofErr w:type="gramEnd"/>
-            <w:r>
-              <w:rPr>
-                <w:rFonts w:cstheme="minorHAnsi"/>
-                <w:bCs/>
-                <w:szCs w:val="20"/>
-                <w:lang w:eastAsia="cs-CZ"/>
-              </w:rPr>
-              <w:t>}}</w:t>
+              <w:t>{{section2_firma.workplace}}</w:t>
             </w:r>
           </w:p>
         </w:tc>
@@ -18677,9 +16392,8 @@
                 <w:highlight w:val="magenta"/>
                 <w:lang w:eastAsia="cs-CZ"/>
               </w:rPr>
-              <w:t>{{section4_worker_</w:t>
-            </w:r>
-            <w:proofErr w:type="gramStart"/>
+              <w:t>{{section4_worker_a.work_duration</w:t>
+            </w:r>
             <w:r>
               <w:rPr>
                 <w:rFonts w:cstheme="minorHAnsi"/>
@@ -18688,39 +16402,7 @@
                 <w:highlight w:val="magenta"/>
                 <w:lang w:eastAsia="cs-CZ"/>
               </w:rPr>
-              <w:t>a.work</w:t>
-            </w:r>
-            <w:proofErr w:type="gramEnd"/>
-            <w:r>
-              <w:rPr>
-                <w:rFonts w:cstheme="minorHAnsi"/>
-                <w:bCs/>
-                <w:szCs w:val="20"/>
-                <w:highlight w:val="magenta"/>
-                <w:lang w:eastAsia="cs-CZ"/>
-              </w:rPr>
-              <w:t>_duration</w:t>
-            </w:r>
-            <w:r>
-              <w:rPr>
-                <w:rFonts w:cstheme="minorHAnsi"/>
-                <w:bCs/>
-                <w:szCs w:val="20"/>
-                <w:highlight w:val="magenta"/>
-                <w:lang w:eastAsia="cs-CZ"/>
-              </w:rPr>
-              <w:t>|czech</w:t>
-            </w:r>
-            <w:proofErr w:type="gramStart"/>
-            <w:r>
-              <w:rPr>
-                <w:rFonts w:cstheme="minorHAnsi"/>
-                <w:bCs/>
-                <w:szCs w:val="20"/>
-                <w:highlight w:val="magenta"/>
-                <w:lang w:eastAsia="cs-CZ"/>
-              </w:rPr>
-              <w:t>}}</w:t>
+              <w:t>|czech}}</w:t>
             </w:r>
             <w:r>
               <w:rPr>
@@ -18749,7 +16431,6 @@
               </w:rPr>
               <w:t>min</w:t>
             </w:r>
-            <w:proofErr w:type="gramEnd"/>
           </w:p>
         </w:tc>
       </w:tr>
@@ -18809,9 +16490,8 @@
                 <w:highlight w:val="magenta"/>
                 <w:lang w:eastAsia="cs-CZ"/>
               </w:rPr>
-              <w:t>{{section4_worker_</w:t>
-            </w:r>
-            <w:proofErr w:type="gramStart"/>
+              <w:t>{{section4_worker_a.breaks</w:t>
+            </w:r>
             <w:r>
               <w:rPr>
                 <w:rFonts w:cstheme="minorHAnsi"/>
@@ -18820,9 +16500,8 @@
                 <w:highlight w:val="magenta"/>
                 <w:lang w:eastAsia="cs-CZ"/>
               </w:rPr>
-              <w:t>a.breaks</w:t>
-            </w:r>
-            <w:proofErr w:type="gramEnd"/>
+              <w:t>|czech}}</w:t>
+            </w:r>
             <w:r>
               <w:rPr>
                 <w:rFonts w:cstheme="minorHAnsi"/>
@@ -18831,43 +16510,42 @@
                 <w:highlight w:val="magenta"/>
                 <w:lang w:eastAsia="cs-CZ"/>
               </w:rPr>
-              <w:t>|czech}}</w:t>
-            </w:r>
+              <w:t xml:space="preserve"> </w:t>
+            </w:r>
+            <w:r>
+              <w:rPr>
+                <w:rFonts w:cstheme="minorHAnsi"/>
+                <w:szCs w:val="20"/>
+                <w:lang w:eastAsia="cs-CZ"/>
+              </w:rPr>
+              <w:t>min</w:t>
+            </w:r>
+          </w:p>
+        </w:tc>
+      </w:tr>
+      <w:tr>
+        <w:tc>
+          <w:tcPr>
+            <w:tcW w:w="0" w:type="auto"/>
+          </w:tcPr>
+          <w:p>
+            <w:pPr>
+              <w:spacing w:line="276" w:lineRule="auto"/>
+              <w:rPr>
+                <w:rFonts w:cstheme="minorHAnsi"/>
+                <w:szCs w:val="20"/>
+                <w:lang w:eastAsia="cs-CZ"/>
+              </w:rPr>
+            </w:pPr>
             <w:r>
               <w:rPr>
                 <w:rFonts w:cstheme="minorHAnsi"/>
                 <w:b/>
                 <w:szCs w:val="20"/>
-                <w:highlight w:val="magenta"/>
-                <w:lang w:eastAsia="cs-CZ"/>
-              </w:rPr>
-              <w:t xml:space="preserve"> </w:t>
-            </w:r>
-            <w:r>
-              <w:rPr>
-                <w:rFonts w:cstheme="minorHAnsi"/>
-                <w:szCs w:val="20"/>
-                <w:lang w:eastAsia="cs-CZ"/>
-              </w:rPr>
-              <w:t>min</w:t>
-            </w:r>
-          </w:p>
-        </w:tc>
-      </w:tr>
-      <w:tr>
-        <w:tc>
-          <w:tcPr>
-            <w:tcW w:w="0" w:type="auto"/>
-          </w:tcPr>
-          <w:p>
-            <w:pPr>
-              <w:spacing w:line="276" w:lineRule="auto"/>
-              <w:rPr>
-                <w:rFonts w:cstheme="minorHAnsi"/>
-                <w:szCs w:val="20"/>
-                <w:lang w:eastAsia="cs-CZ"/>
-              </w:rPr>
-            </w:pPr>
+                <w:lang w:eastAsia="cs-CZ"/>
+              </w:rPr>
+              <w:t>Doba výkonu práce:</w:t>
+            </w:r>
             <w:r>
               <w:rPr>
                 <w:rFonts w:cstheme="minorHAnsi"/>
@@ -18875,33 +16553,34 @@
                 <w:szCs w:val="20"/>
                 <w:lang w:eastAsia="cs-CZ"/>
               </w:rPr>
-              <w:t>Doba výkonu práce:</w:t>
-            </w:r>
-            <w:r>
+              <w:tab/>
+            </w:r>
+          </w:p>
+        </w:tc>
+        <w:tc>
+          <w:tcPr>
+            <w:tcW w:w="6204" w:type="dxa"/>
+          </w:tcPr>
+          <w:p>
+            <w:pPr>
+              <w:spacing w:line="276" w:lineRule="auto"/>
               <w:rPr>
                 <w:rFonts w:cstheme="minorHAnsi"/>
                 <w:b/>
                 <w:szCs w:val="20"/>
                 <w:lang w:eastAsia="cs-CZ"/>
               </w:rPr>
-              <w:tab/>
-            </w:r>
-          </w:p>
-        </w:tc>
-        <w:tc>
-          <w:tcPr>
-            <w:tcW w:w="6204" w:type="dxa"/>
-          </w:tcPr>
-          <w:p>
-            <w:pPr>
-              <w:spacing w:line="276" w:lineRule="auto"/>
+            </w:pPr>
+            <w:r>
               <w:rPr>
                 <w:rFonts w:cstheme="minorHAnsi"/>
-                <w:b/>
-                <w:szCs w:val="20"/>
-                <w:lang w:eastAsia="cs-CZ"/>
-              </w:rPr>
-            </w:pPr>
+                <w:bCs/>
+                <w:szCs w:val="20"/>
+                <w:highlight w:val="magenta"/>
+                <w:lang w:eastAsia="cs-CZ"/>
+              </w:rPr>
+              <w:t>{{section4_worker_a.work_duration_min</w:t>
+            </w:r>
             <w:r>
               <w:rPr>
                 <w:rFonts w:cstheme="minorHAnsi"/>
@@ -18910,41 +16589,35 @@
                 <w:highlight w:val="magenta"/>
                 <w:lang w:eastAsia="cs-CZ"/>
               </w:rPr>
-              <w:t>{{section4_worker_</w:t>
-            </w:r>
-            <w:proofErr w:type="gramStart"/>
+              <w:t>|czech}}</w:t>
+            </w:r>
             <w:r>
               <w:rPr>
                 <w:rFonts w:cstheme="minorHAnsi"/>
                 <w:bCs/>
                 <w:szCs w:val="20"/>
-                <w:highlight w:val="magenta"/>
-                <w:lang w:eastAsia="cs-CZ"/>
-              </w:rPr>
-              <w:t>a.work</w:t>
-            </w:r>
-            <w:proofErr w:type="gramEnd"/>
+                <w:lang w:eastAsia="cs-CZ"/>
+              </w:rPr>
+              <w:t xml:space="preserve"> </w:t>
+            </w:r>
             <w:r>
               <w:rPr>
                 <w:rFonts w:cstheme="minorHAnsi"/>
                 <w:bCs/>
                 <w:szCs w:val="20"/>
-                <w:highlight w:val="magenta"/>
-                <w:lang w:eastAsia="cs-CZ"/>
-              </w:rPr>
-              <w:t>_duration_min</w:t>
+                <w:lang w:eastAsia="cs-CZ"/>
+              </w:rPr>
+              <w:t xml:space="preserve"> min</w:t>
             </w:r>
             <w:r>
               <w:rPr>
                 <w:rFonts w:cstheme="minorHAnsi"/>
                 <w:bCs/>
                 <w:szCs w:val="20"/>
-                <w:highlight w:val="magenta"/>
-                <w:lang w:eastAsia="cs-CZ"/>
-              </w:rPr>
-              <w:t>|czech</w:t>
-            </w:r>
-            <w:proofErr w:type="gramStart"/>
+                <w:lang w:eastAsia="cs-CZ"/>
+              </w:rPr>
+              <w:t xml:space="preserve"> + </w:t>
+            </w:r>
             <w:r>
               <w:rPr>
                 <w:rFonts w:cstheme="minorHAnsi"/>
@@ -18953,67 +16626,7 @@
                 <w:highlight w:val="magenta"/>
                 <w:lang w:eastAsia="cs-CZ"/>
               </w:rPr>
-              <w:t>}}</w:t>
-            </w:r>
-            <w:r>
-              <w:rPr>
-                <w:rFonts w:cstheme="minorHAnsi"/>
-                <w:bCs/>
-                <w:szCs w:val="20"/>
-                <w:lang w:eastAsia="cs-CZ"/>
-              </w:rPr>
-              <w:t xml:space="preserve"> </w:t>
-            </w:r>
-            <w:r>
-              <w:rPr>
-                <w:rFonts w:cstheme="minorHAnsi"/>
-                <w:bCs/>
-                <w:szCs w:val="20"/>
-                <w:lang w:eastAsia="cs-CZ"/>
-              </w:rPr>
-              <w:t xml:space="preserve"> min</w:t>
-            </w:r>
-            <w:proofErr w:type="gramEnd"/>
-            <w:r>
-              <w:rPr>
-                <w:rFonts w:cstheme="minorHAnsi"/>
-                <w:bCs/>
-                <w:szCs w:val="20"/>
-                <w:lang w:eastAsia="cs-CZ"/>
-              </w:rPr>
-              <w:t xml:space="preserve"> + </w:t>
-            </w:r>
-            <w:r>
-              <w:rPr>
-                <w:rFonts w:cstheme="minorHAnsi"/>
-                <w:bCs/>
-                <w:szCs w:val="20"/>
-                <w:highlight w:val="magenta"/>
-                <w:lang w:eastAsia="cs-CZ"/>
-              </w:rPr>
-              <w:t>{{section4_worker_</w:t>
-            </w:r>
-            <w:proofErr w:type="gramStart"/>
-            <w:r>
-              <w:rPr>
-                <w:rFonts w:cstheme="minorHAnsi"/>
-                <w:bCs/>
-                <w:szCs w:val="20"/>
-                <w:highlight w:val="magenta"/>
-                <w:lang w:eastAsia="cs-CZ"/>
-              </w:rPr>
-              <w:t>a.safety</w:t>
-            </w:r>
-            <w:proofErr w:type="gramEnd"/>
-            <w:r>
-              <w:rPr>
-                <w:rFonts w:cstheme="minorHAnsi"/>
-                <w:bCs/>
-                <w:szCs w:val="20"/>
-                <w:highlight w:val="magenta"/>
-                <w:lang w:eastAsia="cs-CZ"/>
-              </w:rPr>
-              <w:t>_break_min</w:t>
+              <w:t>{{section4_worker_a.safety_break_min</w:t>
             </w:r>
             <w:r>
               <w:rPr>
@@ -19071,27 +16684,7 @@
                 <w:szCs w:val="20"/>
                 <w:lang w:eastAsia="cs-CZ"/>
               </w:rPr>
-              <w:t xml:space="preserve"> </w:t>
-            </w:r>
-            <w:proofErr w:type="spellStart"/>
-            <w:r>
-              <w:rPr>
-                <w:rFonts w:cstheme="minorHAnsi"/>
-                <w:b/>
-                <w:szCs w:val="20"/>
-                <w:lang w:eastAsia="cs-CZ"/>
-              </w:rPr>
-              <w:t>hyg</w:t>
-            </w:r>
-            <w:proofErr w:type="spellEnd"/>
-            <w:r>
-              <w:rPr>
-                <w:rFonts w:cstheme="minorHAnsi"/>
-                <w:b/>
-                <w:szCs w:val="20"/>
-                <w:lang w:eastAsia="cs-CZ"/>
-              </w:rPr>
-              <w:t>.</w:t>
+              <w:t xml:space="preserve"> hyg.</w:t>
             </w:r>
             <w:r>
               <w:rPr>
@@ -19306,43 +16899,53 @@
           <w:highlight w:val="magenta"/>
           <w:lang w:eastAsia="cs-CZ"/>
         </w:rPr>
-        <w:t>{{</w:t>
-      </w:r>
-      <w:proofErr w:type="spellStart"/>
+        <w:t>{{Fmax_Phk_Extenzor</w:t>
+      </w:r>
       <w:r>
         <w:rPr>
           <w:highlight w:val="magenta"/>
           <w:lang w:eastAsia="cs-CZ"/>
         </w:rPr>
-        <w:t>Fmax_Phk_Extenzor</w:t>
+        <w:t>|czech}}</w:t>
+      </w:r>
+      <w:r>
+        <w:rPr>
+          <w:lang w:eastAsia="cs-CZ"/>
+        </w:rPr>
+        <w:t xml:space="preserve"> % F</w:t>
+      </w:r>
+      <w:r>
+        <w:rPr>
+          <w:vertAlign w:val="subscript"/>
+          <w:lang w:eastAsia="cs-CZ"/>
+        </w:rPr>
+        <w:t>max</w:t>
+      </w:r>
+      <w:r>
+        <w:rPr>
+          <w:lang w:eastAsia="cs-CZ"/>
+        </w:rPr>
+        <w:t xml:space="preserve">, flexorů pravého předloktí </w:t>
       </w:r>
       <w:r>
         <w:rPr>
           <w:highlight w:val="magenta"/>
           <w:lang w:eastAsia="cs-CZ"/>
         </w:rPr>
-        <w:t>|czech</w:t>
-      </w:r>
-      <w:proofErr w:type="spellEnd"/>
+        <w:t>{{Fmax_Phk_Flexor</w:t>
+      </w:r>
       <w:r>
         <w:rPr>
           <w:highlight w:val="magenta"/>
           <w:lang w:eastAsia="cs-CZ"/>
         </w:rPr>
-        <w:t>}}</w:t>
-      </w:r>
-      <w:r>
-        <w:rPr>
-          <w:lang w:eastAsia="cs-CZ"/>
-        </w:rPr>
-        <w:t xml:space="preserve"> % </w:t>
-      </w:r>
-      <w:proofErr w:type="spellStart"/>
-      <w:r>
-        <w:rPr>
-          <w:lang w:eastAsia="cs-CZ"/>
-        </w:rPr>
-        <w:t>F</w:t>
+        <w:t>|czech}}</w:t>
+      </w:r>
+      <w:r>
+        <w:rPr>
+          <w:lang w:eastAsia="cs-CZ"/>
+        </w:rPr>
+        <w:t xml:space="preserve"> % F</w:t>
       </w:r>
       <w:r>
         <w:rPr>
@@ -19351,135 +16954,45 @@
         </w:rPr>
         <w:t>max</w:t>
       </w:r>
-      <w:proofErr w:type="spellEnd"/>
-      <w:r>
-        <w:rPr>
-          <w:lang w:eastAsia="cs-CZ"/>
-        </w:rPr>
-        <w:t xml:space="preserve">, flexorů pravého předloktí </w:t>
+      <w:r>
+        <w:rPr>
+          <w:lang w:eastAsia="cs-CZ"/>
+        </w:rPr>
+        <w:t xml:space="preserve">. Průměrné počty pohybů PHK </w:t>
       </w:r>
       <w:r>
         <w:rPr>
           <w:highlight w:val="magenta"/>
           <w:lang w:eastAsia="cs-CZ"/>
         </w:rPr>
-        <w:t>{{</w:t>
-      </w:r>
-      <w:proofErr w:type="spellStart"/>
+        <w:t>({{phk_number_of_movements</w:t>
+      </w:r>
       <w:r>
         <w:rPr>
           <w:highlight w:val="magenta"/>
           <w:lang w:eastAsia="cs-CZ"/>
         </w:rPr>
-        <w:t>Fmax_Phk_Flexor</w:t>
+        <w:t>|czech}}</w:t>
       </w:r>
       <w:r>
         <w:rPr>
           <w:highlight w:val="magenta"/>
           <w:lang w:eastAsia="cs-CZ"/>
         </w:rPr>
-        <w:t>|czech</w:t>
-      </w:r>
-      <w:proofErr w:type="spellEnd"/>
+        <w:t>)</w:t>
+      </w:r>
+      <w:r>
+        <w:rPr>
+          <w:lang w:eastAsia="cs-CZ"/>
+        </w:rPr>
+        <w:t xml:space="preserve"> </w:t>
+      </w:r>
       <w:r>
         <w:rPr>
           <w:highlight w:val="magenta"/>
           <w:lang w:eastAsia="cs-CZ"/>
         </w:rPr>
-        <w:t>}}</w:t>
-      </w:r>
-      <w:r>
-        <w:rPr>
-          <w:lang w:eastAsia="cs-CZ"/>
-        </w:rPr>
-        <w:t xml:space="preserve"> % </w:t>
-      </w:r>
-      <w:proofErr w:type="spellStart"/>
-      <w:r>
-        <w:rPr>
-          <w:lang w:eastAsia="cs-CZ"/>
-        </w:rPr>
-        <w:t>F</w:t>
-      </w:r>
-      <w:r>
-        <w:rPr>
-          <w:vertAlign w:val="subscript"/>
-          <w:lang w:eastAsia="cs-CZ"/>
-        </w:rPr>
-        <w:t>max</w:t>
-      </w:r>
-      <w:proofErr w:type="spellEnd"/>
-      <w:r>
-        <w:rPr>
-          <w:lang w:eastAsia="cs-CZ"/>
-        </w:rPr>
-        <w:t xml:space="preserve">. Průměrné počty pohybů PHK </w:t>
-      </w:r>
-      <w:r>
-        <w:rPr>
-          <w:highlight w:val="magenta"/>
-          <w:lang w:eastAsia="cs-CZ"/>
-        </w:rPr>
-        <w:t>({{</w:t>
-      </w:r>
-      <w:proofErr w:type="spellStart"/>
-      <w:r>
-        <w:rPr>
-          <w:highlight w:val="magenta"/>
-          <w:lang w:eastAsia="cs-CZ"/>
-        </w:rPr>
-        <w:t>phk_number_of_movements</w:t>
-      </w:r>
-      <w:r>
-        <w:rPr>
-          <w:highlight w:val="magenta"/>
-          <w:lang w:eastAsia="cs-CZ"/>
-        </w:rPr>
-        <w:t>|czech</w:t>
-      </w:r>
-      <w:proofErr w:type="spellEnd"/>
-      <w:r>
-        <w:rPr>
-          <w:highlight w:val="magenta"/>
-          <w:lang w:eastAsia="cs-CZ"/>
-        </w:rPr>
-        <w:t>}}</w:t>
-      </w:r>
-      <w:r>
-        <w:rPr>
-          <w:highlight w:val="magenta"/>
-          <w:lang w:eastAsia="cs-CZ"/>
-        </w:rPr>
-        <w:t>)</w:t>
-      </w:r>
-      <w:r>
-        <w:rPr>
-          <w:lang w:eastAsia="cs-CZ"/>
-        </w:rPr>
-        <w:t xml:space="preserve"> </w:t>
-      </w:r>
-      <w:r>
-        <w:rPr>
-          <w:highlight w:val="magenta"/>
-          <w:lang w:eastAsia="cs-CZ"/>
-        </w:rPr>
-        <w:t>{{section_generated_</w:t>
-      </w:r>
-      <w:proofErr w:type="gramStart"/>
-      <w:r>
-        <w:rPr>
-          <w:highlight w:val="magenta"/>
-          <w:lang w:eastAsia="cs-CZ"/>
-        </w:rPr>
-        <w:t>texts.druhy</w:t>
-      </w:r>
-      <w:proofErr w:type="gramEnd"/>
-      <w:r>
-        <w:rPr>
-          <w:highlight w:val="magenta"/>
-          <w:lang w:eastAsia="cs-CZ"/>
-        </w:rPr>
-        <w:t>_text_podminka_limit1</w:t>
+        <w:t>{{section_generated_texts.druhy_text_podminka_limit1</w:t>
       </w:r>
       <w:r>
         <w:rPr>
@@ -19522,43 +17035,60 @@
           <w:highlight w:val="magenta"/>
           <w:lang w:eastAsia="cs-CZ"/>
         </w:rPr>
-        <w:t>{{</w:t>
-      </w:r>
-      <w:proofErr w:type="spellStart"/>
+        <w:t>{{Fmax_Lhk_Extenzor</w:t>
+      </w:r>
       <w:r>
         <w:rPr>
           <w:highlight w:val="magenta"/>
           <w:lang w:eastAsia="cs-CZ"/>
         </w:rPr>
-        <w:t>Fmax_Lhk_Extenzor</w:t>
+        <w:t>|czech}}</w:t>
+      </w:r>
+      <w:r>
+        <w:rPr>
+          <w:lang w:eastAsia="cs-CZ"/>
+        </w:rPr>
+        <w:t xml:space="preserve"> % F</w:t>
+      </w:r>
+      <w:r>
+        <w:rPr>
+          <w:vertAlign w:val="subscript"/>
+          <w:lang w:eastAsia="cs-CZ"/>
+        </w:rPr>
+        <w:t>max</w:t>
+      </w:r>
+      <w:r>
+        <w:rPr>
+          <w:lang w:eastAsia="cs-CZ"/>
+        </w:rPr>
+        <w:t xml:space="preserve">, flexorů levého předloktí </w:t>
       </w:r>
       <w:r>
         <w:rPr>
           <w:highlight w:val="magenta"/>
           <w:lang w:eastAsia="cs-CZ"/>
         </w:rPr>
-        <w:t>|czech</w:t>
-      </w:r>
-      <w:proofErr w:type="spellEnd"/>
+        <w:t>{{Fmax_Lhk_Flexor</w:t>
+      </w:r>
       <w:r>
         <w:rPr>
           <w:highlight w:val="magenta"/>
           <w:lang w:eastAsia="cs-CZ"/>
         </w:rPr>
-        <w:t>}}</w:t>
-      </w:r>
-      <w:r>
-        <w:rPr>
-          <w:lang w:eastAsia="cs-CZ"/>
-        </w:rPr>
-        <w:t xml:space="preserve"> % </w:t>
-      </w:r>
-      <w:proofErr w:type="spellStart"/>
-      <w:r>
-        <w:rPr>
-          <w:lang w:eastAsia="cs-CZ"/>
-        </w:rPr>
-        <w:t>F</w:t>
+        <w:t>|czech}}</w:t>
+      </w:r>
+      <w:r>
+        <w:rPr>
+          <w:highlight w:val="magenta"/>
+          <w:lang w:eastAsia="cs-CZ"/>
+        </w:rPr>
+        <w:t xml:space="preserve">  </w:t>
+      </w:r>
+      <w:r>
+        <w:rPr>
+          <w:lang w:eastAsia="cs-CZ"/>
+        </w:rPr>
+        <w:t>% F</w:t>
       </w:r>
       <w:r>
         <w:rPr>
@@ -19567,137 +17097,32 @@
         </w:rPr>
         <w:t>max</w:t>
       </w:r>
-      <w:proofErr w:type="spellEnd"/>
-      <w:r>
-        <w:rPr>
-          <w:lang w:eastAsia="cs-CZ"/>
-        </w:rPr>
-        <w:t xml:space="preserve">, flexorů levého předloktí </w:t>
+      <w:r>
+        <w:rPr>
+          <w:lang w:eastAsia="cs-CZ"/>
+        </w:rPr>
+        <w:t xml:space="preserve">. Průměrné počty pohybů LHK </w:t>
       </w:r>
       <w:r>
         <w:rPr>
           <w:highlight w:val="magenta"/>
           <w:lang w:eastAsia="cs-CZ"/>
         </w:rPr>
-        <w:t>{{</w:t>
-      </w:r>
-      <w:proofErr w:type="spellStart"/>
+        <w:t>({{lhk_number_of_movements</w:t>
+      </w:r>
       <w:r>
         <w:rPr>
           <w:highlight w:val="magenta"/>
           <w:lang w:eastAsia="cs-CZ"/>
         </w:rPr>
-        <w:t>Fmax_Lhk_Flexor</w:t>
+        <w:t>|czech}}</w:t>
       </w:r>
       <w:r>
         <w:rPr>
           <w:highlight w:val="magenta"/>
           <w:lang w:eastAsia="cs-CZ"/>
         </w:rPr>
-        <w:t>|czech</w:t>
-      </w:r>
-      <w:proofErr w:type="spellEnd"/>
-      <w:proofErr w:type="gramStart"/>
-      <w:r>
-        <w:rPr>
-          <w:highlight w:val="magenta"/>
-          <w:lang w:eastAsia="cs-CZ"/>
-        </w:rPr>
-        <w:t>}}</w:t>
-      </w:r>
-      <w:r>
-        <w:rPr>
-          <w:highlight w:val="magenta"/>
-          <w:lang w:eastAsia="cs-CZ"/>
-        </w:rPr>
-        <w:t xml:space="preserve">  </w:t>
-      </w:r>
-      <w:r>
-        <w:rPr>
-          <w:lang w:eastAsia="cs-CZ"/>
-        </w:rPr>
-        <w:t>%</w:t>
-      </w:r>
-      <w:proofErr w:type="gramEnd"/>
-      <w:r>
-        <w:rPr>
-          <w:lang w:eastAsia="cs-CZ"/>
-        </w:rPr>
-        <w:t xml:space="preserve"> </w:t>
-      </w:r>
-      <w:proofErr w:type="spellStart"/>
-      <w:r>
-        <w:rPr>
-          <w:lang w:eastAsia="cs-CZ"/>
-        </w:rPr>
-        <w:t>F</w:t>
-      </w:r>
-      <w:r>
-        <w:rPr>
-          <w:vertAlign w:val="subscript"/>
-          <w:lang w:eastAsia="cs-CZ"/>
-        </w:rPr>
-        <w:t>max</w:t>
-      </w:r>
-      <w:proofErr w:type="spellEnd"/>
-      <w:r>
-        <w:rPr>
-          <w:lang w:eastAsia="cs-CZ"/>
-        </w:rPr>
-        <w:t xml:space="preserve">. Průměrné počty pohybů LHK </w:t>
-      </w:r>
-      <w:r>
-        <w:rPr>
-          <w:highlight w:val="magenta"/>
-          <w:lang w:eastAsia="cs-CZ"/>
-        </w:rPr>
-        <w:t>({{</w:t>
-      </w:r>
-      <w:proofErr w:type="spellStart"/>
-      <w:r>
-        <w:rPr>
-          <w:highlight w:val="magenta"/>
-          <w:lang w:eastAsia="cs-CZ"/>
-        </w:rPr>
-        <w:t>lhk_number_of_movements</w:t>
-      </w:r>
-      <w:r>
-        <w:rPr>
-          <w:highlight w:val="magenta"/>
-          <w:lang w:eastAsia="cs-CZ"/>
-        </w:rPr>
-        <w:t>|czech</w:t>
-      </w:r>
-      <w:proofErr w:type="spellEnd"/>
-      <w:r>
-        <w:rPr>
-          <w:highlight w:val="magenta"/>
-          <w:lang w:eastAsia="cs-CZ"/>
-        </w:rPr>
-        <w:t>}}</w:t>
-      </w:r>
-      <w:r>
-        <w:rPr>
-          <w:highlight w:val="magenta"/>
-          <w:lang w:eastAsia="cs-CZ"/>
-        </w:rPr>
-        <w:t>) {{section_generated_</w:t>
-      </w:r>
-      <w:proofErr w:type="gramStart"/>
-      <w:r>
-        <w:rPr>
-          <w:highlight w:val="magenta"/>
-          <w:lang w:eastAsia="cs-CZ"/>
-        </w:rPr>
-        <w:t>texts.treti</w:t>
-      </w:r>
-      <w:proofErr w:type="gramEnd"/>
-      <w:r>
-        <w:rPr>
-          <w:highlight w:val="magenta"/>
-          <w:lang w:eastAsia="cs-CZ"/>
-        </w:rPr>
-        <w:t>_text_podminka_limit1</w:t>
+        <w:t>) {{section_generated_texts.treti_text_podminka_limit1</w:t>
       </w:r>
       <w:r>
         <w:rPr>
@@ -19734,15 +17159,7 @@
           <w:b/>
           <w:lang w:eastAsia="cs-CZ"/>
         </w:rPr>
-        <w:t xml:space="preserve">nebyl překročen přípustný hygienický limit 30 % </w:t>
-      </w:r>
-      <w:proofErr w:type="spellStart"/>
-      <w:r>
-        <w:rPr>
-          <w:b/>
-          <w:lang w:eastAsia="cs-CZ"/>
-        </w:rPr>
-        <w:t>F</w:t>
+        <w:t>nebyl překročen přípustný hygienický limit 30 % F</w:t>
       </w:r>
       <w:r>
         <w:rPr>
@@ -19752,7 +17169,6 @@
         </w:rPr>
         <w:t>max</w:t>
       </w:r>
-      <w:proofErr w:type="spellEnd"/>
       <w:r>
         <w:rPr>
           <w:lang w:eastAsia="cs-CZ"/>
@@ -19782,46 +17198,14 @@
           <w:highlight w:val="magenta"/>
           <w:lang w:eastAsia="cs-CZ"/>
         </w:rPr>
-        <w:t>{{</w:t>
-      </w:r>
-      <w:proofErr w:type="spellStart"/>
+        <w:t>{{section_generated_texts.ctvrty_text_podminka</w:t>
+      </w:r>
       <w:r>
         <w:rPr>
           <w:highlight w:val="magenta"/>
           <w:lang w:eastAsia="cs-CZ"/>
         </w:rPr>
-        <w:t>section_generated_</w:t>
-      </w:r>
-      <w:proofErr w:type="gramStart"/>
-      <w:r>
-        <w:rPr>
-          <w:highlight w:val="magenta"/>
-          <w:lang w:eastAsia="cs-CZ"/>
-        </w:rPr>
-        <w:t>texts.ctvrty</w:t>
-      </w:r>
-      <w:proofErr w:type="gramEnd"/>
-      <w:r>
-        <w:rPr>
-          <w:highlight w:val="magenta"/>
-          <w:lang w:eastAsia="cs-CZ"/>
-        </w:rPr>
-        <w:t>_text_podminka</w:t>
-      </w:r>
-      <w:r>
-        <w:rPr>
-          <w:highlight w:val="magenta"/>
-          <w:lang w:eastAsia="cs-CZ"/>
-        </w:rPr>
-        <w:t>|czech</w:t>
-      </w:r>
-      <w:proofErr w:type="spellEnd"/>
-      <w:r>
-        <w:rPr>
-          <w:highlight w:val="magenta"/>
-          <w:lang w:eastAsia="cs-CZ"/>
-        </w:rPr>
-        <w:t>}}</w:t>
+        <w:t>|czech}}</w:t>
       </w:r>
       <w:r>
         <w:rPr>
@@ -19898,21 +17282,7 @@
         <w:rPr>
           <w:lang w:eastAsia="cs-CZ"/>
         </w:rPr>
-        <w:t xml:space="preserve">70 % </w:t>
-      </w:r>
-      <w:proofErr w:type="spellStart"/>
-      <w:r>
-        <w:rPr>
-          <w:lang w:eastAsia="cs-CZ"/>
-        </w:rPr>
-        <w:t>Fmax</w:t>
-      </w:r>
-      <w:proofErr w:type="spellEnd"/>
-      <w:r>
-        <w:rPr>
-          <w:lang w:eastAsia="cs-CZ"/>
-        </w:rPr>
-        <w:t>)</w:t>
+        <w:t>70 % Fmax)</w:t>
       </w:r>
       <w:r>
         <w:rPr>
@@ -19926,34 +17296,31 @@
           <w:highlight w:val="magenta"/>
           <w:lang w:eastAsia="cs-CZ"/>
         </w:rPr>
-        <w:t>{{</w:t>
-      </w:r>
-      <w:proofErr w:type="spellStart"/>
+        <w:t>{{section_generated_texts.sedmy_text_podminka</w:t>
+      </w:r>
       <w:r>
         <w:rPr>
           <w:bCs/>
           <w:highlight w:val="magenta"/>
           <w:lang w:eastAsia="cs-CZ"/>
         </w:rPr>
-        <w:t>section_generated_</w:t>
-      </w:r>
-      <w:proofErr w:type="gramStart"/>
+        <w:t>|czech}}</w:t>
+      </w:r>
       <w:r>
         <w:rPr>
           <w:bCs/>
           <w:highlight w:val="magenta"/>
           <w:lang w:eastAsia="cs-CZ"/>
         </w:rPr>
-        <w:t>texts.sedmy</w:t>
-      </w:r>
-      <w:proofErr w:type="gramEnd"/>
+        <w:t>.</w:t>
+      </w:r>
       <w:r>
         <w:rPr>
           <w:bCs/>
           <w:highlight w:val="magenta"/>
           <w:lang w:eastAsia="cs-CZ"/>
         </w:rPr>
-        <w:t>_text_podminka</w:t>
+        <w:t xml:space="preserve"> </w:t>
       </w:r>
       <w:r>
         <w:rPr>
@@ -19961,16 +17328,35 @@
           <w:highlight w:val="magenta"/>
           <w:lang w:eastAsia="cs-CZ"/>
         </w:rPr>
-        <w:t>|czech</w:t>
-      </w:r>
-      <w:proofErr w:type="spellEnd"/>
+        <w:t>{{</w:t>
+      </w:r>
+      <w:r>
+        <w:rPr>
+          <w:highlight w:val="magenta"/>
+          <w:lang w:eastAsia="cs-CZ"/>
+        </w:rPr>
+        <w:t>section_generated_texts.paty_text_podminka</w:t>
+      </w:r>
+      <w:r>
+        <w:rPr>
+          <w:highlight w:val="magenta"/>
+          <w:lang w:eastAsia="cs-CZ"/>
+        </w:rPr>
+        <w:t>|czech}}</w:t>
+      </w:r>
+      <w:r>
+        <w:rPr>
+          <w:lang w:eastAsia="cs-CZ"/>
+        </w:rPr>
+        <w:t xml:space="preserve"> </w:t>
+      </w:r>
       <w:r>
         <w:rPr>
           <w:bCs/>
           <w:highlight w:val="magenta"/>
           <w:lang w:eastAsia="cs-CZ"/>
         </w:rPr>
-        <w:t>}}</w:t>
+        <w:t>{{section_generated_text</w:t>
       </w:r>
       <w:r>
         <w:rPr>
@@ -19978,7 +17364,7 @@
           <w:highlight w:val="magenta"/>
           <w:lang w:eastAsia="cs-CZ"/>
         </w:rPr>
-        <w:t>.</w:t>
+        <w:t>s</w:t>
       </w:r>
       <w:r>
         <w:rPr>
@@ -19986,7 +17372,7 @@
           <w:highlight w:val="magenta"/>
           <w:lang w:eastAsia="cs-CZ"/>
         </w:rPr>
-        <w:t xml:space="preserve"> </w:t>
+        <w:t>.sesty_text_podminka</w:t>
       </w:r>
       <w:r>
         <w:rPr>
@@ -19994,52 +17380,20 @@
           <w:highlight w:val="magenta"/>
           <w:lang w:eastAsia="cs-CZ"/>
         </w:rPr>
-        <w:t>{{</w:t>
-      </w:r>
-      <w:proofErr w:type="spellStart"/>
-      <w:r>
-        <w:rPr>
-          <w:highlight w:val="magenta"/>
-          <w:lang w:eastAsia="cs-CZ"/>
-        </w:rPr>
-        <w:t>section_generated_</w:t>
-      </w:r>
-      <w:proofErr w:type="gramStart"/>
-      <w:r>
-        <w:rPr>
-          <w:highlight w:val="magenta"/>
-          <w:lang w:eastAsia="cs-CZ"/>
-        </w:rPr>
-        <w:t>texts.paty</w:t>
-      </w:r>
-      <w:proofErr w:type="gramEnd"/>
-      <w:r>
-        <w:rPr>
-          <w:highlight w:val="magenta"/>
-          <w:lang w:eastAsia="cs-CZ"/>
-        </w:rPr>
-        <w:t>_text_podminka</w:t>
-      </w:r>
-      <w:r>
-        <w:rPr>
-          <w:highlight w:val="magenta"/>
-          <w:lang w:eastAsia="cs-CZ"/>
-        </w:rPr>
-        <w:t>|czech</w:t>
-      </w:r>
-      <w:proofErr w:type="spellEnd"/>
-      <w:r>
-        <w:rPr>
-          <w:highlight w:val="magenta"/>
-          <w:lang w:eastAsia="cs-CZ"/>
-        </w:rPr>
-        <w:t>}}</w:t>
-      </w:r>
-      <w:r>
-        <w:rPr>
+        <w:t>|czech}}</w:t>
+      </w:r>
+      <w:r>
+        <w:rPr>
+          <w:b/>
           <w:lang w:eastAsia="cs-CZ"/>
         </w:rPr>
         <w:t xml:space="preserve"> </w:t>
+      </w:r>
+      <w:r>
+        <w:rPr>
+          <w:lang w:eastAsia="cs-CZ"/>
+        </w:rPr>
+        <w:t>(</w:t>
       </w:r>
       <w:r>
         <w:rPr>
@@ -20047,132 +17401,15 @@
           <w:highlight w:val="magenta"/>
           <w:lang w:eastAsia="cs-CZ"/>
         </w:rPr>
-        <w:t>{{</w:t>
-      </w:r>
-      <w:proofErr w:type="spellStart"/>
+        <w:t>{{section_generated_texts.osmy_text_podminka</w:t>
+      </w:r>
       <w:r>
         <w:rPr>
           <w:bCs/>
           <w:highlight w:val="magenta"/>
           <w:lang w:eastAsia="cs-CZ"/>
         </w:rPr>
-        <w:t>section_generated_</w:t>
-      </w:r>
-      <w:proofErr w:type="gramStart"/>
-      <w:r>
-        <w:rPr>
-          <w:bCs/>
-          <w:highlight w:val="magenta"/>
-          <w:lang w:eastAsia="cs-CZ"/>
-        </w:rPr>
-        <w:t>text</w:t>
-      </w:r>
-      <w:r>
-        <w:rPr>
-          <w:bCs/>
-          <w:highlight w:val="magenta"/>
-          <w:lang w:eastAsia="cs-CZ"/>
-        </w:rPr>
-        <w:t>s</w:t>
-      </w:r>
-      <w:r>
-        <w:rPr>
-          <w:bCs/>
-          <w:highlight w:val="magenta"/>
-          <w:lang w:eastAsia="cs-CZ"/>
-        </w:rPr>
-        <w:t>.sesty</w:t>
-      </w:r>
-      <w:proofErr w:type="gramEnd"/>
-      <w:r>
-        <w:rPr>
-          <w:bCs/>
-          <w:highlight w:val="magenta"/>
-          <w:lang w:eastAsia="cs-CZ"/>
-        </w:rPr>
-        <w:t>_text_podminka</w:t>
-      </w:r>
-      <w:r>
-        <w:rPr>
-          <w:bCs/>
-          <w:highlight w:val="magenta"/>
-          <w:lang w:eastAsia="cs-CZ"/>
-        </w:rPr>
-        <w:t>|czech</w:t>
-      </w:r>
-      <w:proofErr w:type="spellEnd"/>
-      <w:r>
-        <w:rPr>
-          <w:bCs/>
-          <w:highlight w:val="magenta"/>
-          <w:lang w:eastAsia="cs-CZ"/>
-        </w:rPr>
-        <w:t>}}</w:t>
-      </w:r>
-      <w:r>
-        <w:rPr>
-          <w:b/>
-          <w:lang w:eastAsia="cs-CZ"/>
-        </w:rPr>
-        <w:t xml:space="preserve"> </w:t>
-      </w:r>
-      <w:r>
-        <w:rPr>
-          <w:lang w:eastAsia="cs-CZ"/>
-        </w:rPr>
-        <w:t>(</w:t>
-      </w:r>
-      <w:r>
-        <w:rPr>
-          <w:bCs/>
-          <w:highlight w:val="magenta"/>
-          <w:lang w:eastAsia="cs-CZ"/>
-        </w:rPr>
-        <w:t>{{</w:t>
-      </w:r>
-      <w:proofErr w:type="spellStart"/>
-      <w:r>
-        <w:rPr>
-          <w:bCs/>
-          <w:highlight w:val="magenta"/>
-          <w:lang w:eastAsia="cs-CZ"/>
-        </w:rPr>
-        <w:t>section_generated_</w:t>
-      </w:r>
-      <w:proofErr w:type="gramStart"/>
-      <w:r>
-        <w:rPr>
-          <w:bCs/>
-          <w:highlight w:val="magenta"/>
-          <w:lang w:eastAsia="cs-CZ"/>
-        </w:rPr>
-        <w:t>texts.osmy</w:t>
-      </w:r>
-      <w:proofErr w:type="gramEnd"/>
-      <w:r>
-        <w:rPr>
-          <w:bCs/>
-          <w:highlight w:val="magenta"/>
-          <w:lang w:eastAsia="cs-CZ"/>
-        </w:rPr>
-        <w:t>_text_podminka</w:t>
-      </w:r>
-      <w:r>
-        <w:rPr>
-          <w:bCs/>
-          <w:highlight w:val="magenta"/>
-          <w:lang w:eastAsia="cs-CZ"/>
-        </w:rPr>
-        <w:t>|czech</w:t>
-      </w:r>
-      <w:proofErr w:type="spellEnd"/>
-      <w:r>
-        <w:rPr>
-          <w:bCs/>
-          <w:highlight w:val="magenta"/>
-          <w:lang w:eastAsia="cs-CZ"/>
-        </w:rPr>
-        <w:t>}})</w:t>
+        <w:t>|czech}})</w:t>
       </w:r>
     </w:p>
     <w:p>
@@ -20768,27 +18005,7 @@
                 <w:highlight w:val="magenta"/>
                 <w:lang w:eastAsia="cs-CZ"/>
               </w:rPr>
-              <w:t>{{section2_</w:t>
-            </w:r>
-            <w:proofErr w:type="gramStart"/>
-            <w:r>
-              <w:rPr>
-                <w:b/>
-                <w:szCs w:val="20"/>
-                <w:highlight w:val="magenta"/>
-                <w:lang w:eastAsia="cs-CZ"/>
-              </w:rPr>
-              <w:t>firma.profession</w:t>
-            </w:r>
-            <w:proofErr w:type="gramEnd"/>
-            <w:r>
-              <w:rPr>
-                <w:b/>
-                <w:szCs w:val="20"/>
-                <w:highlight w:val="magenta"/>
-                <w:lang w:eastAsia="cs-CZ"/>
-              </w:rPr>
-              <w:t>_name</w:t>
+              <w:t>{{section2_firma.profession_name</w:t>
             </w:r>
             <w:r>
               <w:rPr>
@@ -21010,39 +18227,7 @@
                 <w:b/>
                 <w:lang w:eastAsia="cs-CZ"/>
               </w:rPr>
-              <w:t>{{</w:t>
-            </w:r>
-            <w:proofErr w:type="spellStart"/>
-            <w:r>
-              <w:rPr>
-                <w:b/>
-                <w:lang w:eastAsia="cs-CZ"/>
-              </w:rPr>
-              <w:t>section_generated_</w:t>
-            </w:r>
-            <w:proofErr w:type="gramStart"/>
-            <w:r>
-              <w:rPr>
-                <w:b/>
-                <w:lang w:eastAsia="cs-CZ"/>
-              </w:rPr>
-              <w:t>texts.desata</w:t>
-            </w:r>
-            <w:proofErr w:type="gramEnd"/>
-            <w:r>
-              <w:rPr>
-                <w:b/>
-                <w:lang w:eastAsia="cs-CZ"/>
-              </w:rPr>
-              <w:t>_text_podminka</w:t>
-            </w:r>
-            <w:proofErr w:type="spellEnd"/>
-            <w:r>
-              <w:rPr>
-                <w:b/>
-                <w:lang w:eastAsia="cs-CZ"/>
-              </w:rPr>
-              <w:t xml:space="preserve"> }}</w:t>
+              <w:t>{{section_generated_texts.desata_text_podminka }}</w:t>
             </w:r>
           </w:p>
         </w:tc>
@@ -21085,25 +18270,31 @@
           <w:szCs w:val="20"/>
           <w:lang w:eastAsia="cs-CZ"/>
         </w:rPr>
-        <w:t>{{section2_</w:t>
-      </w:r>
-      <w:proofErr w:type="gramStart"/>
+        <w:t>{{section2_firma.workplace}}</w:t>
+      </w:r>
       <w:r>
         <w:rPr>
           <w:i/>
           <w:szCs w:val="20"/>
           <w:lang w:eastAsia="cs-CZ"/>
         </w:rPr>
-        <w:t>firma.workplace</w:t>
-      </w:r>
-      <w:proofErr w:type="gramEnd"/>
+        <w:t xml:space="preserve"> </w:t>
+      </w:r>
+      <w:r>
+        <w:rPr>
+          <w:rFonts w:cstheme="minorHAnsi"/>
+          <w:szCs w:val="20"/>
+          <w:lang w:eastAsia="cs-CZ"/>
+        </w:rPr>
+        <w:t xml:space="preserve">při vykonávání činnosti </w:t>
+      </w:r>
       <w:r>
         <w:rPr>
           <w:i/>
           <w:szCs w:val="20"/>
           <w:lang w:eastAsia="cs-CZ"/>
         </w:rPr>
-        <w:t>}}</w:t>
+        <w:t>{{section2_firma.profession_name}}</w:t>
       </w:r>
       <w:r>
         <w:rPr>
@@ -21115,48 +18306,6 @@
       </w:r>
       <w:r>
         <w:rPr>
-          <w:rFonts w:cstheme="minorHAnsi"/>
-          <w:szCs w:val="20"/>
-          <w:lang w:eastAsia="cs-CZ"/>
-        </w:rPr>
-        <w:t xml:space="preserve">při vykonávání činnosti </w:t>
-      </w:r>
-      <w:r>
-        <w:rPr>
-          <w:i/>
-          <w:szCs w:val="20"/>
-          <w:lang w:eastAsia="cs-CZ"/>
-        </w:rPr>
-        <w:t>{{section2_</w:t>
-      </w:r>
-      <w:proofErr w:type="gramStart"/>
-      <w:r>
-        <w:rPr>
-          <w:i/>
-          <w:szCs w:val="20"/>
-          <w:lang w:eastAsia="cs-CZ"/>
-        </w:rPr>
-        <w:t>firma.profession</w:t>
-      </w:r>
-      <w:proofErr w:type="gramEnd"/>
-      <w:r>
-        <w:rPr>
-          <w:i/>
-          <w:szCs w:val="20"/>
-          <w:lang w:eastAsia="cs-CZ"/>
-        </w:rPr>
-        <w:t>_name}}</w:t>
-      </w:r>
-      <w:r>
-        <w:rPr>
-          <w:i/>
-          <w:szCs w:val="20"/>
-          <w:lang w:eastAsia="cs-CZ"/>
-        </w:rPr>
-        <w:t xml:space="preserve"> </w:t>
-      </w:r>
-      <w:r>
-        <w:rPr>
           <w:b/>
           <w:u w:val="single"/>
         </w:rPr>
@@ -21218,31 +18367,13 @@
         </w:rPr>
         <w:t>{{</w:t>
       </w:r>
-      <w:proofErr w:type="spellStart"/>
       <w:r>
         <w:rPr>
           <w:b/>
           <w:u w:val="single"/>
         </w:rPr>
-        <w:t>section_generated_</w:t>
-      </w:r>
-      <w:proofErr w:type="gramStart"/>
-      <w:r>
-        <w:rPr>
-          <w:b/>
-          <w:u w:val="single"/>
-        </w:rPr>
-        <w:t>texts.jedenacta</w:t>
-      </w:r>
-      <w:proofErr w:type="gramEnd"/>
-      <w:r>
-        <w:rPr>
-          <w:b/>
-          <w:u w:val="single"/>
-        </w:rPr>
-        <w:t>_text_podminka</w:t>
-      </w:r>
-      <w:proofErr w:type="spellEnd"/>
+        <w:t>section_generated_texts.jedenacta_text_podminka</w:t>
+      </w:r>
       <w:r>
         <w:rPr>
           <w:b/>
@@ -21314,19 +18445,8 @@
                 <w:szCs w:val="20"/>
                 <w:lang w:eastAsia="cs-CZ"/>
               </w:rPr>
-              <w:t xml:space="preserve">Celosměnový počet pohybů rukou a předloktí s ohledem na vynakládanou průměrnou směnovou časově váženou hodnotu % </w:t>
-            </w:r>
-            <w:proofErr w:type="spellStart"/>
-            <w:r>
-              <w:rPr>
-                <w:rFonts w:eastAsia="Times New Roman" w:cs="Calibri"/>
-                <w:b/>
-                <w:szCs w:val="20"/>
-                <w:lang w:eastAsia="cs-CZ"/>
-              </w:rPr>
-              <w:t>Fmax</w:t>
-            </w:r>
-            <w:proofErr w:type="spellEnd"/>
+              <w:t>Celosměnový počet pohybů rukou a předloktí s ohledem na vynakládanou průměrnou směnovou časově váženou hodnotu % Fmax</w:t>
+            </w:r>
           </w:p>
         </w:tc>
         <w:tc>
@@ -21419,31 +18539,13 @@
               </w:rPr>
               <w:t>{{</w:t>
             </w:r>
-            <w:proofErr w:type="spellStart"/>
             <w:r>
               <w:rPr>
                 <w:b/>
                 <w:u w:val="single"/>
               </w:rPr>
-              <w:t>section_generated_</w:t>
-            </w:r>
-            <w:proofErr w:type="gramStart"/>
-            <w:r>
-              <w:rPr>
-                <w:b/>
-                <w:u w:val="single"/>
-              </w:rPr>
-              <w:t>texts.jedenacta</w:t>
-            </w:r>
-            <w:proofErr w:type="gramEnd"/>
-            <w:r>
-              <w:rPr>
-                <w:b/>
-                <w:u w:val="single"/>
-              </w:rPr>
-              <w:t>_text_podminka</w:t>
-            </w:r>
-            <w:proofErr w:type="spellEnd"/>
+              <w:t>section_generated_texts.jedenacta_text_podminka</w:t>
+            </w:r>
             <w:r>
               <w:rPr>
                 <w:b/>
@@ -21708,7 +18810,6 @@
                 <w:szCs w:val="20"/>
               </w:rPr>
             </w:pPr>
-            <w:proofErr w:type="spellStart"/>
             <w:r>
               <w:rPr>
                 <w:b/>
@@ -21724,7 +18825,6 @@
               </w:rPr>
               <w:t>max</w:t>
             </w:r>
-            <w:proofErr w:type="spellEnd"/>
           </w:p>
         </w:tc>
         <w:tc>
@@ -21806,25 +18906,16 @@
                 <w:b/>
                 <w:szCs w:val="20"/>
               </w:rPr>
-              <w:t xml:space="preserve">% </w:t>
-            </w:r>
-            <w:proofErr w:type="spellStart"/>
+              <w:t>% F</w:t>
+            </w:r>
             <w:r>
               <w:rPr>
                 <w:b/>
                 <w:szCs w:val="20"/>
-              </w:rPr>
-              <w:t>F</w:t>
-            </w:r>
-            <w:r>
-              <w:rPr>
-                <w:b/>
-                <w:szCs w:val="20"/>
                 <w:vertAlign w:val="subscript"/>
               </w:rPr>
               <w:t>max</w:t>
             </w:r>
-            <w:proofErr w:type="spellEnd"/>
           </w:p>
         </w:tc>
         <w:tc>
@@ -21870,14 +18961,7 @@
               <w:rPr>
                 <w:szCs w:val="20"/>
               </w:rPr>
-              <w:t xml:space="preserve"> udává poměr vynaložené svalové síly k </w:t>
-            </w:r>
-            <w:proofErr w:type="spellStart"/>
-            <w:r>
-              <w:rPr>
-                <w:szCs w:val="20"/>
-              </w:rPr>
-              <w:t>F</w:t>
+              <w:t xml:space="preserve"> udává poměr vynaložené svalové síly k F</w:t>
             </w:r>
             <w:r>
               <w:rPr>
@@ -21886,19 +18970,11 @@
               </w:rPr>
               <w:t>max</w:t>
             </w:r>
-            <w:proofErr w:type="spellEnd"/>
-            <w:r>
-              <w:rPr>
-                <w:szCs w:val="20"/>
-              </w:rPr>
-              <w:t xml:space="preserve">, přičemž </w:t>
-            </w:r>
-            <w:proofErr w:type="spellStart"/>
-            <w:r>
-              <w:rPr>
-                <w:szCs w:val="20"/>
-              </w:rPr>
-              <w:t>F</w:t>
+            <w:r>
+              <w:rPr>
+                <w:szCs w:val="20"/>
+              </w:rPr>
+              <w:t>, přičemž F</w:t>
             </w:r>
             <w:r>
               <w:rPr>
@@ -21907,7 +18983,6 @@
               </w:rPr>
               <w:t>max</w:t>
             </w:r>
-            <w:proofErr w:type="spellEnd"/>
             <w:r>
               <w:rPr>
                 <w:szCs w:val="20"/>
@@ -22593,21 +19668,7 @@
               <w:rPr>
                 <w:szCs w:val="20"/>
               </w:rPr>
-              <w:t xml:space="preserve"> (% </w:t>
-            </w:r>
-            <w:proofErr w:type="spellStart"/>
-            <w:r>
-              <w:rPr>
-                <w:szCs w:val="20"/>
-              </w:rPr>
-              <w:t>Fmax</w:t>
-            </w:r>
-            <w:proofErr w:type="spellEnd"/>
-            <w:r>
-              <w:rPr>
-                <w:szCs w:val="20"/>
-              </w:rPr>
-              <w:t>)</w:t>
+              <w:t xml:space="preserve"> (% Fmax)</w:t>
             </w:r>
           </w:p>
         </w:tc>
@@ -22670,16 +19731,8 @@
               <w:rPr>
                 <w:szCs w:val="20"/>
               </w:rPr>
-              <w:t xml:space="preserve"> síly v rozmezí 55 až 70 % </w:t>
-            </w:r>
-            <w:proofErr w:type="spellStart"/>
-            <w:r>
-              <w:rPr>
-                <w:szCs w:val="20"/>
-              </w:rPr>
-              <w:t>Fmax</w:t>
-            </w:r>
-            <w:proofErr w:type="spellEnd"/>
+              <w:t xml:space="preserve"> síly v rozmezí 55 až 70 % Fmax</w:t>
+            </w:r>
           </w:p>
         </w:tc>
       </w:tr>
@@ -22742,16 +19795,8 @@
               <w:rPr>
                 <w:szCs w:val="20"/>
               </w:rPr>
-              <w:t xml:space="preserve">svalové síly přesahující 70 % </w:t>
-            </w:r>
-            <w:proofErr w:type="spellStart"/>
-            <w:r>
-              <w:rPr>
-                <w:szCs w:val="20"/>
-              </w:rPr>
-              <w:t>Fmax</w:t>
-            </w:r>
-            <w:proofErr w:type="spellEnd"/>
+              <w:t>svalové síly přesahující 70 % Fmax</w:t>
+            </w:r>
           </w:p>
         </w:tc>
       </w:tr>
@@ -23017,21 +20062,7 @@
           <w:lang w:eastAsia="cs-CZ"/>
         </w:rPr>
         <w:tab/>
-        <w:t xml:space="preserve">Tomáš </w:t>
-      </w:r>
-      <w:proofErr w:type="spellStart"/>
-      <w:r>
-        <w:rPr>
-          <w:lang w:eastAsia="cs-CZ"/>
-        </w:rPr>
-        <w:t>Machanec</w:t>
-      </w:r>
-      <w:proofErr w:type="spellEnd"/>
-      <w:r>
-        <w:rPr>
-          <w:lang w:eastAsia="cs-CZ"/>
-        </w:rPr>
-        <w:t>, technik BOZP a PO</w:t>
+        <w:t>Tomáš Machanec, technik BOZP a PO</w:t>
       </w:r>
     </w:p>
     <w:p>
@@ -23049,15 +20080,7 @@
         <w:t xml:space="preserve">Protokol vypracoval: </w:t>
       </w:r>
       <w:r>
-        <w:t xml:space="preserve">MUDr. Danica </w:t>
-      </w:r>
-      <w:proofErr w:type="spellStart"/>
-      <w:r>
-        <w:t>Henčeková</w:t>
-      </w:r>
-      <w:proofErr w:type="spellEnd"/>
-      <w:r>
-        <w:t>, Ph.D.</w:t>
+        <w:t>MUDr. Danica Henčeková, Ph.D.</w:t>
       </w:r>
       <w:r>
         <w:rPr>
@@ -23096,16 +20119,12 @@
         </w:rPr>
         <w:t xml:space="preserve">Datum vyhotovení: </w:t>
       </w:r>
-      <w:proofErr w:type="spellStart"/>
-      <w:proofErr w:type="gramStart"/>
       <w:r>
         <w:rPr>
           <w:lang w:eastAsia="cs-CZ"/>
         </w:rPr>
         <w:t>dd.mm.yyyy</w:t>
       </w:r>
-      <w:proofErr w:type="spellEnd"/>
-      <w:proofErr w:type="gramEnd"/>
     </w:p>
     <w:p>
       <w:pPr>
@@ -23124,15 +20143,7 @@
         <w:t xml:space="preserve"> </w:t>
       </w:r>
       <w:r>
-        <w:t xml:space="preserve">MUDr. Danica </w:t>
-      </w:r>
-      <w:proofErr w:type="spellStart"/>
-      <w:r>
-        <w:t>Henčeková</w:t>
-      </w:r>
-      <w:proofErr w:type="spellEnd"/>
-      <w:r>
-        <w:t>, Ph.D.</w:t>
+        <w:t>MUDr. Danica Henčeková, Ph.D.</w:t>
       </w:r>
     </w:p>
     <w:p>
@@ -23276,17 +20287,8 @@
           <w:sz w:val="24"/>
           <w:szCs w:val="24"/>
         </w:rPr>
-        <w:t xml:space="preserve">: výstup z programu EMG </w:t>
-      </w:r>
-      <w:proofErr w:type="spellStart"/>
-      <w:r>
-        <w:rPr>
-          <w:sz w:val="24"/>
-          <w:szCs w:val="24"/>
-        </w:rPr>
-        <w:t>Analyzer</w:t>
-      </w:r>
-      <w:proofErr w:type="spellEnd"/>
+        <w:t>: výstup z programu EMG Analyzer</w:t>
+      </w:r>
     </w:p>
     <w:bookmarkEnd w:id="16"/>
     <w:p>
@@ -23413,9 +20415,8 @@
           <w:u w:val="single"/>
           <w:lang w:eastAsia="cs-CZ"/>
         </w:rPr>
-        <w:t>{{section2_</w:t>
-      </w:r>
-      <w:proofErr w:type="gramStart"/>
+        <w:t>{{section2_firma.profession_name}}</w:t>
+      </w:r>
       <w:r>
         <w:rPr>
           <w:b/>
@@ -23423,9 +20424,8 @@
           <w:u w:val="single"/>
           <w:lang w:eastAsia="cs-CZ"/>
         </w:rPr>
-        <w:t>firma.profession</w:t>
-      </w:r>
-      <w:proofErr w:type="gramEnd"/>
+        <w:t xml:space="preserve">, pracoviště </w:t>
+      </w:r>
       <w:r>
         <w:rPr>
           <w:b/>
@@ -23433,45 +20433,7 @@
           <w:u w:val="single"/>
           <w:lang w:eastAsia="cs-CZ"/>
         </w:rPr>
-        <w:t>_name}}</w:t>
-      </w:r>
-      <w:r>
-        <w:rPr>
-          <w:b/>
-          <w:szCs w:val="20"/>
-          <w:u w:val="single"/>
-          <w:lang w:eastAsia="cs-CZ"/>
-        </w:rPr>
-        <w:t xml:space="preserve">, pracoviště </w:t>
-      </w:r>
-      <w:r>
-        <w:rPr>
-          <w:b/>
-          <w:szCs w:val="20"/>
-          <w:u w:val="single"/>
-          <w:lang w:eastAsia="cs-CZ"/>
-        </w:rPr>
-        <w:t>{{section2_</w:t>
-      </w:r>
-      <w:proofErr w:type="gramStart"/>
-      <w:r>
-        <w:rPr>
-          <w:b/>
-          <w:szCs w:val="20"/>
-          <w:u w:val="single"/>
-          <w:lang w:eastAsia="cs-CZ"/>
-        </w:rPr>
-        <w:t>firma.workplace</w:t>
-      </w:r>
-      <w:proofErr w:type="gramEnd"/>
-      <w:r>
-        <w:rPr>
-          <w:b/>
-          <w:szCs w:val="20"/>
-          <w:u w:val="single"/>
-          <w:lang w:eastAsia="cs-CZ"/>
-        </w:rPr>
-        <w:t>}}</w:t>
+        <w:t>{{section2_firma.workplace}}</w:t>
       </w:r>
       <w:r>
         <w:rPr>
@@ -23585,19 +20547,21 @@
           <w:sz w:val="18"/>
           <w:szCs w:val="18"/>
         </w:rPr>
-        <w:t xml:space="preserve"> EMG_1    </w:t>
-      </w:r>
-      <w:proofErr w:type="spellStart"/>
-      <w:r>
+        <w:t xml:space="preserve"> EMG_1    Fmax =169,000</w:t>
+      </w:r>
+    </w:p>
+    <w:p>
+      <w:pPr>
+        <w:autoSpaceDE w:val="0"/>
+        <w:autoSpaceDN w:val="0"/>
+        <w:adjustRightInd w:val="0"/>
         <w:rPr>
           <w:rFonts w:ascii="Arial" w:hAnsi="Arial" w:cs="Arial"/>
           <w:color w:val="000000"/>
           <w:sz w:val="18"/>
           <w:szCs w:val="18"/>
         </w:rPr>
-        <w:t>Fmax</w:t>
-      </w:r>
-      <w:proofErr w:type="spellEnd"/>
+      </w:pPr>
       <w:r>
         <w:rPr>
           <w:rFonts w:ascii="Arial" w:hAnsi="Arial" w:cs="Arial"/>
@@ -23605,7 +20569,7 @@
           <w:sz w:val="18"/>
           <w:szCs w:val="18"/>
         </w:rPr>
-        <w:t xml:space="preserve"> =169,000</w:t>
+        <w:t xml:space="preserve"> EMG_2    Fmax =181,500</w:t>
       </w:r>
     </w:p>
     <w:p>
@@ -23627,19 +20591,21 @@
           <w:sz w:val="18"/>
           <w:szCs w:val="18"/>
         </w:rPr>
-        <w:t xml:space="preserve"> EMG_2    </w:t>
-      </w:r>
-      <w:proofErr w:type="spellStart"/>
-      <w:r>
+        <w:t xml:space="preserve"> EMG_3    Fmax =217,000</w:t>
+      </w:r>
+    </w:p>
+    <w:p>
+      <w:pPr>
+        <w:autoSpaceDE w:val="0"/>
+        <w:autoSpaceDN w:val="0"/>
+        <w:adjustRightInd w:val="0"/>
         <w:rPr>
           <w:rFonts w:ascii="Arial" w:hAnsi="Arial" w:cs="Arial"/>
           <w:color w:val="000000"/>
           <w:sz w:val="18"/>
           <w:szCs w:val="18"/>
         </w:rPr>
-        <w:t>Fmax</w:t>
-      </w:r>
-      <w:proofErr w:type="spellEnd"/>
+      </w:pPr>
       <w:r>
         <w:rPr>
           <w:rFonts w:ascii="Arial" w:hAnsi="Arial" w:cs="Arial"/>
@@ -23647,7 +20613,7 @@
           <w:sz w:val="18"/>
           <w:szCs w:val="18"/>
         </w:rPr>
-        <w:t xml:space="preserve"> =181,500</w:t>
+        <w:t xml:space="preserve"> EMG_4    Fmax =153,500</w:t>
       </w:r>
     </w:p>
     <w:p>
@@ -23662,58 +20628,67 @@
           <w:szCs w:val="18"/>
         </w:rPr>
       </w:pPr>
-      <w:r>
+    </w:p>
+    <w:p>
+      <w:pPr>
+        <w:autoSpaceDE w:val="0"/>
+        <w:autoSpaceDN w:val="0"/>
+        <w:adjustRightInd w:val="0"/>
         <w:rPr>
           <w:rFonts w:ascii="Arial" w:hAnsi="Arial" w:cs="Arial"/>
           <w:color w:val="000000"/>
           <w:sz w:val="18"/>
           <w:szCs w:val="18"/>
         </w:rPr>
-        <w:t xml:space="preserve"> EMG_3    </w:t>
-      </w:r>
-      <w:proofErr w:type="spellStart"/>
-      <w:r>
+      </w:pPr>
+    </w:p>
+    <w:p>
+      <w:pPr>
+        <w:autoSpaceDE w:val="0"/>
+        <w:autoSpaceDN w:val="0"/>
+        <w:adjustRightInd w:val="0"/>
         <w:rPr>
           <w:rFonts w:ascii="Arial" w:hAnsi="Arial" w:cs="Arial"/>
           <w:color w:val="000000"/>
           <w:sz w:val="18"/>
           <w:szCs w:val="18"/>
         </w:rPr>
-        <w:t>Fmax</w:t>
-      </w:r>
-      <w:proofErr w:type="spellEnd"/>
-      <w:r>
+      </w:pPr>
+    </w:p>
+    <w:p>
+      <w:pPr>
+        <w:autoSpaceDE w:val="0"/>
+        <w:autoSpaceDN w:val="0"/>
+        <w:adjustRightInd w:val="0"/>
         <w:rPr>
           <w:rFonts w:ascii="Arial" w:hAnsi="Arial" w:cs="Arial"/>
           <w:color w:val="000000"/>
           <w:sz w:val="18"/>
           <w:szCs w:val="18"/>
         </w:rPr>
-        <w:t xml:space="preserve"> =217,000</w:t>
-      </w:r>
-    </w:p>
-    <w:p>
-      <w:pPr>
-        <w:autoSpaceDE w:val="0"/>
-        <w:autoSpaceDN w:val="0"/>
-        <w:adjustRightInd w:val="0"/>
+      </w:pPr>
+      <w:r>
         <w:rPr>
           <w:rFonts w:ascii="Arial" w:hAnsi="Arial" w:cs="Arial"/>
           <w:color w:val="000000"/>
           <w:sz w:val="18"/>
           <w:szCs w:val="18"/>
         </w:rPr>
-      </w:pPr>
-      <w:r>
+        <w:t>Operace: Op3 Srovnání podlahy    Čas op. celkem: 01:38:00    Počet vzorků: 5879</w:t>
+      </w:r>
+    </w:p>
+    <w:p>
+      <w:pPr>
+        <w:autoSpaceDE w:val="0"/>
+        <w:autoSpaceDN w:val="0"/>
+        <w:adjustRightInd w:val="0"/>
         <w:rPr>
           <w:rFonts w:ascii="Arial" w:hAnsi="Arial" w:cs="Arial"/>
           <w:color w:val="000000"/>
           <w:sz w:val="18"/>
           <w:szCs w:val="18"/>
         </w:rPr>
-        <w:t xml:space="preserve"> EMG_4    </w:t>
-      </w:r>
-      <w:proofErr w:type="spellStart"/>
+      </w:pPr>
       <w:r>
         <w:rPr>
           <w:rFonts w:ascii="Arial" w:hAnsi="Arial" w:cs="Arial"/>
@@ -23721,18 +20696,21 @@
           <w:sz w:val="18"/>
           <w:szCs w:val="18"/>
         </w:rPr>
-        <w:t>Fmax</w:t>
-      </w:r>
-      <w:proofErr w:type="spellEnd"/>
-      <w:r>
+        <w:t xml:space="preserve">      % hodnoty Fmax:           EMG_1 :   10,41           EMG_2 :    7,21           EMG_3 :    7,16           EMG_4 :    6,37          </w:t>
+      </w:r>
+    </w:p>
+    <w:p>
+      <w:pPr>
+        <w:autoSpaceDE w:val="0"/>
+        <w:autoSpaceDN w:val="0"/>
+        <w:adjustRightInd w:val="0"/>
         <w:rPr>
           <w:rFonts w:ascii="Arial" w:hAnsi="Arial" w:cs="Arial"/>
           <w:color w:val="000000"/>
           <w:sz w:val="18"/>
           <w:szCs w:val="18"/>
         </w:rPr>
-        <w:t xml:space="preserve"> =153,500</w:t>
-      </w:r>
+      </w:pPr>
     </w:p>
     <w:p>
       <w:pPr>
@@ -23746,19 +20724,15 @@
           <w:szCs w:val="18"/>
         </w:rPr>
       </w:pPr>
-    </w:p>
-    <w:p>
-      <w:pPr>
-        <w:autoSpaceDE w:val="0"/>
-        <w:autoSpaceDN w:val="0"/>
-        <w:adjustRightInd w:val="0"/>
+      <w:r>
         <w:rPr>
           <w:rFonts w:ascii="Arial" w:hAnsi="Arial" w:cs="Arial"/>
           <w:color w:val="000000"/>
           <w:sz w:val="18"/>
           <w:szCs w:val="18"/>
         </w:rPr>
-      </w:pPr>
+        <w:t>Operace: OP2 Přejezdy    Čas op. celkem: 00:22:00    Počet vzorků: 1320</w:t>
+      </w:r>
     </w:p>
     <w:p>
       <w:pPr>
@@ -23772,28 +20746,28 @@
           <w:szCs w:val="18"/>
         </w:rPr>
       </w:pPr>
-    </w:p>
-    <w:p>
-      <w:pPr>
-        <w:autoSpaceDE w:val="0"/>
-        <w:autoSpaceDN w:val="0"/>
-        <w:adjustRightInd w:val="0"/>
+      <w:r>
         <w:rPr>
           <w:rFonts w:ascii="Arial" w:hAnsi="Arial" w:cs="Arial"/>
           <w:color w:val="000000"/>
           <w:sz w:val="18"/>
           <w:szCs w:val="18"/>
         </w:rPr>
-      </w:pPr>
-      <w:r>
+        <w:t xml:space="preserve">      % hodnoty Fmax:           EMG_1 :    8,94           EMG_2 :    6,66           EMG_3 :    6,58           EMG_4 :    6,07          </w:t>
+      </w:r>
+    </w:p>
+    <w:p>
+      <w:pPr>
+        <w:autoSpaceDE w:val="0"/>
+        <w:autoSpaceDN w:val="0"/>
+        <w:adjustRightInd w:val="0"/>
         <w:rPr>
           <w:rFonts w:ascii="Arial" w:hAnsi="Arial" w:cs="Arial"/>
           <w:color w:val="000000"/>
           <w:sz w:val="18"/>
           <w:szCs w:val="18"/>
         </w:rPr>
-        <w:t>Operace: Op3 Srovnání podlahy    Čas op. celkem: 01:38:00    Počet vzorků: 5879</w:t>
-      </w:r>
+      </w:pPr>
     </w:p>
     <w:p>
       <w:pPr>
@@ -23814,20 +20788,21 @@
           <w:sz w:val="18"/>
           <w:szCs w:val="18"/>
         </w:rPr>
-        <w:t xml:space="preserve">      % hodnoty </w:t>
-      </w:r>
-      <w:proofErr w:type="spellStart"/>
-      <w:proofErr w:type="gramStart"/>
-      <w:r>
+        <w:t>Operace: Op1 Fasování materiálu    Čas op. celkem: 00:15:00    Počet vzorků: 900</w:t>
+      </w:r>
+    </w:p>
+    <w:p>
+      <w:pPr>
+        <w:autoSpaceDE w:val="0"/>
+        <w:autoSpaceDN w:val="0"/>
+        <w:adjustRightInd w:val="0"/>
         <w:rPr>
           <w:rFonts w:ascii="Arial" w:hAnsi="Arial" w:cs="Arial"/>
           <w:color w:val="000000"/>
           <w:sz w:val="18"/>
           <w:szCs w:val="18"/>
         </w:rPr>
-        <w:t>Fmax</w:t>
-      </w:r>
-      <w:proofErr w:type="spellEnd"/>
+      </w:pPr>
       <w:r>
         <w:rPr>
           <w:rFonts w:ascii="Arial" w:hAnsi="Arial" w:cs="Arial"/>
@@ -23835,29 +20810,34 @@
           <w:sz w:val="18"/>
           <w:szCs w:val="18"/>
         </w:rPr>
-        <w:t xml:space="preserve">:   </w:t>
-      </w:r>
-      <w:proofErr w:type="gramEnd"/>
-      <w:r>
+        <w:t xml:space="preserve">      % hodnoty Fmax:           EMG_1 :    6,09           EMG_2 :    4,19           EMG_3 :    5,04           EMG_4 :    4,73          </w:t>
+      </w:r>
+    </w:p>
+    <w:p>
+      <w:pPr>
+        <w:autoSpaceDE w:val="0"/>
+        <w:autoSpaceDN w:val="0"/>
+        <w:adjustRightInd w:val="0"/>
         <w:rPr>
           <w:rFonts w:ascii="Arial" w:hAnsi="Arial" w:cs="Arial"/>
           <w:color w:val="000000"/>
           <w:sz w:val="18"/>
           <w:szCs w:val="18"/>
         </w:rPr>
-        <w:t xml:space="preserve">        EMG_</w:t>
-      </w:r>
-      <w:proofErr w:type="gramStart"/>
-      <w:r>
+      </w:pPr>
+    </w:p>
+    <w:p>
+      <w:pPr>
+        <w:autoSpaceDE w:val="0"/>
+        <w:autoSpaceDN w:val="0"/>
+        <w:adjustRightInd w:val="0"/>
         <w:rPr>
           <w:rFonts w:ascii="Arial" w:hAnsi="Arial" w:cs="Arial"/>
           <w:color w:val="000000"/>
           <w:sz w:val="18"/>
           <w:szCs w:val="18"/>
         </w:rPr>
-        <w:t>1 :</w:t>
-      </w:r>
-      <w:proofErr w:type="gramEnd"/>
+      </w:pPr>
       <w:r>
         <w:rPr>
           <w:rFonts w:ascii="Arial" w:hAnsi="Arial" w:cs="Arial"/>
@@ -23865,19 +20845,21 @@
           <w:sz w:val="18"/>
           <w:szCs w:val="18"/>
         </w:rPr>
-        <w:t xml:space="preserve">   10,41           EMG_</w:t>
-      </w:r>
-      <w:proofErr w:type="gramStart"/>
-      <w:r>
+        <w:t>Operace: Op4 Výměna ventilu    Čas op. celkem: 00:20:00    Počet vzorků: 1200</w:t>
+      </w:r>
+    </w:p>
+    <w:p>
+      <w:pPr>
+        <w:autoSpaceDE w:val="0"/>
+        <w:autoSpaceDN w:val="0"/>
+        <w:adjustRightInd w:val="0"/>
         <w:rPr>
           <w:rFonts w:ascii="Arial" w:hAnsi="Arial" w:cs="Arial"/>
           <w:color w:val="000000"/>
           <w:sz w:val="18"/>
           <w:szCs w:val="18"/>
         </w:rPr>
-        <w:t>2 :</w:t>
-      </w:r>
-      <w:proofErr w:type="gramEnd"/>
+      </w:pPr>
       <w:r>
         <w:rPr>
           <w:rFonts w:ascii="Arial" w:hAnsi="Arial" w:cs="Arial"/>
@@ -23885,29 +20867,34 @@
           <w:sz w:val="18"/>
           <w:szCs w:val="18"/>
         </w:rPr>
-        <w:t xml:space="preserve">    7,21           EMG_</w:t>
-      </w:r>
-      <w:proofErr w:type="gramStart"/>
-      <w:r>
+        <w:t xml:space="preserve">      % hodnoty Fmax:           EMG_1 :   10,10           EMG_2 :    5,44           EMG_3 :    7,17           EMG_4 :    7,09          </w:t>
+      </w:r>
+    </w:p>
+    <w:p>
+      <w:pPr>
+        <w:autoSpaceDE w:val="0"/>
+        <w:autoSpaceDN w:val="0"/>
+        <w:adjustRightInd w:val="0"/>
         <w:rPr>
           <w:rFonts w:ascii="Arial" w:hAnsi="Arial" w:cs="Arial"/>
           <w:color w:val="000000"/>
           <w:sz w:val="18"/>
           <w:szCs w:val="18"/>
         </w:rPr>
-        <w:t>3 :</w:t>
-      </w:r>
-      <w:proofErr w:type="gramEnd"/>
-      <w:r>
+      </w:pPr>
+    </w:p>
+    <w:p>
+      <w:pPr>
+        <w:autoSpaceDE w:val="0"/>
+        <w:autoSpaceDN w:val="0"/>
+        <w:adjustRightInd w:val="0"/>
         <w:rPr>
           <w:rFonts w:ascii="Arial" w:hAnsi="Arial" w:cs="Arial"/>
           <w:color w:val="000000"/>
           <w:sz w:val="18"/>
           <w:szCs w:val="18"/>
         </w:rPr>
-        <w:t xml:space="preserve">    7,16           EMG_</w:t>
-      </w:r>
-      <w:proofErr w:type="gramStart"/>
+      </w:pPr>
       <w:r>
         <w:rPr>
           <w:rFonts w:ascii="Arial" w:hAnsi="Arial" w:cs="Arial"/>
@@ -23915,689 +20902,29 @@
           <w:sz w:val="18"/>
           <w:szCs w:val="18"/>
         </w:rPr>
-        <w:t>4 :</w:t>
-      </w:r>
-      <w:proofErr w:type="gramEnd"/>
-      <w:r>
+        <w:t>Operace: Op5 Úklid    Čas op. celkem: 00:15:00    Počet vzorků: 900</w:t>
+      </w:r>
+    </w:p>
+    <w:p>
+      <w:pPr>
+        <w:autoSpaceDE w:val="0"/>
+        <w:autoSpaceDN w:val="0"/>
+        <w:adjustRightInd w:val="0"/>
         <w:rPr>
           <w:rFonts w:ascii="Arial" w:hAnsi="Arial" w:cs="Arial"/>
           <w:color w:val="000000"/>
           <w:sz w:val="18"/>
           <w:szCs w:val="18"/>
         </w:rPr>
-        <w:t xml:space="preserve">    6,37          </w:t>
-      </w:r>
-    </w:p>
-    <w:p>
-      <w:pPr>
-        <w:autoSpaceDE w:val="0"/>
-        <w:autoSpaceDN w:val="0"/>
-        <w:adjustRightInd w:val="0"/>
+      </w:pPr>
+      <w:r>
         <w:rPr>
           <w:rFonts w:ascii="Arial" w:hAnsi="Arial" w:cs="Arial"/>
           <w:color w:val="000000"/>
           <w:sz w:val="18"/>
           <w:szCs w:val="18"/>
         </w:rPr>
-      </w:pPr>
-    </w:p>
-    <w:p>
-      <w:pPr>
-        <w:autoSpaceDE w:val="0"/>
-        <w:autoSpaceDN w:val="0"/>
-        <w:adjustRightInd w:val="0"/>
-        <w:rPr>
-          <w:rFonts w:ascii="Arial" w:hAnsi="Arial" w:cs="Arial"/>
-          <w:color w:val="000000"/>
-          <w:sz w:val="18"/>
-          <w:szCs w:val="18"/>
-        </w:rPr>
-      </w:pPr>
-      <w:r>
-        <w:rPr>
-          <w:rFonts w:ascii="Arial" w:hAnsi="Arial" w:cs="Arial"/>
-          <w:color w:val="000000"/>
-          <w:sz w:val="18"/>
-          <w:szCs w:val="18"/>
-        </w:rPr>
-        <w:t>Operace: OP2 Přejezdy    Čas op. celkem: 00:22:00    Počet vzorků: 1320</w:t>
-      </w:r>
-    </w:p>
-    <w:p>
-      <w:pPr>
-        <w:autoSpaceDE w:val="0"/>
-        <w:autoSpaceDN w:val="0"/>
-        <w:adjustRightInd w:val="0"/>
-        <w:rPr>
-          <w:rFonts w:ascii="Arial" w:hAnsi="Arial" w:cs="Arial"/>
-          <w:color w:val="000000"/>
-          <w:sz w:val="18"/>
-          <w:szCs w:val="18"/>
-        </w:rPr>
-      </w:pPr>
-      <w:r>
-        <w:rPr>
-          <w:rFonts w:ascii="Arial" w:hAnsi="Arial" w:cs="Arial"/>
-          <w:color w:val="000000"/>
-          <w:sz w:val="18"/>
-          <w:szCs w:val="18"/>
-        </w:rPr>
-        <w:t xml:space="preserve">      % hodnoty </w:t>
-      </w:r>
-      <w:proofErr w:type="spellStart"/>
-      <w:proofErr w:type="gramStart"/>
-      <w:r>
-        <w:rPr>
-          <w:rFonts w:ascii="Arial" w:hAnsi="Arial" w:cs="Arial"/>
-          <w:color w:val="000000"/>
-          <w:sz w:val="18"/>
-          <w:szCs w:val="18"/>
-        </w:rPr>
-        <w:t>Fmax</w:t>
-      </w:r>
-      <w:proofErr w:type="spellEnd"/>
-      <w:r>
-        <w:rPr>
-          <w:rFonts w:ascii="Arial" w:hAnsi="Arial" w:cs="Arial"/>
-          <w:color w:val="000000"/>
-          <w:sz w:val="18"/>
-          <w:szCs w:val="18"/>
-        </w:rPr>
-        <w:t xml:space="preserve">:   </w:t>
-      </w:r>
-      <w:proofErr w:type="gramEnd"/>
-      <w:r>
-        <w:rPr>
-          <w:rFonts w:ascii="Arial" w:hAnsi="Arial" w:cs="Arial"/>
-          <w:color w:val="000000"/>
-          <w:sz w:val="18"/>
-          <w:szCs w:val="18"/>
-        </w:rPr>
-        <w:t xml:space="preserve">        EMG_</w:t>
-      </w:r>
-      <w:proofErr w:type="gramStart"/>
-      <w:r>
-        <w:rPr>
-          <w:rFonts w:ascii="Arial" w:hAnsi="Arial" w:cs="Arial"/>
-          <w:color w:val="000000"/>
-          <w:sz w:val="18"/>
-          <w:szCs w:val="18"/>
-        </w:rPr>
-        <w:t>1 :</w:t>
-      </w:r>
-      <w:proofErr w:type="gramEnd"/>
-      <w:r>
-        <w:rPr>
-          <w:rFonts w:ascii="Arial" w:hAnsi="Arial" w:cs="Arial"/>
-          <w:color w:val="000000"/>
-          <w:sz w:val="18"/>
-          <w:szCs w:val="18"/>
-        </w:rPr>
-        <w:t xml:space="preserve">    8,94           EMG_</w:t>
-      </w:r>
-      <w:proofErr w:type="gramStart"/>
-      <w:r>
-        <w:rPr>
-          <w:rFonts w:ascii="Arial" w:hAnsi="Arial" w:cs="Arial"/>
-          <w:color w:val="000000"/>
-          <w:sz w:val="18"/>
-          <w:szCs w:val="18"/>
-        </w:rPr>
-        <w:t>2 :</w:t>
-      </w:r>
-      <w:proofErr w:type="gramEnd"/>
-      <w:r>
-        <w:rPr>
-          <w:rFonts w:ascii="Arial" w:hAnsi="Arial" w:cs="Arial"/>
-          <w:color w:val="000000"/>
-          <w:sz w:val="18"/>
-          <w:szCs w:val="18"/>
-        </w:rPr>
-        <w:t xml:space="preserve">    6,66           EMG_</w:t>
-      </w:r>
-      <w:proofErr w:type="gramStart"/>
-      <w:r>
-        <w:rPr>
-          <w:rFonts w:ascii="Arial" w:hAnsi="Arial" w:cs="Arial"/>
-          <w:color w:val="000000"/>
-          <w:sz w:val="18"/>
-          <w:szCs w:val="18"/>
-        </w:rPr>
-        <w:t>3 :</w:t>
-      </w:r>
-      <w:proofErr w:type="gramEnd"/>
-      <w:r>
-        <w:rPr>
-          <w:rFonts w:ascii="Arial" w:hAnsi="Arial" w:cs="Arial"/>
-          <w:color w:val="000000"/>
-          <w:sz w:val="18"/>
-          <w:szCs w:val="18"/>
-        </w:rPr>
-        <w:t xml:space="preserve">    6,58           EMG_</w:t>
-      </w:r>
-      <w:proofErr w:type="gramStart"/>
-      <w:r>
-        <w:rPr>
-          <w:rFonts w:ascii="Arial" w:hAnsi="Arial" w:cs="Arial"/>
-          <w:color w:val="000000"/>
-          <w:sz w:val="18"/>
-          <w:szCs w:val="18"/>
-        </w:rPr>
-        <w:t>4 :</w:t>
-      </w:r>
-      <w:proofErr w:type="gramEnd"/>
-      <w:r>
-        <w:rPr>
-          <w:rFonts w:ascii="Arial" w:hAnsi="Arial" w:cs="Arial"/>
-          <w:color w:val="000000"/>
-          <w:sz w:val="18"/>
-          <w:szCs w:val="18"/>
-        </w:rPr>
-        <w:t xml:space="preserve">    6,07          </w:t>
-      </w:r>
-    </w:p>
-    <w:p>
-      <w:pPr>
-        <w:autoSpaceDE w:val="0"/>
-        <w:autoSpaceDN w:val="0"/>
-        <w:adjustRightInd w:val="0"/>
-        <w:rPr>
-          <w:rFonts w:ascii="Arial" w:hAnsi="Arial" w:cs="Arial"/>
-          <w:color w:val="000000"/>
-          <w:sz w:val="18"/>
-          <w:szCs w:val="18"/>
-        </w:rPr>
-      </w:pPr>
-    </w:p>
-    <w:p>
-      <w:pPr>
-        <w:autoSpaceDE w:val="0"/>
-        <w:autoSpaceDN w:val="0"/>
-        <w:adjustRightInd w:val="0"/>
-        <w:rPr>
-          <w:rFonts w:ascii="Arial" w:hAnsi="Arial" w:cs="Arial"/>
-          <w:color w:val="000000"/>
-          <w:sz w:val="18"/>
-          <w:szCs w:val="18"/>
-        </w:rPr>
-      </w:pPr>
-      <w:r>
-        <w:rPr>
-          <w:rFonts w:ascii="Arial" w:hAnsi="Arial" w:cs="Arial"/>
-          <w:color w:val="000000"/>
-          <w:sz w:val="18"/>
-          <w:szCs w:val="18"/>
-        </w:rPr>
-        <w:t>Operace: Op1 Fasování materiálu    Čas op. celkem: 00:15:00    Počet vzorků: 900</w:t>
-      </w:r>
-    </w:p>
-    <w:p>
-      <w:pPr>
-        <w:autoSpaceDE w:val="0"/>
-        <w:autoSpaceDN w:val="0"/>
-        <w:adjustRightInd w:val="0"/>
-        <w:rPr>
-          <w:rFonts w:ascii="Arial" w:hAnsi="Arial" w:cs="Arial"/>
-          <w:color w:val="000000"/>
-          <w:sz w:val="18"/>
-          <w:szCs w:val="18"/>
-        </w:rPr>
-      </w:pPr>
-      <w:r>
-        <w:rPr>
-          <w:rFonts w:ascii="Arial" w:hAnsi="Arial" w:cs="Arial"/>
-          <w:color w:val="000000"/>
-          <w:sz w:val="18"/>
-          <w:szCs w:val="18"/>
-        </w:rPr>
-        <w:t xml:space="preserve">      % hodnoty </w:t>
-      </w:r>
-      <w:proofErr w:type="spellStart"/>
-      <w:proofErr w:type="gramStart"/>
-      <w:r>
-        <w:rPr>
-          <w:rFonts w:ascii="Arial" w:hAnsi="Arial" w:cs="Arial"/>
-          <w:color w:val="000000"/>
-          <w:sz w:val="18"/>
-          <w:szCs w:val="18"/>
-        </w:rPr>
-        <w:t>Fmax</w:t>
-      </w:r>
-      <w:proofErr w:type="spellEnd"/>
-      <w:r>
-        <w:rPr>
-          <w:rFonts w:ascii="Arial" w:hAnsi="Arial" w:cs="Arial"/>
-          <w:color w:val="000000"/>
-          <w:sz w:val="18"/>
-          <w:szCs w:val="18"/>
-        </w:rPr>
-        <w:t xml:space="preserve">:   </w:t>
-      </w:r>
-      <w:proofErr w:type="gramEnd"/>
-      <w:r>
-        <w:rPr>
-          <w:rFonts w:ascii="Arial" w:hAnsi="Arial" w:cs="Arial"/>
-          <w:color w:val="000000"/>
-          <w:sz w:val="18"/>
-          <w:szCs w:val="18"/>
-        </w:rPr>
-        <w:t xml:space="preserve">        EMG_</w:t>
-      </w:r>
-      <w:proofErr w:type="gramStart"/>
-      <w:r>
-        <w:rPr>
-          <w:rFonts w:ascii="Arial" w:hAnsi="Arial" w:cs="Arial"/>
-          <w:color w:val="000000"/>
-          <w:sz w:val="18"/>
-          <w:szCs w:val="18"/>
-        </w:rPr>
-        <w:t>1 :</w:t>
-      </w:r>
-      <w:proofErr w:type="gramEnd"/>
-      <w:r>
-        <w:rPr>
-          <w:rFonts w:ascii="Arial" w:hAnsi="Arial" w:cs="Arial"/>
-          <w:color w:val="000000"/>
-          <w:sz w:val="18"/>
-          <w:szCs w:val="18"/>
-        </w:rPr>
-        <w:t xml:space="preserve">    6,09           EMG_</w:t>
-      </w:r>
-      <w:proofErr w:type="gramStart"/>
-      <w:r>
-        <w:rPr>
-          <w:rFonts w:ascii="Arial" w:hAnsi="Arial" w:cs="Arial"/>
-          <w:color w:val="000000"/>
-          <w:sz w:val="18"/>
-          <w:szCs w:val="18"/>
-        </w:rPr>
-        <w:t>2 :</w:t>
-      </w:r>
-      <w:proofErr w:type="gramEnd"/>
-      <w:r>
-        <w:rPr>
-          <w:rFonts w:ascii="Arial" w:hAnsi="Arial" w:cs="Arial"/>
-          <w:color w:val="000000"/>
-          <w:sz w:val="18"/>
-          <w:szCs w:val="18"/>
-        </w:rPr>
-        <w:t xml:space="preserve">    4,19           EMG_</w:t>
-      </w:r>
-      <w:proofErr w:type="gramStart"/>
-      <w:r>
-        <w:rPr>
-          <w:rFonts w:ascii="Arial" w:hAnsi="Arial" w:cs="Arial"/>
-          <w:color w:val="000000"/>
-          <w:sz w:val="18"/>
-          <w:szCs w:val="18"/>
-        </w:rPr>
-        <w:t>3 :</w:t>
-      </w:r>
-      <w:proofErr w:type="gramEnd"/>
-      <w:r>
-        <w:rPr>
-          <w:rFonts w:ascii="Arial" w:hAnsi="Arial" w:cs="Arial"/>
-          <w:color w:val="000000"/>
-          <w:sz w:val="18"/>
-          <w:szCs w:val="18"/>
-        </w:rPr>
-        <w:t xml:space="preserve">    5,04           EMG_</w:t>
-      </w:r>
-      <w:proofErr w:type="gramStart"/>
-      <w:r>
-        <w:rPr>
-          <w:rFonts w:ascii="Arial" w:hAnsi="Arial" w:cs="Arial"/>
-          <w:color w:val="000000"/>
-          <w:sz w:val="18"/>
-          <w:szCs w:val="18"/>
-        </w:rPr>
-        <w:t>4 :</w:t>
-      </w:r>
-      <w:proofErr w:type="gramEnd"/>
-      <w:r>
-        <w:rPr>
-          <w:rFonts w:ascii="Arial" w:hAnsi="Arial" w:cs="Arial"/>
-          <w:color w:val="000000"/>
-          <w:sz w:val="18"/>
-          <w:szCs w:val="18"/>
-        </w:rPr>
-        <w:t xml:space="preserve">    4,73          </w:t>
-      </w:r>
-    </w:p>
-    <w:p>
-      <w:pPr>
-        <w:autoSpaceDE w:val="0"/>
-        <w:autoSpaceDN w:val="0"/>
-        <w:adjustRightInd w:val="0"/>
-        <w:rPr>
-          <w:rFonts w:ascii="Arial" w:hAnsi="Arial" w:cs="Arial"/>
-          <w:color w:val="000000"/>
-          <w:sz w:val="18"/>
-          <w:szCs w:val="18"/>
-        </w:rPr>
-      </w:pPr>
-    </w:p>
-    <w:p>
-      <w:pPr>
-        <w:autoSpaceDE w:val="0"/>
-        <w:autoSpaceDN w:val="0"/>
-        <w:adjustRightInd w:val="0"/>
-        <w:rPr>
-          <w:rFonts w:ascii="Arial" w:hAnsi="Arial" w:cs="Arial"/>
-          <w:color w:val="000000"/>
-          <w:sz w:val="18"/>
-          <w:szCs w:val="18"/>
-        </w:rPr>
-      </w:pPr>
-      <w:r>
-        <w:rPr>
-          <w:rFonts w:ascii="Arial" w:hAnsi="Arial" w:cs="Arial"/>
-          <w:color w:val="000000"/>
-          <w:sz w:val="18"/>
-          <w:szCs w:val="18"/>
-        </w:rPr>
-        <w:t>Operace: Op4 Výměna ventilu    Čas op. celkem: 00:20:00    Počet vzorků: 1200</w:t>
-      </w:r>
-    </w:p>
-    <w:p>
-      <w:pPr>
-        <w:autoSpaceDE w:val="0"/>
-        <w:autoSpaceDN w:val="0"/>
-        <w:adjustRightInd w:val="0"/>
-        <w:rPr>
-          <w:rFonts w:ascii="Arial" w:hAnsi="Arial" w:cs="Arial"/>
-          <w:color w:val="000000"/>
-          <w:sz w:val="18"/>
-          <w:szCs w:val="18"/>
-        </w:rPr>
-      </w:pPr>
-      <w:r>
-        <w:rPr>
-          <w:rFonts w:ascii="Arial" w:hAnsi="Arial" w:cs="Arial"/>
-          <w:color w:val="000000"/>
-          <w:sz w:val="18"/>
-          <w:szCs w:val="18"/>
-        </w:rPr>
-        <w:t xml:space="preserve">      % hodnoty </w:t>
-      </w:r>
-      <w:proofErr w:type="spellStart"/>
-      <w:proofErr w:type="gramStart"/>
-      <w:r>
-        <w:rPr>
-          <w:rFonts w:ascii="Arial" w:hAnsi="Arial" w:cs="Arial"/>
-          <w:color w:val="000000"/>
-          <w:sz w:val="18"/>
-          <w:szCs w:val="18"/>
-        </w:rPr>
-        <w:t>Fmax</w:t>
-      </w:r>
-      <w:proofErr w:type="spellEnd"/>
-      <w:r>
-        <w:rPr>
-          <w:rFonts w:ascii="Arial" w:hAnsi="Arial" w:cs="Arial"/>
-          <w:color w:val="000000"/>
-          <w:sz w:val="18"/>
-          <w:szCs w:val="18"/>
-        </w:rPr>
-        <w:t xml:space="preserve">:   </w:t>
-      </w:r>
-      <w:proofErr w:type="gramEnd"/>
-      <w:r>
-        <w:rPr>
-          <w:rFonts w:ascii="Arial" w:hAnsi="Arial" w:cs="Arial"/>
-          <w:color w:val="000000"/>
-          <w:sz w:val="18"/>
-          <w:szCs w:val="18"/>
-        </w:rPr>
-        <w:t xml:space="preserve">        EMG_</w:t>
-      </w:r>
-      <w:proofErr w:type="gramStart"/>
-      <w:r>
-        <w:rPr>
-          <w:rFonts w:ascii="Arial" w:hAnsi="Arial" w:cs="Arial"/>
-          <w:color w:val="000000"/>
-          <w:sz w:val="18"/>
-          <w:szCs w:val="18"/>
-        </w:rPr>
-        <w:t>1 :</w:t>
-      </w:r>
-      <w:proofErr w:type="gramEnd"/>
-      <w:r>
-        <w:rPr>
-          <w:rFonts w:ascii="Arial" w:hAnsi="Arial" w:cs="Arial"/>
-          <w:color w:val="000000"/>
-          <w:sz w:val="18"/>
-          <w:szCs w:val="18"/>
-        </w:rPr>
-        <w:t xml:space="preserve">   10,10           EMG_</w:t>
-      </w:r>
-      <w:proofErr w:type="gramStart"/>
-      <w:r>
-        <w:rPr>
-          <w:rFonts w:ascii="Arial" w:hAnsi="Arial" w:cs="Arial"/>
-          <w:color w:val="000000"/>
-          <w:sz w:val="18"/>
-          <w:szCs w:val="18"/>
-        </w:rPr>
-        <w:t>2 :</w:t>
-      </w:r>
-      <w:proofErr w:type="gramEnd"/>
-      <w:r>
-        <w:rPr>
-          <w:rFonts w:ascii="Arial" w:hAnsi="Arial" w:cs="Arial"/>
-          <w:color w:val="000000"/>
-          <w:sz w:val="18"/>
-          <w:szCs w:val="18"/>
-        </w:rPr>
-        <w:t xml:space="preserve">    5,44           EMG_</w:t>
-      </w:r>
-      <w:proofErr w:type="gramStart"/>
-      <w:r>
-        <w:rPr>
-          <w:rFonts w:ascii="Arial" w:hAnsi="Arial" w:cs="Arial"/>
-          <w:color w:val="000000"/>
-          <w:sz w:val="18"/>
-          <w:szCs w:val="18"/>
-        </w:rPr>
-        <w:t>3 :</w:t>
-      </w:r>
-      <w:proofErr w:type="gramEnd"/>
-      <w:r>
-        <w:rPr>
-          <w:rFonts w:ascii="Arial" w:hAnsi="Arial" w:cs="Arial"/>
-          <w:color w:val="000000"/>
-          <w:sz w:val="18"/>
-          <w:szCs w:val="18"/>
-        </w:rPr>
-        <w:t xml:space="preserve">    7,17           EMG_</w:t>
-      </w:r>
-      <w:proofErr w:type="gramStart"/>
-      <w:r>
-        <w:rPr>
-          <w:rFonts w:ascii="Arial" w:hAnsi="Arial" w:cs="Arial"/>
-          <w:color w:val="000000"/>
-          <w:sz w:val="18"/>
-          <w:szCs w:val="18"/>
-        </w:rPr>
-        <w:t>4 :</w:t>
-      </w:r>
-      <w:proofErr w:type="gramEnd"/>
-      <w:r>
-        <w:rPr>
-          <w:rFonts w:ascii="Arial" w:hAnsi="Arial" w:cs="Arial"/>
-          <w:color w:val="000000"/>
-          <w:sz w:val="18"/>
-          <w:szCs w:val="18"/>
-        </w:rPr>
-        <w:t xml:space="preserve">    7,09          </w:t>
-      </w:r>
-    </w:p>
-    <w:p>
-      <w:pPr>
-        <w:autoSpaceDE w:val="0"/>
-        <w:autoSpaceDN w:val="0"/>
-        <w:adjustRightInd w:val="0"/>
-        <w:rPr>
-          <w:rFonts w:ascii="Arial" w:hAnsi="Arial" w:cs="Arial"/>
-          <w:color w:val="000000"/>
-          <w:sz w:val="18"/>
-          <w:szCs w:val="18"/>
-        </w:rPr>
-      </w:pPr>
-    </w:p>
-    <w:p>
-      <w:pPr>
-        <w:autoSpaceDE w:val="0"/>
-        <w:autoSpaceDN w:val="0"/>
-        <w:adjustRightInd w:val="0"/>
-        <w:rPr>
-          <w:rFonts w:ascii="Arial" w:hAnsi="Arial" w:cs="Arial"/>
-          <w:color w:val="000000"/>
-          <w:sz w:val="18"/>
-          <w:szCs w:val="18"/>
-        </w:rPr>
-      </w:pPr>
-      <w:r>
-        <w:rPr>
-          <w:rFonts w:ascii="Arial" w:hAnsi="Arial" w:cs="Arial"/>
-          <w:color w:val="000000"/>
-          <w:sz w:val="18"/>
-          <w:szCs w:val="18"/>
-        </w:rPr>
-        <w:t>Operace: Op5 Úklid    Čas op. celkem: 00:15:00    Počet vzorků: 900</w:t>
-      </w:r>
-    </w:p>
-    <w:p>
-      <w:pPr>
-        <w:autoSpaceDE w:val="0"/>
-        <w:autoSpaceDN w:val="0"/>
-        <w:adjustRightInd w:val="0"/>
-        <w:rPr>
-          <w:rFonts w:ascii="Arial" w:hAnsi="Arial" w:cs="Arial"/>
-          <w:color w:val="000000"/>
-          <w:sz w:val="18"/>
-          <w:szCs w:val="18"/>
-        </w:rPr>
-      </w:pPr>
-      <w:r>
-        <w:rPr>
-          <w:rFonts w:ascii="Arial" w:hAnsi="Arial" w:cs="Arial"/>
-          <w:color w:val="000000"/>
-          <w:sz w:val="18"/>
-          <w:szCs w:val="18"/>
-        </w:rPr>
-        <w:t xml:space="preserve">      % hodnoty </w:t>
-      </w:r>
-      <w:proofErr w:type="spellStart"/>
-      <w:proofErr w:type="gramStart"/>
-      <w:r>
-        <w:rPr>
-          <w:rFonts w:ascii="Arial" w:hAnsi="Arial" w:cs="Arial"/>
-          <w:color w:val="000000"/>
-          <w:sz w:val="18"/>
-          <w:szCs w:val="18"/>
-        </w:rPr>
-        <w:t>Fmax</w:t>
-      </w:r>
-      <w:proofErr w:type="spellEnd"/>
-      <w:r>
-        <w:rPr>
-          <w:rFonts w:ascii="Arial" w:hAnsi="Arial" w:cs="Arial"/>
-          <w:color w:val="000000"/>
-          <w:sz w:val="18"/>
-          <w:szCs w:val="18"/>
-        </w:rPr>
-        <w:t xml:space="preserve">:   </w:t>
-      </w:r>
-      <w:proofErr w:type="gramEnd"/>
-      <w:r>
-        <w:rPr>
-          <w:rFonts w:ascii="Arial" w:hAnsi="Arial" w:cs="Arial"/>
-          <w:color w:val="000000"/>
-          <w:sz w:val="18"/>
-          <w:szCs w:val="18"/>
-        </w:rPr>
-        <w:t xml:space="preserve">        EMG_</w:t>
-      </w:r>
-      <w:proofErr w:type="gramStart"/>
-      <w:r>
-        <w:rPr>
-          <w:rFonts w:ascii="Arial" w:hAnsi="Arial" w:cs="Arial"/>
-          <w:color w:val="000000"/>
-          <w:sz w:val="18"/>
-          <w:szCs w:val="18"/>
-        </w:rPr>
-        <w:t>1 :</w:t>
-      </w:r>
-      <w:proofErr w:type="gramEnd"/>
-      <w:r>
-        <w:rPr>
-          <w:rFonts w:ascii="Arial" w:hAnsi="Arial" w:cs="Arial"/>
-          <w:color w:val="000000"/>
-          <w:sz w:val="18"/>
-          <w:szCs w:val="18"/>
-        </w:rPr>
-        <w:t xml:space="preserve">    6,84           EMG_</w:t>
-      </w:r>
-      <w:proofErr w:type="gramStart"/>
-      <w:r>
-        <w:rPr>
-          <w:rFonts w:ascii="Arial" w:hAnsi="Arial" w:cs="Arial"/>
-          <w:color w:val="000000"/>
-          <w:sz w:val="18"/>
-          <w:szCs w:val="18"/>
-        </w:rPr>
-        <w:t>2 :</w:t>
-      </w:r>
-      <w:proofErr w:type="gramEnd"/>
-      <w:r>
-        <w:rPr>
-          <w:rFonts w:ascii="Arial" w:hAnsi="Arial" w:cs="Arial"/>
-          <w:color w:val="000000"/>
-          <w:sz w:val="18"/>
-          <w:szCs w:val="18"/>
-        </w:rPr>
-        <w:t xml:space="preserve">    4,99           EMG_</w:t>
-      </w:r>
-      <w:proofErr w:type="gramStart"/>
-      <w:r>
-        <w:rPr>
-          <w:rFonts w:ascii="Arial" w:hAnsi="Arial" w:cs="Arial"/>
-          <w:color w:val="000000"/>
-          <w:sz w:val="18"/>
-          <w:szCs w:val="18"/>
-        </w:rPr>
-        <w:t>3 :</w:t>
-      </w:r>
-      <w:proofErr w:type="gramEnd"/>
-      <w:r>
-        <w:rPr>
-          <w:rFonts w:ascii="Arial" w:hAnsi="Arial" w:cs="Arial"/>
-          <w:color w:val="000000"/>
-          <w:sz w:val="18"/>
-          <w:szCs w:val="18"/>
-        </w:rPr>
-        <w:t xml:space="preserve">    6,29           EMG_</w:t>
-      </w:r>
-      <w:proofErr w:type="gramStart"/>
-      <w:r>
-        <w:rPr>
-          <w:rFonts w:ascii="Arial" w:hAnsi="Arial" w:cs="Arial"/>
-          <w:color w:val="000000"/>
-          <w:sz w:val="18"/>
-          <w:szCs w:val="18"/>
-        </w:rPr>
-        <w:t>4 :</w:t>
-      </w:r>
-      <w:proofErr w:type="gramEnd"/>
-      <w:r>
-        <w:rPr>
-          <w:rFonts w:ascii="Arial" w:hAnsi="Arial" w:cs="Arial"/>
-          <w:color w:val="000000"/>
-          <w:sz w:val="18"/>
-          <w:szCs w:val="18"/>
-        </w:rPr>
-        <w:t xml:space="preserve">    5,46          </w:t>
+        <w:t xml:space="preserve">      % hodnoty Fmax:           EMG_1 :    6,84           EMG_2 :    4,99           EMG_3 :    6,29           EMG_4 :    5,46          </w:t>
       </w:r>
     </w:p>
     <w:p>
@@ -25170,35 +21497,8 @@
               <w:highlight w:val="magenta"/>
               <w:lang w:eastAsia="cs-CZ"/>
             </w:rPr>
-            <w:t>LSZ {{section2_</w:t>
+            <w:t>LSZ {{section2_firma.evidence_number</w:t>
           </w:r>
-          <w:proofErr w:type="gramStart"/>
-          <w:r>
-            <w:rPr>
-              <w:rFonts w:ascii="Calibri" w:eastAsia="Times New Roman" w:hAnsi="Calibri" w:cs="Calibri"/>
-              <w:b/>
-              <w:bCs/>
-              <w:sz w:val="18"/>
-              <w:szCs w:val="18"/>
-              <w:highlight w:val="magenta"/>
-              <w:lang w:eastAsia="cs-CZ"/>
-            </w:rPr>
-            <w:t>firma.evidence</w:t>
-          </w:r>
-          <w:proofErr w:type="gramEnd"/>
-          <w:r>
-            <w:rPr>
-              <w:rFonts w:ascii="Calibri" w:eastAsia="Times New Roman" w:hAnsi="Calibri" w:cs="Calibri"/>
-              <w:b/>
-              <w:bCs/>
-              <w:sz w:val="18"/>
-              <w:szCs w:val="18"/>
-              <w:highlight w:val="magenta"/>
-              <w:lang w:eastAsia="cs-CZ"/>
-            </w:rPr>
-            <w:t>_number</w:t>
-          </w:r>
-          <w:proofErr w:type="gramStart"/>
           <w:r>
             <w:rPr>
               <w:rFonts w:ascii="Calibri" w:eastAsia="Times New Roman" w:hAnsi="Calibri" w:cs="Calibri"/>
@@ -25221,20 +21521,7 @@
               <w:highlight w:val="magenta"/>
               <w:lang w:eastAsia="cs-CZ"/>
             </w:rPr>
-            <w:t>/</w:t>
-          </w:r>
-          <w:proofErr w:type="gramEnd"/>
-          <w:r>
-            <w:rPr>
-              <w:rFonts w:ascii="Calibri" w:eastAsia="Times New Roman" w:hAnsi="Calibri" w:cs="Calibri"/>
-              <w:b/>
-              <w:bCs/>
-              <w:sz w:val="18"/>
-              <w:szCs w:val="18"/>
-              <w:highlight w:val="magenta"/>
-              <w:lang w:eastAsia="cs-CZ"/>
-            </w:rPr>
-            <w:t>2025</w:t>
+            <w:t>/2025</w:t>
           </w:r>
         </w:p>
       </w:tc>
@@ -25273,25 +21560,7 @@
               <w:sz w:val="18"/>
               <w:szCs w:val="18"/>
             </w:rPr>
-            <w:t xml:space="preserve">MUDr. Danica </w:t>
-          </w:r>
-          <w:proofErr w:type="spellStart"/>
-          <w:r>
-            <w:rPr>
-              <w:rFonts w:cstheme="minorHAnsi"/>
-              <w:sz w:val="18"/>
-              <w:szCs w:val="18"/>
-            </w:rPr>
-            <w:t>Henčeková</w:t>
-          </w:r>
-          <w:proofErr w:type="spellEnd"/>
-          <w:r>
-            <w:rPr>
-              <w:rFonts w:cstheme="minorHAnsi"/>
-              <w:sz w:val="18"/>
-              <w:szCs w:val="18"/>
-            </w:rPr>
-            <w:t>, Ph.D.</w:t>
+            <w:t>MUDr. Danica Henčeková, Ph.D.</w:t>
           </w:r>
         </w:p>
       </w:tc>
@@ -25527,35 +21796,8 @@
               <w:highlight w:val="magenta"/>
               <w:lang w:eastAsia="cs-CZ"/>
             </w:rPr>
-            <w:t>LSZ {{section2_</w:t>
+            <w:t>LSZ {{section2_firma.evidence_number</w:t>
           </w:r>
-          <w:proofErr w:type="gramStart"/>
-          <w:r>
-            <w:rPr>
-              <w:rFonts w:ascii="Calibri" w:eastAsia="Times New Roman" w:hAnsi="Calibri" w:cs="Calibri"/>
-              <w:b/>
-              <w:bCs/>
-              <w:sz w:val="18"/>
-              <w:szCs w:val="18"/>
-              <w:highlight w:val="magenta"/>
-              <w:lang w:eastAsia="cs-CZ"/>
-            </w:rPr>
-            <w:t>firma.evidence</w:t>
-          </w:r>
-          <w:proofErr w:type="gramEnd"/>
-          <w:r>
-            <w:rPr>
-              <w:rFonts w:ascii="Calibri" w:eastAsia="Times New Roman" w:hAnsi="Calibri" w:cs="Calibri"/>
-              <w:b/>
-              <w:bCs/>
-              <w:sz w:val="18"/>
-              <w:szCs w:val="18"/>
-              <w:highlight w:val="magenta"/>
-              <w:lang w:eastAsia="cs-CZ"/>
-            </w:rPr>
-            <w:t>_number</w:t>
-          </w:r>
-          <w:proofErr w:type="gramStart"/>
           <w:r>
             <w:rPr>
               <w:rFonts w:ascii="Calibri" w:eastAsia="Times New Roman" w:hAnsi="Calibri" w:cs="Calibri"/>
@@ -25578,20 +21820,7 @@
               <w:highlight w:val="magenta"/>
               <w:lang w:eastAsia="cs-CZ"/>
             </w:rPr>
-            <w:t>/</w:t>
-          </w:r>
-          <w:proofErr w:type="gramEnd"/>
-          <w:r>
-            <w:rPr>
-              <w:rFonts w:ascii="Calibri" w:eastAsia="Times New Roman" w:hAnsi="Calibri" w:cs="Calibri"/>
-              <w:b/>
-              <w:bCs/>
-              <w:sz w:val="18"/>
-              <w:szCs w:val="18"/>
-              <w:highlight w:val="magenta"/>
-              <w:lang w:eastAsia="cs-CZ"/>
-            </w:rPr>
-            <w:t>2025</w:t>
+            <w:t>/2025</w:t>
           </w:r>
         </w:p>
       </w:tc>
@@ -25630,25 +21859,7 @@
               <w:sz w:val="18"/>
               <w:szCs w:val="18"/>
             </w:rPr>
-            <w:t xml:space="preserve">MUDr. Danica </w:t>
-          </w:r>
-          <w:proofErr w:type="spellStart"/>
-          <w:r>
-            <w:rPr>
-              <w:rFonts w:cstheme="minorHAnsi"/>
-              <w:sz w:val="18"/>
-              <w:szCs w:val="18"/>
-            </w:rPr>
-            <w:t>Henčeková</w:t>
-          </w:r>
-          <w:proofErr w:type="spellEnd"/>
-          <w:r>
-            <w:rPr>
-              <w:rFonts w:cstheme="minorHAnsi"/>
-              <w:sz w:val="18"/>
-              <w:szCs w:val="18"/>
-            </w:rPr>
-            <w:t>, Ph.D.</w:t>
+            <w:t>MUDr. Danica Henčeková, Ph.D.</w:t>
           </w:r>
         </w:p>
       </w:tc>
@@ -26049,7 +22260,7 @@
         </mc:Choice>
         <mc:Fallback>
           <w:pict>
-            <v:line w14:anchorId="656FF7AB" id="Přímá spojnice 3" o:spid="_x0000_s1026" style="position:absolute;z-index:251659264;visibility:visible;mso-wrap-style:square;mso-width-percent:0;mso-height-percent:0;mso-wrap-distance-left:9pt;mso-wrap-distance-top:0;mso-wrap-distance-right:9pt;mso-wrap-distance-bottom:0;mso-position-horizontal:absolute;mso-position-horizontal-relative:text;mso-position-vertical:absolute;mso-position-vertical-relative:text;mso-width-percent:0;mso-height-percent:0;mso-width-relative:margin;mso-height-relative:margin" from="-15.75pt,20pt" to="482.6pt,20pt" o:gfxdata="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" strokecolor="black [3040]"/>
+            <v:line w14:anchorId="7143E9F7" id="Přímá spojnice 3" o:spid="_x0000_s1026" style="position:absolute;z-index:251659264;visibility:visible;mso-wrap-style:square;mso-width-percent:0;mso-height-percent:0;mso-wrap-distance-left:9pt;mso-wrap-distance-top:0;mso-wrap-distance-right:9pt;mso-wrap-distance-bottom:0;mso-position-horizontal:absolute;mso-position-horizontal-relative:text;mso-position-vertical:absolute;mso-position-vertical-relative:text;mso-width-percent:0;mso-height-percent:0;mso-width-relative:margin;mso-height-relative:margin" from="-15.75pt,20pt" to="482.6pt,20pt" o:gfxdata="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" strokecolor="black [3040]"/>
           </w:pict>
         </mc:Fallback>
       </mc:AlternateContent>

--- a/sample_protocols/Jeden zaměstnanec/LSZ_jeden_MUŽ.DOCX
+++ b/sample_protocols/Jeden zaměstnanec/LSZ_jeden_MUŽ.DOCX
@@ -2678,13 +2678,13 @@
         <w:tblLook w:val="04A0" w:firstRow="1" w:lastRow="0" w:firstColumn="1" w:lastColumn="0" w:noHBand="0" w:noVBand="1"/>
       </w:tblPr>
       <w:tblGrid>
-        <w:gridCol w:w="1392"/>
-        <w:gridCol w:w="1249"/>
-        <w:gridCol w:w="1303"/>
-        <w:gridCol w:w="1306"/>
-        <w:gridCol w:w="1442"/>
+        <w:gridCol w:w="1389"/>
+        <w:gridCol w:w="1251"/>
+        <w:gridCol w:w="1305"/>
+        <w:gridCol w:w="1307"/>
+        <w:gridCol w:w="1441"/>
         <w:gridCol w:w="1323"/>
-        <w:gridCol w:w="1415"/>
+        <w:gridCol w:w="1414"/>
       </w:tblGrid>
       <w:tr>
         <w:trPr>
@@ -3097,6 +3097,8 @@
             <w:r>
               <w:rPr>
                 <w:rFonts w:ascii="Calibri" w:hAnsi="Calibri" w:cs="Calibri"/>
+                <w:b/>
+                <w:bCs/>
                 <w:szCs w:val="20"/>
               </w:rPr>
               <w:t>{{section2_</w:t>
@@ -3105,6 +3107,8 @@
             <w:r>
               <w:rPr>
                 <w:rFonts w:ascii="Calibri" w:hAnsi="Calibri" w:cs="Calibri"/>
+                <w:b/>
+                <w:bCs/>
                 <w:szCs w:val="20"/>
               </w:rPr>
               <w:t>firma.measurement</w:t>
@@ -3113,6 +3117,8 @@
             <w:r>
               <w:rPr>
                 <w:rFonts w:ascii="Calibri" w:hAnsi="Calibri" w:cs="Calibri"/>
+                <w:b/>
+                <w:bCs/>
                 <w:szCs w:val="20"/>
               </w:rPr>
               <w:t>_date|czech}}</w:t>
@@ -3138,6 +3144,8 @@
             <w:r>
               <w:rPr>
                 <w:rFonts w:ascii="Calibri" w:hAnsi="Calibri" w:cs="Calibri"/>
+                <w:b/>
+                <w:bCs/>
                 <w:szCs w:val="20"/>
               </w:rPr>
               <w:t>{{table_somatometrie.3.inicialy|czech}}</w:t>
@@ -3163,6 +3171,8 @@
             <w:r>
               <w:rPr>
                 <w:rFonts w:ascii="Calibri" w:hAnsi="Calibri" w:cs="Calibri"/>
+                <w:b/>
+                <w:bCs/>
                 <w:szCs w:val="20"/>
               </w:rPr>
               <w:t>{{table_somatometrie.3.lateralita|czech}}</w:t>
@@ -3188,6 +3198,8 @@
             <w:r>
               <w:rPr>
                 <w:rFonts w:ascii="Calibri" w:hAnsi="Calibri" w:cs="Calibri"/>
+                <w:b/>
+                <w:bCs/>
                 <w:szCs w:val="20"/>
               </w:rPr>
               <w:t>{{table_somatometrie.3.vek_roky|czech}}</w:t>
@@ -3213,6 +3225,8 @@
             <w:r>
               <w:rPr>
                 <w:rFonts w:ascii="Calibri" w:hAnsi="Calibri" w:cs="Calibri"/>
+                <w:b/>
+                <w:bCs/>
                 <w:szCs w:val="20"/>
               </w:rPr>
               <w:t>{{table_somatometrie.3.expozice_roky|czech}}</w:t>
@@ -3238,6 +3252,8 @@
             <w:r>
               <w:rPr>
                 <w:rFonts w:ascii="Calibri" w:hAnsi="Calibri" w:cs="Calibri"/>
+                <w:b/>
+                <w:bCs/>
                 <w:szCs w:val="20"/>
               </w:rPr>
               <w:t>{{table_somatometrie.3.vyska_cm|czech}}</w:t>
@@ -3263,6 +3279,8 @@
             <w:r>
               <w:rPr>
                 <w:rFonts w:ascii="Calibri" w:hAnsi="Calibri" w:cs="Calibri"/>
+                <w:b/>
+                <w:bCs/>
                 <w:szCs w:val="20"/>
               </w:rPr>
               <w:t>{{table_somatometrie.3.hmotnost_kg|czech}}</w:t>
@@ -3788,9 +3806,9 @@
         <w:tblLook w:val="04A0" w:firstRow="1" w:lastRow="0" w:firstColumn="1" w:lastColumn="0" w:noHBand="0" w:noVBand="1"/>
       </w:tblPr>
       <w:tblGrid>
-        <w:gridCol w:w="3419"/>
-        <w:gridCol w:w="2778"/>
-        <w:gridCol w:w="3233"/>
+        <w:gridCol w:w="3888"/>
+        <w:gridCol w:w="3154"/>
+        <w:gridCol w:w="2388"/>
       </w:tblGrid>
       <w:tr>
         <w:trPr>
@@ -3958,26 +3976,53 @@
             <w:pPr>
               <w:jc w:val="center"/>
               <w:rPr>
+                <w:rFonts w:cstheme="minorHAnsi"/>
+                <w:szCs w:val="20"/>
+                <w:lang w:eastAsia="cs-CZ"/>
+              </w:rPr>
+            </w:pPr>
+            <w:r>
+              <w:rPr>
+                <w:rFonts w:cstheme="minorHAnsi"/>
+                <w:szCs w:val="20"/>
+                <w:lang w:eastAsia="cs-CZ"/>
+              </w:rPr>
+              <w:t>{{</w:t>
+            </w:r>
+            <w:r>
+              <w:rPr>
+                <w:rFonts w:cstheme="minorHAnsi"/>
+                <w:szCs w:val="20"/>
+                <w:lang w:eastAsia="cs-CZ"/>
+              </w:rPr>
+              <w:t>section4_worker_a</w:t>
+            </w:r>
+          </w:p>
+          <w:p>
+            <w:pPr>
+              <w:jc w:val="center"/>
+              <w:rPr>
                 <w:rFonts w:ascii="Calibri" w:hAnsi="Calibri" w:cs="Calibri"/>
                 <w:szCs w:val="20"/>
               </w:rPr>
             </w:pPr>
+            <w:proofErr w:type="gramStart"/>
             <w:r>
               <w:rPr>
                 <w:rFonts w:cstheme="minorHAnsi"/>
                 <w:szCs w:val="20"/>
                 <w:lang w:eastAsia="cs-CZ"/>
               </w:rPr>
-              <w:t>{{section2_</w:t>
-            </w:r>
-            <w:proofErr w:type="gramStart"/>
+              <w:t>.</w:t>
+            </w:r>
+            <w:proofErr w:type="spellStart"/>
             <w:r>
               <w:rPr>
                 <w:rFonts w:cstheme="minorHAnsi"/>
                 <w:szCs w:val="20"/>
                 <w:lang w:eastAsia="cs-CZ"/>
               </w:rPr>
-              <w:t>firma.measurement</w:t>
+              <w:t>measurement</w:t>
             </w:r>
             <w:proofErr w:type="gramEnd"/>
             <w:r>
@@ -3986,7 +4031,16 @@
                 <w:szCs w:val="20"/>
                 <w:lang w:eastAsia="cs-CZ"/>
               </w:rPr>
-              <w:t>_duration}}</w:t>
+              <w:t>_duration</w:t>
+            </w:r>
+            <w:proofErr w:type="spellEnd"/>
+            <w:r>
+              <w:rPr>
+                <w:rFonts w:cstheme="minorHAnsi"/>
+                <w:szCs w:val="20"/>
+                <w:lang w:eastAsia="cs-CZ"/>
+              </w:rPr>
+              <w:t>}}</w:t>
             </w:r>
           </w:p>
         </w:tc>
@@ -4090,12 +4144,12 @@
         <w:tblLook w:val="04A0" w:firstRow="1" w:lastRow="0" w:firstColumn="1" w:lastColumn="0" w:noHBand="0" w:noVBand="1"/>
       </w:tblPr>
       <w:tblGrid>
-        <w:gridCol w:w="1398"/>
-        <w:gridCol w:w="1490"/>
-        <w:gridCol w:w="1688"/>
-        <w:gridCol w:w="1573"/>
-        <w:gridCol w:w="1660"/>
-        <w:gridCol w:w="1545"/>
+        <w:gridCol w:w="2417"/>
+        <w:gridCol w:w="1327"/>
+        <w:gridCol w:w="1464"/>
+        <w:gridCol w:w="1365"/>
+        <w:gridCol w:w="1440"/>
+        <w:gridCol w:w="1341"/>
       </w:tblGrid>
       <w:tr>
         <w:trPr>
@@ -4586,7 +4640,23 @@
                 <w:szCs w:val="20"/>
                 <w:lang w:eastAsia="cs-CZ"/>
               </w:rPr>
-              <w:t>{{table_B4_I21.1.activity|czech}}</w:t>
+              <w:t>{{table_B4_I21.1.activity|</w:t>
+            </w:r>
+            <w:r>
+              <w:rPr>
+                <w:rFonts w:ascii="Calibri" w:eastAsia="Times New Roman" w:hAnsi="Calibri" w:cs="Calibri"/>
+                <w:szCs w:val="20"/>
+                <w:lang w:eastAsia="cs-CZ"/>
+              </w:rPr>
+              <w:t>czek</w:t>
+            </w:r>
+            <w:r>
+              <w:rPr>
+                <w:rFonts w:ascii="Calibri" w:eastAsia="Times New Roman" w:hAnsi="Calibri" w:cs="Calibri"/>
+                <w:szCs w:val="20"/>
+                <w:lang w:eastAsia="cs-CZ"/>
+              </w:rPr>
+              <w:t>}}</w:t>
             </w:r>
           </w:p>
         </w:tc>
@@ -4618,7 +4688,23 @@
                 <w:szCs w:val="20"/>
                 <w:lang w:eastAsia="cs-CZ"/>
               </w:rPr>
-              <w:t>{{table_B4_I21.1.time_min|czech}}</w:t>
+              <w:t>{{table_B4_I21.1.time_min|</w:t>
+            </w:r>
+            <w:r>
+              <w:rPr>
+                <w:rFonts w:ascii="Calibri" w:eastAsia="Times New Roman" w:hAnsi="Calibri" w:cs="Calibri"/>
+                <w:szCs w:val="20"/>
+                <w:lang w:eastAsia="cs-CZ"/>
+              </w:rPr>
+              <w:t>czech</w:t>
+            </w:r>
+            <w:r>
+              <w:rPr>
+                <w:rFonts w:ascii="Calibri" w:eastAsia="Times New Roman" w:hAnsi="Calibri" w:cs="Calibri"/>
+                <w:szCs w:val="20"/>
+                <w:lang w:eastAsia="cs-CZ"/>
+              </w:rPr>
+              <w:t>}}</w:t>
             </w:r>
           </w:p>
         </w:tc>
@@ -4649,7 +4735,23 @@
                 <w:szCs w:val="20"/>
                 <w:lang w:eastAsia="cs-CZ"/>
               </w:rPr>
-              <w:t>{{table_B4_I21.1.phk_extenzory|czech}}</w:t>
+              <w:t>{{table_B4_I21.1.phk_extenzory|</w:t>
+            </w:r>
+            <w:r>
+              <w:rPr>
+                <w:rFonts w:ascii="Calibri" w:eastAsia="Times New Roman" w:hAnsi="Calibri" w:cs="Calibri"/>
+                <w:szCs w:val="20"/>
+                <w:lang w:eastAsia="cs-CZ"/>
+              </w:rPr>
+              <w:t>czek</w:t>
+            </w:r>
+            <w:r>
+              <w:rPr>
+                <w:rFonts w:ascii="Calibri" w:eastAsia="Times New Roman" w:hAnsi="Calibri" w:cs="Calibri"/>
+                <w:szCs w:val="20"/>
+                <w:lang w:eastAsia="cs-CZ"/>
+              </w:rPr>
+              <w:t>}}</w:t>
             </w:r>
           </w:p>
         </w:tc>
@@ -4680,7 +4782,23 @@
                 <w:szCs w:val="20"/>
                 <w:lang w:eastAsia="cs-CZ"/>
               </w:rPr>
-              <w:t>{{table_B4_I21.1.phk_flexory|czech}}</w:t>
+              <w:t>{{table_B4_I21.1.phk_flexory|</w:t>
+            </w:r>
+            <w:r>
+              <w:rPr>
+                <w:rFonts w:ascii="Calibri" w:eastAsia="Times New Roman" w:hAnsi="Calibri" w:cs="Calibri"/>
+                <w:szCs w:val="20"/>
+                <w:lang w:eastAsia="cs-CZ"/>
+              </w:rPr>
+              <w:t>czek</w:t>
+            </w:r>
+            <w:r>
+              <w:rPr>
+                <w:rFonts w:ascii="Calibri" w:eastAsia="Times New Roman" w:hAnsi="Calibri" w:cs="Calibri"/>
+                <w:szCs w:val="20"/>
+                <w:lang w:eastAsia="cs-CZ"/>
+              </w:rPr>
+              <w:t>}}</w:t>
             </w:r>
           </w:p>
         </w:tc>
@@ -4711,7 +4829,23 @@
                 <w:szCs w:val="20"/>
                 <w:lang w:eastAsia="cs-CZ"/>
               </w:rPr>
-              <w:t>{{table_B4_I21.1.lhk_extenzory|czech}}</w:t>
+              <w:t>{{table_B4_I21.1.lhk_extenzory|</w:t>
+            </w:r>
+            <w:r>
+              <w:rPr>
+                <w:rFonts w:ascii="Calibri" w:eastAsia="Times New Roman" w:hAnsi="Calibri" w:cs="Calibri"/>
+                <w:szCs w:val="20"/>
+                <w:lang w:eastAsia="cs-CZ"/>
+              </w:rPr>
+              <w:t>czek</w:t>
+            </w:r>
+            <w:r>
+              <w:rPr>
+                <w:rFonts w:ascii="Calibri" w:eastAsia="Times New Roman" w:hAnsi="Calibri" w:cs="Calibri"/>
+                <w:szCs w:val="20"/>
+                <w:lang w:eastAsia="cs-CZ"/>
+              </w:rPr>
+              <w:t>}}</w:t>
             </w:r>
           </w:p>
         </w:tc>
@@ -4742,7 +4876,23 @@
                 <w:szCs w:val="20"/>
                 <w:lang w:eastAsia="cs-CZ"/>
               </w:rPr>
-              <w:t>{{table_B4_I21.1.lhk_flexory|czech}}</w:t>
+              <w:t>{{table_B4_I21.1.lhk_flexory|</w:t>
+            </w:r>
+            <w:r>
+              <w:rPr>
+                <w:rFonts w:ascii="Calibri" w:eastAsia="Times New Roman" w:hAnsi="Calibri" w:cs="Calibri"/>
+                <w:szCs w:val="20"/>
+                <w:lang w:eastAsia="cs-CZ"/>
+              </w:rPr>
+              <w:t>czek</w:t>
+            </w:r>
+            <w:r>
+              <w:rPr>
+                <w:rFonts w:ascii="Calibri" w:eastAsia="Times New Roman" w:hAnsi="Calibri" w:cs="Calibri"/>
+                <w:szCs w:val="20"/>
+                <w:lang w:eastAsia="cs-CZ"/>
+              </w:rPr>
+              <w:t>}}</w:t>
             </w:r>
           </w:p>
         </w:tc>
@@ -4778,16 +4928,23 @@
                 <w:szCs w:val="20"/>
                 <w:lang w:eastAsia="cs-CZ"/>
               </w:rPr>
-              <w:t>{{table_B4_I21.2.activity|czec</w:t>
-            </w:r>
-            <w:r>
-              <w:rPr>
-                <w:rFonts w:ascii="Calibri" w:eastAsia="Times New Roman" w:hAnsi="Calibri" w:cs="Calibri"/>
-                <w:szCs w:val="20"/>
-                <w:lang w:eastAsia="cs-CZ"/>
-              </w:rPr>
-              <w:lastRenderedPageBreak/>
-              <w:t>h}}</w:t>
+              <w:t>{{table_B4_I21.2.activity|</w:t>
+            </w:r>
+            <w:r>
+              <w:rPr>
+                <w:rFonts w:ascii="Calibri" w:eastAsia="Times New Roman" w:hAnsi="Calibri" w:cs="Calibri"/>
+                <w:szCs w:val="20"/>
+                <w:lang w:eastAsia="cs-CZ"/>
+              </w:rPr>
+              <w:t>czek</w:t>
+            </w:r>
+            <w:r>
+              <w:rPr>
+                <w:rFonts w:ascii="Calibri" w:eastAsia="Times New Roman" w:hAnsi="Calibri" w:cs="Calibri"/>
+                <w:szCs w:val="20"/>
+                <w:lang w:eastAsia="cs-CZ"/>
+              </w:rPr>
+              <w:t>}}</w:t>
             </w:r>
           </w:p>
         </w:tc>
@@ -4818,17 +4975,24 @@
                 <w:szCs w:val="20"/>
                 <w:lang w:eastAsia="cs-CZ"/>
               </w:rPr>
+              <w:t>{{table_B4_I21.2.time_min|</w:t>
+            </w:r>
+            <w:r>
+              <w:rPr>
+                <w:rFonts w:ascii="Calibri" w:eastAsia="Times New Roman" w:hAnsi="Calibri" w:cs="Calibri"/>
+                <w:szCs w:val="20"/>
+                <w:lang w:eastAsia="cs-CZ"/>
+              </w:rPr>
               <w:lastRenderedPageBreak/>
-              <w:t>{{table_B4_I21.2.time_min|cze</w:t>
-            </w:r>
-            <w:r>
-              <w:rPr>
-                <w:rFonts w:ascii="Calibri" w:eastAsia="Times New Roman" w:hAnsi="Calibri" w:cs="Calibri"/>
-                <w:szCs w:val="20"/>
-                <w:lang w:eastAsia="cs-CZ"/>
-              </w:rPr>
-              <w:lastRenderedPageBreak/>
-              <w:t>ch}}</w:t>
+              <w:t>czech</w:t>
+            </w:r>
+            <w:r>
+              <w:rPr>
+                <w:rFonts w:ascii="Calibri" w:eastAsia="Times New Roman" w:hAnsi="Calibri" w:cs="Calibri"/>
+                <w:szCs w:val="20"/>
+                <w:lang w:eastAsia="cs-CZ"/>
+              </w:rPr>
+              <w:t>}}</w:t>
             </w:r>
           </w:p>
         </w:tc>
@@ -4860,7 +5024,7 @@
                 <w:lang w:eastAsia="cs-CZ"/>
               </w:rPr>
               <w:lastRenderedPageBreak/>
-              <w:t>{{table_B4_I21.2.phk_extenzory|czec</w:t>
+              <w:t>{{table_B4_I21.2.phk_extenzor</w:t>
             </w:r>
             <w:r>
               <w:rPr>
@@ -4869,7 +5033,23 @@
                 <w:lang w:eastAsia="cs-CZ"/>
               </w:rPr>
               <w:lastRenderedPageBreak/>
-              <w:t>h}}</w:t>
+              <w:t>y|</w:t>
+            </w:r>
+            <w:r>
+              <w:rPr>
+                <w:rFonts w:ascii="Calibri" w:eastAsia="Times New Roman" w:hAnsi="Calibri" w:cs="Calibri"/>
+                <w:szCs w:val="20"/>
+                <w:lang w:eastAsia="cs-CZ"/>
+              </w:rPr>
+              <w:t>czek</w:t>
+            </w:r>
+            <w:r>
+              <w:rPr>
+                <w:rFonts w:ascii="Calibri" w:eastAsia="Times New Roman" w:hAnsi="Calibri" w:cs="Calibri"/>
+                <w:szCs w:val="20"/>
+                <w:lang w:eastAsia="cs-CZ"/>
+              </w:rPr>
+              <w:t>}}</w:t>
             </w:r>
           </w:p>
         </w:tc>
@@ -4901,7 +5081,7 @@
                 <w:lang w:eastAsia="cs-CZ"/>
               </w:rPr>
               <w:lastRenderedPageBreak/>
-              <w:t>{{table_B4_I21.2.phk_flexory|czec</w:t>
+              <w:t>{{table_B4_I21.2.phk_flexory</w:t>
             </w:r>
             <w:r>
               <w:rPr>
@@ -4910,7 +5090,23 @@
                 <w:lang w:eastAsia="cs-CZ"/>
               </w:rPr>
               <w:lastRenderedPageBreak/>
-              <w:t>h}}</w:t>
+              <w:t>|</w:t>
+            </w:r>
+            <w:r>
+              <w:rPr>
+                <w:rFonts w:ascii="Calibri" w:eastAsia="Times New Roman" w:hAnsi="Calibri" w:cs="Calibri"/>
+                <w:szCs w:val="20"/>
+                <w:lang w:eastAsia="cs-CZ"/>
+              </w:rPr>
+              <w:t>czek</w:t>
+            </w:r>
+            <w:r>
+              <w:rPr>
+                <w:rFonts w:ascii="Calibri" w:eastAsia="Times New Roman" w:hAnsi="Calibri" w:cs="Calibri"/>
+                <w:szCs w:val="20"/>
+                <w:lang w:eastAsia="cs-CZ"/>
+              </w:rPr>
+              <w:t>}}</w:t>
             </w:r>
           </w:p>
         </w:tc>
@@ -4942,7 +5138,7 @@
                 <w:lang w:eastAsia="cs-CZ"/>
               </w:rPr>
               <w:lastRenderedPageBreak/>
-              <w:t>{{table_B4_I21.2.lhk_extenzory|cze</w:t>
+              <w:t>{{table_B4_I21.2.lhk_extenzory</w:t>
             </w:r>
             <w:r>
               <w:rPr>
@@ -4951,7 +5147,23 @@
                 <w:lang w:eastAsia="cs-CZ"/>
               </w:rPr>
               <w:lastRenderedPageBreak/>
-              <w:t>ch}}</w:t>
+              <w:t>|</w:t>
+            </w:r>
+            <w:r>
+              <w:rPr>
+                <w:rFonts w:ascii="Calibri" w:eastAsia="Times New Roman" w:hAnsi="Calibri" w:cs="Calibri"/>
+                <w:szCs w:val="20"/>
+                <w:lang w:eastAsia="cs-CZ"/>
+              </w:rPr>
+              <w:t>czek</w:t>
+            </w:r>
+            <w:r>
+              <w:rPr>
+                <w:rFonts w:ascii="Calibri" w:eastAsia="Times New Roman" w:hAnsi="Calibri" w:cs="Calibri"/>
+                <w:szCs w:val="20"/>
+                <w:lang w:eastAsia="cs-CZ"/>
+              </w:rPr>
+              <w:t>}}</w:t>
             </w:r>
           </w:p>
         </w:tc>
@@ -4983,7 +5195,7 @@
                 <w:lang w:eastAsia="cs-CZ"/>
               </w:rPr>
               <w:lastRenderedPageBreak/>
-              <w:t>{{table_B4_I21.2.lhk_flexory|czec</w:t>
+              <w:t>{{table_B4_I21.2.lhk_flexor</w:t>
             </w:r>
             <w:r>
               <w:rPr>
@@ -4992,7 +5204,23 @@
                 <w:lang w:eastAsia="cs-CZ"/>
               </w:rPr>
               <w:lastRenderedPageBreak/>
-              <w:t>h}}</w:t>
+              <w:t>y|</w:t>
+            </w:r>
+            <w:r>
+              <w:rPr>
+                <w:rFonts w:ascii="Calibri" w:eastAsia="Times New Roman" w:hAnsi="Calibri" w:cs="Calibri"/>
+                <w:szCs w:val="20"/>
+                <w:lang w:eastAsia="cs-CZ"/>
+              </w:rPr>
+              <w:t>czek</w:t>
+            </w:r>
+            <w:r>
+              <w:rPr>
+                <w:rFonts w:ascii="Calibri" w:eastAsia="Times New Roman" w:hAnsi="Calibri" w:cs="Calibri"/>
+                <w:szCs w:val="20"/>
+                <w:lang w:eastAsia="cs-CZ"/>
+              </w:rPr>
+              <w:t>}}</w:t>
             </w:r>
           </w:p>
         </w:tc>
@@ -5030,7 +5258,23 @@
                 <w:lang w:eastAsia="cs-CZ"/>
               </w:rPr>
               <w:lastRenderedPageBreak/>
-              <w:t>{{table_B4_I21.3.activity|czech}}</w:t>
+              <w:t>{{table_B4_I21.3.activity|</w:t>
+            </w:r>
+            <w:r>
+              <w:rPr>
+                <w:rFonts w:ascii="Calibri" w:eastAsia="Times New Roman" w:hAnsi="Calibri" w:cs="Calibri"/>
+                <w:szCs w:val="20"/>
+                <w:lang w:eastAsia="cs-CZ"/>
+              </w:rPr>
+              <w:t>czek</w:t>
+            </w:r>
+            <w:r>
+              <w:rPr>
+                <w:rFonts w:ascii="Calibri" w:eastAsia="Times New Roman" w:hAnsi="Calibri" w:cs="Calibri"/>
+                <w:szCs w:val="20"/>
+                <w:lang w:eastAsia="cs-CZ"/>
+              </w:rPr>
+              <w:t>}}</w:t>
             </w:r>
           </w:p>
         </w:tc>
@@ -5062,7 +5306,23 @@
                 <w:szCs w:val="20"/>
                 <w:lang w:eastAsia="cs-CZ"/>
               </w:rPr>
-              <w:t>{{table_B4_I21.3.time_min|czech}}</w:t>
+              <w:t>{{table_B4_I21.3.time_min|</w:t>
+            </w:r>
+            <w:r>
+              <w:rPr>
+                <w:rFonts w:ascii="Calibri" w:eastAsia="Times New Roman" w:hAnsi="Calibri" w:cs="Calibri"/>
+                <w:szCs w:val="20"/>
+                <w:lang w:eastAsia="cs-CZ"/>
+              </w:rPr>
+              <w:t>czech</w:t>
+            </w:r>
+            <w:r>
+              <w:rPr>
+                <w:rFonts w:ascii="Calibri" w:eastAsia="Times New Roman" w:hAnsi="Calibri" w:cs="Calibri"/>
+                <w:szCs w:val="20"/>
+                <w:lang w:eastAsia="cs-CZ"/>
+              </w:rPr>
+              <w:t>}}</w:t>
             </w:r>
           </w:p>
         </w:tc>
@@ -5094,7 +5354,23 @@
                 <w:szCs w:val="20"/>
                 <w:lang w:eastAsia="cs-CZ"/>
               </w:rPr>
-              <w:t>{{table_B4_I21.3.phk_extenzory|czech}}</w:t>
+              <w:t>{{table_B4_I21.3.phk_extenzory|</w:t>
+            </w:r>
+            <w:r>
+              <w:rPr>
+                <w:rFonts w:ascii="Calibri" w:eastAsia="Times New Roman" w:hAnsi="Calibri" w:cs="Calibri"/>
+                <w:szCs w:val="20"/>
+                <w:lang w:eastAsia="cs-CZ"/>
+              </w:rPr>
+              <w:t>czek</w:t>
+            </w:r>
+            <w:r>
+              <w:rPr>
+                <w:rFonts w:ascii="Calibri" w:eastAsia="Times New Roman" w:hAnsi="Calibri" w:cs="Calibri"/>
+                <w:szCs w:val="20"/>
+                <w:lang w:eastAsia="cs-CZ"/>
+              </w:rPr>
+              <w:t>}}</w:t>
             </w:r>
           </w:p>
         </w:tc>
@@ -5126,7 +5402,23 @@
                 <w:szCs w:val="20"/>
                 <w:lang w:eastAsia="cs-CZ"/>
               </w:rPr>
-              <w:t>{{table_B4_I21.3.phk_flexory|czech}}</w:t>
+              <w:t>{{table_B4_I21.3.phk_flexory|</w:t>
+            </w:r>
+            <w:r>
+              <w:rPr>
+                <w:rFonts w:ascii="Calibri" w:eastAsia="Times New Roman" w:hAnsi="Calibri" w:cs="Calibri"/>
+                <w:szCs w:val="20"/>
+                <w:lang w:eastAsia="cs-CZ"/>
+              </w:rPr>
+              <w:t>czek</w:t>
+            </w:r>
+            <w:r>
+              <w:rPr>
+                <w:rFonts w:ascii="Calibri" w:eastAsia="Times New Roman" w:hAnsi="Calibri" w:cs="Calibri"/>
+                <w:szCs w:val="20"/>
+                <w:lang w:eastAsia="cs-CZ"/>
+              </w:rPr>
+              <w:t>}}</w:t>
             </w:r>
           </w:p>
         </w:tc>
@@ -5158,7 +5450,23 @@
                 <w:szCs w:val="20"/>
                 <w:lang w:eastAsia="cs-CZ"/>
               </w:rPr>
-              <w:t>{{table_B4_I21.3.lhk_extenzory|czech}}</w:t>
+              <w:t>{{table_B4_I21.3.lhk_extenzory|</w:t>
+            </w:r>
+            <w:r>
+              <w:rPr>
+                <w:rFonts w:ascii="Calibri" w:eastAsia="Times New Roman" w:hAnsi="Calibri" w:cs="Calibri"/>
+                <w:szCs w:val="20"/>
+                <w:lang w:eastAsia="cs-CZ"/>
+              </w:rPr>
+              <w:t>czek</w:t>
+            </w:r>
+            <w:r>
+              <w:rPr>
+                <w:rFonts w:ascii="Calibri" w:eastAsia="Times New Roman" w:hAnsi="Calibri" w:cs="Calibri"/>
+                <w:szCs w:val="20"/>
+                <w:lang w:eastAsia="cs-CZ"/>
+              </w:rPr>
+              <w:t>}}</w:t>
             </w:r>
           </w:p>
         </w:tc>
@@ -5190,7 +5498,23 @@
                 <w:szCs w:val="20"/>
                 <w:lang w:eastAsia="cs-CZ"/>
               </w:rPr>
-              <w:t>{{table_B4_I21.3.lhk_flexory|czech}}</w:t>
+              <w:t>{{table_B4_I21.3.lhk_flexory|</w:t>
+            </w:r>
+            <w:r>
+              <w:rPr>
+                <w:rFonts w:ascii="Calibri" w:eastAsia="Times New Roman" w:hAnsi="Calibri" w:cs="Calibri"/>
+                <w:szCs w:val="20"/>
+                <w:lang w:eastAsia="cs-CZ"/>
+              </w:rPr>
+              <w:t>czek</w:t>
+            </w:r>
+            <w:r>
+              <w:rPr>
+                <w:rFonts w:ascii="Calibri" w:eastAsia="Times New Roman" w:hAnsi="Calibri" w:cs="Calibri"/>
+                <w:szCs w:val="20"/>
+                <w:lang w:eastAsia="cs-CZ"/>
+              </w:rPr>
+              <w:t>}}</w:t>
             </w:r>
           </w:p>
         </w:tc>
@@ -5226,7 +5550,23 @@
                 <w:szCs w:val="20"/>
                 <w:lang w:eastAsia="cs-CZ"/>
               </w:rPr>
-              <w:t>{{table_B4_I21.4.activity|czech}}</w:t>
+              <w:t>{{table_B4_I21.4.activity|</w:t>
+            </w:r>
+            <w:r>
+              <w:rPr>
+                <w:rFonts w:ascii="Calibri" w:eastAsia="Times New Roman" w:hAnsi="Calibri" w:cs="Calibri"/>
+                <w:szCs w:val="20"/>
+                <w:lang w:eastAsia="cs-CZ"/>
+              </w:rPr>
+              <w:t>czek</w:t>
+            </w:r>
+            <w:r>
+              <w:rPr>
+                <w:rFonts w:ascii="Calibri" w:eastAsia="Times New Roman" w:hAnsi="Calibri" w:cs="Calibri"/>
+                <w:szCs w:val="20"/>
+                <w:lang w:eastAsia="cs-CZ"/>
+              </w:rPr>
+              <w:t>}}</w:t>
             </w:r>
           </w:p>
         </w:tc>
@@ -5257,7 +5597,23 @@
                 <w:szCs w:val="20"/>
                 <w:lang w:eastAsia="cs-CZ"/>
               </w:rPr>
-              <w:t>{{table_B4_I21.4.time_min|czech}}</w:t>
+              <w:t>{{table_B4_I21.4.time_min|</w:t>
+            </w:r>
+            <w:r>
+              <w:rPr>
+                <w:rFonts w:ascii="Calibri" w:eastAsia="Times New Roman" w:hAnsi="Calibri" w:cs="Calibri"/>
+                <w:szCs w:val="20"/>
+                <w:lang w:eastAsia="cs-CZ"/>
+              </w:rPr>
+              <w:t>czech</w:t>
+            </w:r>
+            <w:r>
+              <w:rPr>
+                <w:rFonts w:ascii="Calibri" w:eastAsia="Times New Roman" w:hAnsi="Calibri" w:cs="Calibri"/>
+                <w:szCs w:val="20"/>
+                <w:lang w:eastAsia="cs-CZ"/>
+              </w:rPr>
+              <w:t>}}</w:t>
             </w:r>
           </w:p>
         </w:tc>
@@ -5288,7 +5644,23 @@
                 <w:szCs w:val="20"/>
                 <w:lang w:eastAsia="cs-CZ"/>
               </w:rPr>
-              <w:t>{{table_B4_I21.4.phk_extenzory|czech}}</w:t>
+              <w:t>{{table_B4_I21.4.phk_extenzory|</w:t>
+            </w:r>
+            <w:r>
+              <w:rPr>
+                <w:rFonts w:ascii="Calibri" w:eastAsia="Times New Roman" w:hAnsi="Calibri" w:cs="Calibri"/>
+                <w:szCs w:val="20"/>
+                <w:lang w:eastAsia="cs-CZ"/>
+              </w:rPr>
+              <w:t>czek</w:t>
+            </w:r>
+            <w:r>
+              <w:rPr>
+                <w:rFonts w:ascii="Calibri" w:eastAsia="Times New Roman" w:hAnsi="Calibri" w:cs="Calibri"/>
+                <w:szCs w:val="20"/>
+                <w:lang w:eastAsia="cs-CZ"/>
+              </w:rPr>
+              <w:t>}}</w:t>
             </w:r>
           </w:p>
         </w:tc>
@@ -5319,7 +5691,23 @@
                 <w:szCs w:val="20"/>
                 <w:lang w:eastAsia="cs-CZ"/>
               </w:rPr>
-              <w:t>{{table_B4_I21.4.phk_flexory|czech}}</w:t>
+              <w:t>{{table_B4_I21.4.phk_flexory|</w:t>
+            </w:r>
+            <w:r>
+              <w:rPr>
+                <w:rFonts w:ascii="Calibri" w:eastAsia="Times New Roman" w:hAnsi="Calibri" w:cs="Calibri"/>
+                <w:szCs w:val="20"/>
+                <w:lang w:eastAsia="cs-CZ"/>
+              </w:rPr>
+              <w:t>czek</w:t>
+            </w:r>
+            <w:r>
+              <w:rPr>
+                <w:rFonts w:ascii="Calibri" w:eastAsia="Times New Roman" w:hAnsi="Calibri" w:cs="Calibri"/>
+                <w:szCs w:val="20"/>
+                <w:lang w:eastAsia="cs-CZ"/>
+              </w:rPr>
+              <w:t>}}</w:t>
             </w:r>
           </w:p>
         </w:tc>
@@ -5350,7 +5738,23 @@
                 <w:szCs w:val="20"/>
                 <w:lang w:eastAsia="cs-CZ"/>
               </w:rPr>
-              <w:t>{{table_B4_I21.4.lhk_extenzory|czech}}</w:t>
+              <w:t>{{table_B4_I21.4.lhk_extenzory|</w:t>
+            </w:r>
+            <w:r>
+              <w:rPr>
+                <w:rFonts w:ascii="Calibri" w:eastAsia="Times New Roman" w:hAnsi="Calibri" w:cs="Calibri"/>
+                <w:szCs w:val="20"/>
+                <w:lang w:eastAsia="cs-CZ"/>
+              </w:rPr>
+              <w:t>czek</w:t>
+            </w:r>
+            <w:r>
+              <w:rPr>
+                <w:rFonts w:ascii="Calibri" w:eastAsia="Times New Roman" w:hAnsi="Calibri" w:cs="Calibri"/>
+                <w:szCs w:val="20"/>
+                <w:lang w:eastAsia="cs-CZ"/>
+              </w:rPr>
+              <w:t>}}</w:t>
             </w:r>
           </w:p>
         </w:tc>
@@ -5381,7 +5785,23 @@
                 <w:szCs w:val="20"/>
                 <w:lang w:eastAsia="cs-CZ"/>
               </w:rPr>
-              <w:t>{{table_B4_I21.4.lhk_flexory|czech}}</w:t>
+              <w:t>{{table_B4_I21.4.lhk_flexory|</w:t>
+            </w:r>
+            <w:r>
+              <w:rPr>
+                <w:rFonts w:ascii="Calibri" w:eastAsia="Times New Roman" w:hAnsi="Calibri" w:cs="Calibri"/>
+                <w:szCs w:val="20"/>
+                <w:lang w:eastAsia="cs-CZ"/>
+              </w:rPr>
+              <w:t>czek</w:t>
+            </w:r>
+            <w:r>
+              <w:rPr>
+                <w:rFonts w:ascii="Calibri" w:eastAsia="Times New Roman" w:hAnsi="Calibri" w:cs="Calibri"/>
+                <w:szCs w:val="20"/>
+                <w:lang w:eastAsia="cs-CZ"/>
+              </w:rPr>
+              <w:t>}}</w:t>
             </w:r>
           </w:p>
         </w:tc>
@@ -5417,7 +5837,23 @@
                 <w:szCs w:val="20"/>
                 <w:lang w:eastAsia="cs-CZ"/>
               </w:rPr>
-              <w:t>{{table_B4_I21.5.activity|czech}}</w:t>
+              <w:t>{{table_B4_I21.5.activity|</w:t>
+            </w:r>
+            <w:r>
+              <w:rPr>
+                <w:rFonts w:ascii="Calibri" w:eastAsia="Times New Roman" w:hAnsi="Calibri" w:cs="Calibri"/>
+                <w:szCs w:val="20"/>
+                <w:lang w:eastAsia="cs-CZ"/>
+              </w:rPr>
+              <w:t>czek</w:t>
+            </w:r>
+            <w:r>
+              <w:rPr>
+                <w:rFonts w:ascii="Calibri" w:eastAsia="Times New Roman" w:hAnsi="Calibri" w:cs="Calibri"/>
+                <w:szCs w:val="20"/>
+                <w:lang w:eastAsia="cs-CZ"/>
+              </w:rPr>
+              <w:t>}}</w:t>
             </w:r>
           </w:p>
         </w:tc>
@@ -5448,7 +5884,23 @@
                 <w:szCs w:val="20"/>
                 <w:lang w:eastAsia="cs-CZ"/>
               </w:rPr>
-              <w:t>{{table_B4_I21.5.time_min|czech}}</w:t>
+              <w:t>{{table_B4_I21.5.time_min|</w:t>
+            </w:r>
+            <w:r>
+              <w:rPr>
+                <w:rFonts w:ascii="Calibri" w:eastAsia="Times New Roman" w:hAnsi="Calibri" w:cs="Calibri"/>
+                <w:szCs w:val="20"/>
+                <w:lang w:eastAsia="cs-CZ"/>
+              </w:rPr>
+              <w:t>czech</w:t>
+            </w:r>
+            <w:r>
+              <w:rPr>
+                <w:rFonts w:ascii="Calibri" w:eastAsia="Times New Roman" w:hAnsi="Calibri" w:cs="Calibri"/>
+                <w:szCs w:val="20"/>
+                <w:lang w:eastAsia="cs-CZ"/>
+              </w:rPr>
+              <w:t>}}</w:t>
             </w:r>
           </w:p>
         </w:tc>
@@ -5479,7 +5931,23 @@
                 <w:szCs w:val="20"/>
                 <w:lang w:eastAsia="cs-CZ"/>
               </w:rPr>
-              <w:t>{{table_B4_I21.5.phk_extenzory|czech}}</w:t>
+              <w:t>{{table_B4_I21.5.phk_extenzory|</w:t>
+            </w:r>
+            <w:r>
+              <w:rPr>
+                <w:rFonts w:ascii="Calibri" w:eastAsia="Times New Roman" w:hAnsi="Calibri" w:cs="Calibri"/>
+                <w:szCs w:val="20"/>
+                <w:lang w:eastAsia="cs-CZ"/>
+              </w:rPr>
+              <w:t>czek</w:t>
+            </w:r>
+            <w:r>
+              <w:rPr>
+                <w:rFonts w:ascii="Calibri" w:eastAsia="Times New Roman" w:hAnsi="Calibri" w:cs="Calibri"/>
+                <w:szCs w:val="20"/>
+                <w:lang w:eastAsia="cs-CZ"/>
+              </w:rPr>
+              <w:t>}}</w:t>
             </w:r>
           </w:p>
         </w:tc>
@@ -5510,7 +5978,23 @@
                 <w:szCs w:val="20"/>
                 <w:lang w:eastAsia="cs-CZ"/>
               </w:rPr>
-              <w:t>{{table_B4_I21.5.phk_flexory|czech}}</w:t>
+              <w:t>{{table_B4_I21.5.phk_flexory|</w:t>
+            </w:r>
+            <w:r>
+              <w:rPr>
+                <w:rFonts w:ascii="Calibri" w:eastAsia="Times New Roman" w:hAnsi="Calibri" w:cs="Calibri"/>
+                <w:szCs w:val="20"/>
+                <w:lang w:eastAsia="cs-CZ"/>
+              </w:rPr>
+              <w:t>czek</w:t>
+            </w:r>
+            <w:r>
+              <w:rPr>
+                <w:rFonts w:ascii="Calibri" w:eastAsia="Times New Roman" w:hAnsi="Calibri" w:cs="Calibri"/>
+                <w:szCs w:val="20"/>
+                <w:lang w:eastAsia="cs-CZ"/>
+              </w:rPr>
+              <w:t>}}</w:t>
             </w:r>
           </w:p>
         </w:tc>
@@ -5541,7 +6025,23 @@
                 <w:szCs w:val="20"/>
                 <w:lang w:eastAsia="cs-CZ"/>
               </w:rPr>
-              <w:t>{{table_B4_I21.5.lhk_extenzory|czech}}</w:t>
+              <w:t>{{table_B4_I21.5.lhk_extenzory|</w:t>
+            </w:r>
+            <w:r>
+              <w:rPr>
+                <w:rFonts w:ascii="Calibri" w:eastAsia="Times New Roman" w:hAnsi="Calibri" w:cs="Calibri"/>
+                <w:szCs w:val="20"/>
+                <w:lang w:eastAsia="cs-CZ"/>
+              </w:rPr>
+              <w:t>czek</w:t>
+            </w:r>
+            <w:r>
+              <w:rPr>
+                <w:rFonts w:ascii="Calibri" w:eastAsia="Times New Roman" w:hAnsi="Calibri" w:cs="Calibri"/>
+                <w:szCs w:val="20"/>
+                <w:lang w:eastAsia="cs-CZ"/>
+              </w:rPr>
+              <w:t>}}</w:t>
             </w:r>
           </w:p>
         </w:tc>
@@ -5572,7 +6072,23 @@
                 <w:szCs w:val="20"/>
                 <w:lang w:eastAsia="cs-CZ"/>
               </w:rPr>
-              <w:t>{{table_B4_I21.5.lhk_flexory|czech}}</w:t>
+              <w:t>{{table_B4_I21.5.lhk_flexory|</w:t>
+            </w:r>
+            <w:r>
+              <w:rPr>
+                <w:rFonts w:ascii="Calibri" w:eastAsia="Times New Roman" w:hAnsi="Calibri" w:cs="Calibri"/>
+                <w:szCs w:val="20"/>
+                <w:lang w:eastAsia="cs-CZ"/>
+              </w:rPr>
+              <w:t>czek</w:t>
+            </w:r>
+            <w:r>
+              <w:rPr>
+                <w:rFonts w:ascii="Calibri" w:eastAsia="Times New Roman" w:hAnsi="Calibri" w:cs="Calibri"/>
+                <w:szCs w:val="20"/>
+                <w:lang w:eastAsia="cs-CZ"/>
+              </w:rPr>
+              <w:t>}}</w:t>
             </w:r>
           </w:p>
         </w:tc>
@@ -5608,7 +6124,23 @@
                 <w:szCs w:val="20"/>
                 <w:lang w:eastAsia="cs-CZ"/>
               </w:rPr>
-              <w:t>{{table_B4_I21.6.activity|czech}}</w:t>
+              <w:t>{{table_B4_I21.6.activity|</w:t>
+            </w:r>
+            <w:r>
+              <w:rPr>
+                <w:rFonts w:ascii="Calibri" w:eastAsia="Times New Roman" w:hAnsi="Calibri" w:cs="Calibri"/>
+                <w:szCs w:val="20"/>
+                <w:lang w:eastAsia="cs-CZ"/>
+              </w:rPr>
+              <w:t>czek</w:t>
+            </w:r>
+            <w:r>
+              <w:rPr>
+                <w:rFonts w:ascii="Calibri" w:eastAsia="Times New Roman" w:hAnsi="Calibri" w:cs="Calibri"/>
+                <w:szCs w:val="20"/>
+                <w:lang w:eastAsia="cs-CZ"/>
+              </w:rPr>
+              <w:t>}}</w:t>
             </w:r>
           </w:p>
         </w:tc>
@@ -5639,7 +6171,23 @@
                 <w:szCs w:val="20"/>
                 <w:lang w:eastAsia="cs-CZ"/>
               </w:rPr>
-              <w:t>{{table_B4_I21.6.time_min|czech}}</w:t>
+              <w:t>{{table_B4_I21.6.time_min|</w:t>
+            </w:r>
+            <w:r>
+              <w:rPr>
+                <w:rFonts w:ascii="Calibri" w:eastAsia="Times New Roman" w:hAnsi="Calibri" w:cs="Calibri"/>
+                <w:szCs w:val="20"/>
+                <w:lang w:eastAsia="cs-CZ"/>
+              </w:rPr>
+              <w:t>czech</w:t>
+            </w:r>
+            <w:r>
+              <w:rPr>
+                <w:rFonts w:ascii="Calibri" w:eastAsia="Times New Roman" w:hAnsi="Calibri" w:cs="Calibri"/>
+                <w:szCs w:val="20"/>
+                <w:lang w:eastAsia="cs-CZ"/>
+              </w:rPr>
+              <w:t>}}</w:t>
             </w:r>
           </w:p>
         </w:tc>
@@ -5670,7 +6218,23 @@
                 <w:szCs w:val="20"/>
                 <w:lang w:eastAsia="cs-CZ"/>
               </w:rPr>
-              <w:t>{{table_B4_I21.6.phk_extenzory|czech}}</w:t>
+              <w:t>{{table_B4_I21.6.phk_extenzory|</w:t>
+            </w:r>
+            <w:r>
+              <w:rPr>
+                <w:rFonts w:ascii="Calibri" w:eastAsia="Times New Roman" w:hAnsi="Calibri" w:cs="Calibri"/>
+                <w:szCs w:val="20"/>
+                <w:lang w:eastAsia="cs-CZ"/>
+              </w:rPr>
+              <w:t>czek</w:t>
+            </w:r>
+            <w:r>
+              <w:rPr>
+                <w:rFonts w:ascii="Calibri" w:eastAsia="Times New Roman" w:hAnsi="Calibri" w:cs="Calibri"/>
+                <w:szCs w:val="20"/>
+                <w:lang w:eastAsia="cs-CZ"/>
+              </w:rPr>
+              <w:t>}}</w:t>
             </w:r>
           </w:p>
         </w:tc>
@@ -5701,7 +6265,23 @@
                 <w:szCs w:val="20"/>
                 <w:lang w:eastAsia="cs-CZ"/>
               </w:rPr>
-              <w:t>{{table_B4_I21.6.phk_flexory|czech}}</w:t>
+              <w:t>{{table_B4_I21.6.phk_flexory|</w:t>
+            </w:r>
+            <w:r>
+              <w:rPr>
+                <w:rFonts w:ascii="Calibri" w:eastAsia="Times New Roman" w:hAnsi="Calibri" w:cs="Calibri"/>
+                <w:szCs w:val="20"/>
+                <w:lang w:eastAsia="cs-CZ"/>
+              </w:rPr>
+              <w:t>czek</w:t>
+            </w:r>
+            <w:r>
+              <w:rPr>
+                <w:rFonts w:ascii="Calibri" w:eastAsia="Times New Roman" w:hAnsi="Calibri" w:cs="Calibri"/>
+                <w:szCs w:val="20"/>
+                <w:lang w:eastAsia="cs-CZ"/>
+              </w:rPr>
+              <w:t>}}</w:t>
             </w:r>
           </w:p>
         </w:tc>
@@ -5732,7 +6312,23 @@
                 <w:szCs w:val="20"/>
                 <w:lang w:eastAsia="cs-CZ"/>
               </w:rPr>
-              <w:t>{{table_B4_I21.6.lhk_extenzory|czech}}</w:t>
+              <w:t>{{table_B4_I21.6.lhk_extenzory|</w:t>
+            </w:r>
+            <w:r>
+              <w:rPr>
+                <w:rFonts w:ascii="Calibri" w:eastAsia="Times New Roman" w:hAnsi="Calibri" w:cs="Calibri"/>
+                <w:szCs w:val="20"/>
+                <w:lang w:eastAsia="cs-CZ"/>
+              </w:rPr>
+              <w:t>czek</w:t>
+            </w:r>
+            <w:r>
+              <w:rPr>
+                <w:rFonts w:ascii="Calibri" w:eastAsia="Times New Roman" w:hAnsi="Calibri" w:cs="Calibri"/>
+                <w:szCs w:val="20"/>
+                <w:lang w:eastAsia="cs-CZ"/>
+              </w:rPr>
+              <w:t>}}</w:t>
             </w:r>
           </w:p>
         </w:tc>
@@ -5763,7 +6359,23 @@
                 <w:szCs w:val="20"/>
                 <w:lang w:eastAsia="cs-CZ"/>
               </w:rPr>
-              <w:t>{{table_B4_I21.6.lhk_flexory|czech}}</w:t>
+              <w:t>{{table_B4_I21.6.lhk_flexory|</w:t>
+            </w:r>
+            <w:r>
+              <w:rPr>
+                <w:rFonts w:ascii="Calibri" w:eastAsia="Times New Roman" w:hAnsi="Calibri" w:cs="Calibri"/>
+                <w:szCs w:val="20"/>
+                <w:lang w:eastAsia="cs-CZ"/>
+              </w:rPr>
+              <w:t>czek</w:t>
+            </w:r>
+            <w:r>
+              <w:rPr>
+                <w:rFonts w:ascii="Calibri" w:eastAsia="Times New Roman" w:hAnsi="Calibri" w:cs="Calibri"/>
+                <w:szCs w:val="20"/>
+                <w:lang w:eastAsia="cs-CZ"/>
+              </w:rPr>
+              <w:t>}}</w:t>
             </w:r>
           </w:p>
         </w:tc>
@@ -5799,7 +6411,23 @@
                 <w:szCs w:val="20"/>
                 <w:lang w:eastAsia="cs-CZ"/>
               </w:rPr>
-              <w:t>{{table_B4_I21.7.activity|czech}}</w:t>
+              <w:t>{{table_B4_I21.7.activity|</w:t>
+            </w:r>
+            <w:r>
+              <w:rPr>
+                <w:rFonts w:ascii="Calibri" w:eastAsia="Times New Roman" w:hAnsi="Calibri" w:cs="Calibri"/>
+                <w:szCs w:val="20"/>
+                <w:lang w:eastAsia="cs-CZ"/>
+              </w:rPr>
+              <w:t>czek</w:t>
+            </w:r>
+            <w:r>
+              <w:rPr>
+                <w:rFonts w:ascii="Calibri" w:eastAsia="Times New Roman" w:hAnsi="Calibri" w:cs="Calibri"/>
+                <w:szCs w:val="20"/>
+                <w:lang w:eastAsia="cs-CZ"/>
+              </w:rPr>
+              <w:t>}}</w:t>
             </w:r>
           </w:p>
         </w:tc>
@@ -5830,7 +6458,23 @@
                 <w:szCs w:val="20"/>
                 <w:lang w:eastAsia="cs-CZ"/>
               </w:rPr>
-              <w:t>{{table_B4_I21.7.time_min|czech}}</w:t>
+              <w:t>{{table_B4_I21.7.time_min|</w:t>
+            </w:r>
+            <w:r>
+              <w:rPr>
+                <w:rFonts w:ascii="Calibri" w:eastAsia="Times New Roman" w:hAnsi="Calibri" w:cs="Calibri"/>
+                <w:szCs w:val="20"/>
+                <w:lang w:eastAsia="cs-CZ"/>
+              </w:rPr>
+              <w:t>czech</w:t>
+            </w:r>
+            <w:r>
+              <w:rPr>
+                <w:rFonts w:ascii="Calibri" w:eastAsia="Times New Roman" w:hAnsi="Calibri" w:cs="Calibri"/>
+                <w:szCs w:val="20"/>
+                <w:lang w:eastAsia="cs-CZ"/>
+              </w:rPr>
+              <w:t>}}</w:t>
             </w:r>
           </w:p>
         </w:tc>
@@ -5861,7 +6505,23 @@
                 <w:szCs w:val="20"/>
                 <w:lang w:eastAsia="cs-CZ"/>
               </w:rPr>
-              <w:t>{{table_B4_I21.7.phk_extenzory|czech}}</w:t>
+              <w:t>{{table_B4_I21.7.phk_extenzory|</w:t>
+            </w:r>
+            <w:r>
+              <w:rPr>
+                <w:rFonts w:ascii="Calibri" w:eastAsia="Times New Roman" w:hAnsi="Calibri" w:cs="Calibri"/>
+                <w:szCs w:val="20"/>
+                <w:lang w:eastAsia="cs-CZ"/>
+              </w:rPr>
+              <w:t>czek</w:t>
+            </w:r>
+            <w:r>
+              <w:rPr>
+                <w:rFonts w:ascii="Calibri" w:eastAsia="Times New Roman" w:hAnsi="Calibri" w:cs="Calibri"/>
+                <w:szCs w:val="20"/>
+                <w:lang w:eastAsia="cs-CZ"/>
+              </w:rPr>
+              <w:t>}}</w:t>
             </w:r>
           </w:p>
         </w:tc>
@@ -5892,7 +6552,23 @@
                 <w:szCs w:val="20"/>
                 <w:lang w:eastAsia="cs-CZ"/>
               </w:rPr>
-              <w:t>{{table_B4_I21.7.phk_flexory|czech}}</w:t>
+              <w:t>{{table_B4_I21.7.phk_flexory|</w:t>
+            </w:r>
+            <w:r>
+              <w:rPr>
+                <w:rFonts w:ascii="Calibri" w:eastAsia="Times New Roman" w:hAnsi="Calibri" w:cs="Calibri"/>
+                <w:szCs w:val="20"/>
+                <w:lang w:eastAsia="cs-CZ"/>
+              </w:rPr>
+              <w:t>czek</w:t>
+            </w:r>
+            <w:r>
+              <w:rPr>
+                <w:rFonts w:ascii="Calibri" w:eastAsia="Times New Roman" w:hAnsi="Calibri" w:cs="Calibri"/>
+                <w:szCs w:val="20"/>
+                <w:lang w:eastAsia="cs-CZ"/>
+              </w:rPr>
+              <w:t>}}</w:t>
             </w:r>
           </w:p>
         </w:tc>
@@ -5923,7 +6599,23 @@
                 <w:szCs w:val="20"/>
                 <w:lang w:eastAsia="cs-CZ"/>
               </w:rPr>
-              <w:t>{{table_B4_I21.7.lhk_extenzory|czech}}</w:t>
+              <w:t>{{table_B4_I21.7.lhk_extenzory|</w:t>
+            </w:r>
+            <w:r>
+              <w:rPr>
+                <w:rFonts w:ascii="Calibri" w:eastAsia="Times New Roman" w:hAnsi="Calibri" w:cs="Calibri"/>
+                <w:szCs w:val="20"/>
+                <w:lang w:eastAsia="cs-CZ"/>
+              </w:rPr>
+              <w:t>czek</w:t>
+            </w:r>
+            <w:r>
+              <w:rPr>
+                <w:rFonts w:ascii="Calibri" w:eastAsia="Times New Roman" w:hAnsi="Calibri" w:cs="Calibri"/>
+                <w:szCs w:val="20"/>
+                <w:lang w:eastAsia="cs-CZ"/>
+              </w:rPr>
+              <w:t>}}</w:t>
             </w:r>
           </w:p>
         </w:tc>
@@ -5954,7 +6646,23 @@
                 <w:szCs w:val="20"/>
                 <w:lang w:eastAsia="cs-CZ"/>
               </w:rPr>
-              <w:t>{{table_B4_I21.7.lhk_flexory|czech}}</w:t>
+              <w:t>{{table_B4_I21.7.lhk_flexory|</w:t>
+            </w:r>
+            <w:r>
+              <w:rPr>
+                <w:rFonts w:ascii="Calibri" w:eastAsia="Times New Roman" w:hAnsi="Calibri" w:cs="Calibri"/>
+                <w:szCs w:val="20"/>
+                <w:lang w:eastAsia="cs-CZ"/>
+              </w:rPr>
+              <w:t>czek</w:t>
+            </w:r>
+            <w:r>
+              <w:rPr>
+                <w:rFonts w:ascii="Calibri" w:eastAsia="Times New Roman" w:hAnsi="Calibri" w:cs="Calibri"/>
+                <w:szCs w:val="20"/>
+                <w:lang w:eastAsia="cs-CZ"/>
+              </w:rPr>
+              <w:t>}}</w:t>
             </w:r>
           </w:p>
         </w:tc>
@@ -5992,10 +6700,89 @@
             <w:r>
               <w:rPr>
                 <w:rFonts w:ascii="Calibri" w:eastAsia="Times New Roman" w:hAnsi="Calibri" w:cs="Calibri"/>
-                <w:szCs w:val="20"/>
-                <w:lang w:eastAsia="cs-CZ"/>
-              </w:rPr>
-              <w:t>{{table_B4_I21.8.activity|czech}}</w:t>
+                <w:b/>
+                <w:bCs/>
+                <w:szCs w:val="20"/>
+                <w:lang w:eastAsia="cs-CZ"/>
+              </w:rPr>
+              <w:t>{{table_B4_I21.8.activity|</w:t>
+            </w:r>
+            <w:r>
+              <w:rPr>
+                <w:rFonts w:ascii="Calibri" w:eastAsia="Times New Roman" w:hAnsi="Calibri" w:cs="Calibri"/>
+                <w:b/>
+                <w:bCs/>
+                <w:szCs w:val="20"/>
+                <w:lang w:eastAsia="cs-CZ"/>
+              </w:rPr>
+              <w:t>czek</w:t>
+            </w:r>
+            <w:r>
+              <w:rPr>
+                <w:rFonts w:ascii="Calibri" w:eastAsia="Times New Roman" w:hAnsi="Calibri" w:cs="Calibri"/>
+                <w:b/>
+                <w:bCs/>
+                <w:szCs w:val="20"/>
+                <w:lang w:eastAsia="cs-CZ"/>
+              </w:rPr>
+              <w:t>}}</w:t>
+            </w:r>
+            <w:r>
+              <w:rPr>
+                <w:rFonts w:ascii="Calibri" w:eastAsia="Times New Roman" w:hAnsi="Calibri" w:cs="Calibri"/>
+                <w:b/>
+                <w:bCs/>
+                <w:szCs w:val="20"/>
+                <w:lang w:eastAsia="cs-CZ"/>
+              </w:rPr>
+              <w:t xml:space="preserve"> </w:t>
+            </w:r>
+            <w:r>
+              <w:rPr>
+                <w:rFonts w:ascii="Calibri" w:hAnsi="Calibri" w:cs="Calibri"/>
+                <w:b/>
+                <w:bCs/>
+                <w:szCs w:val="20"/>
+              </w:rPr>
+              <w:t>{{section4_worker_</w:t>
+            </w:r>
+            <w:proofErr w:type="gramStart"/>
+            <w:r>
+              <w:rPr>
+                <w:rFonts w:ascii="Calibri" w:hAnsi="Calibri" w:cs="Calibri"/>
+                <w:b/>
+                <w:bCs/>
+                <w:szCs w:val="20"/>
+              </w:rPr>
+              <w:t>a.initials</w:t>
+            </w:r>
+            <w:proofErr w:type="gramEnd"/>
+            <w:r>
+              <w:rPr>
+                <w:rFonts w:ascii="Calibri" w:hAnsi="Calibri" w:cs="Calibri"/>
+                <w:b/>
+                <w:bCs/>
+                <w:szCs w:val="20"/>
+              </w:rPr>
+              <w:t>|</w:t>
+            </w:r>
+            <w:r>
+              <w:rPr>
+                <w:rFonts w:ascii="Calibri" w:hAnsi="Calibri" w:cs="Calibri"/>
+                <w:b/>
+                <w:bCs/>
+                <w:szCs w:val="20"/>
+              </w:rPr>
+              <w:t>czek</w:t>
+            </w:r>
+            <w:r>
+              <w:rPr>
+                <w:rFonts w:ascii="Calibri" w:hAnsi="Calibri" w:cs="Calibri"/>
+                <w:b/>
+                <w:bCs/>
+                <w:szCs w:val="20"/>
+              </w:rPr>
+              <w:t>}}</w:t>
             </w:r>
           </w:p>
         </w:tc>
@@ -6027,10 +6814,32 @@
             <w:r>
               <w:rPr>
                 <w:rFonts w:ascii="Calibri" w:eastAsia="Times New Roman" w:hAnsi="Calibri" w:cs="Calibri"/>
-                <w:szCs w:val="20"/>
-                <w:lang w:eastAsia="cs-CZ"/>
-              </w:rPr>
-              <w:t>{{table_B4_I21.8.time_min|czech}}</w:t>
+                <w:b/>
+                <w:bCs/>
+                <w:szCs w:val="20"/>
+                <w:lang w:eastAsia="cs-CZ"/>
+              </w:rPr>
+              <w:t>{{table_B4_I21.8.time_min|</w:t>
+            </w:r>
+            <w:r>
+              <w:rPr>
+                <w:rFonts w:ascii="Calibri" w:eastAsia="Times New Roman" w:hAnsi="Calibri" w:cs="Calibri"/>
+                <w:b/>
+                <w:bCs/>
+                <w:szCs w:val="20"/>
+                <w:lang w:eastAsia="cs-CZ"/>
+              </w:rPr>
+              <w:t>czech</w:t>
+            </w:r>
+            <w:r>
+              <w:rPr>
+                <w:rFonts w:ascii="Calibri" w:eastAsia="Times New Roman" w:hAnsi="Calibri" w:cs="Calibri"/>
+                <w:b/>
+                <w:bCs/>
+                <w:szCs w:val="20"/>
+                <w:lang w:eastAsia="cs-CZ"/>
+              </w:rPr>
+              <w:t>}}</w:t>
             </w:r>
           </w:p>
         </w:tc>
@@ -6062,10 +6871,32 @@
             <w:r>
               <w:rPr>
                 <w:rFonts w:ascii="Calibri" w:eastAsia="Times New Roman" w:hAnsi="Calibri" w:cs="Calibri"/>
-                <w:szCs w:val="20"/>
-                <w:lang w:eastAsia="cs-CZ"/>
-              </w:rPr>
-              <w:t>{{table_B4_I21.8.phk_extenzory|czech}}</w:t>
+                <w:b/>
+                <w:bCs/>
+                <w:szCs w:val="20"/>
+                <w:lang w:eastAsia="cs-CZ"/>
+              </w:rPr>
+              <w:t>{{table_B4_I21.8.phk_extenzory|</w:t>
+            </w:r>
+            <w:r>
+              <w:rPr>
+                <w:rFonts w:ascii="Calibri" w:eastAsia="Times New Roman" w:hAnsi="Calibri" w:cs="Calibri"/>
+                <w:b/>
+                <w:bCs/>
+                <w:szCs w:val="20"/>
+                <w:lang w:eastAsia="cs-CZ"/>
+              </w:rPr>
+              <w:t>czek</w:t>
+            </w:r>
+            <w:r>
+              <w:rPr>
+                <w:rFonts w:ascii="Calibri" w:eastAsia="Times New Roman" w:hAnsi="Calibri" w:cs="Calibri"/>
+                <w:b/>
+                <w:bCs/>
+                <w:szCs w:val="20"/>
+                <w:lang w:eastAsia="cs-CZ"/>
+              </w:rPr>
+              <w:t>}}</w:t>
             </w:r>
           </w:p>
         </w:tc>
@@ -6097,10 +6928,32 @@
             <w:r>
               <w:rPr>
                 <w:rFonts w:ascii="Calibri" w:eastAsia="Times New Roman" w:hAnsi="Calibri" w:cs="Calibri"/>
-                <w:szCs w:val="20"/>
-                <w:lang w:eastAsia="cs-CZ"/>
-              </w:rPr>
-              <w:t>{{table_B4_I21.8.phk_flexory|czech}}</w:t>
+                <w:b/>
+                <w:bCs/>
+                <w:szCs w:val="20"/>
+                <w:lang w:eastAsia="cs-CZ"/>
+              </w:rPr>
+              <w:t>{{table_B4_I21.8.phk_flexory|</w:t>
+            </w:r>
+            <w:r>
+              <w:rPr>
+                <w:rFonts w:ascii="Calibri" w:eastAsia="Times New Roman" w:hAnsi="Calibri" w:cs="Calibri"/>
+                <w:b/>
+                <w:bCs/>
+                <w:szCs w:val="20"/>
+                <w:lang w:eastAsia="cs-CZ"/>
+              </w:rPr>
+              <w:t>czek</w:t>
+            </w:r>
+            <w:r>
+              <w:rPr>
+                <w:rFonts w:ascii="Calibri" w:eastAsia="Times New Roman" w:hAnsi="Calibri" w:cs="Calibri"/>
+                <w:b/>
+                <w:bCs/>
+                <w:szCs w:val="20"/>
+                <w:lang w:eastAsia="cs-CZ"/>
+              </w:rPr>
+              <w:t>}}</w:t>
             </w:r>
           </w:p>
         </w:tc>
@@ -6132,10 +6985,32 @@
             <w:r>
               <w:rPr>
                 <w:rFonts w:ascii="Calibri" w:eastAsia="Times New Roman" w:hAnsi="Calibri" w:cs="Calibri"/>
-                <w:szCs w:val="20"/>
-                <w:lang w:eastAsia="cs-CZ"/>
-              </w:rPr>
-              <w:t>{{table_B4_I21.8.lhk_extenzory|czech}}</w:t>
+                <w:b/>
+                <w:bCs/>
+                <w:szCs w:val="20"/>
+                <w:lang w:eastAsia="cs-CZ"/>
+              </w:rPr>
+              <w:t>{{table_B4_I21.8.lhk_extenzory|</w:t>
+            </w:r>
+            <w:r>
+              <w:rPr>
+                <w:rFonts w:ascii="Calibri" w:eastAsia="Times New Roman" w:hAnsi="Calibri" w:cs="Calibri"/>
+                <w:b/>
+                <w:bCs/>
+                <w:szCs w:val="20"/>
+                <w:lang w:eastAsia="cs-CZ"/>
+              </w:rPr>
+              <w:t>czek</w:t>
+            </w:r>
+            <w:r>
+              <w:rPr>
+                <w:rFonts w:ascii="Calibri" w:eastAsia="Times New Roman" w:hAnsi="Calibri" w:cs="Calibri"/>
+                <w:b/>
+                <w:bCs/>
+                <w:szCs w:val="20"/>
+                <w:lang w:eastAsia="cs-CZ"/>
+              </w:rPr>
+              <w:t>}}</w:t>
             </w:r>
           </w:p>
         </w:tc>
@@ -6167,10 +7042,32 @@
             <w:r>
               <w:rPr>
                 <w:rFonts w:ascii="Calibri" w:eastAsia="Times New Roman" w:hAnsi="Calibri" w:cs="Calibri"/>
-                <w:szCs w:val="20"/>
-                <w:lang w:eastAsia="cs-CZ"/>
-              </w:rPr>
-              <w:t>{{table_B4_I21.8.lhk_flexory|czech}}</w:t>
+                <w:b/>
+                <w:bCs/>
+                <w:szCs w:val="20"/>
+                <w:lang w:eastAsia="cs-CZ"/>
+              </w:rPr>
+              <w:t>{{table_B4_I21.8.lhk_flexory|</w:t>
+            </w:r>
+            <w:r>
+              <w:rPr>
+                <w:rFonts w:ascii="Calibri" w:eastAsia="Times New Roman" w:hAnsi="Calibri" w:cs="Calibri"/>
+                <w:b/>
+                <w:bCs/>
+                <w:szCs w:val="20"/>
+                <w:lang w:eastAsia="cs-CZ"/>
+              </w:rPr>
+              <w:t>czek</w:t>
+            </w:r>
+            <w:r>
+              <w:rPr>
+                <w:rFonts w:ascii="Calibri" w:eastAsia="Times New Roman" w:hAnsi="Calibri" w:cs="Calibri"/>
+                <w:b/>
+                <w:bCs/>
+                <w:szCs w:val="20"/>
+                <w:lang w:eastAsia="cs-CZ"/>
+              </w:rPr>
+              <w:t>}}</w:t>
             </w:r>
           </w:p>
         </w:tc>
@@ -6342,13 +7239,13 @@
         <w:tblLook w:val="04A0" w:firstRow="1" w:lastRow="0" w:firstColumn="1" w:lastColumn="0" w:noHBand="0" w:noVBand="1"/>
       </w:tblPr>
       <w:tblGrid>
-        <w:gridCol w:w="1456"/>
-        <w:gridCol w:w="1430"/>
-        <w:gridCol w:w="1522"/>
-        <w:gridCol w:w="1027"/>
-        <w:gridCol w:w="1027"/>
-        <w:gridCol w:w="1456"/>
-        <w:gridCol w:w="1436"/>
+        <w:gridCol w:w="1463"/>
+        <w:gridCol w:w="1435"/>
+        <w:gridCol w:w="1528"/>
+        <w:gridCol w:w="1010"/>
+        <w:gridCol w:w="1010"/>
+        <w:gridCol w:w="1464"/>
+        <w:gridCol w:w="1444"/>
       </w:tblGrid>
       <w:tr>
         <w:trPr>
@@ -8662,7 +9559,7 @@
                 <w:szCs w:val="20"/>
                 <w:lang w:eastAsia="cs-CZ"/>
               </w:rPr>
-              <w:t>movement</w:t>
+              <w:t>movemen</w:t>
             </w:r>
             <w:r>
               <w:rPr>
@@ -8671,7 +9568,7 @@
                 <w:lang w:eastAsia="cs-CZ"/>
               </w:rPr>
               <w:lastRenderedPageBreak/>
-              <w:t>s_per_unit_phk</w:t>
+              <w:t>ts_per_unit_phk</w:t>
             </w:r>
             <w:proofErr w:type="spellEnd"/>
           </w:p>
@@ -8758,7 +9655,7 @@
                 <w:szCs w:val="20"/>
                 <w:lang w:eastAsia="cs-CZ"/>
               </w:rPr>
-              <w:t>movement</w:t>
+              <w:t>movemen</w:t>
             </w:r>
             <w:r>
               <w:rPr>
@@ -8767,7 +9664,7 @@
                 <w:lang w:eastAsia="cs-CZ"/>
               </w:rPr>
               <w:lastRenderedPageBreak/>
-              <w:t>s_per_unit_lhk</w:t>
+              <w:t>ts_per_unit_lhk</w:t>
             </w:r>
             <w:proofErr w:type="spellEnd"/>
           </w:p>
@@ -8903,10 +9800,54 @@
             <w:r>
               <w:rPr>
                 <w:rFonts w:ascii="Calibri" w:eastAsia="Times New Roman" w:hAnsi="Calibri" w:cs="Calibri"/>
+                <w:b/>
+                <w:bCs/>
                 <w:szCs w:val="20"/>
                 <w:lang w:eastAsia="cs-CZ"/>
               </w:rPr>
               <w:t>{{table_movements_per_unit.7.activity|czech}}</w:t>
+            </w:r>
+            <w:r>
+              <w:rPr>
+                <w:rFonts w:ascii="Calibri" w:eastAsia="Times New Roman" w:hAnsi="Calibri" w:cs="Calibri"/>
+                <w:b/>
+                <w:bCs/>
+                <w:szCs w:val="20"/>
+                <w:lang w:eastAsia="cs-CZ"/>
+              </w:rPr>
+              <w:t xml:space="preserve"> </w:t>
+            </w:r>
+            <w:r>
+              <w:rPr>
+                <w:rFonts w:ascii="Calibri" w:eastAsia="Times New Roman" w:hAnsi="Calibri" w:cs="Calibri"/>
+                <w:b/>
+                <w:bCs/>
+                <w:szCs w:val="20"/>
+                <w:lang w:eastAsia="cs-CZ"/>
+              </w:rPr>
+              <w:t>{{section4_worker_</w:t>
+            </w:r>
+            <w:proofErr w:type="gramStart"/>
+            <w:r>
+              <w:rPr>
+                <w:rFonts w:ascii="Calibri" w:eastAsia="Times New Roman" w:hAnsi="Calibri" w:cs="Calibri"/>
+                <w:b/>
+                <w:bCs/>
+                <w:szCs w:val="20"/>
+                <w:lang w:eastAsia="cs-CZ"/>
+              </w:rPr>
+              <w:t>a.initials</w:t>
+            </w:r>
+            <w:proofErr w:type="gramEnd"/>
+            <w:r>
+              <w:rPr>
+                <w:rFonts w:ascii="Calibri" w:eastAsia="Times New Roman" w:hAnsi="Calibri" w:cs="Calibri"/>
+                <w:b/>
+                <w:bCs/>
+                <w:szCs w:val="20"/>
+                <w:lang w:eastAsia="cs-CZ"/>
+              </w:rPr>
+              <w:t>|czech}}</w:t>
             </w:r>
           </w:p>
         </w:tc>
@@ -8927,15 +9868,18 @@
               <w:jc w:val="center"/>
               <w:rPr>
                 <w:rFonts w:ascii="Calibri" w:eastAsia="Times New Roman" w:hAnsi="Calibri" w:cs="Calibri"/>
-                <w:bCs/>
-                <w:color w:val="000000"/>
-                <w:szCs w:val="20"/>
-                <w:lang w:eastAsia="cs-CZ"/>
-              </w:rPr>
-            </w:pPr>
-            <w:r>
-              <w:rPr>
-                <w:rFonts w:ascii="Calibri" w:eastAsia="Times New Roman" w:hAnsi="Calibri" w:cs="Calibri"/>
+                <w:b/>
+                <w:bCs/>
+                <w:color w:val="000000"/>
+                <w:szCs w:val="20"/>
+                <w:lang w:eastAsia="cs-CZ"/>
+              </w:rPr>
+            </w:pPr>
+            <w:r>
+              <w:rPr>
+                <w:rFonts w:ascii="Calibri" w:eastAsia="Times New Roman" w:hAnsi="Calibri" w:cs="Calibri"/>
+                <w:b/>
+                <w:bCs/>
                 <w:szCs w:val="20"/>
                 <w:lang w:eastAsia="cs-CZ"/>
               </w:rPr>
@@ -8971,6 +9915,8 @@
             <w:r>
               <w:rPr>
                 <w:rFonts w:ascii="Calibri" w:eastAsia="Times New Roman" w:hAnsi="Calibri" w:cs="Calibri"/>
+                <w:b/>
+                <w:bCs/>
                 <w:szCs w:val="20"/>
                 <w:lang w:eastAsia="cs-CZ"/>
               </w:rPr>
@@ -9005,6 +9951,8 @@
             <w:r>
               <w:rPr>
                 <w:rFonts w:ascii="Calibri" w:eastAsia="Times New Roman" w:hAnsi="Calibri" w:cs="Calibri"/>
+                <w:b/>
+                <w:bCs/>
                 <w:szCs w:val="20"/>
                 <w:lang w:eastAsia="cs-CZ"/>
               </w:rPr>
@@ -9039,6 +9987,8 @@
             <w:r>
               <w:rPr>
                 <w:rFonts w:ascii="Calibri" w:eastAsia="Times New Roman" w:hAnsi="Calibri" w:cs="Calibri"/>
+                <w:b/>
+                <w:bCs/>
                 <w:szCs w:val="20"/>
                 <w:lang w:eastAsia="cs-CZ"/>
               </w:rPr>
@@ -9071,6 +10021,15 @@
                 <w:lang w:eastAsia="cs-CZ"/>
               </w:rPr>
             </w:pPr>
+            <w:r>
+              <w:rPr>
+                <w:rFonts w:ascii="Calibri" w:hAnsi="Calibri" w:cs="Calibri"/>
+                <w:b/>
+                <w:bCs/>
+                <w:szCs w:val="20"/>
+              </w:rPr>
+              <w:t>{{table_movements_per_unit.7.all_phk|czech}}</w:t>
+            </w:r>
           </w:p>
         </w:tc>
         <w:tc>
@@ -9098,6 +10057,15 @@
                 <w:lang w:eastAsia="cs-CZ"/>
               </w:rPr>
             </w:pPr>
+            <w:r>
+              <w:rPr>
+                <w:rFonts w:ascii="Calibri" w:hAnsi="Calibri" w:cs="Calibri"/>
+                <w:b/>
+                <w:bCs/>
+                <w:szCs w:val="20"/>
+              </w:rPr>
+              <w:t>{{table_movements_per_unit.7.all_lhk|czech}}</w:t>
+            </w:r>
           </w:p>
         </w:tc>
       </w:tr>
@@ -9676,10 +10644,16 @@
             <w:pPr>
               <w:spacing w:line="276" w:lineRule="auto"/>
               <w:jc w:val="center"/>
+              <w:rPr>
+                <w:b/>
+                <w:bCs/>
+              </w:rPr>
             </w:pPr>
             <w:r>
               <w:rPr>
                 <w:rFonts w:ascii="Calibri" w:hAnsi="Calibri" w:cs="Calibri"/>
+                <w:b/>
+                <w:bCs/>
                 <w:szCs w:val="20"/>
               </w:rPr>
               <w:t>{{section2_</w:t>
@@ -9688,6 +10662,8 @@
             <w:r>
               <w:rPr>
                 <w:rFonts w:ascii="Calibri" w:hAnsi="Calibri" w:cs="Calibri"/>
+                <w:b/>
+                <w:bCs/>
                 <w:szCs w:val="20"/>
               </w:rPr>
               <w:t>firma.measurement</w:t>
@@ -9696,6 +10672,8 @@
             <w:r>
               <w:rPr>
                 <w:rFonts w:ascii="Calibri" w:hAnsi="Calibri" w:cs="Calibri"/>
+                <w:b/>
+                <w:bCs/>
                 <w:szCs w:val="20"/>
               </w:rPr>
               <w:t>_date|czech}}</w:t>
@@ -9719,10 +10697,16 @@
             <w:pPr>
               <w:spacing w:line="276" w:lineRule="auto"/>
               <w:jc w:val="center"/>
+              <w:rPr>
+                <w:b/>
+                <w:bCs/>
+              </w:rPr>
             </w:pPr>
             <w:r>
               <w:rPr>
                 <w:rFonts w:ascii="Calibri" w:hAnsi="Calibri" w:cs="Calibri"/>
+                <w:b/>
+                <w:bCs/>
                 <w:szCs w:val="20"/>
               </w:rPr>
               <w:t>{{section4_worker_</w:t>
@@ -9731,6 +10715,8 @@
             <w:r>
               <w:rPr>
                 <w:rFonts w:ascii="Calibri" w:hAnsi="Calibri" w:cs="Calibri"/>
+                <w:b/>
+                <w:bCs/>
                 <w:szCs w:val="20"/>
               </w:rPr>
               <w:t>a.initials</w:t>
@@ -9739,6 +10725,8 @@
             <w:r>
               <w:rPr>
                 <w:rFonts w:ascii="Calibri" w:hAnsi="Calibri" w:cs="Calibri"/>
+                <w:b/>
+                <w:bCs/>
                 <w:szCs w:val="20"/>
               </w:rPr>
               <w:t>|czech}}</w:t>
@@ -9764,12 +10752,16 @@
               <w:jc w:val="center"/>
               <w:rPr>
                 <w:rFonts w:ascii="Calibri" w:hAnsi="Calibri" w:cs="Calibri"/>
+                <w:b/>
+                <w:bCs/>
                 <w:szCs w:val="20"/>
               </w:rPr>
             </w:pPr>
             <w:r>
               <w:rPr>
                 <w:rFonts w:ascii="Calibri" w:hAnsi="Calibri" w:cs="Calibri"/>
+                <w:b/>
+                <w:bCs/>
                 <w:szCs w:val="20"/>
               </w:rPr>
               <w:t>{{</w:t>
@@ -9778,6 +10770,8 @@
             <w:r>
               <w:rPr>
                 <w:rFonts w:ascii="Calibri" w:hAnsi="Calibri" w:cs="Calibri"/>
+                <w:b/>
+                <w:bCs/>
                 <w:szCs w:val="20"/>
               </w:rPr>
               <w:t>table_time_weighted_average</w:t>
@@ -9790,6 +10784,8 @@
               <w:jc w:val="center"/>
               <w:rPr>
                 <w:rFonts w:ascii="Calibri" w:hAnsi="Calibri" w:cs="Calibri"/>
+                <w:b/>
+                <w:bCs/>
                 <w:szCs w:val="20"/>
               </w:rPr>
             </w:pPr>
@@ -9797,6 +10793,8 @@
             <w:r>
               <w:rPr>
                 <w:rFonts w:ascii="Calibri" w:hAnsi="Calibri" w:cs="Calibri"/>
+                <w:b/>
+                <w:bCs/>
                 <w:szCs w:val="20"/>
               </w:rPr>
               <w:t>.1.phk</w:t>
@@ -9805,9 +10803,29 @@
             <w:r>
               <w:rPr>
                 <w:rFonts w:ascii="Calibri" w:hAnsi="Calibri" w:cs="Calibri"/>
-                <w:szCs w:val="20"/>
-              </w:rPr>
-              <w:t>_extenzory|czech}}</w:t>
+                <w:b/>
+                <w:bCs/>
+                <w:szCs w:val="20"/>
+              </w:rPr>
+              <w:t>_extenzory|cze</w:t>
+            </w:r>
+            <w:r>
+              <w:rPr>
+                <w:rFonts w:ascii="Calibri" w:hAnsi="Calibri" w:cs="Calibri"/>
+                <w:b/>
+                <w:bCs/>
+                <w:szCs w:val="20"/>
+              </w:rPr>
+              <w:t>k</w:t>
+            </w:r>
+            <w:r>
+              <w:rPr>
+                <w:rFonts w:ascii="Calibri" w:hAnsi="Calibri" w:cs="Calibri"/>
+                <w:b/>
+                <w:bCs/>
+                <w:szCs w:val="20"/>
+              </w:rPr>
+              <w:t>}}</w:t>
             </w:r>
           </w:p>
         </w:tc>
@@ -9829,12 +10847,16 @@
               <w:jc w:val="center"/>
               <w:rPr>
                 <w:rFonts w:ascii="Calibri" w:hAnsi="Calibri" w:cs="Calibri"/>
+                <w:b/>
+                <w:bCs/>
                 <w:szCs w:val="20"/>
               </w:rPr>
             </w:pPr>
             <w:r>
               <w:rPr>
                 <w:rFonts w:ascii="Calibri" w:hAnsi="Calibri" w:cs="Calibri"/>
+                <w:b/>
+                <w:bCs/>
                 <w:szCs w:val="20"/>
               </w:rPr>
               <w:t>{{</w:t>
@@ -9843,6 +10865,8 @@
             <w:r>
               <w:rPr>
                 <w:rFonts w:ascii="Calibri" w:hAnsi="Calibri" w:cs="Calibri"/>
+                <w:b/>
+                <w:bCs/>
                 <w:szCs w:val="20"/>
               </w:rPr>
               <w:t>table_time_weighted_average</w:t>
@@ -9855,6 +10879,8 @@
               <w:jc w:val="center"/>
               <w:rPr>
                 <w:rFonts w:ascii="Calibri" w:hAnsi="Calibri" w:cs="Calibri"/>
+                <w:b/>
+                <w:bCs/>
                 <w:szCs w:val="20"/>
               </w:rPr>
             </w:pPr>
@@ -9862,6 +10888,8 @@
             <w:r>
               <w:rPr>
                 <w:rFonts w:ascii="Calibri" w:hAnsi="Calibri" w:cs="Calibri"/>
+                <w:b/>
+                <w:bCs/>
                 <w:szCs w:val="20"/>
               </w:rPr>
               <w:t>.1.phk</w:t>
@@ -9870,9 +10898,29 @@
             <w:r>
               <w:rPr>
                 <w:rFonts w:ascii="Calibri" w:hAnsi="Calibri" w:cs="Calibri"/>
-                <w:szCs w:val="20"/>
-              </w:rPr>
-              <w:t>_flexory|czech}}</w:t>
+                <w:b/>
+                <w:bCs/>
+                <w:szCs w:val="20"/>
+              </w:rPr>
+              <w:t>_flexory|cze</w:t>
+            </w:r>
+            <w:r>
+              <w:rPr>
+                <w:rFonts w:ascii="Calibri" w:hAnsi="Calibri" w:cs="Calibri"/>
+                <w:b/>
+                <w:bCs/>
+                <w:szCs w:val="20"/>
+              </w:rPr>
+              <w:t>k</w:t>
+            </w:r>
+            <w:r>
+              <w:rPr>
+                <w:rFonts w:ascii="Calibri" w:hAnsi="Calibri" w:cs="Calibri"/>
+                <w:b/>
+                <w:bCs/>
+                <w:szCs w:val="20"/>
+              </w:rPr>
+              <w:t>}}</w:t>
             </w:r>
           </w:p>
         </w:tc>
@@ -9894,12 +10942,16 @@
               <w:jc w:val="center"/>
               <w:rPr>
                 <w:rFonts w:ascii="Calibri" w:hAnsi="Calibri" w:cs="Calibri"/>
+                <w:b/>
+                <w:bCs/>
                 <w:szCs w:val="20"/>
               </w:rPr>
             </w:pPr>
             <w:r>
               <w:rPr>
                 <w:rFonts w:ascii="Calibri" w:hAnsi="Calibri" w:cs="Calibri"/>
+                <w:b/>
+                <w:bCs/>
                 <w:szCs w:val="20"/>
               </w:rPr>
               <w:t>{{</w:t>
@@ -9908,6 +10960,8 @@
             <w:r>
               <w:rPr>
                 <w:rFonts w:ascii="Calibri" w:hAnsi="Calibri" w:cs="Calibri"/>
+                <w:b/>
+                <w:bCs/>
                 <w:szCs w:val="20"/>
               </w:rPr>
               <w:t>table_time_weighted_average</w:t>
@@ -9920,6 +10974,8 @@
               <w:jc w:val="center"/>
               <w:rPr>
                 <w:rFonts w:ascii="Calibri" w:hAnsi="Calibri" w:cs="Calibri"/>
+                <w:b/>
+                <w:bCs/>
                 <w:szCs w:val="20"/>
               </w:rPr>
             </w:pPr>
@@ -9927,6 +10983,8 @@
             <w:r>
               <w:rPr>
                 <w:rFonts w:ascii="Calibri" w:hAnsi="Calibri" w:cs="Calibri"/>
+                <w:b/>
+                <w:bCs/>
                 <w:szCs w:val="20"/>
               </w:rPr>
               <w:t>.1.phk</w:t>
@@ -9935,9 +10993,29 @@
             <w:r>
               <w:rPr>
                 <w:rFonts w:ascii="Calibri" w:hAnsi="Calibri" w:cs="Calibri"/>
-                <w:szCs w:val="20"/>
-              </w:rPr>
-              <w:t>_movements|czech}}</w:t>
+                <w:b/>
+                <w:bCs/>
+                <w:szCs w:val="20"/>
+              </w:rPr>
+              <w:t>_movements|cze</w:t>
+            </w:r>
+            <w:r>
+              <w:rPr>
+                <w:rFonts w:ascii="Calibri" w:hAnsi="Calibri" w:cs="Calibri"/>
+                <w:b/>
+                <w:bCs/>
+                <w:szCs w:val="20"/>
+              </w:rPr>
+              <w:t>ch</w:t>
+            </w:r>
+            <w:r>
+              <w:rPr>
+                <w:rFonts w:ascii="Calibri" w:hAnsi="Calibri" w:cs="Calibri"/>
+                <w:b/>
+                <w:bCs/>
+                <w:szCs w:val="20"/>
+              </w:rPr>
+              <w:t>}}</w:t>
             </w:r>
           </w:p>
         </w:tc>
@@ -9959,12 +11037,16 @@
               <w:jc w:val="center"/>
               <w:rPr>
                 <w:rFonts w:ascii="Calibri" w:hAnsi="Calibri" w:cs="Calibri"/>
+                <w:b/>
+                <w:bCs/>
                 <w:szCs w:val="20"/>
               </w:rPr>
             </w:pPr>
             <w:r>
               <w:rPr>
                 <w:rFonts w:ascii="Calibri" w:hAnsi="Calibri" w:cs="Calibri"/>
+                <w:b/>
+                <w:bCs/>
                 <w:szCs w:val="20"/>
               </w:rPr>
               <w:t>{{</w:t>
@@ -9973,6 +11055,8 @@
             <w:r>
               <w:rPr>
                 <w:rFonts w:ascii="Calibri" w:hAnsi="Calibri" w:cs="Calibri"/>
+                <w:b/>
+                <w:bCs/>
                 <w:szCs w:val="20"/>
               </w:rPr>
               <w:t>table_time_weighted_average</w:t>
@@ -9985,6 +11069,8 @@
               <w:jc w:val="center"/>
               <w:rPr>
                 <w:rFonts w:ascii="Calibri" w:hAnsi="Calibri" w:cs="Calibri"/>
+                <w:b/>
+                <w:bCs/>
                 <w:szCs w:val="20"/>
               </w:rPr>
             </w:pPr>
@@ -9992,6 +11078,8 @@
             <w:r>
               <w:rPr>
                 <w:rFonts w:ascii="Calibri" w:hAnsi="Calibri" w:cs="Calibri"/>
+                <w:b/>
+                <w:bCs/>
                 <w:szCs w:val="20"/>
               </w:rPr>
               <w:t>.1.lhk</w:t>
@@ -10000,9 +11088,29 @@
             <w:r>
               <w:rPr>
                 <w:rFonts w:ascii="Calibri" w:hAnsi="Calibri" w:cs="Calibri"/>
-                <w:szCs w:val="20"/>
-              </w:rPr>
-              <w:t>_extenzory|czech}}</w:t>
+                <w:b/>
+                <w:bCs/>
+                <w:szCs w:val="20"/>
+              </w:rPr>
+              <w:t>_extenzory|cze</w:t>
+            </w:r>
+            <w:r>
+              <w:rPr>
+                <w:rFonts w:ascii="Calibri" w:hAnsi="Calibri" w:cs="Calibri"/>
+                <w:b/>
+                <w:bCs/>
+                <w:szCs w:val="20"/>
+              </w:rPr>
+              <w:t>k</w:t>
+            </w:r>
+            <w:r>
+              <w:rPr>
+                <w:rFonts w:ascii="Calibri" w:hAnsi="Calibri" w:cs="Calibri"/>
+                <w:b/>
+                <w:bCs/>
+                <w:szCs w:val="20"/>
+              </w:rPr>
+              <w:t>}}</w:t>
             </w:r>
           </w:p>
         </w:tc>
@@ -10024,12 +11132,16 @@
               <w:jc w:val="center"/>
               <w:rPr>
                 <w:rFonts w:ascii="Calibri" w:hAnsi="Calibri" w:cs="Calibri"/>
+                <w:b/>
+                <w:bCs/>
                 <w:szCs w:val="20"/>
               </w:rPr>
             </w:pPr>
             <w:r>
               <w:rPr>
                 <w:rFonts w:ascii="Calibri" w:hAnsi="Calibri" w:cs="Calibri"/>
+                <w:b/>
+                <w:bCs/>
                 <w:szCs w:val="20"/>
               </w:rPr>
               <w:t>{{</w:t>
@@ -10038,6 +11150,8 @@
             <w:r>
               <w:rPr>
                 <w:rFonts w:ascii="Calibri" w:hAnsi="Calibri" w:cs="Calibri"/>
+                <w:b/>
+                <w:bCs/>
                 <w:szCs w:val="20"/>
               </w:rPr>
               <w:t>table_time_weighted_average</w:t>
@@ -10050,6 +11164,8 @@
               <w:jc w:val="center"/>
               <w:rPr>
                 <w:rFonts w:ascii="Calibri" w:hAnsi="Calibri" w:cs="Calibri"/>
+                <w:b/>
+                <w:bCs/>
                 <w:szCs w:val="20"/>
               </w:rPr>
             </w:pPr>
@@ -10057,6 +11173,8 @@
             <w:r>
               <w:rPr>
                 <w:rFonts w:ascii="Calibri" w:hAnsi="Calibri" w:cs="Calibri"/>
+                <w:b/>
+                <w:bCs/>
                 <w:szCs w:val="20"/>
               </w:rPr>
               <w:t>.1.lhk</w:t>
@@ -10065,9 +11183,29 @@
             <w:r>
               <w:rPr>
                 <w:rFonts w:ascii="Calibri" w:hAnsi="Calibri" w:cs="Calibri"/>
-                <w:szCs w:val="20"/>
-              </w:rPr>
-              <w:t>_flexory|czech}}</w:t>
+                <w:b/>
+                <w:bCs/>
+                <w:szCs w:val="20"/>
+              </w:rPr>
+              <w:t>_flexory|cze</w:t>
+            </w:r>
+            <w:r>
+              <w:rPr>
+                <w:rFonts w:ascii="Calibri" w:hAnsi="Calibri" w:cs="Calibri"/>
+                <w:b/>
+                <w:bCs/>
+                <w:szCs w:val="20"/>
+              </w:rPr>
+              <w:t>k</w:t>
+            </w:r>
+            <w:r>
+              <w:rPr>
+                <w:rFonts w:ascii="Calibri" w:hAnsi="Calibri" w:cs="Calibri"/>
+                <w:b/>
+                <w:bCs/>
+                <w:szCs w:val="20"/>
+              </w:rPr>
+              <w:t>}}</w:t>
             </w:r>
           </w:p>
         </w:tc>
@@ -10089,12 +11227,16 @@
               <w:jc w:val="center"/>
               <w:rPr>
                 <w:rFonts w:ascii="Calibri" w:hAnsi="Calibri" w:cs="Calibri"/>
+                <w:b/>
+                <w:bCs/>
                 <w:szCs w:val="20"/>
               </w:rPr>
             </w:pPr>
             <w:r>
               <w:rPr>
                 <w:rFonts w:ascii="Calibri" w:hAnsi="Calibri" w:cs="Calibri"/>
+                <w:b/>
+                <w:bCs/>
                 <w:szCs w:val="20"/>
               </w:rPr>
               <w:t>{{</w:t>
@@ -10103,6 +11245,8 @@
             <w:r>
               <w:rPr>
                 <w:rFonts w:ascii="Calibri" w:hAnsi="Calibri" w:cs="Calibri"/>
+                <w:b/>
+                <w:bCs/>
                 <w:szCs w:val="20"/>
               </w:rPr>
               <w:t>table_time_weighted_average</w:t>
@@ -10115,6 +11259,8 @@
               <w:jc w:val="center"/>
               <w:rPr>
                 <w:rFonts w:ascii="Calibri" w:hAnsi="Calibri" w:cs="Calibri"/>
+                <w:b/>
+                <w:bCs/>
                 <w:szCs w:val="20"/>
               </w:rPr>
             </w:pPr>
@@ -10122,6 +11268,8 @@
             <w:r>
               <w:rPr>
                 <w:rFonts w:ascii="Calibri" w:hAnsi="Calibri" w:cs="Calibri"/>
+                <w:b/>
+                <w:bCs/>
                 <w:szCs w:val="20"/>
               </w:rPr>
               <w:t>.1.lhk</w:t>
@@ -10130,6 +11278,8 @@
             <w:r>
               <w:rPr>
                 <w:rFonts w:ascii="Calibri" w:hAnsi="Calibri" w:cs="Calibri"/>
+                <w:b/>
+                <w:bCs/>
                 <w:szCs w:val="20"/>
               </w:rPr>
               <w:t>_movements|czech}}</w:t>
@@ -10208,9 +11358,8 @@
                 <w:color w:val="FF0000"/>
                 <w:szCs w:val="20"/>
               </w:rPr>
-              <w:t>{{</w:t>
-            </w:r>
-            <w:proofErr w:type="spellStart"/>
+              <w:t>{{section_generated_texts.hygiene_limits.phk_extenzor</w:t>
+            </w:r>
             <w:r>
               <w:rPr>
                 <w:rFonts w:ascii="Calibri" w:hAnsi="Calibri" w:cs="Calibri"/>
@@ -10219,9 +11368,8 @@
                 <w:color w:val="FF0000"/>
                 <w:szCs w:val="20"/>
               </w:rPr>
-              <w:t>section_generated_texts.hygiene_limits.phk_extenzor</w:t>
-            </w:r>
-            <w:proofErr w:type="spellEnd"/>
+              <w:t>|nondecimal</w:t>
+            </w:r>
             <w:r>
               <w:rPr>
                 <w:rFonts w:ascii="Calibri" w:hAnsi="Calibri" w:cs="Calibri"/>
@@ -10278,6 +11426,16 @@
               </w:rPr>
               <w:t>section_generated_texts.hygiene_limits.phk_flexor</w:t>
             </w:r>
+            <w:r>
+              <w:rPr>
+                <w:rFonts w:ascii="Calibri" w:hAnsi="Calibri" w:cs="Calibri"/>
+                <w:b/>
+                <w:bCs/>
+                <w:color w:val="FF0000"/>
+                <w:szCs w:val="20"/>
+              </w:rPr>
+              <w:t>|nondecimal</w:t>
+            </w:r>
             <w:proofErr w:type="spellEnd"/>
             <w:r>
               <w:rPr>
@@ -10357,9 +11515,8 @@
                 <w:color w:val="FF0000"/>
                 <w:szCs w:val="20"/>
               </w:rPr>
-              <w:t>{{</w:t>
-            </w:r>
-            <w:proofErr w:type="spellStart"/>
+              <w:t>{{section_generated_texts.hygiene_limits.lhk_extenzor</w:t>
+            </w:r>
             <w:r>
               <w:rPr>
                 <w:rFonts w:ascii="Calibri" w:hAnsi="Calibri" w:cs="Calibri"/>
@@ -10368,9 +11525,8 @@
                 <w:color w:val="FF0000"/>
                 <w:szCs w:val="20"/>
               </w:rPr>
-              <w:t>section_generated_texts.hygiene_limits.lhk_extenzor</w:t>
-            </w:r>
-            <w:proofErr w:type="spellEnd"/>
+              <w:t>|nondecimal</w:t>
+            </w:r>
             <w:r>
               <w:rPr>
                 <w:rFonts w:ascii="Calibri" w:hAnsi="Calibri" w:cs="Calibri"/>
@@ -10425,6 +11581,16 @@
                 <w:szCs w:val="20"/>
               </w:rPr>
               <w:t>section_generated_texts.hygiene_limits.lhk_flexor</w:t>
+            </w:r>
+            <w:r>
+              <w:rPr>
+                <w:rFonts w:ascii="Calibri" w:hAnsi="Calibri" w:cs="Calibri"/>
+                <w:b/>
+                <w:bCs/>
+                <w:color w:val="FF0000"/>
+                <w:szCs w:val="20"/>
+              </w:rPr>
+              <w:t>|nondecimal</w:t>
             </w:r>
             <w:proofErr w:type="spellEnd"/>
             <w:r>
@@ -10533,15 +11699,15 @@
         <w:tblLook w:val="04A0" w:firstRow="1" w:lastRow="0" w:firstColumn="1" w:lastColumn="0" w:noHBand="0" w:noVBand="1"/>
       </w:tblPr>
       <w:tblGrid>
-        <w:gridCol w:w="756"/>
-        <w:gridCol w:w="1087"/>
-        <w:gridCol w:w="1016"/>
-        <w:gridCol w:w="1070"/>
+        <w:gridCol w:w="759"/>
+        <w:gridCol w:w="1085"/>
+        <w:gridCol w:w="1015"/>
+        <w:gridCol w:w="1069"/>
         <w:gridCol w:w="999"/>
-        <w:gridCol w:w="1135"/>
-        <w:gridCol w:w="1063"/>
+        <w:gridCol w:w="1134"/>
+        <w:gridCol w:w="1064"/>
         <w:gridCol w:w="1117"/>
-        <w:gridCol w:w="1046"/>
+        <w:gridCol w:w="1047"/>
       </w:tblGrid>
       <w:tr>
         <w:trPr>
@@ -11075,16 +12241,16 @@
             <w:pPr>
               <w:rPr>
                 <w:rFonts w:ascii="Calibri" w:eastAsia="Times New Roman" w:hAnsi="Calibri" w:cs="Calibri"/>
-                <w:bCs/>
-                <w:color w:val="000000"/>
-                <w:szCs w:val="20"/>
-                <w:lang w:eastAsia="cs-CZ"/>
-              </w:rPr>
-            </w:pPr>
-            <w:r>
-              <w:rPr>
-                <w:rFonts w:ascii="Calibri" w:eastAsia="Times New Roman" w:hAnsi="Calibri" w:cs="Calibri"/>
-                <w:bCs/>
+                <w:b/>
+                <w:color w:val="000000"/>
+                <w:szCs w:val="20"/>
+                <w:lang w:eastAsia="cs-CZ"/>
+              </w:rPr>
+            </w:pPr>
+            <w:r>
+              <w:rPr>
+                <w:rFonts w:ascii="Calibri" w:eastAsia="Times New Roman" w:hAnsi="Calibri" w:cs="Calibri"/>
+                <w:b/>
                 <w:color w:val="000000"/>
                 <w:szCs w:val="20"/>
                 <w:lang w:eastAsia="cs-CZ"/>
@@ -11095,7 +12261,7 @@
             <w:r>
               <w:rPr>
                 <w:rFonts w:ascii="Calibri" w:eastAsia="Times New Roman" w:hAnsi="Calibri" w:cs="Calibri"/>
-                <w:bCs/>
+                <w:b/>
                 <w:color w:val="000000"/>
                 <w:szCs w:val="20"/>
                 <w:lang w:eastAsia="cs-CZ"/>
@@ -11117,12 +12283,57 @@
             <w:r>
               <w:rPr>
                 <w:rFonts w:ascii="Calibri" w:eastAsia="Times New Roman" w:hAnsi="Calibri" w:cs="Calibri"/>
-                <w:bCs/>
+                <w:b/>
                 <w:color w:val="000000"/>
                 <w:szCs w:val="20"/>
                 <w:lang w:eastAsia="cs-CZ"/>
               </w:rPr>
               <w:t>.1.activity|czech}}</w:t>
+            </w:r>
+            <w:r>
+              <w:rPr>
+                <w:rFonts w:ascii="Calibri" w:eastAsia="Times New Roman" w:hAnsi="Calibri" w:cs="Calibri"/>
+                <w:b/>
+                <w:color w:val="000000"/>
+                <w:szCs w:val="20"/>
+                <w:lang w:eastAsia="cs-CZ"/>
+              </w:rPr>
+              <w:t xml:space="preserve"> </w:t>
+            </w:r>
+            <w:r>
+              <w:rPr>
+                <w:rFonts w:ascii="Calibri" w:eastAsia="Times New Roman" w:hAnsi="Calibri" w:cs="Calibri"/>
+                <w:b/>
+                <w:bCs/>
+                <w:color w:val="000000"/>
+                <w:szCs w:val="20"/>
+                <w:lang w:eastAsia="cs-CZ"/>
+              </w:rPr>
+              <w:t>{{section4_worker_</w:t>
+            </w:r>
+            <w:proofErr w:type="gramStart"/>
+            <w:r>
+              <w:rPr>
+                <w:rFonts w:ascii="Calibri" w:eastAsia="Times New Roman" w:hAnsi="Calibri" w:cs="Calibri"/>
+                <w:b/>
+                <w:bCs/>
+                <w:color w:val="000000"/>
+                <w:szCs w:val="20"/>
+                <w:lang w:eastAsia="cs-CZ"/>
+              </w:rPr>
+              <w:t>a.initials</w:t>
+            </w:r>
+            <w:proofErr w:type="gramEnd"/>
+            <w:r>
+              <w:rPr>
+                <w:rFonts w:ascii="Calibri" w:eastAsia="Times New Roman" w:hAnsi="Calibri" w:cs="Calibri"/>
+                <w:b/>
+                <w:bCs/>
+                <w:color w:val="000000"/>
+                <w:szCs w:val="20"/>
+                <w:lang w:eastAsia="cs-CZ"/>
+              </w:rPr>
+              <w:t>|czech}}</w:t>
             </w:r>
           </w:p>
         </w:tc>
@@ -11277,7 +12488,18 @@
                 <w:szCs w:val="20"/>
                 <w:lang w:eastAsia="cs-CZ"/>
               </w:rPr>
-              <w:t>force_55_70_phk_extenzory|czech}}</w:t>
+              <w:t>force_55_70_phk_extenzory|cze</w:t>
+            </w:r>
+            <w:r>
+              <w:rPr>
+                <w:rFonts w:ascii="Calibri" w:eastAsia="Times New Roman" w:hAnsi="Calibri" w:cs="Calibri"/>
+                <w:bCs/>
+                <w:color w:val="000000"/>
+                <w:szCs w:val="20"/>
+                <w:lang w:eastAsia="cs-CZ"/>
+              </w:rPr>
+              <w:lastRenderedPageBreak/>
+              <w:t>ch}}</w:t>
             </w:r>
           </w:p>
         </w:tc>
@@ -11312,6 +12534,7 @@
                 <w:szCs w:val="20"/>
                 <w:lang w:eastAsia="cs-CZ"/>
               </w:rPr>
+              <w:lastRenderedPageBreak/>
               <w:t>{{</w:t>
             </w:r>
             <w:proofErr w:type="spellStart"/>
@@ -11359,7 +12582,18 @@
                 <w:szCs w:val="20"/>
                 <w:lang w:eastAsia="cs-CZ"/>
               </w:rPr>
-              <w:t>force_55_70_phk_flexory|czech}}</w:t>
+              <w:t>force_55_70_phk_flexory|cze</w:t>
+            </w:r>
+            <w:r>
+              <w:rPr>
+                <w:rFonts w:ascii="Calibri" w:eastAsia="Times New Roman" w:hAnsi="Calibri" w:cs="Calibri"/>
+                <w:bCs/>
+                <w:color w:val="000000"/>
+                <w:szCs w:val="20"/>
+                <w:lang w:eastAsia="cs-CZ"/>
+              </w:rPr>
+              <w:lastRenderedPageBreak/>
+              <w:t>ch}}</w:t>
             </w:r>
           </w:p>
         </w:tc>
@@ -11394,6 +12628,7 @@
                 <w:szCs w:val="20"/>
                 <w:lang w:eastAsia="cs-CZ"/>
               </w:rPr>
+              <w:lastRenderedPageBreak/>
               <w:t>{{</w:t>
             </w:r>
             <w:proofErr w:type="spellStart"/>
@@ -11441,7 +12676,18 @@
                 <w:szCs w:val="20"/>
                 <w:lang w:eastAsia="cs-CZ"/>
               </w:rPr>
-              <w:t>force_55_70_lhk_extenzory|czech}}</w:t>
+              <w:t>force_55_70_lhk_extenzory|czec</w:t>
+            </w:r>
+            <w:r>
+              <w:rPr>
+                <w:rFonts w:ascii="Calibri" w:eastAsia="Times New Roman" w:hAnsi="Calibri" w:cs="Calibri"/>
+                <w:bCs/>
+                <w:color w:val="000000"/>
+                <w:szCs w:val="20"/>
+                <w:lang w:eastAsia="cs-CZ"/>
+              </w:rPr>
+              <w:lastRenderedPageBreak/>
+              <w:t>h}}</w:t>
             </w:r>
           </w:p>
         </w:tc>
@@ -11476,6 +12722,7 @@
                 <w:szCs w:val="20"/>
                 <w:lang w:eastAsia="cs-CZ"/>
               </w:rPr>
+              <w:lastRenderedPageBreak/>
               <w:t>{{</w:t>
             </w:r>
             <w:proofErr w:type="spellStart"/>
@@ -11523,7 +12770,18 @@
                 <w:szCs w:val="20"/>
                 <w:lang w:eastAsia="cs-CZ"/>
               </w:rPr>
-              <w:t>force_55_70_lhk_flexory|czech}}</w:t>
+              <w:t>force_55_70_lhk_flexory|czec</w:t>
+            </w:r>
+            <w:r>
+              <w:rPr>
+                <w:rFonts w:ascii="Calibri" w:eastAsia="Times New Roman" w:hAnsi="Calibri" w:cs="Calibri"/>
+                <w:bCs/>
+                <w:color w:val="000000"/>
+                <w:szCs w:val="20"/>
+                <w:lang w:eastAsia="cs-CZ"/>
+              </w:rPr>
+              <w:lastRenderedPageBreak/>
+              <w:t>h}}</w:t>
             </w:r>
           </w:p>
         </w:tc>
@@ -11558,6 +12816,7 @@
                 <w:szCs w:val="20"/>
                 <w:lang w:eastAsia="cs-CZ"/>
               </w:rPr>
+              <w:lastRenderedPageBreak/>
               <w:t>{{</w:t>
             </w:r>
             <w:proofErr w:type="spellStart"/>
@@ -11605,7 +12864,18 @@
                 <w:szCs w:val="20"/>
                 <w:lang w:eastAsia="cs-CZ"/>
               </w:rPr>
-              <w:t>force_over_70_phk_extenzory|czech}}</w:t>
+              <w:t>force_over_70_phk_extenzory|czec</w:t>
+            </w:r>
+            <w:r>
+              <w:rPr>
+                <w:rFonts w:ascii="Calibri" w:eastAsia="Times New Roman" w:hAnsi="Calibri" w:cs="Calibri"/>
+                <w:bCs/>
+                <w:color w:val="000000"/>
+                <w:szCs w:val="20"/>
+                <w:lang w:eastAsia="cs-CZ"/>
+              </w:rPr>
+              <w:lastRenderedPageBreak/>
+              <w:t>h}}</w:t>
             </w:r>
           </w:p>
         </w:tc>
@@ -11640,6 +12910,7 @@
                 <w:szCs w:val="20"/>
                 <w:lang w:eastAsia="cs-CZ"/>
               </w:rPr>
+              <w:lastRenderedPageBreak/>
               <w:t>{{</w:t>
             </w:r>
             <w:proofErr w:type="spellStart"/>
@@ -11687,7 +12958,18 @@
                 <w:szCs w:val="20"/>
                 <w:lang w:eastAsia="cs-CZ"/>
               </w:rPr>
-              <w:t>force_over_70_phk_flexory|czech}}</w:t>
+              <w:t>force_over_70_phk_flexory|czec</w:t>
+            </w:r>
+            <w:r>
+              <w:rPr>
+                <w:rFonts w:ascii="Calibri" w:eastAsia="Times New Roman" w:hAnsi="Calibri" w:cs="Calibri"/>
+                <w:bCs/>
+                <w:color w:val="000000"/>
+                <w:szCs w:val="20"/>
+                <w:lang w:eastAsia="cs-CZ"/>
+              </w:rPr>
+              <w:lastRenderedPageBreak/>
+              <w:t>h}}</w:t>
             </w:r>
           </w:p>
         </w:tc>
@@ -11722,6 +13004,7 @@
                 <w:szCs w:val="20"/>
                 <w:lang w:eastAsia="cs-CZ"/>
               </w:rPr>
+              <w:lastRenderedPageBreak/>
               <w:t>{{</w:t>
             </w:r>
             <w:proofErr w:type="spellStart"/>
@@ -11769,7 +13052,18 @@
                 <w:szCs w:val="20"/>
                 <w:lang w:eastAsia="cs-CZ"/>
               </w:rPr>
-              <w:t>force_over_70_lhk_extenzory|czech}}</w:t>
+              <w:t>force_over_70_lhk_extenzory|cze</w:t>
+            </w:r>
+            <w:r>
+              <w:rPr>
+                <w:rFonts w:ascii="Calibri" w:eastAsia="Times New Roman" w:hAnsi="Calibri" w:cs="Calibri"/>
+                <w:bCs/>
+                <w:color w:val="000000"/>
+                <w:szCs w:val="20"/>
+                <w:lang w:eastAsia="cs-CZ"/>
+              </w:rPr>
+              <w:lastRenderedPageBreak/>
+              <w:t>ch}}</w:t>
             </w:r>
           </w:p>
         </w:tc>
@@ -11804,6 +13098,7 @@
                 <w:szCs w:val="20"/>
                 <w:lang w:eastAsia="cs-CZ"/>
               </w:rPr>
+              <w:lastRenderedPageBreak/>
               <w:t>{{</w:t>
             </w:r>
             <w:proofErr w:type="spellStart"/>
@@ -11851,7 +13146,18 @@
                 <w:szCs w:val="20"/>
                 <w:lang w:eastAsia="cs-CZ"/>
               </w:rPr>
-              <w:t>force_over_70_lhk_flexory|czech}}</w:t>
+              <w:t>force_over_70_lhk_flexory|czec</w:t>
+            </w:r>
+            <w:r>
+              <w:rPr>
+                <w:rFonts w:ascii="Calibri" w:eastAsia="Times New Roman" w:hAnsi="Calibri" w:cs="Calibri"/>
+                <w:bCs/>
+                <w:color w:val="000000"/>
+                <w:szCs w:val="20"/>
+                <w:lang w:eastAsia="cs-CZ"/>
+              </w:rPr>
+              <w:lastRenderedPageBreak/>
+              <w:t>h}}</w:t>
             </w:r>
           </w:p>
         </w:tc>
@@ -11891,6 +13197,7 @@
                 <w:szCs w:val="20"/>
                 <w:lang w:eastAsia="cs-CZ"/>
               </w:rPr>
+              <w:lastRenderedPageBreak/>
               <w:t>{{</w:t>
             </w:r>
             <w:proofErr w:type="spellStart"/>
@@ -11924,7 +13231,6 @@
                 <w:szCs w:val="20"/>
                 <w:lang w:eastAsia="cs-CZ"/>
               </w:rPr>
-              <w:lastRenderedPageBreak/>
               <w:t>.3.activity|czech}}</w:t>
             </w:r>
           </w:p>
@@ -11960,7 +13266,6 @@
                 <w:szCs w:val="20"/>
                 <w:lang w:eastAsia="cs-CZ"/>
               </w:rPr>
-              <w:lastRenderedPageBreak/>
               <w:t>{{</w:t>
             </w:r>
             <w:proofErr w:type="spellStart"/>
@@ -12008,7 +13313,6 @@
                 <w:szCs w:val="20"/>
                 <w:lang w:eastAsia="cs-CZ"/>
               </w:rPr>
-              <w:lastRenderedPageBreak/>
               <w:t>force_55_70_phk_extenzory|czech}}</w:t>
             </w:r>
           </w:p>
@@ -12044,7 +13348,6 @@
                 <w:szCs w:val="20"/>
                 <w:lang w:eastAsia="cs-CZ"/>
               </w:rPr>
-              <w:lastRenderedPageBreak/>
               <w:t>{{</w:t>
             </w:r>
             <w:proofErr w:type="spellStart"/>
@@ -12092,7 +13395,6 @@
                 <w:szCs w:val="20"/>
                 <w:lang w:eastAsia="cs-CZ"/>
               </w:rPr>
-              <w:lastRenderedPageBreak/>
               <w:t>force_55_70_phk_flexory|czech}}</w:t>
             </w:r>
           </w:p>
@@ -12128,7 +13430,6 @@
                 <w:szCs w:val="20"/>
                 <w:lang w:eastAsia="cs-CZ"/>
               </w:rPr>
-              <w:lastRenderedPageBreak/>
               <w:t>{{</w:t>
             </w:r>
             <w:proofErr w:type="spellStart"/>
@@ -12176,7 +13477,6 @@
                 <w:szCs w:val="20"/>
                 <w:lang w:eastAsia="cs-CZ"/>
               </w:rPr>
-              <w:lastRenderedPageBreak/>
               <w:t>force_55_70_lhk_extenzory|czech}}</w:t>
             </w:r>
           </w:p>
@@ -12212,7 +13512,6 @@
                 <w:szCs w:val="20"/>
                 <w:lang w:eastAsia="cs-CZ"/>
               </w:rPr>
-              <w:lastRenderedPageBreak/>
               <w:t>{{</w:t>
             </w:r>
             <w:proofErr w:type="spellStart"/>
@@ -12260,7 +13559,6 @@
                 <w:szCs w:val="20"/>
                 <w:lang w:eastAsia="cs-CZ"/>
               </w:rPr>
-              <w:lastRenderedPageBreak/>
               <w:t>force_55_70_lhk_flexory|czech}}</w:t>
             </w:r>
           </w:p>
@@ -12296,7 +13594,6 @@
                 <w:szCs w:val="20"/>
                 <w:lang w:eastAsia="cs-CZ"/>
               </w:rPr>
-              <w:lastRenderedPageBreak/>
               <w:t>{{</w:t>
             </w:r>
             <w:proofErr w:type="spellStart"/>
@@ -12344,7 +13641,6 @@
                 <w:szCs w:val="20"/>
                 <w:lang w:eastAsia="cs-CZ"/>
               </w:rPr>
-              <w:lastRenderedPageBreak/>
               <w:t>force_over_70_phk_extenzory|czech}}</w:t>
             </w:r>
           </w:p>
@@ -12380,7 +13676,6 @@
                 <w:szCs w:val="20"/>
                 <w:lang w:eastAsia="cs-CZ"/>
               </w:rPr>
-              <w:lastRenderedPageBreak/>
               <w:t>{{</w:t>
             </w:r>
             <w:proofErr w:type="spellStart"/>
@@ -12428,7 +13723,6 @@
                 <w:szCs w:val="20"/>
                 <w:lang w:eastAsia="cs-CZ"/>
               </w:rPr>
-              <w:lastRenderedPageBreak/>
               <w:t>force_over_70_phk_flexory|czech}}</w:t>
             </w:r>
           </w:p>
@@ -12464,7 +13758,6 @@
                 <w:szCs w:val="20"/>
                 <w:lang w:eastAsia="cs-CZ"/>
               </w:rPr>
-              <w:lastRenderedPageBreak/>
               <w:t>{{</w:t>
             </w:r>
             <w:proofErr w:type="spellStart"/>
@@ -12512,7 +13805,6 @@
                 <w:szCs w:val="20"/>
                 <w:lang w:eastAsia="cs-CZ"/>
               </w:rPr>
-              <w:lastRenderedPageBreak/>
               <w:t>force_over_70_lhk_extenzory|czech}}</w:t>
             </w:r>
           </w:p>
@@ -12548,7 +13840,6 @@
                 <w:szCs w:val="20"/>
                 <w:lang w:eastAsia="cs-CZ"/>
               </w:rPr>
-              <w:lastRenderedPageBreak/>
               <w:t>{{</w:t>
             </w:r>
             <w:proofErr w:type="spellStart"/>
@@ -12596,7 +13887,6 @@
                 <w:szCs w:val="20"/>
                 <w:lang w:eastAsia="cs-CZ"/>
               </w:rPr>
-              <w:lastRenderedPageBreak/>
               <w:t>force_over_70_lhk_flexory|czech}}</w:t>
             </w:r>
           </w:p>
@@ -12636,7 +13926,6 @@
                 <w:szCs w:val="20"/>
                 <w:lang w:eastAsia="cs-CZ"/>
               </w:rPr>
-              <w:lastRenderedPageBreak/>
               <w:t>{{</w:t>
             </w:r>
             <w:proofErr w:type="spellStart"/>
@@ -14779,16 +16068,16 @@
             <w:pPr>
               <w:rPr>
                 <w:rFonts w:ascii="Calibri" w:eastAsia="Times New Roman" w:hAnsi="Calibri" w:cs="Calibri"/>
-                <w:bCs/>
-                <w:color w:val="000000"/>
-                <w:szCs w:val="20"/>
-                <w:lang w:eastAsia="cs-CZ"/>
-              </w:rPr>
-            </w:pPr>
-            <w:r>
-              <w:rPr>
-                <w:rFonts w:ascii="Calibri" w:eastAsia="Times New Roman" w:hAnsi="Calibri" w:cs="Calibri"/>
-                <w:bCs/>
+                <w:b/>
+                <w:color w:val="000000"/>
+                <w:szCs w:val="20"/>
+                <w:lang w:eastAsia="cs-CZ"/>
+              </w:rPr>
+            </w:pPr>
+            <w:r>
+              <w:rPr>
+                <w:rFonts w:ascii="Calibri" w:eastAsia="Times New Roman" w:hAnsi="Calibri" w:cs="Calibri"/>
+                <w:b/>
                 <w:color w:val="000000"/>
                 <w:szCs w:val="20"/>
                 <w:lang w:eastAsia="cs-CZ"/>
@@ -14799,7 +16088,7 @@
             <w:r>
               <w:rPr>
                 <w:rFonts w:ascii="Calibri" w:eastAsia="Times New Roman" w:hAnsi="Calibri" w:cs="Calibri"/>
-                <w:bCs/>
+                <w:b/>
                 <w:color w:val="000000"/>
                 <w:szCs w:val="20"/>
                 <w:lang w:eastAsia="cs-CZ"/>
@@ -14813,15 +16102,14 @@
               <w:rPr>
                 <w:rFonts w:ascii="Calibri" w:eastAsia="Times New Roman" w:hAnsi="Calibri" w:cs="Calibri"/>
                 <w:b/>
-                <w:bCs/>
-                <w:szCs w:val="20"/>
-                <w:lang w:eastAsia="cs-CZ"/>
-              </w:rPr>
-            </w:pPr>
-            <w:r>
-              <w:rPr>
-                <w:rFonts w:ascii="Calibri" w:eastAsia="Times New Roman" w:hAnsi="Calibri" w:cs="Calibri"/>
-                <w:bCs/>
+                <w:szCs w:val="20"/>
+                <w:lang w:eastAsia="cs-CZ"/>
+              </w:rPr>
+            </w:pPr>
+            <w:r>
+              <w:rPr>
+                <w:rFonts w:ascii="Calibri" w:eastAsia="Times New Roman" w:hAnsi="Calibri" w:cs="Calibri"/>
+                <w:b/>
                 <w:color w:val="000000"/>
                 <w:szCs w:val="20"/>
                 <w:lang w:eastAsia="cs-CZ"/>
@@ -14846,16 +16134,16 @@
             <w:pPr>
               <w:rPr>
                 <w:rFonts w:ascii="Calibri" w:eastAsia="Times New Roman" w:hAnsi="Calibri" w:cs="Calibri"/>
-                <w:bCs/>
-                <w:color w:val="000000"/>
-                <w:szCs w:val="20"/>
-                <w:lang w:eastAsia="cs-CZ"/>
-              </w:rPr>
-            </w:pPr>
-            <w:r>
-              <w:rPr>
-                <w:rFonts w:ascii="Calibri" w:eastAsia="Times New Roman" w:hAnsi="Calibri" w:cs="Calibri"/>
-                <w:bCs/>
+                <w:b/>
+                <w:color w:val="000000"/>
+                <w:szCs w:val="20"/>
+                <w:lang w:eastAsia="cs-CZ"/>
+              </w:rPr>
+            </w:pPr>
+            <w:r>
+              <w:rPr>
+                <w:rFonts w:ascii="Calibri" w:eastAsia="Times New Roman" w:hAnsi="Calibri" w:cs="Calibri"/>
+                <w:b/>
                 <w:color w:val="000000"/>
                 <w:szCs w:val="20"/>
                 <w:lang w:eastAsia="cs-CZ"/>
@@ -14866,7 +16154,7 @@
             <w:r>
               <w:rPr>
                 <w:rFonts w:ascii="Calibri" w:eastAsia="Times New Roman" w:hAnsi="Calibri" w:cs="Calibri"/>
-                <w:bCs/>
+                <w:b/>
                 <w:color w:val="000000"/>
                 <w:szCs w:val="20"/>
                 <w:lang w:eastAsia="cs-CZ"/>
@@ -14880,16 +16168,16 @@
               <w:jc w:val="center"/>
               <w:rPr>
                 <w:rFonts w:ascii="Calibri" w:eastAsia="Times New Roman" w:hAnsi="Calibri" w:cs="Calibri"/>
-                <w:bCs/>
-                <w:color w:val="000000"/>
-                <w:szCs w:val="20"/>
-                <w:lang w:eastAsia="cs-CZ"/>
-              </w:rPr>
-            </w:pPr>
-            <w:r>
-              <w:rPr>
-                <w:rFonts w:ascii="Calibri" w:eastAsia="Times New Roman" w:hAnsi="Calibri" w:cs="Calibri"/>
-                <w:bCs/>
+                <w:b/>
+                <w:color w:val="000000"/>
+                <w:szCs w:val="20"/>
+                <w:lang w:eastAsia="cs-CZ"/>
+              </w:rPr>
+            </w:pPr>
+            <w:r>
+              <w:rPr>
+                <w:rFonts w:ascii="Calibri" w:eastAsia="Times New Roman" w:hAnsi="Calibri" w:cs="Calibri"/>
+                <w:b/>
                 <w:color w:val="000000"/>
                 <w:szCs w:val="20"/>
                 <w:lang w:eastAsia="cs-CZ"/>
@@ -14897,12 +16185,15 @@
               <w:t>.7.</w:t>
             </w:r>
             <w:r>
+              <w:rPr>
+                <w:b/>
+              </w:rPr>
               <w:t xml:space="preserve"> </w:t>
             </w:r>
             <w:r>
               <w:rPr>
                 <w:rFonts w:ascii="Calibri" w:eastAsia="Times New Roman" w:hAnsi="Calibri" w:cs="Calibri"/>
-                <w:bCs/>
+                <w:b/>
                 <w:color w:val="000000"/>
                 <w:szCs w:val="20"/>
                 <w:lang w:eastAsia="cs-CZ"/>
@@ -14927,16 +16218,16 @@
             <w:pPr>
               <w:rPr>
                 <w:rFonts w:ascii="Calibri" w:eastAsia="Times New Roman" w:hAnsi="Calibri" w:cs="Calibri"/>
-                <w:bCs/>
-                <w:color w:val="000000"/>
-                <w:szCs w:val="20"/>
-                <w:lang w:eastAsia="cs-CZ"/>
-              </w:rPr>
-            </w:pPr>
-            <w:r>
-              <w:rPr>
-                <w:rFonts w:ascii="Calibri" w:eastAsia="Times New Roman" w:hAnsi="Calibri" w:cs="Calibri"/>
-                <w:bCs/>
+                <w:b/>
+                <w:color w:val="000000"/>
+                <w:szCs w:val="20"/>
+                <w:lang w:eastAsia="cs-CZ"/>
+              </w:rPr>
+            </w:pPr>
+            <w:r>
+              <w:rPr>
+                <w:rFonts w:ascii="Calibri" w:eastAsia="Times New Roman" w:hAnsi="Calibri" w:cs="Calibri"/>
+                <w:b/>
                 <w:color w:val="000000"/>
                 <w:szCs w:val="20"/>
                 <w:lang w:eastAsia="cs-CZ"/>
@@ -14947,7 +16238,7 @@
             <w:r>
               <w:rPr>
                 <w:rFonts w:ascii="Calibri" w:eastAsia="Times New Roman" w:hAnsi="Calibri" w:cs="Calibri"/>
-                <w:bCs/>
+                <w:b/>
                 <w:color w:val="000000"/>
                 <w:szCs w:val="20"/>
                 <w:lang w:eastAsia="cs-CZ"/>
@@ -14961,16 +16252,16 @@
               <w:jc w:val="center"/>
               <w:rPr>
                 <w:rFonts w:ascii="Calibri" w:eastAsia="Times New Roman" w:hAnsi="Calibri" w:cs="Calibri"/>
-                <w:bCs/>
-                <w:color w:val="000000"/>
-                <w:szCs w:val="20"/>
-                <w:lang w:eastAsia="cs-CZ"/>
-              </w:rPr>
-            </w:pPr>
-            <w:r>
-              <w:rPr>
-                <w:rFonts w:ascii="Calibri" w:eastAsia="Times New Roman" w:hAnsi="Calibri" w:cs="Calibri"/>
-                <w:bCs/>
+                <w:b/>
+                <w:color w:val="000000"/>
+                <w:szCs w:val="20"/>
+                <w:lang w:eastAsia="cs-CZ"/>
+              </w:rPr>
+            </w:pPr>
+            <w:r>
+              <w:rPr>
+                <w:rFonts w:ascii="Calibri" w:eastAsia="Times New Roman" w:hAnsi="Calibri" w:cs="Calibri"/>
+                <w:b/>
                 <w:color w:val="000000"/>
                 <w:szCs w:val="20"/>
                 <w:lang w:eastAsia="cs-CZ"/>
@@ -14978,12 +16269,15 @@
               <w:t>.7.</w:t>
             </w:r>
             <w:r>
+              <w:rPr>
+                <w:b/>
+              </w:rPr>
               <w:t xml:space="preserve"> </w:t>
             </w:r>
             <w:r>
               <w:rPr>
                 <w:rFonts w:ascii="Calibri" w:eastAsia="Times New Roman" w:hAnsi="Calibri" w:cs="Calibri"/>
-                <w:bCs/>
+                <w:b/>
                 <w:color w:val="000000"/>
                 <w:szCs w:val="20"/>
                 <w:lang w:eastAsia="cs-CZ"/>
@@ -15008,16 +16302,16 @@
             <w:pPr>
               <w:rPr>
                 <w:rFonts w:ascii="Calibri" w:eastAsia="Times New Roman" w:hAnsi="Calibri" w:cs="Calibri"/>
-                <w:bCs/>
-                <w:color w:val="000000"/>
-                <w:szCs w:val="20"/>
-                <w:lang w:eastAsia="cs-CZ"/>
-              </w:rPr>
-            </w:pPr>
-            <w:r>
-              <w:rPr>
-                <w:rFonts w:ascii="Calibri" w:eastAsia="Times New Roman" w:hAnsi="Calibri" w:cs="Calibri"/>
-                <w:bCs/>
+                <w:b/>
+                <w:color w:val="000000"/>
+                <w:szCs w:val="20"/>
+                <w:lang w:eastAsia="cs-CZ"/>
+              </w:rPr>
+            </w:pPr>
+            <w:r>
+              <w:rPr>
+                <w:rFonts w:ascii="Calibri" w:eastAsia="Times New Roman" w:hAnsi="Calibri" w:cs="Calibri"/>
+                <w:b/>
                 <w:color w:val="000000"/>
                 <w:szCs w:val="20"/>
                 <w:lang w:eastAsia="cs-CZ"/>
@@ -15028,7 +16322,7 @@
             <w:r>
               <w:rPr>
                 <w:rFonts w:ascii="Calibri" w:eastAsia="Times New Roman" w:hAnsi="Calibri" w:cs="Calibri"/>
-                <w:bCs/>
+                <w:b/>
                 <w:color w:val="000000"/>
                 <w:szCs w:val="20"/>
                 <w:lang w:eastAsia="cs-CZ"/>
@@ -15042,16 +16336,16 @@
               <w:jc w:val="center"/>
               <w:rPr>
                 <w:rFonts w:ascii="Calibri" w:eastAsia="Times New Roman" w:hAnsi="Calibri" w:cs="Calibri"/>
-                <w:bCs/>
-                <w:color w:val="000000"/>
-                <w:szCs w:val="20"/>
-                <w:lang w:eastAsia="cs-CZ"/>
-              </w:rPr>
-            </w:pPr>
-            <w:r>
-              <w:rPr>
-                <w:rFonts w:ascii="Calibri" w:eastAsia="Times New Roman" w:hAnsi="Calibri" w:cs="Calibri"/>
-                <w:bCs/>
+                <w:b/>
+                <w:color w:val="000000"/>
+                <w:szCs w:val="20"/>
+                <w:lang w:eastAsia="cs-CZ"/>
+              </w:rPr>
+            </w:pPr>
+            <w:r>
+              <w:rPr>
+                <w:rFonts w:ascii="Calibri" w:eastAsia="Times New Roman" w:hAnsi="Calibri" w:cs="Calibri"/>
+                <w:b/>
                 <w:color w:val="000000"/>
                 <w:szCs w:val="20"/>
                 <w:lang w:eastAsia="cs-CZ"/>
@@ -15059,12 +16353,15 @@
               <w:t>.7.</w:t>
             </w:r>
             <w:r>
+              <w:rPr>
+                <w:b/>
+              </w:rPr>
               <w:t xml:space="preserve"> </w:t>
             </w:r>
             <w:r>
               <w:rPr>
                 <w:rFonts w:ascii="Calibri" w:eastAsia="Times New Roman" w:hAnsi="Calibri" w:cs="Calibri"/>
-                <w:bCs/>
+                <w:b/>
                 <w:color w:val="000000"/>
                 <w:szCs w:val="20"/>
                 <w:lang w:eastAsia="cs-CZ"/>
@@ -15089,16 +16386,16 @@
             <w:pPr>
               <w:rPr>
                 <w:rFonts w:ascii="Calibri" w:eastAsia="Times New Roman" w:hAnsi="Calibri" w:cs="Calibri"/>
-                <w:bCs/>
-                <w:color w:val="000000"/>
-                <w:szCs w:val="20"/>
-                <w:lang w:eastAsia="cs-CZ"/>
-              </w:rPr>
-            </w:pPr>
-            <w:r>
-              <w:rPr>
-                <w:rFonts w:ascii="Calibri" w:eastAsia="Times New Roman" w:hAnsi="Calibri" w:cs="Calibri"/>
-                <w:bCs/>
+                <w:b/>
+                <w:color w:val="000000"/>
+                <w:szCs w:val="20"/>
+                <w:lang w:eastAsia="cs-CZ"/>
+              </w:rPr>
+            </w:pPr>
+            <w:r>
+              <w:rPr>
+                <w:rFonts w:ascii="Calibri" w:eastAsia="Times New Roman" w:hAnsi="Calibri" w:cs="Calibri"/>
+                <w:b/>
                 <w:color w:val="000000"/>
                 <w:szCs w:val="20"/>
                 <w:lang w:eastAsia="cs-CZ"/>
@@ -15109,7 +16406,7 @@
             <w:r>
               <w:rPr>
                 <w:rFonts w:ascii="Calibri" w:eastAsia="Times New Roman" w:hAnsi="Calibri" w:cs="Calibri"/>
-                <w:bCs/>
+                <w:b/>
                 <w:color w:val="000000"/>
                 <w:szCs w:val="20"/>
                 <w:lang w:eastAsia="cs-CZ"/>
@@ -15123,16 +16420,16 @@
               <w:jc w:val="center"/>
               <w:rPr>
                 <w:rFonts w:ascii="Calibri" w:eastAsia="Times New Roman" w:hAnsi="Calibri" w:cs="Calibri"/>
-                <w:bCs/>
-                <w:color w:val="000000"/>
-                <w:szCs w:val="20"/>
-                <w:lang w:eastAsia="cs-CZ"/>
-              </w:rPr>
-            </w:pPr>
-            <w:r>
-              <w:rPr>
-                <w:rFonts w:ascii="Calibri" w:eastAsia="Times New Roman" w:hAnsi="Calibri" w:cs="Calibri"/>
-                <w:bCs/>
+                <w:b/>
+                <w:color w:val="000000"/>
+                <w:szCs w:val="20"/>
+                <w:lang w:eastAsia="cs-CZ"/>
+              </w:rPr>
+            </w:pPr>
+            <w:r>
+              <w:rPr>
+                <w:rFonts w:ascii="Calibri" w:eastAsia="Times New Roman" w:hAnsi="Calibri" w:cs="Calibri"/>
+                <w:b/>
                 <w:color w:val="000000"/>
                 <w:szCs w:val="20"/>
                 <w:lang w:eastAsia="cs-CZ"/>
@@ -15140,12 +16437,15 @@
               <w:t>.7.</w:t>
             </w:r>
             <w:r>
+              <w:rPr>
+                <w:b/>
+              </w:rPr>
               <w:t xml:space="preserve"> </w:t>
             </w:r>
             <w:r>
               <w:rPr>
                 <w:rFonts w:ascii="Calibri" w:eastAsia="Times New Roman" w:hAnsi="Calibri" w:cs="Calibri"/>
-                <w:bCs/>
+                <w:b/>
                 <w:color w:val="000000"/>
                 <w:szCs w:val="20"/>
                 <w:lang w:eastAsia="cs-CZ"/>
@@ -15170,16 +16470,16 @@
             <w:pPr>
               <w:rPr>
                 <w:rFonts w:ascii="Calibri" w:eastAsia="Times New Roman" w:hAnsi="Calibri" w:cs="Calibri"/>
-                <w:bCs/>
-                <w:color w:val="000000"/>
-                <w:szCs w:val="20"/>
-                <w:lang w:eastAsia="cs-CZ"/>
-              </w:rPr>
-            </w:pPr>
-            <w:r>
-              <w:rPr>
-                <w:rFonts w:ascii="Calibri" w:eastAsia="Times New Roman" w:hAnsi="Calibri" w:cs="Calibri"/>
-                <w:bCs/>
+                <w:b/>
+                <w:color w:val="000000"/>
+                <w:szCs w:val="20"/>
+                <w:lang w:eastAsia="cs-CZ"/>
+              </w:rPr>
+            </w:pPr>
+            <w:r>
+              <w:rPr>
+                <w:rFonts w:ascii="Calibri" w:eastAsia="Times New Roman" w:hAnsi="Calibri" w:cs="Calibri"/>
+                <w:b/>
                 <w:color w:val="000000"/>
                 <w:szCs w:val="20"/>
                 <w:lang w:eastAsia="cs-CZ"/>
@@ -15190,7 +16490,7 @@
             <w:r>
               <w:rPr>
                 <w:rFonts w:ascii="Calibri" w:eastAsia="Times New Roman" w:hAnsi="Calibri" w:cs="Calibri"/>
-                <w:bCs/>
+                <w:b/>
                 <w:color w:val="000000"/>
                 <w:szCs w:val="20"/>
                 <w:lang w:eastAsia="cs-CZ"/>
@@ -15204,16 +16504,16 @@
               <w:jc w:val="center"/>
               <w:rPr>
                 <w:rFonts w:ascii="Calibri" w:eastAsia="Times New Roman" w:hAnsi="Calibri" w:cs="Calibri"/>
-                <w:bCs/>
-                <w:color w:val="000000"/>
-                <w:szCs w:val="20"/>
-                <w:lang w:eastAsia="cs-CZ"/>
-              </w:rPr>
-            </w:pPr>
-            <w:r>
-              <w:rPr>
-                <w:rFonts w:ascii="Calibri" w:eastAsia="Times New Roman" w:hAnsi="Calibri" w:cs="Calibri"/>
-                <w:bCs/>
+                <w:b/>
+                <w:color w:val="000000"/>
+                <w:szCs w:val="20"/>
+                <w:lang w:eastAsia="cs-CZ"/>
+              </w:rPr>
+            </w:pPr>
+            <w:r>
+              <w:rPr>
+                <w:rFonts w:ascii="Calibri" w:eastAsia="Times New Roman" w:hAnsi="Calibri" w:cs="Calibri"/>
+                <w:b/>
                 <w:color w:val="000000"/>
                 <w:szCs w:val="20"/>
                 <w:lang w:eastAsia="cs-CZ"/>
@@ -15221,12 +16521,15 @@
               <w:t>.7.</w:t>
             </w:r>
             <w:r>
+              <w:rPr>
+                <w:b/>
+              </w:rPr>
               <w:t xml:space="preserve"> </w:t>
             </w:r>
             <w:r>
               <w:rPr>
                 <w:rFonts w:ascii="Calibri" w:eastAsia="Times New Roman" w:hAnsi="Calibri" w:cs="Calibri"/>
-                <w:bCs/>
+                <w:b/>
                 <w:color w:val="000000"/>
                 <w:szCs w:val="20"/>
                 <w:lang w:eastAsia="cs-CZ"/>
@@ -15251,16 +16554,16 @@
             <w:pPr>
               <w:rPr>
                 <w:rFonts w:ascii="Calibri" w:eastAsia="Times New Roman" w:hAnsi="Calibri" w:cs="Calibri"/>
-                <w:bCs/>
-                <w:color w:val="000000"/>
-                <w:szCs w:val="20"/>
-                <w:lang w:eastAsia="cs-CZ"/>
-              </w:rPr>
-            </w:pPr>
-            <w:r>
-              <w:rPr>
-                <w:rFonts w:ascii="Calibri" w:eastAsia="Times New Roman" w:hAnsi="Calibri" w:cs="Calibri"/>
-                <w:bCs/>
+                <w:b/>
+                <w:color w:val="000000"/>
+                <w:szCs w:val="20"/>
+                <w:lang w:eastAsia="cs-CZ"/>
+              </w:rPr>
+            </w:pPr>
+            <w:r>
+              <w:rPr>
+                <w:rFonts w:ascii="Calibri" w:eastAsia="Times New Roman" w:hAnsi="Calibri" w:cs="Calibri"/>
+                <w:b/>
                 <w:color w:val="000000"/>
                 <w:szCs w:val="20"/>
                 <w:lang w:eastAsia="cs-CZ"/>
@@ -15271,7 +16574,7 @@
             <w:r>
               <w:rPr>
                 <w:rFonts w:ascii="Calibri" w:eastAsia="Times New Roman" w:hAnsi="Calibri" w:cs="Calibri"/>
-                <w:bCs/>
+                <w:b/>
                 <w:color w:val="000000"/>
                 <w:szCs w:val="20"/>
                 <w:lang w:eastAsia="cs-CZ"/>
@@ -15285,16 +16588,16 @@
               <w:jc w:val="center"/>
               <w:rPr>
                 <w:rFonts w:ascii="Calibri" w:eastAsia="Times New Roman" w:hAnsi="Calibri" w:cs="Calibri"/>
-                <w:bCs/>
-                <w:color w:val="000000"/>
-                <w:szCs w:val="20"/>
-                <w:lang w:eastAsia="cs-CZ"/>
-              </w:rPr>
-            </w:pPr>
-            <w:r>
-              <w:rPr>
-                <w:rFonts w:ascii="Calibri" w:eastAsia="Times New Roman" w:hAnsi="Calibri" w:cs="Calibri"/>
-                <w:bCs/>
+                <w:b/>
+                <w:color w:val="000000"/>
+                <w:szCs w:val="20"/>
+                <w:lang w:eastAsia="cs-CZ"/>
+              </w:rPr>
+            </w:pPr>
+            <w:r>
+              <w:rPr>
+                <w:rFonts w:ascii="Calibri" w:eastAsia="Times New Roman" w:hAnsi="Calibri" w:cs="Calibri"/>
+                <w:b/>
                 <w:color w:val="000000"/>
                 <w:szCs w:val="20"/>
                 <w:lang w:eastAsia="cs-CZ"/>
@@ -15302,12 +16605,15 @@
               <w:t>.7.</w:t>
             </w:r>
             <w:r>
+              <w:rPr>
+                <w:b/>
+              </w:rPr>
               <w:t xml:space="preserve"> </w:t>
             </w:r>
             <w:r>
               <w:rPr>
                 <w:rFonts w:ascii="Calibri" w:eastAsia="Times New Roman" w:hAnsi="Calibri" w:cs="Calibri"/>
-                <w:bCs/>
+                <w:b/>
                 <w:color w:val="000000"/>
                 <w:szCs w:val="20"/>
                 <w:lang w:eastAsia="cs-CZ"/>
@@ -15332,16 +16638,16 @@
             <w:pPr>
               <w:rPr>
                 <w:rFonts w:ascii="Calibri" w:eastAsia="Times New Roman" w:hAnsi="Calibri" w:cs="Calibri"/>
-                <w:bCs/>
-                <w:color w:val="000000"/>
-                <w:szCs w:val="20"/>
-                <w:lang w:eastAsia="cs-CZ"/>
-              </w:rPr>
-            </w:pPr>
-            <w:r>
-              <w:rPr>
-                <w:rFonts w:ascii="Calibri" w:eastAsia="Times New Roman" w:hAnsi="Calibri" w:cs="Calibri"/>
-                <w:bCs/>
+                <w:b/>
+                <w:color w:val="000000"/>
+                <w:szCs w:val="20"/>
+                <w:lang w:eastAsia="cs-CZ"/>
+              </w:rPr>
+            </w:pPr>
+            <w:r>
+              <w:rPr>
+                <w:rFonts w:ascii="Calibri" w:eastAsia="Times New Roman" w:hAnsi="Calibri" w:cs="Calibri"/>
+                <w:b/>
                 <w:color w:val="000000"/>
                 <w:szCs w:val="20"/>
                 <w:lang w:eastAsia="cs-CZ"/>
@@ -15352,7 +16658,7 @@
             <w:r>
               <w:rPr>
                 <w:rFonts w:ascii="Calibri" w:eastAsia="Times New Roman" w:hAnsi="Calibri" w:cs="Calibri"/>
-                <w:bCs/>
+                <w:b/>
                 <w:color w:val="000000"/>
                 <w:szCs w:val="20"/>
                 <w:lang w:eastAsia="cs-CZ"/>
@@ -15366,16 +16672,16 @@
               <w:jc w:val="center"/>
               <w:rPr>
                 <w:rFonts w:ascii="Calibri" w:eastAsia="Times New Roman" w:hAnsi="Calibri" w:cs="Calibri"/>
-                <w:bCs/>
-                <w:color w:val="000000"/>
-                <w:szCs w:val="20"/>
-                <w:lang w:eastAsia="cs-CZ"/>
-              </w:rPr>
-            </w:pPr>
-            <w:r>
-              <w:rPr>
-                <w:rFonts w:ascii="Calibri" w:eastAsia="Times New Roman" w:hAnsi="Calibri" w:cs="Calibri"/>
-                <w:bCs/>
+                <w:b/>
+                <w:color w:val="000000"/>
+                <w:szCs w:val="20"/>
+                <w:lang w:eastAsia="cs-CZ"/>
+              </w:rPr>
+            </w:pPr>
+            <w:r>
+              <w:rPr>
+                <w:rFonts w:ascii="Calibri" w:eastAsia="Times New Roman" w:hAnsi="Calibri" w:cs="Calibri"/>
+                <w:b/>
                 <w:color w:val="000000"/>
                 <w:szCs w:val="20"/>
                 <w:lang w:eastAsia="cs-CZ"/>
@@ -15383,12 +16689,15 @@
               <w:t>.7.</w:t>
             </w:r>
             <w:r>
+              <w:rPr>
+                <w:b/>
+              </w:rPr>
               <w:t xml:space="preserve"> </w:t>
             </w:r>
             <w:r>
               <w:rPr>
                 <w:rFonts w:ascii="Calibri" w:eastAsia="Times New Roman" w:hAnsi="Calibri" w:cs="Calibri"/>
-                <w:bCs/>
+                <w:b/>
                 <w:color w:val="000000"/>
                 <w:szCs w:val="20"/>
                 <w:lang w:eastAsia="cs-CZ"/>
@@ -15413,16 +16722,16 @@
             <w:pPr>
               <w:rPr>
                 <w:rFonts w:ascii="Calibri" w:eastAsia="Times New Roman" w:hAnsi="Calibri" w:cs="Calibri"/>
-                <w:bCs/>
-                <w:color w:val="000000"/>
-                <w:szCs w:val="20"/>
-                <w:lang w:eastAsia="cs-CZ"/>
-              </w:rPr>
-            </w:pPr>
-            <w:r>
-              <w:rPr>
-                <w:rFonts w:ascii="Calibri" w:eastAsia="Times New Roman" w:hAnsi="Calibri" w:cs="Calibri"/>
-                <w:bCs/>
+                <w:b/>
+                <w:color w:val="000000"/>
+                <w:szCs w:val="20"/>
+                <w:lang w:eastAsia="cs-CZ"/>
+              </w:rPr>
+            </w:pPr>
+            <w:r>
+              <w:rPr>
+                <w:rFonts w:ascii="Calibri" w:eastAsia="Times New Roman" w:hAnsi="Calibri" w:cs="Calibri"/>
+                <w:b/>
                 <w:color w:val="000000"/>
                 <w:szCs w:val="20"/>
                 <w:lang w:eastAsia="cs-CZ"/>
@@ -15433,7 +16742,7 @@
             <w:r>
               <w:rPr>
                 <w:rFonts w:ascii="Calibri" w:eastAsia="Times New Roman" w:hAnsi="Calibri" w:cs="Calibri"/>
-                <w:bCs/>
+                <w:b/>
                 <w:color w:val="000000"/>
                 <w:szCs w:val="20"/>
                 <w:lang w:eastAsia="cs-CZ"/>
@@ -15447,16 +16756,16 @@
               <w:jc w:val="center"/>
               <w:rPr>
                 <w:rFonts w:ascii="Calibri" w:eastAsia="Times New Roman" w:hAnsi="Calibri" w:cs="Calibri"/>
-                <w:bCs/>
-                <w:color w:val="000000"/>
-                <w:szCs w:val="20"/>
-                <w:lang w:eastAsia="cs-CZ"/>
-              </w:rPr>
-            </w:pPr>
-            <w:r>
-              <w:rPr>
-                <w:rFonts w:ascii="Calibri" w:eastAsia="Times New Roman" w:hAnsi="Calibri" w:cs="Calibri"/>
-                <w:bCs/>
+                <w:b/>
+                <w:color w:val="000000"/>
+                <w:szCs w:val="20"/>
+                <w:lang w:eastAsia="cs-CZ"/>
+              </w:rPr>
+            </w:pPr>
+            <w:r>
+              <w:rPr>
+                <w:rFonts w:ascii="Calibri" w:eastAsia="Times New Roman" w:hAnsi="Calibri" w:cs="Calibri"/>
+                <w:b/>
                 <w:color w:val="000000"/>
                 <w:szCs w:val="20"/>
                 <w:lang w:eastAsia="cs-CZ"/>
@@ -15464,12 +16773,15 @@
               <w:t>.7.</w:t>
             </w:r>
             <w:r>
+              <w:rPr>
+                <w:b/>
+              </w:rPr>
               <w:t xml:space="preserve"> </w:t>
             </w:r>
             <w:r>
               <w:rPr>
                 <w:rFonts w:ascii="Calibri" w:eastAsia="Times New Roman" w:hAnsi="Calibri" w:cs="Calibri"/>
-                <w:bCs/>
+                <w:b/>
                 <w:color w:val="000000"/>
                 <w:szCs w:val="20"/>
                 <w:lang w:eastAsia="cs-CZ"/>
@@ -15645,6 +16957,14 @@
           <w:szCs w:val="18"/>
         </w:rPr>
         <w:t xml:space="preserve"> </w:t>
+      </w:r>
+      <w:r>
+        <w:rPr>
+          <w:i/>
+          <w:sz w:val="18"/>
+          <w:szCs w:val="18"/>
+        </w:rPr>
+        <w:t xml:space="preserve">min </w:t>
       </w:r>
       <w:r>
         <w:rPr>
@@ -18460,9 +19780,9 @@
         <w:tblLook w:val="04A0" w:firstRow="1" w:lastRow="0" w:firstColumn="1" w:lastColumn="0" w:noHBand="0" w:noVBand="1"/>
       </w:tblPr>
       <w:tblGrid>
-        <w:gridCol w:w="2837"/>
-        <w:gridCol w:w="1652"/>
-        <w:gridCol w:w="4711"/>
+        <w:gridCol w:w="655"/>
+        <w:gridCol w:w="805"/>
+        <w:gridCol w:w="7894"/>
       </w:tblGrid>
       <w:tr>
         <w:trPr>
@@ -18499,7 +19819,17 @@
                 <w:szCs w:val="20"/>
                 <w:lang w:eastAsia="cs-CZ"/>
               </w:rPr>
-              <w:t xml:space="preserve">Celosměnový počet pohybů rukou a předloktí s ohledem na vynakládanou průměrnou směnovou časově váženou hodnotu % </w:t>
+              <w:t>Celosměnový počet pohybů rukou a předloktí s ohledem na vynakládanou průměrnou směnovou časově váženou hodn</w:t>
+            </w:r>
+            <w:r>
+              <w:rPr>
+                <w:rFonts w:eastAsia="Times New Roman" w:cs="Calibri"/>
+                <w:b/>
+                <w:szCs w:val="20"/>
+                <w:lang w:eastAsia="cs-CZ"/>
+              </w:rPr>
+              <w:lastRenderedPageBreak/>
+              <w:t xml:space="preserve">otu % </w:t>
             </w:r>
             <w:proofErr w:type="spellStart"/>
             <w:r>
@@ -18547,6 +19877,7 @@
                 <w:szCs w:val="20"/>
                 <w:lang w:eastAsia="cs-CZ"/>
               </w:rPr>
+              <w:lastRenderedPageBreak/>
               <w:t>Navrhovaná</w:t>
             </w:r>
           </w:p>
@@ -18588,51 +19919,63 @@
           </w:tcPr>
           <w:p>
             <w:pPr>
+              <w:spacing w:line="276" w:lineRule="auto"/>
               <w:jc w:val="center"/>
               <w:rPr>
-                <w:rFonts w:ascii="Cambria" w:eastAsia="Times New Roman" w:hAnsi="Cambria" w:cs="Calibri"/>
+                <w:rFonts w:asciiTheme="majorHAnsi" w:eastAsia="Times New Roman" w:hAnsiTheme="majorHAnsi" w:cs="Calibri"/>
                 <w:b/>
                 <w:color w:val="FFFFFF"/>
                 <w:sz w:val="72"/>
-                <w:lang w:eastAsia="cs-CZ"/>
-              </w:rPr>
-            </w:pPr>
-            <w:r>
-              <w:rPr>
-                <w:b/>
-                <w:u w:val="single"/>
+                <w:szCs w:val="72"/>
+                <w:lang w:eastAsia="cs-CZ"/>
+              </w:rPr>
+            </w:pPr>
+            <w:r>
+              <w:rPr>
+                <w:rFonts w:asciiTheme="majorHAnsi" w:hAnsiTheme="majorHAnsi"/>
+                <w:b/>
+                <w:sz w:val="72"/>
+                <w:szCs w:val="72"/>
               </w:rPr>
               <w:t>{{</w:t>
             </w:r>
             <w:proofErr w:type="spellStart"/>
             <w:r>
               <w:rPr>
-                <w:b/>
-                <w:u w:val="single"/>
+                <w:rFonts w:asciiTheme="majorHAnsi" w:hAnsiTheme="majorHAnsi"/>
+                <w:b/>
+                <w:sz w:val="72"/>
+                <w:szCs w:val="72"/>
               </w:rPr>
               <w:t>section_generated_</w:t>
             </w:r>
             <w:proofErr w:type="gramStart"/>
             <w:r>
               <w:rPr>
-                <w:b/>
-                <w:u w:val="single"/>
+                <w:rFonts w:asciiTheme="majorHAnsi" w:hAnsiTheme="majorHAnsi"/>
+                <w:b/>
+                <w:sz w:val="72"/>
+                <w:szCs w:val="72"/>
               </w:rPr>
               <w:t>texts.jedenacta</w:t>
             </w:r>
             <w:proofErr w:type="gramEnd"/>
             <w:r>
               <w:rPr>
-                <w:b/>
-                <w:u w:val="single"/>
+                <w:rFonts w:asciiTheme="majorHAnsi" w:hAnsiTheme="majorHAnsi"/>
+                <w:b/>
+                <w:sz w:val="72"/>
+                <w:szCs w:val="72"/>
               </w:rPr>
               <w:t>_text_podminka</w:t>
             </w:r>
             <w:proofErr w:type="spellEnd"/>
             <w:r>
               <w:rPr>
-                <w:b/>
-                <w:u w:val="single"/>
+                <w:rFonts w:asciiTheme="majorHAnsi" w:hAnsiTheme="majorHAnsi"/>
+                <w:b/>
+                <w:sz w:val="72"/>
+                <w:szCs w:val="72"/>
               </w:rPr>
               <w:t>}}</w:t>
             </w:r>
@@ -23227,7 +24570,7 @@
         </mc:Choice>
         <mc:Fallback>
           <w:pict>
-            <v:line w14:anchorId="61F14A5B" id="Přímá spojnice 3" o:spid="_x0000_s1026" style="position:absolute;z-index:251659264;visibility:visible;mso-wrap-style:square;mso-width-percent:0;mso-height-percent:0;mso-wrap-distance-left:9pt;mso-wrap-distance-top:0;mso-wrap-distance-right:9pt;mso-wrap-distance-bottom:0;mso-position-horizontal:absolute;mso-position-horizontal-relative:text;mso-position-vertical:absolute;mso-position-vertical-relative:text;mso-width-percent:0;mso-height-percent:0;mso-width-relative:margin;mso-height-relative:margin" from="-15.75pt,20pt" to="482.6pt,20pt" o:gfxdata="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" strokecolor="black [3040]"/>
+            <v:line w14:anchorId="597E0BB2" id="Přímá spojnice 3" o:spid="_x0000_s1026" style="position:absolute;z-index:251659264;visibility:visible;mso-wrap-style:square;mso-width-percent:0;mso-height-percent:0;mso-wrap-distance-left:9pt;mso-wrap-distance-top:0;mso-wrap-distance-right:9pt;mso-wrap-distance-bottom:0;mso-position-horizontal:absolute;mso-position-horizontal-relative:text;mso-position-vertical:absolute;mso-position-vertical-relative:text;mso-width-percent:0;mso-height-percent:0;mso-width-relative:margin;mso-height-relative:margin" from="-15.75pt,20pt" to="482.6pt,20pt" o:gfxdata="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" strokecolor="black [3040]"/>
           </w:pict>
         </mc:Fallback>
       </mc:AlternateContent>

--- a/sample_protocols/Jeden zaměstnanec/LSZ_jeden_MUŽ.DOCX
+++ b/sample_protocols/Jeden zaměstnanec/LSZ_jeden_MUŽ.DOCX
@@ -300,9 +300,8 @@
           <w:szCs w:val="28"/>
           <w:lang w:eastAsia="cs-CZ"/>
         </w:rPr>
-        <w:t>LSZ {{section2_</w:t>
-      </w:r>
-      <w:proofErr w:type="gramStart"/>
+        <w:t>LSZ {{</w:t>
+      </w:r>
       <w:r>
         <w:rPr>
           <w:rFonts w:asciiTheme="majorHAnsi" w:eastAsia="Times New Roman" w:hAnsiTheme="majorHAnsi" w:cs="Arial"/>
@@ -312,9 +311,9 @@
           <w:szCs w:val="28"/>
           <w:lang w:eastAsia="cs-CZ"/>
         </w:rPr>
-        <w:t>firma.evidence</w:t>
-      </w:r>
-      <w:proofErr w:type="gramEnd"/>
+        <w:t>section2_</w:t>
+      </w:r>
+      <w:proofErr w:type="gramStart"/>
       <w:r>
         <w:rPr>
           <w:rFonts w:asciiTheme="majorHAnsi" w:eastAsia="Times New Roman" w:hAnsiTheme="majorHAnsi" w:cs="Arial"/>
@@ -324,9 +323,9 @@
           <w:szCs w:val="28"/>
           <w:lang w:eastAsia="cs-CZ"/>
         </w:rPr>
-        <w:t>_number</w:t>
-      </w:r>
-      <w:proofErr w:type="gramStart"/>
+        <w:t>firma.evidence</w:t>
+      </w:r>
+      <w:proofErr w:type="gramEnd"/>
       <w:r>
         <w:rPr>
           <w:rFonts w:asciiTheme="majorHAnsi" w:eastAsia="Times New Roman" w:hAnsiTheme="majorHAnsi" w:cs="Arial"/>
@@ -336,9 +335,9 @@
           <w:szCs w:val="28"/>
           <w:lang w:eastAsia="cs-CZ"/>
         </w:rPr>
-        <w:t>}}/</w:t>
-      </w:r>
-      <w:proofErr w:type="gramEnd"/>
+        <w:t>_number_lsz</w:t>
+      </w:r>
+      <w:proofErr w:type="gramStart"/>
       <w:r>
         <w:rPr>
           <w:rFonts w:asciiTheme="majorHAnsi" w:eastAsia="Times New Roman" w:hAnsiTheme="majorHAnsi" w:cs="Arial"/>
@@ -348,11 +347,10 @@
           <w:szCs w:val="28"/>
           <w:lang w:eastAsia="cs-CZ"/>
         </w:rPr>
-        <w:t>2025</w:t>
-      </w:r>
-    </w:p>
-    <w:p>
-      <w:pPr>
+        <w:t>}}/</w:t>
+      </w:r>
+      <w:proofErr w:type="gramEnd"/>
+      <w:r>
         <w:rPr>
           <w:rFonts w:asciiTheme="majorHAnsi" w:eastAsia="Times New Roman" w:hAnsiTheme="majorHAnsi" w:cs="Arial"/>
           <w:b/>
@@ -361,6 +359,19 @@
           <w:szCs w:val="28"/>
           <w:lang w:eastAsia="cs-CZ"/>
         </w:rPr>
+        <w:t>2025</w:t>
+      </w:r>
+    </w:p>
+    <w:p>
+      <w:pPr>
+        <w:rPr>
+          <w:rFonts w:asciiTheme="majorHAnsi" w:eastAsia="Times New Roman" w:hAnsiTheme="majorHAnsi" w:cs="Arial"/>
+          <w:b/>
+          <w:bCs/>
+          <w:sz w:val="28"/>
+          <w:szCs w:val="28"/>
+          <w:lang w:eastAsia="cs-CZ"/>
+        </w:rPr>
       </w:pPr>
     </w:p>
     <w:p>
@@ -1110,25 +1121,33 @@
           <w:szCs w:val="20"/>
           <w:lang w:eastAsia="cs-CZ"/>
         </w:rPr>
-        <w:t>LSZ {{section2_</w:t>
-      </w:r>
-      <w:proofErr w:type="gramStart"/>
+        <w:t>LSZ {{</w:t>
+      </w:r>
       <w:r>
         <w:rPr>
           <w:sz w:val="20"/>
           <w:szCs w:val="20"/>
           <w:lang w:eastAsia="cs-CZ"/>
         </w:rPr>
-        <w:t>firma.evidence</w:t>
-      </w:r>
-      <w:proofErr w:type="gramEnd"/>
+        <w:t>section2_</w:t>
+      </w:r>
+      <w:proofErr w:type="gramStart"/>
       <w:r>
         <w:rPr>
           <w:sz w:val="20"/>
           <w:szCs w:val="20"/>
           <w:lang w:eastAsia="cs-CZ"/>
         </w:rPr>
-        <w:t>_number</w:t>
+        <w:t>firma.evidence</w:t>
+      </w:r>
+      <w:proofErr w:type="gramEnd"/>
+      <w:r>
+        <w:rPr>
+          <w:sz w:val="20"/>
+          <w:szCs w:val="20"/>
+          <w:lang w:eastAsia="cs-CZ"/>
+        </w:rPr>
+        <w:t>_number_lsz</w:t>
       </w:r>
       <w:proofErr w:type="gramStart"/>
       <w:r>
@@ -18150,11 +18169,21 @@
         <w:rPr>
           <w:lang w:eastAsia="cs-CZ"/>
         </w:rPr>
-        <w:t>}}) {{section_generated_</w:t>
+        <w:t xml:space="preserve">}}) </w:t>
+      </w:r>
+      <w:r>
+        <w:rPr>
+          <w:b/>
+          <w:bCs/>
+          <w:lang w:eastAsia="cs-CZ"/>
+        </w:rPr>
+        <w:t>{{section_generated_</w:t>
       </w:r>
       <w:proofErr w:type="gramStart"/>
       <w:r>
         <w:rPr>
+          <w:b/>
+          <w:bCs/>
           <w:lang w:eastAsia="cs-CZ"/>
         </w:rPr>
         <w:t>texts.druhy</w:t>
@@ -18162,6 +18191,8 @@
       <w:proofErr w:type="gramEnd"/>
       <w:r>
         <w:rPr>
+          <w:b/>
+          <w:bCs/>
           <w:lang w:eastAsia="cs-CZ"/>
         </w:rPr>
         <w:t>_text_podminka_limit1|czech}}</w:t>
@@ -18315,11 +18346,21 @@
         <w:rPr>
           <w:lang w:eastAsia="cs-CZ"/>
         </w:rPr>
-        <w:t>}}) {{section_generated_</w:t>
+        <w:t xml:space="preserve">}}) </w:t>
+      </w:r>
+      <w:r>
+        <w:rPr>
+          <w:b/>
+          <w:bCs/>
+          <w:lang w:eastAsia="cs-CZ"/>
+        </w:rPr>
+        <w:t>{{section_generated_</w:t>
       </w:r>
       <w:proofErr w:type="gramStart"/>
       <w:r>
         <w:rPr>
+          <w:b/>
+          <w:bCs/>
           <w:lang w:eastAsia="cs-CZ"/>
         </w:rPr>
         <w:t>texts.treti</w:t>
@@ -18327,6 +18368,8 @@
       <w:proofErr w:type="gramEnd"/>
       <w:r>
         <w:rPr>
+          <w:b/>
+          <w:bCs/>
           <w:lang w:eastAsia="cs-CZ"/>
         </w:rPr>
         <w:t>_text_podminka_limit1|czech}}</w:t>
@@ -18404,6 +18447,8 @@
       </w:r>
       <w:r>
         <w:rPr>
+          <w:b/>
+          <w:bCs/>
           <w:lang w:eastAsia="cs-CZ"/>
         </w:rPr>
         <w:t>{{</w:t>
@@ -18411,6 +18456,8 @@
       <w:proofErr w:type="spellStart"/>
       <w:r>
         <w:rPr>
+          <w:b/>
+          <w:bCs/>
           <w:lang w:eastAsia="cs-CZ"/>
         </w:rPr>
         <w:t>section_generated_</w:t>
@@ -18418,6 +18465,8 @@
       <w:proofErr w:type="gramStart"/>
       <w:r>
         <w:rPr>
+          <w:b/>
+          <w:bCs/>
           <w:lang w:eastAsia="cs-CZ"/>
         </w:rPr>
         <w:t>texts.ctvrty</w:t>
@@ -18425,6 +18474,8 @@
       <w:proofErr w:type="gramEnd"/>
       <w:r>
         <w:rPr>
+          <w:b/>
+          <w:bCs/>
           <w:lang w:eastAsia="cs-CZ"/>
         </w:rPr>
         <w:t>_text_podminka|czech</w:t>
@@ -18432,6 +18483,8 @@
       <w:proofErr w:type="spellEnd"/>
       <w:r>
         <w:rPr>
+          <w:b/>
+          <w:bCs/>
           <w:lang w:eastAsia="cs-CZ"/>
         </w:rPr>
         <w:t>}}</w:t>
@@ -23715,7 +23768,18 @@
               <w:szCs w:val="18"/>
               <w:lang w:eastAsia="cs-CZ"/>
             </w:rPr>
-            <w:t>LSZ {{section2_</w:t>
+            <w:t>LSZ {{</w:t>
+          </w:r>
+          <w:r>
+            <w:rPr>
+              <w:rFonts w:ascii="Calibri" w:eastAsia="Times New Roman" w:hAnsi="Calibri" w:cs="Calibri"/>
+              <w:b/>
+              <w:bCs/>
+              <w:sz w:val="18"/>
+              <w:szCs w:val="18"/>
+              <w:lang w:eastAsia="cs-CZ"/>
+            </w:rPr>
+            <w:t>section2_</w:t>
           </w:r>
           <w:proofErr w:type="gramStart"/>
           <w:r>
@@ -23739,7 +23803,7 @@
               <w:szCs w:val="18"/>
               <w:lang w:eastAsia="cs-CZ"/>
             </w:rPr>
-            <w:t>_number</w:t>
+            <w:t>_number_lsz</w:t>
           </w:r>
           <w:proofErr w:type="gramStart"/>
           <w:r>
@@ -24064,7 +24128,18 @@
               <w:szCs w:val="18"/>
               <w:lang w:eastAsia="cs-CZ"/>
             </w:rPr>
-            <w:t>LSZ {{section2_</w:t>
+            <w:t>LSZ {{</w:t>
+          </w:r>
+          <w:r>
+            <w:rPr>
+              <w:rFonts w:ascii="Calibri" w:eastAsia="Times New Roman" w:hAnsi="Calibri" w:cs="Calibri"/>
+              <w:b/>
+              <w:bCs/>
+              <w:sz w:val="18"/>
+              <w:szCs w:val="18"/>
+              <w:lang w:eastAsia="cs-CZ"/>
+            </w:rPr>
+            <w:t>section2_</w:t>
           </w:r>
           <w:proofErr w:type="gramStart"/>
           <w:r>
@@ -24088,7 +24163,7 @@
               <w:szCs w:val="18"/>
               <w:lang w:eastAsia="cs-CZ"/>
             </w:rPr>
-            <w:t>_number</w:t>
+            <w:t>_number_lsz</w:t>
           </w:r>
           <w:proofErr w:type="gramStart"/>
           <w:r>
@@ -24570,7 +24645,7 @@
         </mc:Choice>
         <mc:Fallback>
           <w:pict>
-            <v:line w14:anchorId="597E0BB2" id="Přímá spojnice 3" o:spid="_x0000_s1026" style="position:absolute;z-index:251659264;visibility:visible;mso-wrap-style:square;mso-width-percent:0;mso-height-percent:0;mso-wrap-distance-left:9pt;mso-wrap-distance-top:0;mso-wrap-distance-right:9pt;mso-wrap-distance-bottom:0;mso-position-horizontal:absolute;mso-position-horizontal-relative:text;mso-position-vertical:absolute;mso-position-vertical-relative:text;mso-width-percent:0;mso-height-percent:0;mso-width-relative:margin;mso-height-relative:margin" from="-15.75pt,20pt" to="482.6pt,20pt" o:gfxdata="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" strokecolor="black [3040]"/>
+            <v:line w14:anchorId="168C5F56" id="Přímá spojnice 3" o:spid="_x0000_s1026" style="position:absolute;z-index:251659264;visibility:visible;mso-wrap-style:square;mso-width-percent:0;mso-height-percent:0;mso-wrap-distance-left:9pt;mso-wrap-distance-top:0;mso-wrap-distance-right:9pt;mso-wrap-distance-bottom:0;mso-position-horizontal:absolute;mso-position-horizontal-relative:text;mso-position-vertical:absolute;mso-position-vertical-relative:text;mso-width-percent:0;mso-height-percent:0;mso-width-relative:margin;mso-height-relative:margin" from="-15.75pt,20pt" to="482.6pt,20pt" o:gfxdata="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" strokecolor="black [3040]"/>
           </w:pict>
         </mc:Fallback>
       </mc:AlternateContent>
